--- a/Game.docx
+++ b/Game.docx
@@ -248,6 +248,7 @@
     <w:p/>
     <w:p/>
     <w:p/>
+    <w:p/>
     <w:p>
       <w:pPr>
         <w:pStyle w:val="Heading1"/>
@@ -264,6 +265,7 @@
           <w:sz w:val="50"/>
           <w:szCs w:val="50"/>
         </w:rPr>
+        <w:lastRenderedPageBreak/>
         <w:t>Analysis</w:t>
       </w:r>
       <w:bookmarkEnd w:id="1"/>
@@ -285,7 +287,6 @@
           <w:sz w:val="40"/>
           <w:szCs w:val="40"/>
         </w:rPr>
-        <w:lastRenderedPageBreak/>
         <w:t>Project Background</w:t>
       </w:r>
       <w:bookmarkEnd w:id="3"/>
@@ -500,6 +501,15 @@
       <w:pPr>
         <w:jc w:val="center"/>
         <w:rPr>
+          <w:sz w:val="24"/>
+          <w:szCs w:val="24"/>
+        </w:rPr>
+      </w:pPr>
+    </w:p>
+    <w:p>
+      <w:pPr>
+        <w:jc w:val="center"/>
+        <w:rPr>
           <w:b/>
           <w:bCs/>
           <w:sz w:val="24"/>
@@ -513,6 +523,7 @@
           <w:sz w:val="24"/>
           <w:szCs w:val="24"/>
         </w:rPr>
+        <w:lastRenderedPageBreak/>
         <w:t>Q – How do you think the enemies should feel to fight?</w:t>
       </w:r>
     </w:p>
@@ -529,15 +540,7 @@
           <w:sz w:val="24"/>
           <w:szCs w:val="24"/>
         </w:rPr>
-        <w:t xml:space="preserve">A – I think the enemies should feel like a challenge to face in combat but should not be so difficult as to overwhelm the player. I enjoy when I have to spend time planning how I will fight each enemy as thing brings a sense of achievement when I defeat it so they need to be difficult enough that I can do </w:t>
-      </w:r>
-      <w:r>
-        <w:rPr>
-          <w:sz w:val="24"/>
-          <w:szCs w:val="24"/>
-        </w:rPr>
-        <w:lastRenderedPageBreak/>
-        <w:t xml:space="preserve">this. This also means that they need to be somewhat predictable as I find it annoying as a player if the enemy behaves in one way but changes </w:t>
+        <w:t xml:space="preserve">A – I think the enemies should feel like a challenge to face in combat but should not be so difficult as to overwhelm the player. I enjoy when I have to spend time planning how I will fight each enemy as thing brings a sense of achievement when I defeat it so they need to be difficult enough that I can do this. This also means that they need to be somewhat predictable as I find it annoying as a player if the enemy behaves in one way but changes </w:t>
       </w:r>
       <w:proofErr w:type="gramStart"/>
       <w:r>
@@ -879,7 +882,6 @@
           <w:sz w:val="40"/>
           <w:szCs w:val="40"/>
         </w:rPr>
-        <w:lastRenderedPageBreak/>
         <w:t>Objectives</w:t>
       </w:r>
       <w:bookmarkEnd w:id="9"/>
@@ -1645,6 +1647,7 @@
           <w:sz w:val="24"/>
           <w:szCs w:val="24"/>
         </w:rPr>
+        <w:lastRenderedPageBreak/>
         <w:t>When an enemy’s health is 0, the enemy will die and be removed from the screen</w:t>
       </w:r>
     </w:p>
@@ -1685,7 +1688,6 @@
           <w:sz w:val="24"/>
           <w:szCs w:val="24"/>
         </w:rPr>
-        <w:lastRenderedPageBreak/>
         <w:t>Boss enemies will have large amounts of health</w:t>
       </w:r>
     </w:p>
@@ -2184,7 +2186,7 @@
           <w:sz w:val="24"/>
           <w:szCs w:val="24"/>
         </w:rPr>
-        <w:t xml:space="preserve">A* combines the benefits of multiple alternate algorithms to create a more efficient method of finding a route to a single target. By using a Heuristic function, the A* algorithm focuses its search on nodes which follow in the direction of the target node. However, this method can be inefficient if implemented on its own as any obstacles directly between the target and start node may cause the algorithm to find a sub-optimal path. To account for this, A* also uses a path cost system which ensures that the algorithm also takes into account the total cost of the journey. As well as ensuring </w:t>
+        <w:t xml:space="preserve">A* combines the benefits of multiple alternate algorithms to create a more efficient method of finding a route to a single target. By using a Heuristic function, the A* algorithm focuses its search on nodes which follow in the direction of the target node. However, this method can be inefficient if </w:t>
       </w:r>
       <w:r>
         <w:rPr>
@@ -2192,7 +2194,7 @@
           <w:szCs w:val="24"/>
         </w:rPr>
         <w:lastRenderedPageBreak/>
-        <w:t>that the algorithm finds the optimal route, this can also allow for different terrain types that enemies in my game may avoid unless necessary.</w:t>
+        <w:t>implemented on its own as any obstacles directly between the target and start node may cause the algorithm to find a sub-optimal path. To account for this, A* also uses a path cost system which ensures that the algorithm also takes into account the total cost of the journey. As well as ensuring that the algorithm finds the optimal route, this can also allow for different terrain types that enemies in my game may avoid unless necessary.</w:t>
       </w:r>
     </w:p>
     <w:p>
@@ -2322,6 +2324,7 @@
       </w:pPr>
       <w:r>
         <w:rPr>
+          <w:noProof/>
           <w:sz w:val="24"/>
           <w:szCs w:val="24"/>
         </w:rPr>
@@ -2409,6 +2412,7 @@
           <w:sz w:val="24"/>
           <w:szCs w:val="24"/>
         </w:rPr>
+        <w:lastRenderedPageBreak/>
         <w:t xml:space="preserve"> </w:t>
       </w:r>
     </w:p>
@@ -2436,7 +2440,6 @@
           <w:sz w:val="50"/>
           <w:szCs w:val="50"/>
         </w:rPr>
-        <w:lastRenderedPageBreak/>
         <w:t>Design</w:t>
       </w:r>
       <w:bookmarkEnd w:id="13"/>

--- a/Game.docx
+++ b/Game.docx
@@ -33,19 +33,23 @@
     <w:p/>
     <w:sdt>
       <w:sdtPr>
-        <w:rPr>
-          <w:rFonts w:asciiTheme="minorHAnsi" w:eastAsiaTheme="minorEastAsia" w:hAnsiTheme="minorHAnsi" w:cstheme="minorBidi"/>
-          <w:color w:val="auto"/>
-          <w:sz w:val="21"/>
-          <w:szCs w:val="21"/>
-        </w:rPr>
-        <w:id w:val="-1112127420"/>
+        <w:id w:val="1066226704"/>
         <w:docPartObj>
           <w:docPartGallery w:val="Table of Contents"/>
           <w:docPartUnique/>
         </w:docPartObj>
       </w:sdtPr>
-      <w:sdtEndPr/>
+      <w:sdtEndPr>
+        <w:rPr>
+          <w:rFonts w:asciiTheme="minorHAnsi" w:eastAsiaTheme="minorEastAsia" w:hAnsiTheme="minorHAnsi" w:cstheme="minorBidi"/>
+          <w:b/>
+          <w:bCs/>
+          <w:noProof/>
+          <w:color w:val="auto"/>
+          <w:sz w:val="21"/>
+          <w:szCs w:val="21"/>
+        </w:rPr>
+      </w:sdtEndPr>
       <w:sdtContent>
         <w:p>
           <w:pPr>
@@ -59,170 +63,748 @@
           <w:pPr>
             <w:pStyle w:val="TOC1"/>
             <w:tabs>
-              <w:tab w:val="right" w:leader="dot" w:pos="9025"/>
+              <w:tab w:val="right" w:leader="dot" w:pos="10456"/>
             </w:tabs>
+            <w:rPr>
+              <w:noProof/>
+              <w:kern w:val="2"/>
+              <w:sz w:val="24"/>
+              <w:szCs w:val="24"/>
+              <w:lang w:eastAsia="en-GB"/>
+              <w14:ligatures w14:val="standardContextual"/>
+            </w:rPr>
           </w:pPr>
           <w:r>
             <w:fldChar w:fldCharType="begin"/>
           </w:r>
           <w:r>
-            <w:rPr>
-              <w:rStyle w:val="IndexLink"/>
-            </w:rPr>
-            <w:instrText xml:space="preserve"> TOC \z \o "1-3" \u \h</w:instrText>
+            <w:instrText xml:space="preserve"> TOC \o "1-3" \h \z \u </w:instrText>
           </w:r>
           <w:r>
-            <w:rPr>
-              <w:rStyle w:val="IndexLink"/>
-            </w:rPr>
             <w:fldChar w:fldCharType="separate"/>
           </w:r>
-          <w:r>
-            <w:rPr>
-              <w:rStyle w:val="IndexLink"/>
-            </w:rPr>
-            <w:t>Analysis</w:t>
-          </w:r>
-          <w:r>
-            <w:tab/>
-            <w:t>2</w:t>
-          </w:r>
+          <w:hyperlink w:anchor="_Toc229035136" w:history="1">
+            <w:r>
+              <w:rPr>
+                <w:rStyle w:val="Hyperlink"/>
+                <w:noProof/>
+              </w:rPr>
+              <w:t>Analysis</w:t>
+            </w:r>
+            <w:r>
+              <w:rPr>
+                <w:noProof/>
+                <w:webHidden/>
+              </w:rPr>
+              <w:tab/>
+            </w:r>
+            <w:r>
+              <w:rPr>
+                <w:noProof/>
+                <w:webHidden/>
+              </w:rPr>
+              <w:fldChar w:fldCharType="begin"/>
+            </w:r>
+            <w:r>
+              <w:rPr>
+                <w:noProof/>
+                <w:webHidden/>
+              </w:rPr>
+              <w:instrText xml:space="preserve"> PAGEREF _Toc229035136 \h </w:instrText>
+            </w:r>
+            <w:r>
+              <w:rPr>
+                <w:noProof/>
+                <w:webHidden/>
+              </w:rPr>
+            </w:r>
+            <w:r>
+              <w:rPr>
+                <w:noProof/>
+                <w:webHidden/>
+              </w:rPr>
+              <w:fldChar w:fldCharType="separate"/>
+            </w:r>
+            <w:r>
+              <w:rPr>
+                <w:noProof/>
+                <w:webHidden/>
+              </w:rPr>
+              <w:t>2</w:t>
+            </w:r>
+            <w:r>
+              <w:rPr>
+                <w:noProof/>
+                <w:webHidden/>
+              </w:rPr>
+              <w:fldChar w:fldCharType="end"/>
+            </w:r>
+          </w:hyperlink>
         </w:p>
         <w:p>
           <w:pPr>
             <w:pStyle w:val="TOC2"/>
             <w:tabs>
-              <w:tab w:val="right" w:leader="dot" w:pos="9025"/>
+              <w:tab w:val="right" w:leader="dot" w:pos="10456"/>
             </w:tabs>
+            <w:rPr>
+              <w:noProof/>
+              <w:kern w:val="2"/>
+              <w:sz w:val="24"/>
+              <w:szCs w:val="24"/>
+              <w:lang w:eastAsia="en-GB"/>
+              <w14:ligatures w14:val="standardContextual"/>
+            </w:rPr>
           </w:pPr>
-          <w:r>
-            <w:t>Project Background</w:t>
-          </w:r>
-          <w:r>
-            <w:tab/>
-            <w:t>2</w:t>
-          </w:r>
+          <w:hyperlink w:anchor="_Toc229035137" w:history="1">
+            <w:r>
+              <w:rPr>
+                <w:rStyle w:val="Hyperlink"/>
+                <w:noProof/>
+              </w:rPr>
+              <w:t>Project Background</w:t>
+            </w:r>
+            <w:r>
+              <w:rPr>
+                <w:noProof/>
+                <w:webHidden/>
+              </w:rPr>
+              <w:tab/>
+            </w:r>
+            <w:r>
+              <w:rPr>
+                <w:noProof/>
+                <w:webHidden/>
+              </w:rPr>
+              <w:fldChar w:fldCharType="begin"/>
+            </w:r>
+            <w:r>
+              <w:rPr>
+                <w:noProof/>
+                <w:webHidden/>
+              </w:rPr>
+              <w:instrText xml:space="preserve"> PAGEREF _Toc229035137 \h </w:instrText>
+            </w:r>
+            <w:r>
+              <w:rPr>
+                <w:noProof/>
+                <w:webHidden/>
+              </w:rPr>
+            </w:r>
+            <w:r>
+              <w:rPr>
+                <w:noProof/>
+                <w:webHidden/>
+              </w:rPr>
+              <w:fldChar w:fldCharType="separate"/>
+            </w:r>
+            <w:r>
+              <w:rPr>
+                <w:noProof/>
+                <w:webHidden/>
+              </w:rPr>
+              <w:t>2</w:t>
+            </w:r>
+            <w:r>
+              <w:rPr>
+                <w:noProof/>
+                <w:webHidden/>
+              </w:rPr>
+              <w:fldChar w:fldCharType="end"/>
+            </w:r>
+          </w:hyperlink>
         </w:p>
         <w:p>
           <w:pPr>
             <w:pStyle w:val="TOC2"/>
             <w:tabs>
-              <w:tab w:val="right" w:leader="dot" w:pos="9025"/>
+              <w:tab w:val="right" w:leader="dot" w:pos="10456"/>
             </w:tabs>
+            <w:rPr>
+              <w:noProof/>
+              <w:kern w:val="2"/>
+              <w:sz w:val="24"/>
+              <w:szCs w:val="24"/>
+              <w:lang w:eastAsia="en-GB"/>
+              <w14:ligatures w14:val="standardContextual"/>
+            </w:rPr>
           </w:pPr>
-          <w:r>
-            <w:t>Client Interview</w:t>
-          </w:r>
-          <w:r>
-            <w:tab/>
-            <w:t>2</w:t>
-          </w:r>
+          <w:hyperlink w:anchor="_Toc229035138" w:history="1">
+            <w:r>
+              <w:rPr>
+                <w:rStyle w:val="Hyperlink"/>
+                <w:noProof/>
+              </w:rPr>
+              <w:t>Client Interview</w:t>
+            </w:r>
+            <w:r>
+              <w:rPr>
+                <w:noProof/>
+                <w:webHidden/>
+              </w:rPr>
+              <w:tab/>
+            </w:r>
+            <w:r>
+              <w:rPr>
+                <w:noProof/>
+                <w:webHidden/>
+              </w:rPr>
+              <w:fldChar w:fldCharType="begin"/>
+            </w:r>
+            <w:r>
+              <w:rPr>
+                <w:noProof/>
+                <w:webHidden/>
+              </w:rPr>
+              <w:instrText xml:space="preserve"> PAGEREF _Toc229035138 \h </w:instrText>
+            </w:r>
+            <w:r>
+              <w:rPr>
+                <w:noProof/>
+                <w:webHidden/>
+              </w:rPr>
+            </w:r>
+            <w:r>
+              <w:rPr>
+                <w:noProof/>
+                <w:webHidden/>
+              </w:rPr>
+              <w:fldChar w:fldCharType="separate"/>
+            </w:r>
+            <w:r>
+              <w:rPr>
+                <w:noProof/>
+                <w:webHidden/>
+              </w:rPr>
+              <w:t>2</w:t>
+            </w:r>
+            <w:r>
+              <w:rPr>
+                <w:noProof/>
+                <w:webHidden/>
+              </w:rPr>
+              <w:fldChar w:fldCharType="end"/>
+            </w:r>
+          </w:hyperlink>
         </w:p>
         <w:p>
           <w:pPr>
             <w:pStyle w:val="TOC2"/>
             <w:tabs>
-              <w:tab w:val="right" w:leader="dot" w:pos="9025"/>
+              <w:tab w:val="right" w:leader="dot" w:pos="10456"/>
             </w:tabs>
+            <w:rPr>
+              <w:noProof/>
+              <w:kern w:val="2"/>
+              <w:sz w:val="24"/>
+              <w:szCs w:val="24"/>
+              <w:lang w:eastAsia="en-GB"/>
+              <w14:ligatures w14:val="standardContextual"/>
+            </w:rPr>
           </w:pPr>
-          <w:r>
-            <w:t>Reflections of Client Interview</w:t>
-          </w:r>
-          <w:r>
-            <w:tab/>
-            <w:t>4</w:t>
-          </w:r>
+          <w:hyperlink w:anchor="_Toc229035139" w:history="1">
+            <w:r>
+              <w:rPr>
+                <w:rStyle w:val="Hyperlink"/>
+                <w:noProof/>
+              </w:rPr>
+              <w:t>Reflections of Client Interview</w:t>
+            </w:r>
+            <w:r>
+              <w:rPr>
+                <w:noProof/>
+                <w:webHidden/>
+              </w:rPr>
+              <w:tab/>
+            </w:r>
+            <w:r>
+              <w:rPr>
+                <w:noProof/>
+                <w:webHidden/>
+              </w:rPr>
+              <w:fldChar w:fldCharType="begin"/>
+            </w:r>
+            <w:r>
+              <w:rPr>
+                <w:noProof/>
+                <w:webHidden/>
+              </w:rPr>
+              <w:instrText xml:space="preserve"> PAGEREF _Toc229035139 \h </w:instrText>
+            </w:r>
+            <w:r>
+              <w:rPr>
+                <w:noProof/>
+                <w:webHidden/>
+              </w:rPr>
+            </w:r>
+            <w:r>
+              <w:rPr>
+                <w:noProof/>
+                <w:webHidden/>
+              </w:rPr>
+              <w:fldChar w:fldCharType="separate"/>
+            </w:r>
+            <w:r>
+              <w:rPr>
+                <w:noProof/>
+                <w:webHidden/>
+              </w:rPr>
+              <w:t>3</w:t>
+            </w:r>
+            <w:r>
+              <w:rPr>
+                <w:noProof/>
+                <w:webHidden/>
+              </w:rPr>
+              <w:fldChar w:fldCharType="end"/>
+            </w:r>
+          </w:hyperlink>
         </w:p>
         <w:p>
           <w:pPr>
             <w:pStyle w:val="TOC2"/>
             <w:tabs>
-              <w:tab w:val="right" w:leader="dot" w:pos="9025"/>
+              <w:tab w:val="right" w:leader="dot" w:pos="10456"/>
             </w:tabs>
+            <w:rPr>
+              <w:noProof/>
+              <w:kern w:val="2"/>
+              <w:sz w:val="24"/>
+              <w:szCs w:val="24"/>
+              <w:lang w:eastAsia="en-GB"/>
+              <w14:ligatures w14:val="standardContextual"/>
+            </w:rPr>
           </w:pPr>
-          <w:r>
-            <w:t>Objectives</w:t>
-          </w:r>
-          <w:r>
-            <w:tab/>
-            <w:t>4</w:t>
-          </w:r>
+          <w:hyperlink w:anchor="_Toc229035140" w:history="1">
+            <w:r>
+              <w:rPr>
+                <w:rStyle w:val="Hyperlink"/>
+                <w:noProof/>
+              </w:rPr>
+              <w:t>Objectives</w:t>
+            </w:r>
+            <w:r>
+              <w:rPr>
+                <w:noProof/>
+                <w:webHidden/>
+              </w:rPr>
+              <w:tab/>
+            </w:r>
+            <w:r>
+              <w:rPr>
+                <w:noProof/>
+                <w:webHidden/>
+              </w:rPr>
+              <w:fldChar w:fldCharType="begin"/>
+            </w:r>
+            <w:r>
+              <w:rPr>
+                <w:noProof/>
+                <w:webHidden/>
+              </w:rPr>
+              <w:instrText xml:space="preserve"> PAGEREF _Toc229035140 \h </w:instrText>
+            </w:r>
+            <w:r>
+              <w:rPr>
+                <w:noProof/>
+                <w:webHidden/>
+              </w:rPr>
+            </w:r>
+            <w:r>
+              <w:rPr>
+                <w:noProof/>
+                <w:webHidden/>
+              </w:rPr>
+              <w:fldChar w:fldCharType="separate"/>
+            </w:r>
+            <w:r>
+              <w:rPr>
+                <w:noProof/>
+                <w:webHidden/>
+              </w:rPr>
+              <w:t>4</w:t>
+            </w:r>
+            <w:r>
+              <w:rPr>
+                <w:noProof/>
+                <w:webHidden/>
+              </w:rPr>
+              <w:fldChar w:fldCharType="end"/>
+            </w:r>
+          </w:hyperlink>
         </w:p>
         <w:p>
           <w:pPr>
             <w:pStyle w:val="TOC2"/>
             <w:tabs>
-              <w:tab w:val="right" w:leader="dot" w:pos="9025"/>
+              <w:tab w:val="right" w:leader="dot" w:pos="10456"/>
             </w:tabs>
+            <w:rPr>
+              <w:noProof/>
+              <w:kern w:val="2"/>
+              <w:sz w:val="24"/>
+              <w:szCs w:val="24"/>
+              <w:lang w:eastAsia="en-GB"/>
+              <w14:ligatures w14:val="standardContextual"/>
+            </w:rPr>
           </w:pPr>
-          <w:r>
-            <w:t>Modelling</w:t>
-          </w:r>
-          <w:r>
-            <w:tab/>
-            <w:t>4</w:t>
-          </w:r>
+          <w:hyperlink w:anchor="_Toc229035141" w:history="1">
+            <w:r>
+              <w:rPr>
+                <w:rStyle w:val="Hyperlink"/>
+                <w:noProof/>
+              </w:rPr>
+              <w:t>Modelling</w:t>
+            </w:r>
+            <w:r>
+              <w:rPr>
+                <w:noProof/>
+                <w:webHidden/>
+              </w:rPr>
+              <w:tab/>
+            </w:r>
+            <w:r>
+              <w:rPr>
+                <w:noProof/>
+                <w:webHidden/>
+              </w:rPr>
+              <w:fldChar w:fldCharType="begin"/>
+            </w:r>
+            <w:r>
+              <w:rPr>
+                <w:noProof/>
+                <w:webHidden/>
+              </w:rPr>
+              <w:instrText xml:space="preserve"> PAGEREF _Toc229035141 \h </w:instrText>
+            </w:r>
+            <w:r>
+              <w:rPr>
+                <w:noProof/>
+                <w:webHidden/>
+              </w:rPr>
+            </w:r>
+            <w:r>
+              <w:rPr>
+                <w:noProof/>
+                <w:webHidden/>
+              </w:rPr>
+              <w:fldChar w:fldCharType="separate"/>
+            </w:r>
+            <w:r>
+              <w:rPr>
+                <w:noProof/>
+                <w:webHidden/>
+              </w:rPr>
+              <w:t>5</w:t>
+            </w:r>
+            <w:r>
+              <w:rPr>
+                <w:noProof/>
+                <w:webHidden/>
+              </w:rPr>
+              <w:fldChar w:fldCharType="end"/>
+            </w:r>
+          </w:hyperlink>
         </w:p>
         <w:p>
           <w:pPr>
             <w:pStyle w:val="TOC1"/>
             <w:tabs>
-              <w:tab w:val="right" w:leader="dot" w:pos="9025"/>
+              <w:tab w:val="right" w:leader="dot" w:pos="10456"/>
             </w:tabs>
+            <w:rPr>
+              <w:noProof/>
+              <w:kern w:val="2"/>
+              <w:sz w:val="24"/>
+              <w:szCs w:val="24"/>
+              <w:lang w:eastAsia="en-GB"/>
+              <w14:ligatures w14:val="standardContextual"/>
+            </w:rPr>
           </w:pPr>
-          <w:r>
-            <w:t>Design</w:t>
-          </w:r>
-          <w:r>
-            <w:tab/>
-            <w:t>4</w:t>
-          </w:r>
+          <w:hyperlink w:anchor="_Toc229035142" w:history="1">
+            <w:r>
+              <w:rPr>
+                <w:rStyle w:val="Hyperlink"/>
+                <w:noProof/>
+              </w:rPr>
+              <w:t>Design</w:t>
+            </w:r>
+            <w:r>
+              <w:rPr>
+                <w:noProof/>
+                <w:webHidden/>
+              </w:rPr>
+              <w:tab/>
+            </w:r>
+            <w:r>
+              <w:rPr>
+                <w:noProof/>
+                <w:webHidden/>
+              </w:rPr>
+              <w:fldChar w:fldCharType="begin"/>
+            </w:r>
+            <w:r>
+              <w:rPr>
+                <w:noProof/>
+                <w:webHidden/>
+              </w:rPr>
+              <w:instrText xml:space="preserve"> PAGEREF _Toc229035142 \h </w:instrText>
+            </w:r>
+            <w:r>
+              <w:rPr>
+                <w:noProof/>
+                <w:webHidden/>
+              </w:rPr>
+            </w:r>
+            <w:r>
+              <w:rPr>
+                <w:noProof/>
+                <w:webHidden/>
+              </w:rPr>
+              <w:fldChar w:fldCharType="separate"/>
+            </w:r>
+            <w:r>
+              <w:rPr>
+                <w:noProof/>
+                <w:webHidden/>
+              </w:rPr>
+              <w:t>7</w:t>
+            </w:r>
+            <w:r>
+              <w:rPr>
+                <w:noProof/>
+                <w:webHidden/>
+              </w:rPr>
+              <w:fldChar w:fldCharType="end"/>
+            </w:r>
+          </w:hyperlink>
         </w:p>
         <w:p>
           <w:pPr>
             <w:pStyle w:val="TOC1"/>
             <w:tabs>
-              <w:tab w:val="right" w:leader="dot" w:pos="9025"/>
+              <w:tab w:val="right" w:leader="dot" w:pos="10456"/>
             </w:tabs>
+            <w:rPr>
+              <w:noProof/>
+              <w:kern w:val="2"/>
+              <w:sz w:val="24"/>
+              <w:szCs w:val="24"/>
+              <w:lang w:eastAsia="en-GB"/>
+              <w14:ligatures w14:val="standardContextual"/>
+            </w:rPr>
           </w:pPr>
-          <w:r>
-            <w:t>Technical solution</w:t>
-          </w:r>
-          <w:r>
-            <w:tab/>
-            <w:t>4</w:t>
-          </w:r>
+          <w:hyperlink w:anchor="_Toc229035143" w:history="1">
+            <w:r>
+              <w:rPr>
+                <w:rStyle w:val="Hyperlink"/>
+                <w:noProof/>
+              </w:rPr>
+              <w:t>Technical solution</w:t>
+            </w:r>
+            <w:r>
+              <w:rPr>
+                <w:noProof/>
+                <w:webHidden/>
+              </w:rPr>
+              <w:tab/>
+            </w:r>
+            <w:r>
+              <w:rPr>
+                <w:noProof/>
+                <w:webHidden/>
+              </w:rPr>
+              <w:fldChar w:fldCharType="begin"/>
+            </w:r>
+            <w:r>
+              <w:rPr>
+                <w:noProof/>
+                <w:webHidden/>
+              </w:rPr>
+              <w:instrText xml:space="preserve"> PAGEREF _Toc229035143 \h </w:instrText>
+            </w:r>
+            <w:r>
+              <w:rPr>
+                <w:noProof/>
+                <w:webHidden/>
+              </w:rPr>
+            </w:r>
+            <w:r>
+              <w:rPr>
+                <w:noProof/>
+                <w:webHidden/>
+              </w:rPr>
+              <w:fldChar w:fldCharType="separate"/>
+            </w:r>
+            <w:r>
+              <w:rPr>
+                <w:noProof/>
+                <w:webHidden/>
+              </w:rPr>
+              <w:t>7</w:t>
+            </w:r>
+            <w:r>
+              <w:rPr>
+                <w:noProof/>
+                <w:webHidden/>
+              </w:rPr>
+              <w:fldChar w:fldCharType="end"/>
+            </w:r>
+          </w:hyperlink>
         </w:p>
         <w:p>
           <w:pPr>
             <w:pStyle w:val="TOC1"/>
             <w:tabs>
-              <w:tab w:val="right" w:leader="dot" w:pos="9025"/>
+              <w:tab w:val="right" w:leader="dot" w:pos="10456"/>
             </w:tabs>
+            <w:rPr>
+              <w:noProof/>
+              <w:kern w:val="2"/>
+              <w:sz w:val="24"/>
+              <w:szCs w:val="24"/>
+              <w:lang w:eastAsia="en-GB"/>
+              <w14:ligatures w14:val="standardContextual"/>
+            </w:rPr>
           </w:pPr>
-          <w:r>
-            <w:t>Testing</w:t>
-          </w:r>
-          <w:r>
-            <w:tab/>
-            <w:t>4</w:t>
-          </w:r>
+          <w:hyperlink w:anchor="_Toc229035144" w:history="1">
+            <w:r>
+              <w:rPr>
+                <w:rStyle w:val="Hyperlink"/>
+                <w:noProof/>
+              </w:rPr>
+              <w:t>Testing</w:t>
+            </w:r>
+            <w:r>
+              <w:rPr>
+                <w:noProof/>
+                <w:webHidden/>
+              </w:rPr>
+              <w:tab/>
+            </w:r>
+            <w:r>
+              <w:rPr>
+                <w:noProof/>
+                <w:webHidden/>
+              </w:rPr>
+              <w:fldChar w:fldCharType="begin"/>
+            </w:r>
+            <w:r>
+              <w:rPr>
+                <w:noProof/>
+                <w:webHidden/>
+              </w:rPr>
+              <w:instrText xml:space="preserve"> PAGEREF _Toc229035144 \h </w:instrText>
+            </w:r>
+            <w:r>
+              <w:rPr>
+                <w:noProof/>
+                <w:webHidden/>
+              </w:rPr>
+            </w:r>
+            <w:r>
+              <w:rPr>
+                <w:noProof/>
+                <w:webHidden/>
+              </w:rPr>
+              <w:fldChar w:fldCharType="separate"/>
+            </w:r>
+            <w:r>
+              <w:rPr>
+                <w:noProof/>
+                <w:webHidden/>
+              </w:rPr>
+              <w:t>7</w:t>
+            </w:r>
+            <w:r>
+              <w:rPr>
+                <w:noProof/>
+                <w:webHidden/>
+              </w:rPr>
+              <w:fldChar w:fldCharType="end"/>
+            </w:r>
+          </w:hyperlink>
         </w:p>
         <w:p>
           <w:pPr>
             <w:pStyle w:val="TOC1"/>
             <w:tabs>
-              <w:tab w:val="right" w:leader="dot" w:pos="9025"/>
+              <w:tab w:val="right" w:leader="dot" w:pos="10456"/>
             </w:tabs>
+            <w:rPr>
+              <w:noProof/>
+              <w:kern w:val="2"/>
+              <w:sz w:val="24"/>
+              <w:szCs w:val="24"/>
+              <w:lang w:eastAsia="en-GB"/>
+              <w14:ligatures w14:val="standardContextual"/>
+            </w:rPr>
           </w:pPr>
+          <w:hyperlink w:anchor="_Toc229035145" w:history="1">
+            <w:r>
+              <w:rPr>
+                <w:rStyle w:val="Hyperlink"/>
+                <w:noProof/>
+              </w:rPr>
+              <w:t>Evaluation</w:t>
+            </w:r>
+            <w:r>
+              <w:rPr>
+                <w:noProof/>
+                <w:webHidden/>
+              </w:rPr>
+              <w:tab/>
+            </w:r>
+            <w:r>
+              <w:rPr>
+                <w:noProof/>
+                <w:webHidden/>
+              </w:rPr>
+              <w:fldChar w:fldCharType="begin"/>
+            </w:r>
+            <w:r>
+              <w:rPr>
+                <w:noProof/>
+                <w:webHidden/>
+              </w:rPr>
+              <w:instrText xml:space="preserve"> PAGEREF _Toc229035145 \h </w:instrText>
+            </w:r>
+            <w:r>
+              <w:rPr>
+                <w:noProof/>
+                <w:webHidden/>
+              </w:rPr>
+            </w:r>
+            <w:r>
+              <w:rPr>
+                <w:noProof/>
+                <w:webHidden/>
+              </w:rPr>
+              <w:fldChar w:fldCharType="separate"/>
+            </w:r>
+            <w:r>
+              <w:rPr>
+                <w:noProof/>
+                <w:webHidden/>
+              </w:rPr>
+              <w:t>7</w:t>
+            </w:r>
+            <w:r>
+              <w:rPr>
+                <w:noProof/>
+                <w:webHidden/>
+              </w:rPr>
+              <w:fldChar w:fldCharType="end"/>
+            </w:r>
+          </w:hyperlink>
+        </w:p>
+        <w:p>
           <w:r>
-            <w:t>Evaluation</w:t>
-          </w:r>
-          <w:r>
-            <w:tab/>
-            <w:t>4</w:t>
-          </w:r>
-          <w:r>
+            <w:rPr>
+              <w:b/>
+              <w:bCs/>
+              <w:noProof/>
+            </w:rPr>
             <w:fldChar w:fldCharType="end"/>
           </w:r>
         </w:p>
@@ -259,6 +841,7 @@
       </w:pPr>
       <w:bookmarkStart w:id="0" w:name="__RefHeading___Toc1033_50594169"/>
       <w:bookmarkStart w:id="1" w:name="_Toc222817101"/>
+      <w:bookmarkStart w:id="2" w:name="_Toc229035136"/>
       <w:bookmarkEnd w:id="0"/>
       <w:r>
         <w:rPr>
@@ -269,6 +852,7 @@
         <w:t>Analysis</w:t>
       </w:r>
       <w:bookmarkEnd w:id="1"/>
+      <w:bookmarkEnd w:id="2"/>
     </w:p>
     <w:p/>
     <w:p>
@@ -279,9 +863,10 @@
           <w:szCs w:val="40"/>
         </w:rPr>
       </w:pPr>
-      <w:bookmarkStart w:id="2" w:name="__RefHeading___Toc1035_50594169"/>
-      <w:bookmarkStart w:id="3" w:name="_Toc222817102"/>
-      <w:bookmarkEnd w:id="2"/>
+      <w:bookmarkStart w:id="3" w:name="__RefHeading___Toc1035_50594169"/>
+      <w:bookmarkStart w:id="4" w:name="_Toc222817102"/>
+      <w:bookmarkStart w:id="5" w:name="_Toc229035137"/>
+      <w:bookmarkEnd w:id="3"/>
       <w:r>
         <w:rPr>
           <w:sz w:val="40"/>
@@ -289,7 +874,8 @@
         </w:rPr>
         <w:t>Project Background</w:t>
       </w:r>
-      <w:bookmarkEnd w:id="3"/>
+      <w:bookmarkEnd w:id="4"/>
+      <w:bookmarkEnd w:id="5"/>
     </w:p>
     <w:p>
       <w:pPr>
@@ -345,23 +931,7 @@
           <w:sz w:val="24"/>
           <w:szCs w:val="24"/>
         </w:rPr>
-        <w:t xml:space="preserve">I have chosen this as my project as I am interested in game development and would like to expand my knowledge of the techniques used by creating my own game. Through my research for my </w:t>
-      </w:r>
-      <w:proofErr w:type="gramStart"/>
-      <w:r>
-        <w:rPr>
-          <w:sz w:val="24"/>
-          <w:szCs w:val="24"/>
-        </w:rPr>
-        <w:t>NEA</w:t>
-      </w:r>
-      <w:proofErr w:type="gramEnd"/>
-      <w:r>
-        <w:rPr>
-          <w:sz w:val="24"/>
-          <w:szCs w:val="24"/>
-        </w:rPr>
-        <w:t xml:space="preserve"> I will hopefully learn how video games are created by large companies and also pick up some skills which may become useful in my future.</w:t>
+        <w:t>I have chosen this as my project as I am interested in game development and would like to expand my knowledge of the techniques used by creating my own game. Through my research for my NEA I will hopefully learn how video games are created by large companies and also pick up some skills which may become useful in my future.</w:t>
       </w:r>
     </w:p>
     <w:p>
@@ -390,9 +960,10 @@
           <w:szCs w:val="40"/>
         </w:rPr>
       </w:pPr>
-      <w:bookmarkStart w:id="4" w:name="__RefHeading___Toc1037_50594169"/>
-      <w:bookmarkStart w:id="5" w:name="_Toc222817103"/>
-      <w:bookmarkEnd w:id="4"/>
+      <w:bookmarkStart w:id="6" w:name="__RefHeading___Toc1037_50594169"/>
+      <w:bookmarkStart w:id="7" w:name="_Toc222817103"/>
+      <w:bookmarkStart w:id="8" w:name="_Toc229035138"/>
+      <w:bookmarkEnd w:id="6"/>
       <w:r>
         <w:rPr>
           <w:sz w:val="40"/>
@@ -400,7 +971,8 @@
         </w:rPr>
         <w:t>Client Interview</w:t>
       </w:r>
-      <w:bookmarkEnd w:id="5"/>
+      <w:bookmarkEnd w:id="7"/>
+      <w:bookmarkEnd w:id="8"/>
     </w:p>
     <w:p>
       <w:pPr>
@@ -540,23 +1112,7 @@
           <w:sz w:val="24"/>
           <w:szCs w:val="24"/>
         </w:rPr>
-        <w:t xml:space="preserve">A – I think the enemies should feel like a challenge to face in combat but should not be so difficult as to overwhelm the player. I enjoy when I have to spend time planning how I will fight each enemy as thing brings a sense of achievement when I defeat it so they need to be difficult enough that I can do this. This also means that they need to be somewhat predictable as I find it annoying as a player if the enemy behaves in one way but changes </w:t>
-      </w:r>
-      <w:proofErr w:type="gramStart"/>
-      <w:r>
-        <w:rPr>
-          <w:sz w:val="24"/>
-          <w:szCs w:val="24"/>
-        </w:rPr>
-        <w:t>once</w:t>
-      </w:r>
-      <w:proofErr w:type="gramEnd"/>
-      <w:r>
-        <w:rPr>
-          <w:sz w:val="24"/>
-          <w:szCs w:val="24"/>
-        </w:rPr>
-        <w:t xml:space="preserve"> I feel I have worked out how I will defeat it.</w:t>
+        <w:t>A – I think the enemies should feel like a challenge to face in combat but should not be so difficult as to overwhelm the player. I enjoy when I have to spend time planning how I will fight each enemy as thing brings a sense of achievement when I defeat it so they need to be difficult enough that I can do this. This also means that they need to be somewhat predictable as I find it annoying as a player if the enemy behaves in one way but changes once I feel I have worked out how I will defeat it.</w:t>
       </w:r>
     </w:p>
     <w:p>
@@ -601,39 +1157,7 @@
           <w:sz w:val="24"/>
           <w:szCs w:val="24"/>
         </w:rPr>
-        <w:t xml:space="preserve">A – I enjoy when the movement and combat is fast paced but sometimes find as a player that too much speed can become chaotic. You will need to find a balance to make the game engaging but not overwhelming. I often find that games with slow movement speed can make me very bored. Same for combat, if I’m waiting ages for an </w:t>
-      </w:r>
-      <w:proofErr w:type="gramStart"/>
-      <w:r>
-        <w:rPr>
-          <w:sz w:val="24"/>
-          <w:szCs w:val="24"/>
-        </w:rPr>
-        <w:t>opening</w:t>
-      </w:r>
-      <w:proofErr w:type="gramEnd"/>
-      <w:r>
-        <w:rPr>
-          <w:sz w:val="24"/>
-          <w:szCs w:val="24"/>
-        </w:rPr>
-        <w:t xml:space="preserve"> I get tired of the fight. I do enjoy when games give you the choice of pace. Some games use armour weight systems which give </w:t>
-      </w:r>
-      <w:proofErr w:type="spellStart"/>
-      <w:r>
-        <w:rPr>
-          <w:sz w:val="24"/>
-          <w:szCs w:val="24"/>
-        </w:rPr>
-        <w:t>s</w:t>
-      </w:r>
-      <w:proofErr w:type="spellEnd"/>
-      <w:r>
-        <w:rPr>
-          <w:sz w:val="24"/>
-          <w:szCs w:val="24"/>
-        </w:rPr>
-        <w:t xml:space="preserve"> the player the decision how fast they want to play based on the build they intend to use.</w:t>
+        <w:t>A – I enjoy when the movement and combat is fast paced but sometimes find as a player that too much speed can become chaotic. You will need to find a balance to make the game engaging but not overwhelming. I often find that games with slow movement speed can make me very bored. Same for combat, if I’m waiting ages for an opening I get tired of the fight. I do enjoy when games give you the choice of pace. Some games use armour weight systems which give s the player the decision how fast they want to play based on the build they intend to use.</w:t>
       </w:r>
     </w:p>
     <w:p>
@@ -680,23 +1204,7 @@
           <w:sz w:val="24"/>
           <w:szCs w:val="24"/>
         </w:rPr>
-        <w:t xml:space="preserve">A – I find that a good interface is one that gives the most amount of information without taking too much space on the screen. Same games have so little that I have no idea what is going on and some games have so much I can hardly see the game behind it. </w:t>
-      </w:r>
-      <w:proofErr w:type="spellStart"/>
-      <w:r>
-        <w:rPr>
-          <w:sz w:val="24"/>
-          <w:szCs w:val="24"/>
-        </w:rPr>
-        <w:t>Id</w:t>
-      </w:r>
-      <w:proofErr w:type="spellEnd"/>
-      <w:r>
-        <w:rPr>
-          <w:sz w:val="24"/>
-          <w:szCs w:val="24"/>
-        </w:rPr>
-        <w:t xml:space="preserve"> like the game to have a good balance as is think information is very useful in this style of game.</w:t>
+        <w:t>A – I find that a good interface is one that gives the most amount of information without taking too much space on the screen. Same games have so little that I have no idea what is going on and some games have so much I can hardly see the game behind it. Id like the game to have a good balance as is think information is very useful in this style of game.</w:t>
       </w:r>
     </w:p>
     <w:p>
@@ -770,9 +1278,10 @@
           <w:szCs w:val="40"/>
         </w:rPr>
       </w:pPr>
-      <w:bookmarkStart w:id="6" w:name="__RefHeading___Toc1039_50594169"/>
-      <w:bookmarkStart w:id="7" w:name="_Toc222817104"/>
-      <w:bookmarkEnd w:id="6"/>
+      <w:bookmarkStart w:id="9" w:name="__RefHeading___Toc1039_50594169"/>
+      <w:bookmarkStart w:id="10" w:name="_Toc222817104"/>
+      <w:bookmarkStart w:id="11" w:name="_Toc229035139"/>
+      <w:bookmarkEnd w:id="9"/>
       <w:r>
         <w:rPr>
           <w:sz w:val="40"/>
@@ -780,7 +1289,8 @@
         </w:rPr>
         <w:t>Reflections of Client Interview</w:t>
       </w:r>
-      <w:bookmarkEnd w:id="7"/>
+      <w:bookmarkEnd w:id="10"/>
+      <w:bookmarkEnd w:id="11"/>
     </w:p>
     <w:p>
       <w:pPr>
@@ -813,39 +1323,7 @@
           <w:sz w:val="24"/>
           <w:szCs w:val="24"/>
         </w:rPr>
-        <w:t xml:space="preserve">From the client interview I now feel I have a better understanding of the game I am to create. I know where I am to draw inspiration from which gives me the ability to create a </w:t>
-      </w:r>
-      <w:proofErr w:type="spellStart"/>
-      <w:r>
-        <w:rPr>
-          <w:sz w:val="24"/>
-          <w:szCs w:val="24"/>
-        </w:rPr>
-        <w:t>for</w:t>
-      </w:r>
-      <w:proofErr w:type="spellEnd"/>
-      <w:r>
-        <w:rPr>
-          <w:sz w:val="24"/>
-          <w:szCs w:val="24"/>
-        </w:rPr>
-        <w:t xml:space="preserve"> of plan as to the direction I will take the game. The client has requested a good balance between speed and control of the player and wants the combat to feel difficult but manageable. To achieve </w:t>
-      </w:r>
-      <w:proofErr w:type="gramStart"/>
-      <w:r>
-        <w:rPr>
-          <w:sz w:val="24"/>
-          <w:szCs w:val="24"/>
-        </w:rPr>
-        <w:t>this</w:t>
-      </w:r>
-      <w:proofErr w:type="gramEnd"/>
-      <w:r>
-        <w:rPr>
-          <w:sz w:val="24"/>
-          <w:szCs w:val="24"/>
-        </w:rPr>
-        <w:t xml:space="preserve"> I understand I will have to put my game through many stages of testing both on my own and with the client to ensure the feel of the game is right for them. The interview has also given some insight into how the game should look as the client gave details regarding the HUD (Head-Up Display) which will allow me to create an immersive but not overwhelming experience to the end user.</w:t>
+        <w:t>From the client interview I now feel I have a better understanding of the game I am to create. I know where I am to draw inspiration from which gives me the ability to create a for of plan as to the direction I will take the game. The client has requested a good balance between speed and control of the player and wants the combat to feel difficult but manageable. To achieve this I understand I will have to put my game through many stages of testing both on my own and with the client to ensure the feel of the game is right for them. The interview has also given some insight into how the game should look as the client gave details regarding the HUD (Head-Up Display) which will allow me to create an immersive but not overwhelming experience to the end user.</w:t>
       </w:r>
     </w:p>
     <w:p>
@@ -874,9 +1352,10 @@
           <w:szCs w:val="40"/>
         </w:rPr>
       </w:pPr>
-      <w:bookmarkStart w:id="8" w:name="__RefHeading___Toc1041_50594169"/>
-      <w:bookmarkStart w:id="9" w:name="_Toc222817105"/>
-      <w:bookmarkEnd w:id="8"/>
+      <w:bookmarkStart w:id="12" w:name="__RefHeading___Toc1041_50594169"/>
+      <w:bookmarkStart w:id="13" w:name="_Toc222817105"/>
+      <w:bookmarkStart w:id="14" w:name="_Toc229035140"/>
+      <w:bookmarkEnd w:id="12"/>
       <w:r>
         <w:rPr>
           <w:sz w:val="40"/>
@@ -884,7 +1363,8 @@
         </w:rPr>
         <w:t>Objectives</w:t>
       </w:r>
-      <w:bookmarkEnd w:id="9"/>
+      <w:bookmarkEnd w:id="13"/>
+      <w:bookmarkEnd w:id="14"/>
     </w:p>
     <w:p>
       <w:pPr>
@@ -1171,23 +1651,7 @@
           <w:sz w:val="24"/>
           <w:szCs w:val="24"/>
         </w:rPr>
-        <w:t xml:space="preserve">The camera will use a matrix system which will allow for certain effects </w:t>
-      </w:r>
-      <w:proofErr w:type="spellStart"/>
-      <w:r>
-        <w:rPr>
-          <w:sz w:val="24"/>
-          <w:szCs w:val="24"/>
-        </w:rPr>
-        <w:t>t o</w:t>
-      </w:r>
-      <w:proofErr w:type="spellEnd"/>
-      <w:r>
-        <w:rPr>
-          <w:sz w:val="24"/>
-          <w:szCs w:val="24"/>
-        </w:rPr>
-        <w:t xml:space="preserve"> be applied to the view</w:t>
+        <w:t>The camera will use a matrix system which will allow for certain effects t o be applied to the view</w:t>
       </w:r>
     </w:p>
     <w:p>
@@ -1851,23 +2315,21 @@
           <w:sz w:val="24"/>
           <w:szCs w:val="24"/>
         </w:rPr>
-        <w:t xml:space="preserve">The initial objective </w:t>
-      </w:r>
-      <w:proofErr w:type="gramStart"/>
-      <w:r>
-        <w:rPr>
-          <w:sz w:val="24"/>
-          <w:szCs w:val="24"/>
-        </w:rPr>
-        <w:t>form</w:t>
-      </w:r>
-      <w:proofErr w:type="gramEnd"/>
-      <w:r>
-        <w:rPr>
-          <w:sz w:val="24"/>
-          <w:szCs w:val="24"/>
-        </w:rPr>
-        <w:t xml:space="preserve"> the core of the game. Completion of these objectives will form a complete game which will be in a playable state.</w:t>
+        <w:t>The initial objective</w:t>
+      </w:r>
+      <w:r>
+        <w:rPr>
+          <w:sz w:val="24"/>
+          <w:szCs w:val="24"/>
+        </w:rPr>
+        <w:t>s</w:t>
+      </w:r>
+      <w:r>
+        <w:rPr>
+          <w:sz w:val="24"/>
+          <w:szCs w:val="24"/>
+        </w:rPr>
+        <w:t xml:space="preserve"> form the core of the game. Completion of these objectives will form a complete game which will be in a playable state.</w:t>
       </w:r>
     </w:p>
     <w:p>
@@ -2116,9 +2578,10 @@
           <w:szCs w:val="40"/>
         </w:rPr>
       </w:pPr>
-      <w:bookmarkStart w:id="10" w:name="__RefHeading___Toc1043_50594169"/>
-      <w:bookmarkStart w:id="11" w:name="_Toc222817106"/>
-      <w:bookmarkEnd w:id="10"/>
+      <w:bookmarkStart w:id="15" w:name="__RefHeading___Toc1043_50594169"/>
+      <w:bookmarkStart w:id="16" w:name="_Toc222817106"/>
+      <w:bookmarkStart w:id="17" w:name="_Toc229035141"/>
+      <w:bookmarkEnd w:id="15"/>
       <w:r>
         <w:rPr>
           <w:sz w:val="40"/>
@@ -2126,7 +2589,8 @@
         </w:rPr>
         <w:t>Modelling</w:t>
       </w:r>
-      <w:bookmarkEnd w:id="11"/>
+      <w:bookmarkEnd w:id="16"/>
+      <w:bookmarkEnd w:id="17"/>
     </w:p>
     <w:p>
       <w:pPr>
@@ -2154,6 +2618,51 @@
           <w:sz w:val="32"/>
           <w:szCs w:val="32"/>
         </w:rPr>
+        <w:t>Structures</w:t>
+      </w:r>
+    </w:p>
+    <w:p>
+      <w:pPr>
+        <w:jc w:val="center"/>
+        <w:rPr>
+          <w:sz w:val="24"/>
+          <w:szCs w:val="24"/>
+        </w:rPr>
+      </w:pPr>
+      <w:r>
+        <w:rPr>
+          <w:sz w:val="24"/>
+          <w:szCs w:val="24"/>
+        </w:rPr>
+        <w:t>Node – a node is an individual piece of a graph. Each node in my map grid will have a location and a list of its neighbours.</w:t>
+      </w:r>
+    </w:p>
+    <w:p>
+      <w:pPr>
+        <w:jc w:val="center"/>
+        <w:rPr>
+          <w:sz w:val="24"/>
+          <w:szCs w:val="24"/>
+        </w:rPr>
+      </w:pPr>
+    </w:p>
+    <w:p>
+      <w:pPr>
+        <w:jc w:val="center"/>
+        <w:rPr>
+          <w:b/>
+          <w:bCs/>
+          <w:sz w:val="32"/>
+          <w:szCs w:val="32"/>
+        </w:rPr>
+      </w:pPr>
+      <w:r>
+        <w:rPr>
+          <w:b/>
+          <w:bCs/>
+          <w:sz w:val="32"/>
+          <w:szCs w:val="32"/>
+        </w:rPr>
         <w:t>Pathfinding</w:t>
       </w:r>
     </w:p>
@@ -2274,7 +2783,13 @@
           <w:sz w:val="24"/>
           <w:szCs w:val="24"/>
         </w:rPr>
-        <w:br/>
+        <w:t xml:space="preserve"> </w:t>
+      </w:r>
+      <w:r>
+        <w:rPr>
+          <w:sz w:val="24"/>
+          <w:szCs w:val="24"/>
+        </w:rPr>
         <w:t>to the queue.</w:t>
       </w:r>
     </w:p>
@@ -2290,86 +2805,10 @@
     <w:p>
       <w:pPr>
         <w:rPr>
-          <w:b/>
-          <w:bCs/>
-          <w:sz w:val="24"/>
-          <w:szCs w:val="24"/>
-        </w:rPr>
-      </w:pPr>
-      <w:r>
-        <w:rPr>
-          <w:b/>
-          <w:bCs/>
-          <w:sz w:val="24"/>
-          <w:szCs w:val="24"/>
-        </w:rPr>
-        <w:t>Code</w:t>
-      </w:r>
-      <w:r>
-        <w:rPr>
-          <w:b/>
-          <w:bCs/>
-          <w:sz w:val="24"/>
-          <w:szCs w:val="24"/>
-        </w:rPr>
-        <w:t>:</w:t>
-      </w:r>
-    </w:p>
-    <w:p>
-      <w:pPr>
-        <w:rPr>
-          <w:sz w:val="24"/>
-          <w:szCs w:val="24"/>
-        </w:rPr>
-      </w:pPr>
-      <w:r>
-        <w:rPr>
-          <w:noProof/>
-          <w:sz w:val="24"/>
-          <w:szCs w:val="24"/>
-        </w:rPr>
-        <w:drawing>
-          <wp:inline distT="0" distB="0" distL="0" distR="0" wp14:anchorId="4555C2A3" wp14:editId="2846EB79">
-            <wp:extent cx="6506483" cy="5306165"/>
-            <wp:effectExtent l="0" t="0" r="8890" b="8890"/>
-            <wp:docPr id="1" name="Picture 1"/>
-            <wp:cNvGraphicFramePr>
-              <a:graphicFrameLocks xmlns:a="http://schemas.openxmlformats.org/drawingml/2006/main" noChangeAspect="1"/>
-            </wp:cNvGraphicFramePr>
-            <a:graphic xmlns:a="http://schemas.openxmlformats.org/drawingml/2006/main">
-              <a:graphicData uri="http://schemas.openxmlformats.org/drawingml/2006/picture">
-                <pic:pic xmlns:pic="http://schemas.openxmlformats.org/drawingml/2006/picture">
-                  <pic:nvPicPr>
-                    <pic:cNvPr id="1" name=""/>
-                    <pic:cNvPicPr/>
-                  </pic:nvPicPr>
-                  <pic:blipFill>
-                    <a:blip r:embed="rId6">
-                      <a:extLst>
-                        <a:ext uri="{28A0092B-C50C-407E-A947-70E740481C1C}">
-                          <a14:useLocalDpi xmlns:a14="http://schemas.microsoft.com/office/drawing/2010/main" val="0"/>
-                        </a:ext>
-                      </a:extLst>
-                    </a:blip>
-                    <a:stretch>
-                      <a:fillRect/>
-                    </a:stretch>
-                  </pic:blipFill>
-                  <pic:spPr>
-                    <a:xfrm>
-                      <a:off x="0" y="0"/>
-                      <a:ext cx="6506483" cy="5306165"/>
-                    </a:xfrm>
-                    <a:prstGeom prst="rect">
-                      <a:avLst/>
-                    </a:prstGeom>
-                  </pic:spPr>
-                </pic:pic>
-              </a:graphicData>
-            </a:graphic>
-          </wp:inline>
-        </w:drawing>
-      </w:r>
+          <w:sz w:val="24"/>
+          <w:szCs w:val="24"/>
+        </w:rPr>
+      </w:pPr>
       <w:r>
         <w:rPr>
           <w:sz w:val="24"/>
@@ -2432,9 +2871,10 @@
           <w:szCs w:val="50"/>
         </w:rPr>
       </w:pPr>
-      <w:bookmarkStart w:id="12" w:name="__RefHeading___Toc1045_50594169"/>
-      <w:bookmarkStart w:id="13" w:name="_Toc222817107"/>
-      <w:bookmarkEnd w:id="12"/>
+      <w:bookmarkStart w:id="18" w:name="__RefHeading___Toc1045_50594169"/>
+      <w:bookmarkStart w:id="19" w:name="_Toc222817107"/>
+      <w:bookmarkStart w:id="20" w:name="_Toc229035142"/>
+      <w:bookmarkEnd w:id="18"/>
       <w:r>
         <w:rPr>
           <w:sz w:val="50"/>
@@ -2442,7 +2882,8 @@
         </w:rPr>
         <w:t>Design</w:t>
       </w:r>
-      <w:bookmarkEnd w:id="13"/>
+      <w:bookmarkEnd w:id="19"/>
+      <w:bookmarkEnd w:id="20"/>
     </w:p>
     <w:p>
       <w:pPr>
@@ -2452,9 +2893,10 @@
           <w:szCs w:val="50"/>
         </w:rPr>
       </w:pPr>
-      <w:bookmarkStart w:id="14" w:name="__RefHeading___Toc1047_50594169"/>
-      <w:bookmarkStart w:id="15" w:name="_Toc222817108"/>
-      <w:bookmarkEnd w:id="14"/>
+      <w:bookmarkStart w:id="21" w:name="__RefHeading___Toc1047_50594169"/>
+      <w:bookmarkStart w:id="22" w:name="_Toc222817108"/>
+      <w:bookmarkStart w:id="23" w:name="_Toc229035143"/>
+      <w:bookmarkEnd w:id="21"/>
       <w:r>
         <w:rPr>
           <w:sz w:val="50"/>
@@ -2462,7 +2904,8 @@
         </w:rPr>
         <w:t>Technical solution</w:t>
       </w:r>
-      <w:bookmarkEnd w:id="15"/>
+      <w:bookmarkEnd w:id="22"/>
+      <w:bookmarkEnd w:id="23"/>
     </w:p>
     <w:p>
       <w:pPr>
@@ -2472,9 +2915,10 @@
           <w:szCs w:val="50"/>
         </w:rPr>
       </w:pPr>
-      <w:bookmarkStart w:id="16" w:name="__RefHeading___Toc1049_50594169"/>
-      <w:bookmarkStart w:id="17" w:name="_Toc222817109"/>
-      <w:bookmarkEnd w:id="16"/>
+      <w:bookmarkStart w:id="24" w:name="__RefHeading___Toc1049_50594169"/>
+      <w:bookmarkStart w:id="25" w:name="_Toc222817109"/>
+      <w:bookmarkStart w:id="26" w:name="_Toc229035144"/>
+      <w:bookmarkEnd w:id="24"/>
       <w:r>
         <w:rPr>
           <w:sz w:val="50"/>
@@ -2482,15 +2926,17 @@
         </w:rPr>
         <w:t>Testing</w:t>
       </w:r>
-      <w:bookmarkEnd w:id="17"/>
+      <w:bookmarkEnd w:id="25"/>
+      <w:bookmarkEnd w:id="26"/>
     </w:p>
     <w:p>
       <w:pPr>
         <w:pStyle w:val="Heading1"/>
       </w:pPr>
-      <w:bookmarkStart w:id="18" w:name="__RefHeading___Toc1051_50594169"/>
-      <w:bookmarkStart w:id="19" w:name="_Toc222817110"/>
-      <w:bookmarkEnd w:id="18"/>
+      <w:bookmarkStart w:id="27" w:name="__RefHeading___Toc1051_50594169"/>
+      <w:bookmarkStart w:id="28" w:name="_Toc222817110"/>
+      <w:bookmarkStart w:id="29" w:name="_Toc229035145"/>
+      <w:bookmarkEnd w:id="27"/>
       <w:r>
         <w:rPr>
           <w:sz w:val="50"/>
@@ -2498,7 +2944,8 @@
         </w:rPr>
         <w:t>Evaluation</w:t>
       </w:r>
-      <w:bookmarkEnd w:id="19"/>
+      <w:bookmarkEnd w:id="28"/>
+      <w:bookmarkEnd w:id="29"/>
     </w:p>
     <w:p/>
     <w:p/>

--- a/Game.docx
+++ b/Game.docx
@@ -33,6 +33,12 @@
     <w:p/>
     <w:sdt>
       <w:sdtPr>
+        <w:rPr>
+          <w:rFonts w:asciiTheme="minorHAnsi" w:eastAsiaTheme="minorEastAsia" w:hAnsiTheme="minorHAnsi" w:cstheme="minorBidi"/>
+          <w:color w:val="auto"/>
+          <w:sz w:val="21"/>
+          <w:szCs w:val="21"/>
+        </w:rPr>
         <w:id w:val="1066226704"/>
         <w:docPartObj>
           <w:docPartGallery w:val="Table of Contents"/>
@@ -41,13 +47,9 @@
       </w:sdtPr>
       <w:sdtEndPr>
         <w:rPr>
-          <w:rFonts w:asciiTheme="minorHAnsi" w:eastAsiaTheme="minorEastAsia" w:hAnsiTheme="minorHAnsi" w:cstheme="minorBidi"/>
           <w:b/>
           <w:bCs/>
           <w:noProof/>
-          <w:color w:val="auto"/>
-          <w:sz w:val="21"/>
-          <w:szCs w:val="21"/>
         </w:rPr>
       </w:sdtEndPr>
       <w:sdtContent>
@@ -1157,7 +1159,23 @@
           <w:sz w:val="24"/>
           <w:szCs w:val="24"/>
         </w:rPr>
-        <w:t>A – I enjoy when the movement and combat is fast paced but sometimes find as a player that too much speed can become chaotic. You will need to find a balance to make the game engaging but not overwhelming. I often find that games with slow movement speed can make me very bored. Same for combat, if I’m waiting ages for an opening I get tired of the fight. I do enjoy when games give you the choice of pace. Some games use armour weight systems which give s the player the decision how fast they want to play based on the build they intend to use.</w:t>
+        <w:t xml:space="preserve">A – I enjoy when the movement and combat is fast paced but sometimes find as a player that too much speed can become chaotic. You will need to find a balance to make the game engaging but not overwhelming. I often find that games with slow movement speed can make me very bored. Same for combat, if I’m waiting ages for an opening I get tired of the fight. I do enjoy when games give you the choice of pace. Some games use armour weight systems which give </w:t>
+      </w:r>
+      <w:proofErr w:type="spellStart"/>
+      <w:r>
+        <w:rPr>
+          <w:sz w:val="24"/>
+          <w:szCs w:val="24"/>
+        </w:rPr>
+        <w:t>s</w:t>
+      </w:r>
+      <w:proofErr w:type="spellEnd"/>
+      <w:r>
+        <w:rPr>
+          <w:sz w:val="24"/>
+          <w:szCs w:val="24"/>
+        </w:rPr>
+        <w:t xml:space="preserve"> the player the decision how fast they want to play based on the build they intend to use.</w:t>
       </w:r>
     </w:p>
     <w:p>
@@ -1204,7 +1222,23 @@
           <w:sz w:val="24"/>
           <w:szCs w:val="24"/>
         </w:rPr>
-        <w:t>A – I find that a good interface is one that gives the most amount of information without taking too much space on the screen. Same games have so little that I have no idea what is going on and some games have so much I can hardly see the game behind it. Id like the game to have a good balance as is think information is very useful in this style of game.</w:t>
+        <w:t xml:space="preserve">A – I find that a good interface is one that gives the most amount of information without taking too much space on the screen. Same games have so little that I have no idea what is going on and some games have so much I can hardly see the game behind it. </w:t>
+      </w:r>
+      <w:proofErr w:type="spellStart"/>
+      <w:r>
+        <w:rPr>
+          <w:sz w:val="24"/>
+          <w:szCs w:val="24"/>
+        </w:rPr>
+        <w:t>Id</w:t>
+      </w:r>
+      <w:proofErr w:type="spellEnd"/>
+      <w:r>
+        <w:rPr>
+          <w:sz w:val="24"/>
+          <w:szCs w:val="24"/>
+        </w:rPr>
+        <w:t xml:space="preserve"> like the game to have a good balance as is think information is very useful in this style of game.</w:t>
       </w:r>
     </w:p>
     <w:p>
@@ -1323,7 +1357,23 @@
           <w:sz w:val="24"/>
           <w:szCs w:val="24"/>
         </w:rPr>
-        <w:t>From the client interview I now feel I have a better understanding of the game I am to create. I know where I am to draw inspiration from which gives me the ability to create a for of plan as to the direction I will take the game. The client has requested a good balance between speed and control of the player and wants the combat to feel difficult but manageable. To achieve this I understand I will have to put my game through many stages of testing both on my own and with the client to ensure the feel of the game is right for them. The interview has also given some insight into how the game should look as the client gave details regarding the HUD (Head-Up Display) which will allow me to create an immersive but not overwhelming experience to the end user.</w:t>
+        <w:t xml:space="preserve">From the client interview I now feel I have a better understanding of the game I am to create. I know where I am to draw inspiration from which gives me the ability to create a </w:t>
+      </w:r>
+      <w:proofErr w:type="spellStart"/>
+      <w:r>
+        <w:rPr>
+          <w:sz w:val="24"/>
+          <w:szCs w:val="24"/>
+        </w:rPr>
+        <w:t>for</w:t>
+      </w:r>
+      <w:proofErr w:type="spellEnd"/>
+      <w:r>
+        <w:rPr>
+          <w:sz w:val="24"/>
+          <w:szCs w:val="24"/>
+        </w:rPr>
+        <w:t xml:space="preserve"> of plan as to the direction I will take the game. The client has requested a good balance between speed and control of the player and wants the combat to feel difficult but manageable. To achieve this I understand I will have to put my game through many stages of testing both on my own and with the client to ensure the feel of the game is right for them. The interview has also given some insight into how the game should look as the client gave details regarding the HUD (Head-Up Display) which will allow me to create an immersive but not overwhelming experience to the end user.</w:t>
       </w:r>
     </w:p>
     <w:p>
@@ -1651,7 +1701,23 @@
           <w:sz w:val="24"/>
           <w:szCs w:val="24"/>
         </w:rPr>
-        <w:t>The camera will use a matrix system which will allow for certain effects t o be applied to the view</w:t>
+        <w:t xml:space="preserve">The camera will use a matrix system which will allow for certain effects </w:t>
+      </w:r>
+      <w:proofErr w:type="spellStart"/>
+      <w:r>
+        <w:rPr>
+          <w:sz w:val="24"/>
+          <w:szCs w:val="24"/>
+        </w:rPr>
+        <w:t>t o</w:t>
+      </w:r>
+      <w:proofErr w:type="spellEnd"/>
+      <w:r>
+        <w:rPr>
+          <w:sz w:val="24"/>
+          <w:szCs w:val="24"/>
+        </w:rPr>
+        <w:t xml:space="preserve"> be applied to the view</w:t>
       </w:r>
     </w:p>
     <w:p>
@@ -2623,18 +2689,46 @@
     </w:p>
     <w:p>
       <w:pPr>
-        <w:jc w:val="center"/>
-        <w:rPr>
-          <w:sz w:val="24"/>
-          <w:szCs w:val="24"/>
-        </w:rPr>
-      </w:pPr>
-      <w:r>
-        <w:rPr>
-          <w:sz w:val="24"/>
-          <w:szCs w:val="24"/>
-        </w:rPr>
-        <w:t>Node – a node is an individual piece of a graph. Each node in my map grid will have a location and a list of its neighbours.</w:t>
+        <w:rPr>
+          <w:sz w:val="24"/>
+          <w:szCs w:val="24"/>
+        </w:rPr>
+      </w:pPr>
+      <w:r>
+        <w:rPr>
+          <w:sz w:val="24"/>
+          <w:szCs w:val="24"/>
+        </w:rPr>
+        <w:t xml:space="preserve">Node – </w:t>
+      </w:r>
+      <w:r>
+        <w:rPr>
+          <w:sz w:val="24"/>
+          <w:szCs w:val="24"/>
+        </w:rPr>
+        <w:t>A</w:t>
+      </w:r>
+      <w:r>
+        <w:rPr>
+          <w:sz w:val="24"/>
+          <w:szCs w:val="24"/>
+        </w:rPr>
+        <w:t xml:space="preserve"> node is an individual piece of a graph. Each node in my map grid will have a location and a list of its neighbours.</w:t>
+      </w:r>
+    </w:p>
+    <w:p>
+      <w:pPr>
+        <w:rPr>
+          <w:sz w:val="24"/>
+          <w:szCs w:val="24"/>
+        </w:rPr>
+      </w:pPr>
+      <w:r>
+        <w:rPr>
+          <w:sz w:val="24"/>
+          <w:szCs w:val="24"/>
+        </w:rPr>
+        <w:t xml:space="preserve">Grid/Graph – </w:t>
       </w:r>
     </w:p>
     <w:p>
@@ -2663,6 +2757,7 @@
           <w:sz w:val="32"/>
           <w:szCs w:val="32"/>
         </w:rPr>
+        <w:lastRenderedPageBreak/>
         <w:t>Pathfinding</w:t>
       </w:r>
     </w:p>
@@ -2695,15 +2790,7 @@
           <w:sz w:val="24"/>
           <w:szCs w:val="24"/>
         </w:rPr>
-        <w:t xml:space="preserve">A* combines the benefits of multiple alternate algorithms to create a more efficient method of finding a route to a single target. By using a Heuristic function, the A* algorithm focuses its search on nodes which follow in the direction of the target node. However, this method can be inefficient if </w:t>
-      </w:r>
-      <w:r>
-        <w:rPr>
-          <w:sz w:val="24"/>
-          <w:szCs w:val="24"/>
-        </w:rPr>
-        <w:lastRenderedPageBreak/>
-        <w:t>implemented on its own as any obstacles directly between the target and start node may cause the algorithm to find a sub-optimal path. To account for this, A* also uses a path cost system which ensures that the algorithm also takes into account the total cost of the journey. As well as ensuring that the algorithm finds the optimal route, this can also allow for different terrain types that enemies in my game may avoid unless necessary.</w:t>
+        <w:t>A* combines the benefits of multiple alternate algorithms to create a more efficient method of finding a route to a single target. By using a Heuristic function, the A* algorithm focuses its search on nodes which follow in the direction of the target node. However, this method can be inefficient if implemented on its own as any obstacles directly between the target and start node may cause the algorithm to find a sub-optimal path. To account for this, A* also uses a path cost system which ensures that the algorithm also takes into account the total cost of the journey. As well as ensuring that the algorithm finds the optimal route, this can also allow for different terrain types that enemies in my game may avoid unless necessary.</w:t>
       </w:r>
     </w:p>
     <w:p>
@@ -2851,7 +2938,6 @@
           <w:sz w:val="24"/>
           <w:szCs w:val="24"/>
         </w:rPr>
-        <w:lastRenderedPageBreak/>
         <w:t xml:space="preserve"> </w:t>
       </w:r>
     </w:p>

--- a/Game.docx
+++ b/Game.docx
@@ -933,7 +933,23 @@
           <w:sz w:val="24"/>
           <w:szCs w:val="24"/>
         </w:rPr>
-        <w:t>I have chosen this as my project as I am interested in game development and would like to expand my knowledge of the techniques used by creating my own game. Through my research for my NEA I will hopefully learn how video games are created by large companies and also pick up some skills which may become useful in my future.</w:t>
+        <w:t xml:space="preserve">I have chosen this as my project as I am interested in game development and would like to expand my knowledge of the techniques used by creating my own game. Through my research for my </w:t>
+      </w:r>
+      <w:proofErr w:type="gramStart"/>
+      <w:r>
+        <w:rPr>
+          <w:sz w:val="24"/>
+          <w:szCs w:val="24"/>
+        </w:rPr>
+        <w:t>NEA</w:t>
+      </w:r>
+      <w:proofErr w:type="gramEnd"/>
+      <w:r>
+        <w:rPr>
+          <w:sz w:val="24"/>
+          <w:szCs w:val="24"/>
+        </w:rPr>
+        <w:t xml:space="preserve"> I will hopefully learn how video games are created by large companies and also pick up some skills which may become useful in my future.</w:t>
       </w:r>
     </w:p>
     <w:p>
@@ -1114,7 +1130,23 @@
           <w:sz w:val="24"/>
           <w:szCs w:val="24"/>
         </w:rPr>
-        <w:t>A – I think the enemies should feel like a challenge to face in combat but should not be so difficult as to overwhelm the player. I enjoy when I have to spend time planning how I will fight each enemy as thing brings a sense of achievement when I defeat it so they need to be difficult enough that I can do this. This also means that they need to be somewhat predictable as I find it annoying as a player if the enemy behaves in one way but changes once I feel I have worked out how I will defeat it.</w:t>
+        <w:t xml:space="preserve">A – I think the enemies should feel like a challenge to face in combat but should not be so difficult as to overwhelm the player. I enjoy when I have to spend time planning how I will fight each enemy as thing brings a sense of achievement when I defeat it so they need to be difficult enough that I can do this. This also means that they need to be somewhat predictable as I find it annoying as a player if the enemy behaves in one way but changes </w:t>
+      </w:r>
+      <w:proofErr w:type="gramStart"/>
+      <w:r>
+        <w:rPr>
+          <w:sz w:val="24"/>
+          <w:szCs w:val="24"/>
+        </w:rPr>
+        <w:t>once</w:t>
+      </w:r>
+      <w:proofErr w:type="gramEnd"/>
+      <w:r>
+        <w:rPr>
+          <w:sz w:val="24"/>
+          <w:szCs w:val="24"/>
+        </w:rPr>
+        <w:t xml:space="preserve"> I feel I have worked out how I will defeat it.</w:t>
       </w:r>
     </w:p>
     <w:p>
@@ -1159,7 +1191,23 @@
           <w:sz w:val="24"/>
           <w:szCs w:val="24"/>
         </w:rPr>
-        <w:t xml:space="preserve">A – I enjoy when the movement and combat is fast paced but sometimes find as a player that too much speed can become chaotic. You will need to find a balance to make the game engaging but not overwhelming. I often find that games with slow movement speed can make me very bored. Same for combat, if I’m waiting ages for an opening I get tired of the fight. I do enjoy when games give you the choice of pace. Some games use armour weight systems which give </w:t>
+        <w:t xml:space="preserve">A – I enjoy when the movement and combat is fast paced but sometimes find as a player that too much speed can become chaotic. You will need to find a balance to make the game engaging but not overwhelming. I often find that games with slow movement speed can make me very bored. Same for combat, if I’m waiting ages for an </w:t>
+      </w:r>
+      <w:proofErr w:type="gramStart"/>
+      <w:r>
+        <w:rPr>
+          <w:sz w:val="24"/>
+          <w:szCs w:val="24"/>
+        </w:rPr>
+        <w:t>opening</w:t>
+      </w:r>
+      <w:proofErr w:type="gramEnd"/>
+      <w:r>
+        <w:rPr>
+          <w:sz w:val="24"/>
+          <w:szCs w:val="24"/>
+        </w:rPr>
+        <w:t xml:space="preserve"> I get tired of the fight. I do enjoy when games give you the choice of pace. Some games use armour weight systems which give </w:t>
       </w:r>
       <w:proofErr w:type="spellStart"/>
       <w:r>
@@ -1373,7 +1421,23 @@
           <w:sz w:val="24"/>
           <w:szCs w:val="24"/>
         </w:rPr>
-        <w:t xml:space="preserve"> of plan as to the direction I will take the game. The client has requested a good balance between speed and control of the player and wants the combat to feel difficult but manageable. To achieve this I understand I will have to put my game through many stages of testing both on my own and with the client to ensure the feel of the game is right for them. The interview has also given some insight into how the game should look as the client gave details regarding the HUD (Head-Up Display) which will allow me to create an immersive but not overwhelming experience to the end user.</w:t>
+        <w:t xml:space="preserve"> of plan as to the direction I will take the game. The client has requested a good balance between speed and control of the player and wants the combat to feel difficult but manageable. To achieve </w:t>
+      </w:r>
+      <w:proofErr w:type="gramStart"/>
+      <w:r>
+        <w:rPr>
+          <w:sz w:val="24"/>
+          <w:szCs w:val="24"/>
+        </w:rPr>
+        <w:t>this</w:t>
+      </w:r>
+      <w:proofErr w:type="gramEnd"/>
+      <w:r>
+        <w:rPr>
+          <w:sz w:val="24"/>
+          <w:szCs w:val="24"/>
+        </w:rPr>
+        <w:t xml:space="preserve"> I understand I will have to put my game through many stages of testing both on my own and with the client to ensure the feel of the game is right for them. The interview has also given some insight into how the game should look as the client gave details regarding the HUD (Head-Up Display) which will allow me to create an immersive but not overwhelming experience to the end user.</w:t>
       </w:r>
     </w:p>
     <w:p>
@@ -2729,6 +2793,13 @@
           <w:szCs w:val="24"/>
         </w:rPr>
         <w:t xml:space="preserve">Grid/Graph – </w:t>
+      </w:r>
+      <w:r>
+        <w:rPr>
+          <w:sz w:val="24"/>
+          <w:szCs w:val="24"/>
+        </w:rPr>
+        <w:t>A collection of connected nodes. My map will be represented by a graph of nodes.</w:t>
       </w:r>
     </w:p>
     <w:p>

--- a/Game.docx
+++ b/Game.docx
@@ -1,17 +1,20 @@
 
 <file path=word/document.xml><?xml version="1.0" encoding="utf-8"?>
-<w:document xmlns:wpc="http://schemas.microsoft.com/office/word/2010/wordprocessingCanvas" xmlns:cx="http://schemas.microsoft.com/office/drawing/2014/chartex" xmlns:cx1="http://schemas.microsoft.com/office/drawing/2015/9/8/chartex" xmlns:cx2="http://schemas.microsoft.com/office/drawing/2015/10/21/chartex" xmlns:cx3="http://schemas.microsoft.com/office/drawing/2016/5/9/chartex" xmlns:cx4="http://schemas.microsoft.com/office/drawing/2016/5/10/chartex" xmlns:cx5="http://schemas.microsoft.com/office/drawing/2016/5/11/chartex" xmlns:cx6="http://schemas.microsoft.com/office/drawing/2016/5/12/chartex" xmlns:cx7="http://schemas.microsoft.com/office/drawing/2016/5/13/chartex" xmlns:cx8="http://schemas.microsoft.com/office/drawing/2016/5/14/chartex" xmlns:mc="http://schemas.openxmlformats.org/markup-compatibility/2006" xmlns:aink="http://schemas.microsoft.com/office/drawing/2016/ink" xmlns:am3d="http://schemas.microsoft.com/office/drawing/2017/model3d" xmlns:o="urn:schemas-microsoft-com:office:office" xmlns:oel="http://schemas.microsoft.com/office/2019/extlst" xmlns:r="http://schemas.openxmlformats.org/officeDocument/2006/relationships" xmlns:m="http://schemas.openxmlformats.org/officeDocument/2006/math" xmlns:v="urn:schemas-microsoft-com:vml" xmlns:wp14="http://schemas.microsoft.com/office/word/2010/wordprocessingDrawing" xmlns:wp="http://schemas.openxmlformats.org/drawingml/2006/wordprocessingDrawing" xmlns:w10="urn:schemas-microsoft-com:office:word" xmlns:w="http://schemas.openxmlformats.org/wordprocessingml/2006/main" xmlns:w14="http://schemas.microsoft.com/office/word/2010/wordml" xmlns:w15="http://schemas.microsoft.com/office/word/2012/wordml" xmlns:w16cex="http://schemas.microsoft.com/office/word/2018/wordml/cex" xmlns:w16cid="http://schemas.microsoft.com/office/word/2016/wordml/cid" xmlns:w16="http://schemas.microsoft.com/office/word/2018/wordml" xmlns:w16sdtdh="http://schemas.microsoft.com/office/word/2020/wordml/sdtdatahash" xmlns:w16se="http://schemas.microsoft.com/office/word/2015/wordml/symex" xmlns:wpg="http://schemas.microsoft.com/office/word/2010/wordprocessingGroup" xmlns:wpi="http://schemas.microsoft.com/office/word/2010/wordprocessingInk" xmlns:wne="http://schemas.microsoft.com/office/word/2006/wordml" xmlns:wps="http://schemas.microsoft.com/office/word/2010/wordprocessingShape" mc:Ignorable="w14 w15 w16se w16cid w16 w16cex w16sdtdh wp14">
+<w:document xmlns:o="urn:schemas-microsoft-com:office:office" xmlns:r="http://schemas.openxmlformats.org/officeDocument/2006/relationships" xmlns:v="urn:schemas-microsoft-com:vml" xmlns:w="http://schemas.openxmlformats.org/wordprocessingml/2006/main" xmlns:w10="urn:schemas-microsoft-com:office:word" xmlns:wp="http://schemas.openxmlformats.org/drawingml/2006/wordprocessingDrawing" xmlns:pic="http://schemas.openxmlformats.org/drawingml/2006/picture" xmlns:wps="http://schemas.microsoft.com/office/word/2010/wordprocessingShape" xmlns:wpg="http://schemas.microsoft.com/office/word/2010/wordprocessingGroup" xmlns:mc="http://schemas.openxmlformats.org/markup-compatibility/2006" xmlns:wp14="http://schemas.microsoft.com/office/word/2010/wordprocessingDrawing" xmlns:w14="http://schemas.microsoft.com/office/word/2010/wordml" xmlns:w15="http://schemas.microsoft.com/office/word/2012/wordml" mc:Ignorable="w14 wp14 w15">
   <w:body>
     <w:p>
       <w:pPr>
         <w:pStyle w:val="Title"/>
-      </w:pPr>
-      <w:r>
+        <w:rPr/>
+      </w:pPr>
+      <w:r>
+        <w:rPr/>
         <w:t xml:space="preserve">2D RPG </w:t>
       </w:r>
     </w:p>
     <w:p>
       <w:pPr>
+        <w:pStyle w:val="Normal"/>
         <w:jc w:val="center"/>
         <w:rPr>
           <w:sz w:val="30"/>
@@ -26,38 +29,66 @@
         <w:t>Henry Prestwich</w:t>
       </w:r>
     </w:p>
-    <w:p/>
-    <w:p/>
-    <w:p/>
-    <w:p/>
-    <w:p/>
+    <w:p>
+      <w:pPr>
+        <w:pStyle w:val="Normal"/>
+        <w:rPr/>
+      </w:pPr>
+      <w:r>
+        <w:rPr/>
+      </w:r>
+    </w:p>
+    <w:p>
+      <w:pPr>
+        <w:pStyle w:val="Normal"/>
+        <w:rPr/>
+      </w:pPr>
+      <w:r>
+        <w:rPr/>
+      </w:r>
+    </w:p>
+    <w:p>
+      <w:pPr>
+        <w:pStyle w:val="Normal"/>
+        <w:rPr/>
+      </w:pPr>
+      <w:r>
+        <w:rPr/>
+      </w:r>
+    </w:p>
+    <w:p>
+      <w:pPr>
+        <w:pStyle w:val="Normal"/>
+        <w:rPr/>
+      </w:pPr>
+      <w:r>
+        <w:rPr/>
+      </w:r>
+    </w:p>
+    <w:p>
+      <w:pPr>
+        <w:pStyle w:val="Normal"/>
+        <w:rPr/>
+      </w:pPr>
+      <w:r>
+        <w:rPr/>
+      </w:r>
+    </w:p>
     <w:sdt>
       <w:sdtPr>
-        <w:rPr>
-          <w:rFonts w:asciiTheme="minorHAnsi" w:eastAsiaTheme="minorEastAsia" w:hAnsiTheme="minorHAnsi" w:cstheme="minorBidi"/>
-          <w:color w:val="auto"/>
-          <w:sz w:val="21"/>
-          <w:szCs w:val="21"/>
-        </w:rPr>
-        <w:id w:val="1066226704"/>
         <w:docPartObj>
           <w:docPartGallery w:val="Table of Contents"/>
-          <w:docPartUnique/>
+          <w:docPartUnique w:val="true"/>
         </w:docPartObj>
       </w:sdtPr>
-      <w:sdtEndPr>
-        <w:rPr>
-          <w:b/>
-          <w:bCs/>
-          <w:noProof/>
-        </w:rPr>
-      </w:sdtEndPr>
       <w:sdtContent>
         <w:p>
           <w:pPr>
             <w:pStyle w:val="TOCHeading"/>
+            <w:rPr/>
           </w:pPr>
           <w:r>
+            <w:rPr/>
             <w:t>Table of Contents</w:t>
           </w:r>
         </w:p>
@@ -65,10 +96,10 @@
           <w:pPr>
             <w:pStyle w:val="TOC1"/>
             <w:tabs>
-              <w:tab w:val="right" w:leader="dot" w:pos="10456"/>
+              <w:tab w:val="clear" w:pos="720"/>
+              <w:tab w:val="right" w:pos="10456" w:leader="dot"/>
             </w:tabs>
             <w:rPr>
-              <w:noProof/>
               <w:kern w:val="2"/>
               <w:sz w:val="24"/>
               <w:szCs w:val="24"/>
@@ -80,63 +111,55 @@
             <w:fldChar w:fldCharType="begin"/>
           </w:r>
           <w:r>
-            <w:instrText xml:space="preserve"> TOC \o "1-3" \h \z \u </w:instrText>
+            <w:rPr>
+              <w:rStyle w:val="IndexLink"/>
+              <w:webHidden/>
+            </w:rPr>
+            <w:instrText xml:space="preserve"> TOC \z \o "1-3" \u \h</w:instrText>
           </w:r>
           <w:r>
+            <w:rPr>
+              <w:rStyle w:val="IndexLink"/>
+              <w:webHidden/>
+            </w:rPr>
             <w:fldChar w:fldCharType="separate"/>
           </w:r>
-          <w:hyperlink w:anchor="_Toc229035136" w:history="1">
-            <w:r>
-              <w:rPr>
-                <w:rStyle w:val="Hyperlink"/>
-                <w:noProof/>
+          <w:hyperlink w:anchor="_Toc229035136">
+            <w:r>
+              <w:rPr>
+                <w:rStyle w:val="IndexLink"/>
+                <w:webHidden/>
               </w:rPr>
               <w:t>Analysis</w:t>
             </w:r>
             <w:r>
               <w:rPr>
-                <w:noProof/>
-                <w:webHidden/>
+                <w:webHidden/>
+              </w:rPr>
+              <w:fldChar w:fldCharType="begin"/>
+            </w:r>
+            <w:r>
+              <w:rPr>
+                <w:webHidden/>
+              </w:rPr>
+              <w:instrText xml:space="preserve">PAGEREF _Toc229035136 \h</w:instrText>
+            </w:r>
+            <w:r>
+              <w:rPr>
+                <w:webHidden/>
+              </w:rPr>
+              <w:fldChar w:fldCharType="separate"/>
+            </w:r>
+            <w:r>
+              <w:rPr>
+                <w:rStyle w:val="IndexLink"/>
+                <w:vanish w:val="false"/>
               </w:rPr>
               <w:tab/>
-            </w:r>
-            <w:r>
-              <w:rPr>
-                <w:noProof/>
-                <w:webHidden/>
-              </w:rPr>
-              <w:fldChar w:fldCharType="begin"/>
-            </w:r>
-            <w:r>
-              <w:rPr>
-                <w:noProof/>
-                <w:webHidden/>
-              </w:rPr>
-              <w:instrText xml:space="preserve"> PAGEREF _Toc229035136 \h </w:instrText>
-            </w:r>
-            <w:r>
-              <w:rPr>
-                <w:noProof/>
-                <w:webHidden/>
-              </w:rPr>
-            </w:r>
-            <w:r>
-              <w:rPr>
-                <w:noProof/>
-                <w:webHidden/>
-              </w:rPr>
-              <w:fldChar w:fldCharType="separate"/>
-            </w:r>
-            <w:r>
-              <w:rPr>
-                <w:noProof/>
-                <w:webHidden/>
-              </w:rPr>
               <w:t>2</w:t>
             </w:r>
             <w:r>
               <w:rPr>
-                <w:noProof/>
                 <w:webHidden/>
               </w:rPr>
               <w:fldChar w:fldCharType="end"/>
@@ -147,10 +170,10 @@
           <w:pPr>
             <w:pStyle w:val="TOC2"/>
             <w:tabs>
-              <w:tab w:val="right" w:leader="dot" w:pos="10456"/>
+              <w:tab w:val="clear" w:pos="720"/>
+              <w:tab w:val="right" w:pos="10456" w:leader="dot"/>
             </w:tabs>
             <w:rPr>
-              <w:noProof/>
               <w:kern w:val="2"/>
               <w:sz w:val="24"/>
               <w:szCs w:val="24"/>
@@ -158,58 +181,42 @@
               <w14:ligatures w14:val="standardContextual"/>
             </w:rPr>
           </w:pPr>
-          <w:hyperlink w:anchor="_Toc229035137" w:history="1">
-            <w:r>
-              <w:rPr>
-                <w:rStyle w:val="Hyperlink"/>
-                <w:noProof/>
+          <w:hyperlink w:anchor="_Toc229035137">
+            <w:r>
+              <w:rPr>
+                <w:rStyle w:val="IndexLink"/>
+                <w:webHidden/>
               </w:rPr>
               <w:t>Project Background</w:t>
             </w:r>
             <w:r>
               <w:rPr>
-                <w:noProof/>
-                <w:webHidden/>
+                <w:webHidden/>
+              </w:rPr>
+              <w:fldChar w:fldCharType="begin"/>
+            </w:r>
+            <w:r>
+              <w:rPr>
+                <w:webHidden/>
+              </w:rPr>
+              <w:instrText xml:space="preserve">PAGEREF _Toc229035137 \h</w:instrText>
+            </w:r>
+            <w:r>
+              <w:rPr>
+                <w:webHidden/>
+              </w:rPr>
+              <w:fldChar w:fldCharType="separate"/>
+            </w:r>
+            <w:r>
+              <w:rPr>
+                <w:rStyle w:val="IndexLink"/>
+                <w:vanish w:val="false"/>
               </w:rPr>
               <w:tab/>
-            </w:r>
-            <w:r>
-              <w:rPr>
-                <w:noProof/>
-                <w:webHidden/>
-              </w:rPr>
-              <w:fldChar w:fldCharType="begin"/>
-            </w:r>
-            <w:r>
-              <w:rPr>
-                <w:noProof/>
-                <w:webHidden/>
-              </w:rPr>
-              <w:instrText xml:space="preserve"> PAGEREF _Toc229035137 \h </w:instrText>
-            </w:r>
-            <w:r>
-              <w:rPr>
-                <w:noProof/>
-                <w:webHidden/>
-              </w:rPr>
-            </w:r>
-            <w:r>
-              <w:rPr>
-                <w:noProof/>
-                <w:webHidden/>
-              </w:rPr>
-              <w:fldChar w:fldCharType="separate"/>
-            </w:r>
-            <w:r>
-              <w:rPr>
-                <w:noProof/>
-                <w:webHidden/>
-              </w:rPr>
               <w:t>2</w:t>
             </w:r>
             <w:r>
               <w:rPr>
-                <w:noProof/>
                 <w:webHidden/>
               </w:rPr>
               <w:fldChar w:fldCharType="end"/>
@@ -220,10 +227,10 @@
           <w:pPr>
             <w:pStyle w:val="TOC2"/>
             <w:tabs>
-              <w:tab w:val="right" w:leader="dot" w:pos="10456"/>
+              <w:tab w:val="clear" w:pos="720"/>
+              <w:tab w:val="right" w:pos="10456" w:leader="dot"/>
             </w:tabs>
             <w:rPr>
-              <w:noProof/>
               <w:kern w:val="2"/>
               <w:sz w:val="24"/>
               <w:szCs w:val="24"/>
@@ -231,58 +238,42 @@
               <w14:ligatures w14:val="standardContextual"/>
             </w:rPr>
           </w:pPr>
-          <w:hyperlink w:anchor="_Toc229035138" w:history="1">
-            <w:r>
-              <w:rPr>
-                <w:rStyle w:val="Hyperlink"/>
-                <w:noProof/>
+          <w:hyperlink w:anchor="_Toc229035138">
+            <w:r>
+              <w:rPr>
+                <w:rStyle w:val="IndexLink"/>
+                <w:webHidden/>
               </w:rPr>
               <w:t>Client Interview</w:t>
             </w:r>
             <w:r>
               <w:rPr>
-                <w:noProof/>
-                <w:webHidden/>
+                <w:webHidden/>
+              </w:rPr>
+              <w:fldChar w:fldCharType="begin"/>
+            </w:r>
+            <w:r>
+              <w:rPr>
+                <w:webHidden/>
+              </w:rPr>
+              <w:instrText xml:space="preserve">PAGEREF _Toc229035138 \h</w:instrText>
+            </w:r>
+            <w:r>
+              <w:rPr>
+                <w:webHidden/>
+              </w:rPr>
+              <w:fldChar w:fldCharType="separate"/>
+            </w:r>
+            <w:r>
+              <w:rPr>
+                <w:rStyle w:val="IndexLink"/>
+                <w:vanish w:val="false"/>
               </w:rPr>
               <w:tab/>
-            </w:r>
-            <w:r>
-              <w:rPr>
-                <w:noProof/>
-                <w:webHidden/>
-              </w:rPr>
-              <w:fldChar w:fldCharType="begin"/>
-            </w:r>
-            <w:r>
-              <w:rPr>
-                <w:noProof/>
-                <w:webHidden/>
-              </w:rPr>
-              <w:instrText xml:space="preserve"> PAGEREF _Toc229035138 \h </w:instrText>
-            </w:r>
-            <w:r>
-              <w:rPr>
-                <w:noProof/>
-                <w:webHidden/>
-              </w:rPr>
-            </w:r>
-            <w:r>
-              <w:rPr>
-                <w:noProof/>
-                <w:webHidden/>
-              </w:rPr>
-              <w:fldChar w:fldCharType="separate"/>
-            </w:r>
-            <w:r>
-              <w:rPr>
-                <w:noProof/>
-                <w:webHidden/>
-              </w:rPr>
               <w:t>2</w:t>
             </w:r>
             <w:r>
               <w:rPr>
-                <w:noProof/>
                 <w:webHidden/>
               </w:rPr>
               <w:fldChar w:fldCharType="end"/>
@@ -293,10 +284,10 @@
           <w:pPr>
             <w:pStyle w:val="TOC2"/>
             <w:tabs>
-              <w:tab w:val="right" w:leader="dot" w:pos="10456"/>
+              <w:tab w:val="clear" w:pos="720"/>
+              <w:tab w:val="right" w:pos="10456" w:leader="dot"/>
             </w:tabs>
             <w:rPr>
-              <w:noProof/>
               <w:kern w:val="2"/>
               <w:sz w:val="24"/>
               <w:szCs w:val="24"/>
@@ -304,58 +295,42 @@
               <w14:ligatures w14:val="standardContextual"/>
             </w:rPr>
           </w:pPr>
-          <w:hyperlink w:anchor="_Toc229035139" w:history="1">
-            <w:r>
-              <w:rPr>
-                <w:rStyle w:val="Hyperlink"/>
-                <w:noProof/>
+          <w:hyperlink w:anchor="_Toc229035139">
+            <w:r>
+              <w:rPr>
+                <w:rStyle w:val="IndexLink"/>
+                <w:webHidden/>
               </w:rPr>
               <w:t>Reflections of Client Interview</w:t>
             </w:r>
             <w:r>
               <w:rPr>
-                <w:noProof/>
-                <w:webHidden/>
+                <w:webHidden/>
+              </w:rPr>
+              <w:fldChar w:fldCharType="begin"/>
+            </w:r>
+            <w:r>
+              <w:rPr>
+                <w:webHidden/>
+              </w:rPr>
+              <w:instrText xml:space="preserve">PAGEREF _Toc229035139 \h</w:instrText>
+            </w:r>
+            <w:r>
+              <w:rPr>
+                <w:webHidden/>
+              </w:rPr>
+              <w:fldChar w:fldCharType="separate"/>
+            </w:r>
+            <w:r>
+              <w:rPr>
+                <w:rStyle w:val="IndexLink"/>
+                <w:vanish w:val="false"/>
               </w:rPr>
               <w:tab/>
-            </w:r>
-            <w:r>
-              <w:rPr>
-                <w:noProof/>
-                <w:webHidden/>
-              </w:rPr>
-              <w:fldChar w:fldCharType="begin"/>
-            </w:r>
-            <w:r>
-              <w:rPr>
-                <w:noProof/>
-                <w:webHidden/>
-              </w:rPr>
-              <w:instrText xml:space="preserve"> PAGEREF _Toc229035139 \h </w:instrText>
-            </w:r>
-            <w:r>
-              <w:rPr>
-                <w:noProof/>
-                <w:webHidden/>
-              </w:rPr>
-            </w:r>
-            <w:r>
-              <w:rPr>
-                <w:noProof/>
-                <w:webHidden/>
-              </w:rPr>
-              <w:fldChar w:fldCharType="separate"/>
-            </w:r>
-            <w:r>
-              <w:rPr>
-                <w:noProof/>
-                <w:webHidden/>
-              </w:rPr>
               <w:t>3</w:t>
             </w:r>
             <w:r>
               <w:rPr>
-                <w:noProof/>
                 <w:webHidden/>
               </w:rPr>
               <w:fldChar w:fldCharType="end"/>
@@ -366,10 +341,10 @@
           <w:pPr>
             <w:pStyle w:val="TOC2"/>
             <w:tabs>
-              <w:tab w:val="right" w:leader="dot" w:pos="10456"/>
+              <w:tab w:val="clear" w:pos="720"/>
+              <w:tab w:val="right" w:pos="10456" w:leader="dot"/>
             </w:tabs>
             <w:rPr>
-              <w:noProof/>
               <w:kern w:val="2"/>
               <w:sz w:val="24"/>
               <w:szCs w:val="24"/>
@@ -377,58 +352,42 @@
               <w14:ligatures w14:val="standardContextual"/>
             </w:rPr>
           </w:pPr>
-          <w:hyperlink w:anchor="_Toc229035140" w:history="1">
-            <w:r>
-              <w:rPr>
-                <w:rStyle w:val="Hyperlink"/>
-                <w:noProof/>
+          <w:hyperlink w:anchor="_Toc229035140">
+            <w:r>
+              <w:rPr>
+                <w:rStyle w:val="IndexLink"/>
+                <w:webHidden/>
               </w:rPr>
               <w:t>Objectives</w:t>
             </w:r>
             <w:r>
               <w:rPr>
-                <w:noProof/>
-                <w:webHidden/>
+                <w:webHidden/>
+              </w:rPr>
+              <w:fldChar w:fldCharType="begin"/>
+            </w:r>
+            <w:r>
+              <w:rPr>
+                <w:webHidden/>
+              </w:rPr>
+              <w:instrText xml:space="preserve">PAGEREF _Toc229035140 \h</w:instrText>
+            </w:r>
+            <w:r>
+              <w:rPr>
+                <w:webHidden/>
+              </w:rPr>
+              <w:fldChar w:fldCharType="separate"/>
+            </w:r>
+            <w:r>
+              <w:rPr>
+                <w:rStyle w:val="IndexLink"/>
+                <w:vanish w:val="false"/>
               </w:rPr>
               <w:tab/>
-            </w:r>
-            <w:r>
-              <w:rPr>
-                <w:noProof/>
-                <w:webHidden/>
-              </w:rPr>
-              <w:fldChar w:fldCharType="begin"/>
-            </w:r>
-            <w:r>
-              <w:rPr>
-                <w:noProof/>
-                <w:webHidden/>
-              </w:rPr>
-              <w:instrText xml:space="preserve"> PAGEREF _Toc229035140 \h </w:instrText>
-            </w:r>
-            <w:r>
-              <w:rPr>
-                <w:noProof/>
-                <w:webHidden/>
-              </w:rPr>
-            </w:r>
-            <w:r>
-              <w:rPr>
-                <w:noProof/>
-                <w:webHidden/>
-              </w:rPr>
-              <w:fldChar w:fldCharType="separate"/>
-            </w:r>
-            <w:r>
-              <w:rPr>
-                <w:noProof/>
-                <w:webHidden/>
-              </w:rPr>
               <w:t>4</w:t>
             </w:r>
             <w:r>
               <w:rPr>
-                <w:noProof/>
                 <w:webHidden/>
               </w:rPr>
               <w:fldChar w:fldCharType="end"/>
@@ -439,10 +398,10 @@
           <w:pPr>
             <w:pStyle w:val="TOC2"/>
             <w:tabs>
-              <w:tab w:val="right" w:leader="dot" w:pos="10456"/>
+              <w:tab w:val="clear" w:pos="720"/>
+              <w:tab w:val="right" w:pos="10456" w:leader="dot"/>
             </w:tabs>
             <w:rPr>
-              <w:noProof/>
               <w:kern w:val="2"/>
               <w:sz w:val="24"/>
               <w:szCs w:val="24"/>
@@ -450,58 +409,42 @@
               <w14:ligatures w14:val="standardContextual"/>
             </w:rPr>
           </w:pPr>
-          <w:hyperlink w:anchor="_Toc229035141" w:history="1">
-            <w:r>
-              <w:rPr>
-                <w:rStyle w:val="Hyperlink"/>
-                <w:noProof/>
+          <w:hyperlink w:anchor="_Toc229035141">
+            <w:r>
+              <w:rPr>
+                <w:rStyle w:val="IndexLink"/>
+                <w:webHidden/>
               </w:rPr>
               <w:t>Modelling</w:t>
             </w:r>
             <w:r>
               <w:rPr>
-                <w:noProof/>
-                <w:webHidden/>
+                <w:webHidden/>
+              </w:rPr>
+              <w:fldChar w:fldCharType="begin"/>
+            </w:r>
+            <w:r>
+              <w:rPr>
+                <w:webHidden/>
+              </w:rPr>
+              <w:instrText xml:space="preserve">PAGEREF _Toc229035141 \h</w:instrText>
+            </w:r>
+            <w:r>
+              <w:rPr>
+                <w:webHidden/>
+              </w:rPr>
+              <w:fldChar w:fldCharType="separate"/>
+            </w:r>
+            <w:r>
+              <w:rPr>
+                <w:rStyle w:val="IndexLink"/>
+                <w:vanish w:val="false"/>
               </w:rPr>
               <w:tab/>
-            </w:r>
-            <w:r>
-              <w:rPr>
-                <w:noProof/>
-                <w:webHidden/>
-              </w:rPr>
-              <w:fldChar w:fldCharType="begin"/>
-            </w:r>
-            <w:r>
-              <w:rPr>
-                <w:noProof/>
-                <w:webHidden/>
-              </w:rPr>
-              <w:instrText xml:space="preserve"> PAGEREF _Toc229035141 \h </w:instrText>
-            </w:r>
-            <w:r>
-              <w:rPr>
-                <w:noProof/>
-                <w:webHidden/>
-              </w:rPr>
-            </w:r>
-            <w:r>
-              <w:rPr>
-                <w:noProof/>
-                <w:webHidden/>
-              </w:rPr>
-              <w:fldChar w:fldCharType="separate"/>
-            </w:r>
-            <w:r>
-              <w:rPr>
-                <w:noProof/>
-                <w:webHidden/>
-              </w:rPr>
               <w:t>5</w:t>
             </w:r>
             <w:r>
               <w:rPr>
-                <w:noProof/>
                 <w:webHidden/>
               </w:rPr>
               <w:fldChar w:fldCharType="end"/>
@@ -512,10 +455,10 @@
           <w:pPr>
             <w:pStyle w:val="TOC1"/>
             <w:tabs>
-              <w:tab w:val="right" w:leader="dot" w:pos="10456"/>
+              <w:tab w:val="clear" w:pos="720"/>
+              <w:tab w:val="right" w:pos="10456" w:leader="dot"/>
             </w:tabs>
             <w:rPr>
-              <w:noProof/>
               <w:kern w:val="2"/>
               <w:sz w:val="24"/>
               <w:szCs w:val="24"/>
@@ -523,58 +466,42 @@
               <w14:ligatures w14:val="standardContextual"/>
             </w:rPr>
           </w:pPr>
-          <w:hyperlink w:anchor="_Toc229035142" w:history="1">
-            <w:r>
-              <w:rPr>
-                <w:rStyle w:val="Hyperlink"/>
-                <w:noProof/>
+          <w:hyperlink w:anchor="_Toc229035142">
+            <w:r>
+              <w:rPr>
+                <w:rStyle w:val="IndexLink"/>
+                <w:webHidden/>
               </w:rPr>
               <w:t>Design</w:t>
             </w:r>
             <w:r>
               <w:rPr>
-                <w:noProof/>
-                <w:webHidden/>
+                <w:webHidden/>
+              </w:rPr>
+              <w:fldChar w:fldCharType="begin"/>
+            </w:r>
+            <w:r>
+              <w:rPr>
+                <w:webHidden/>
+              </w:rPr>
+              <w:instrText xml:space="preserve">PAGEREF _Toc229035142 \h</w:instrText>
+            </w:r>
+            <w:r>
+              <w:rPr>
+                <w:webHidden/>
+              </w:rPr>
+              <w:fldChar w:fldCharType="separate"/>
+            </w:r>
+            <w:r>
+              <w:rPr>
+                <w:rStyle w:val="IndexLink"/>
+                <w:vanish w:val="false"/>
               </w:rPr>
               <w:tab/>
-            </w:r>
-            <w:r>
-              <w:rPr>
-                <w:noProof/>
-                <w:webHidden/>
-              </w:rPr>
-              <w:fldChar w:fldCharType="begin"/>
-            </w:r>
-            <w:r>
-              <w:rPr>
-                <w:noProof/>
-                <w:webHidden/>
-              </w:rPr>
-              <w:instrText xml:space="preserve"> PAGEREF _Toc229035142 \h </w:instrText>
-            </w:r>
-            <w:r>
-              <w:rPr>
-                <w:noProof/>
-                <w:webHidden/>
-              </w:rPr>
-            </w:r>
-            <w:r>
-              <w:rPr>
-                <w:noProof/>
-                <w:webHidden/>
-              </w:rPr>
-              <w:fldChar w:fldCharType="separate"/>
-            </w:r>
-            <w:r>
-              <w:rPr>
-                <w:noProof/>
-                <w:webHidden/>
-              </w:rPr>
               <w:t>7</w:t>
             </w:r>
             <w:r>
               <w:rPr>
-                <w:noProof/>
                 <w:webHidden/>
               </w:rPr>
               <w:fldChar w:fldCharType="end"/>
@@ -585,10 +512,10 @@
           <w:pPr>
             <w:pStyle w:val="TOC1"/>
             <w:tabs>
-              <w:tab w:val="right" w:leader="dot" w:pos="10456"/>
+              <w:tab w:val="clear" w:pos="720"/>
+              <w:tab w:val="right" w:pos="10456" w:leader="dot"/>
             </w:tabs>
             <w:rPr>
-              <w:noProof/>
               <w:kern w:val="2"/>
               <w:sz w:val="24"/>
               <w:szCs w:val="24"/>
@@ -596,58 +523,42 @@
               <w14:ligatures w14:val="standardContextual"/>
             </w:rPr>
           </w:pPr>
-          <w:hyperlink w:anchor="_Toc229035143" w:history="1">
-            <w:r>
-              <w:rPr>
-                <w:rStyle w:val="Hyperlink"/>
-                <w:noProof/>
+          <w:hyperlink w:anchor="_Toc229035143">
+            <w:r>
+              <w:rPr>
+                <w:rStyle w:val="IndexLink"/>
+                <w:webHidden/>
               </w:rPr>
               <w:t>Technical solution</w:t>
             </w:r>
             <w:r>
               <w:rPr>
-                <w:noProof/>
-                <w:webHidden/>
+                <w:webHidden/>
+              </w:rPr>
+              <w:fldChar w:fldCharType="begin"/>
+            </w:r>
+            <w:r>
+              <w:rPr>
+                <w:webHidden/>
+              </w:rPr>
+              <w:instrText xml:space="preserve">PAGEREF _Toc229035143 \h</w:instrText>
+            </w:r>
+            <w:r>
+              <w:rPr>
+                <w:webHidden/>
+              </w:rPr>
+              <w:fldChar w:fldCharType="separate"/>
+            </w:r>
+            <w:r>
+              <w:rPr>
+                <w:rStyle w:val="IndexLink"/>
+                <w:vanish w:val="false"/>
               </w:rPr>
               <w:tab/>
-            </w:r>
-            <w:r>
-              <w:rPr>
-                <w:noProof/>
-                <w:webHidden/>
-              </w:rPr>
-              <w:fldChar w:fldCharType="begin"/>
-            </w:r>
-            <w:r>
-              <w:rPr>
-                <w:noProof/>
-                <w:webHidden/>
-              </w:rPr>
-              <w:instrText xml:space="preserve"> PAGEREF _Toc229035143 \h </w:instrText>
-            </w:r>
-            <w:r>
-              <w:rPr>
-                <w:noProof/>
-                <w:webHidden/>
-              </w:rPr>
-            </w:r>
-            <w:r>
-              <w:rPr>
-                <w:noProof/>
-                <w:webHidden/>
-              </w:rPr>
-              <w:fldChar w:fldCharType="separate"/>
-            </w:r>
-            <w:r>
-              <w:rPr>
-                <w:noProof/>
-                <w:webHidden/>
-              </w:rPr>
               <w:t>7</w:t>
             </w:r>
             <w:r>
               <w:rPr>
-                <w:noProof/>
                 <w:webHidden/>
               </w:rPr>
               <w:fldChar w:fldCharType="end"/>
@@ -658,10 +569,10 @@
           <w:pPr>
             <w:pStyle w:val="TOC1"/>
             <w:tabs>
-              <w:tab w:val="right" w:leader="dot" w:pos="10456"/>
+              <w:tab w:val="clear" w:pos="720"/>
+              <w:tab w:val="right" w:pos="10456" w:leader="dot"/>
             </w:tabs>
             <w:rPr>
-              <w:noProof/>
               <w:kern w:val="2"/>
               <w:sz w:val="24"/>
               <w:szCs w:val="24"/>
@@ -669,58 +580,42 @@
               <w14:ligatures w14:val="standardContextual"/>
             </w:rPr>
           </w:pPr>
-          <w:hyperlink w:anchor="_Toc229035144" w:history="1">
-            <w:r>
-              <w:rPr>
-                <w:rStyle w:val="Hyperlink"/>
-                <w:noProof/>
+          <w:hyperlink w:anchor="_Toc229035144">
+            <w:r>
+              <w:rPr>
+                <w:rStyle w:val="IndexLink"/>
+                <w:webHidden/>
               </w:rPr>
               <w:t>Testing</w:t>
             </w:r>
             <w:r>
               <w:rPr>
-                <w:noProof/>
-                <w:webHidden/>
+                <w:webHidden/>
+              </w:rPr>
+              <w:fldChar w:fldCharType="begin"/>
+            </w:r>
+            <w:r>
+              <w:rPr>
+                <w:webHidden/>
+              </w:rPr>
+              <w:instrText xml:space="preserve">PAGEREF _Toc229035144 \h</w:instrText>
+            </w:r>
+            <w:r>
+              <w:rPr>
+                <w:webHidden/>
+              </w:rPr>
+              <w:fldChar w:fldCharType="separate"/>
+            </w:r>
+            <w:r>
+              <w:rPr>
+                <w:rStyle w:val="IndexLink"/>
+                <w:vanish w:val="false"/>
               </w:rPr>
               <w:tab/>
-            </w:r>
-            <w:r>
-              <w:rPr>
-                <w:noProof/>
-                <w:webHidden/>
-              </w:rPr>
-              <w:fldChar w:fldCharType="begin"/>
-            </w:r>
-            <w:r>
-              <w:rPr>
-                <w:noProof/>
-                <w:webHidden/>
-              </w:rPr>
-              <w:instrText xml:space="preserve"> PAGEREF _Toc229035144 \h </w:instrText>
-            </w:r>
-            <w:r>
-              <w:rPr>
-                <w:noProof/>
-                <w:webHidden/>
-              </w:rPr>
-            </w:r>
-            <w:r>
-              <w:rPr>
-                <w:noProof/>
-                <w:webHidden/>
-              </w:rPr>
-              <w:fldChar w:fldCharType="separate"/>
-            </w:r>
-            <w:r>
-              <w:rPr>
-                <w:noProof/>
-                <w:webHidden/>
-              </w:rPr>
               <w:t>7</w:t>
             </w:r>
             <w:r>
               <w:rPr>
-                <w:noProof/>
                 <w:webHidden/>
               </w:rPr>
               <w:fldChar w:fldCharType="end"/>
@@ -731,10 +626,10 @@
           <w:pPr>
             <w:pStyle w:val="TOC1"/>
             <w:tabs>
-              <w:tab w:val="right" w:leader="dot" w:pos="10456"/>
+              <w:tab w:val="clear" w:pos="720"/>
+              <w:tab w:val="right" w:pos="10456" w:leader="dot"/>
             </w:tabs>
             <w:rPr>
-              <w:noProof/>
               <w:kern w:val="2"/>
               <w:sz w:val="24"/>
               <w:szCs w:val="24"/>
@@ -742,58 +637,42 @@
               <w14:ligatures w14:val="standardContextual"/>
             </w:rPr>
           </w:pPr>
-          <w:hyperlink w:anchor="_Toc229035145" w:history="1">
-            <w:r>
-              <w:rPr>
-                <w:rStyle w:val="Hyperlink"/>
-                <w:noProof/>
+          <w:hyperlink w:anchor="_Toc229035145">
+            <w:r>
+              <w:rPr>
+                <w:rStyle w:val="IndexLink"/>
+                <w:webHidden/>
               </w:rPr>
               <w:t>Evaluation</w:t>
             </w:r>
             <w:r>
               <w:rPr>
-                <w:noProof/>
-                <w:webHidden/>
+                <w:webHidden/>
+              </w:rPr>
+              <w:fldChar w:fldCharType="begin"/>
+            </w:r>
+            <w:r>
+              <w:rPr>
+                <w:webHidden/>
+              </w:rPr>
+              <w:instrText xml:space="preserve">PAGEREF _Toc229035145 \h</w:instrText>
+            </w:r>
+            <w:r>
+              <w:rPr>
+                <w:webHidden/>
+              </w:rPr>
+              <w:fldChar w:fldCharType="separate"/>
+            </w:r>
+            <w:r>
+              <w:rPr>
+                <w:rStyle w:val="IndexLink"/>
+                <w:vanish w:val="false"/>
               </w:rPr>
               <w:tab/>
-            </w:r>
-            <w:r>
-              <w:rPr>
-                <w:noProof/>
-                <w:webHidden/>
-              </w:rPr>
-              <w:fldChar w:fldCharType="begin"/>
-            </w:r>
-            <w:r>
-              <w:rPr>
-                <w:noProof/>
-                <w:webHidden/>
-              </w:rPr>
-              <w:instrText xml:space="preserve"> PAGEREF _Toc229035145 \h </w:instrText>
-            </w:r>
-            <w:r>
-              <w:rPr>
-                <w:noProof/>
-                <w:webHidden/>
-              </w:rPr>
-            </w:r>
-            <w:r>
-              <w:rPr>
-                <w:noProof/>
-                <w:webHidden/>
-              </w:rPr>
-              <w:fldChar w:fldCharType="separate"/>
-            </w:r>
-            <w:r>
-              <w:rPr>
-                <w:noProof/>
-                <w:webHidden/>
-              </w:rPr>
               <w:t>7</w:t>
             </w:r>
             <w:r>
               <w:rPr>
-                <w:noProof/>
                 <w:webHidden/>
               </w:rPr>
               <w:fldChar w:fldCharType="end"/>
@@ -801,12 +680,15 @@
           </w:hyperlink>
         </w:p>
         <w:p>
+          <w:pPr>
+            <w:pStyle w:val="Normal"/>
+            <w:rPr/>
+          </w:pPr>
           <w:r>
-            <w:rPr>
-              <w:b/>
-              <w:bCs/>
-              <w:noProof/>
-            </w:rPr>
+            <w:rPr/>
+          </w:r>
+          <w:r>
+            <w:rPr/>
             <w:fldChar w:fldCharType="end"/>
           </w:r>
         </w:p>
@@ -815,24 +697,93 @@
     <w:p>
       <w:pPr>
         <w:pStyle w:val="Heading1"/>
-      </w:pPr>
+        <w:rPr/>
+      </w:pPr>
+      <w:r>
+        <w:rPr/>
+      </w:r>
     </w:p>
     <w:p>
       <w:pPr>
         <w:pStyle w:val="Heading1"/>
-      </w:pPr>
+        <w:rPr/>
+      </w:pPr>
+      <w:r>
+        <w:rPr/>
+      </w:r>
     </w:p>
     <w:p>
       <w:pPr>
         <w:pStyle w:val="Heading1"/>
-      </w:pPr>
-    </w:p>
-    <w:p/>
-    <w:p/>
-    <w:p/>
-    <w:p/>
-    <w:p/>
-    <w:p/>
+        <w:rPr/>
+      </w:pPr>
+      <w:r>
+        <w:rPr/>
+      </w:r>
+    </w:p>
+    <w:p>
+      <w:pPr>
+        <w:pStyle w:val="Normal"/>
+        <w:rPr/>
+      </w:pPr>
+      <w:r>
+        <w:rPr/>
+      </w:r>
+    </w:p>
+    <w:p>
+      <w:pPr>
+        <w:pStyle w:val="Normal"/>
+        <w:rPr/>
+      </w:pPr>
+      <w:r>
+        <w:rPr/>
+      </w:r>
+    </w:p>
+    <w:p>
+      <w:pPr>
+        <w:pStyle w:val="Normal"/>
+        <w:rPr/>
+      </w:pPr>
+      <w:r>
+        <w:rPr/>
+      </w:r>
+    </w:p>
+    <w:p>
+      <w:pPr>
+        <w:pStyle w:val="Normal"/>
+        <w:rPr/>
+      </w:pPr>
+      <w:r>
+        <w:rPr/>
+      </w:r>
+    </w:p>
+    <w:p>
+      <w:pPr>
+        <w:pStyle w:val="Normal"/>
+        <w:rPr/>
+      </w:pPr>
+      <w:r>
+        <w:rPr/>
+      </w:r>
+    </w:p>
+    <w:p>
+      <w:pPr>
+        <w:pStyle w:val="Normal"/>
+        <w:rPr/>
+      </w:pPr>
+      <w:r>
+        <w:rPr/>
+      </w:r>
+    </w:p>
+    <w:p>
+      <w:pPr>
+        <w:pStyle w:val="Normal"/>
+        <w:rPr/>
+      </w:pPr>
+      <w:r>
+        <w:rPr/>
+      </w:r>
+    </w:p>
     <w:p>
       <w:pPr>
         <w:pStyle w:val="Heading1"/>
@@ -842,21 +793,28 @@
         </w:rPr>
       </w:pPr>
       <w:bookmarkStart w:id="0" w:name="__RefHeading___Toc1033_50594169"/>
-      <w:bookmarkStart w:id="1" w:name="_Toc222817101"/>
-      <w:bookmarkStart w:id="2" w:name="_Toc229035136"/>
+      <w:bookmarkStart w:id="1" w:name="_Toc229035136"/>
+      <w:bookmarkStart w:id="2" w:name="_Toc222817101"/>
       <w:bookmarkEnd w:id="0"/>
       <w:r>
         <w:rPr>
           <w:sz w:val="50"/>
           <w:szCs w:val="50"/>
         </w:rPr>
-        <w:lastRenderedPageBreak/>
         <w:t>Analysis</w:t>
       </w:r>
       <w:bookmarkEnd w:id="1"/>
       <w:bookmarkEnd w:id="2"/>
     </w:p>
-    <w:p/>
+    <w:p>
+      <w:pPr>
+        <w:pStyle w:val="Normal"/>
+        <w:rPr/>
+      </w:pPr>
+      <w:r>
+        <w:rPr/>
+      </w:r>
+    </w:p>
     <w:p>
       <w:pPr>
         <w:pStyle w:val="Heading2"/>
@@ -866,8 +824,8 @@
         </w:rPr>
       </w:pPr>
       <w:bookmarkStart w:id="3" w:name="__RefHeading___Toc1035_50594169"/>
-      <w:bookmarkStart w:id="4" w:name="_Toc222817102"/>
-      <w:bookmarkStart w:id="5" w:name="_Toc229035137"/>
+      <w:bookmarkStart w:id="4" w:name="_Toc229035137"/>
+      <w:bookmarkStart w:id="5" w:name="_Toc222817102"/>
       <w:bookmarkEnd w:id="3"/>
       <w:r>
         <w:rPr>
@@ -881,22 +839,37 @@
     </w:p>
     <w:p>
       <w:pPr>
-        <w:rPr>
-          <w:sz w:val="24"/>
-          <w:szCs w:val="24"/>
-        </w:rPr>
-      </w:pPr>
-    </w:p>
-    <w:p>
-      <w:pPr>
-        <w:rPr>
-          <w:sz w:val="24"/>
-          <w:szCs w:val="24"/>
-        </w:rPr>
-      </w:pPr>
-    </w:p>
-    <w:p>
-      <w:pPr>
+        <w:pStyle w:val="Normal"/>
+        <w:rPr>
+          <w:sz w:val="24"/>
+          <w:szCs w:val="24"/>
+        </w:rPr>
+      </w:pPr>
+      <w:r>
+        <w:rPr>
+          <w:sz w:val="24"/>
+          <w:szCs w:val="24"/>
+        </w:rPr>
+      </w:r>
+    </w:p>
+    <w:p>
+      <w:pPr>
+        <w:pStyle w:val="Normal"/>
+        <w:rPr>
+          <w:sz w:val="24"/>
+          <w:szCs w:val="24"/>
+        </w:rPr>
+      </w:pPr>
+      <w:r>
+        <w:rPr>
+          <w:sz w:val="24"/>
+          <w:szCs w:val="24"/>
+        </w:rPr>
+      </w:r>
+    </w:p>
+    <w:p>
+      <w:pPr>
+        <w:pStyle w:val="Normal"/>
         <w:jc w:val="center"/>
         <w:rPr>
           <w:sz w:val="24"/>
@@ -913,15 +886,23 @@
     </w:p>
     <w:p>
       <w:pPr>
+        <w:pStyle w:val="Normal"/>
         <w:jc w:val="center"/>
         <w:rPr>
           <w:sz w:val="24"/>
           <w:szCs w:val="24"/>
         </w:rPr>
       </w:pPr>
-    </w:p>
-    <w:p>
-      <w:pPr>
+      <w:r>
+        <w:rPr>
+          <w:sz w:val="24"/>
+          <w:szCs w:val="24"/>
+        </w:rPr>
+      </w:r>
+    </w:p>
+    <w:p>
+      <w:pPr>
+        <w:pStyle w:val="Normal"/>
         <w:jc w:val="center"/>
         <w:rPr>
           <w:sz w:val="24"/>
@@ -933,42 +914,40 @@
           <w:sz w:val="24"/>
           <w:szCs w:val="24"/>
         </w:rPr>
-        <w:t xml:space="preserve">I have chosen this as my project as I am interested in game development and would like to expand my knowledge of the techniques used by creating my own game. Through my research for my </w:t>
-      </w:r>
-      <w:proofErr w:type="gramStart"/>
-      <w:r>
-        <w:rPr>
-          <w:sz w:val="24"/>
-          <w:szCs w:val="24"/>
-        </w:rPr>
-        <w:t>NEA</w:t>
-      </w:r>
-      <w:proofErr w:type="gramEnd"/>
-      <w:r>
-        <w:rPr>
-          <w:sz w:val="24"/>
-          <w:szCs w:val="24"/>
-        </w:rPr>
-        <w:t xml:space="preserve"> I will hopefully learn how video games are created by large companies and also pick up some skills which may become useful in my future.</w:t>
-      </w:r>
-    </w:p>
-    <w:p>
-      <w:pPr>
+        <w:t>I have chosen this as my project as I am interested in game development and would like to expand my knowledge of the techniques used by creating my own game. Through my research for my NEA I will hopefully learn how video games are created by large companies and also pick up some skills which may become useful in my future.</w:t>
+      </w:r>
+    </w:p>
+    <w:p>
+      <w:pPr>
+        <w:pStyle w:val="Normal"/>
         <w:jc w:val="center"/>
         <w:rPr>
           <w:sz w:val="24"/>
           <w:szCs w:val="24"/>
         </w:rPr>
       </w:pPr>
-    </w:p>
-    <w:p>
-      <w:pPr>
+      <w:r>
+        <w:rPr>
+          <w:sz w:val="24"/>
+          <w:szCs w:val="24"/>
+        </w:rPr>
+      </w:r>
+    </w:p>
+    <w:p>
+      <w:pPr>
+        <w:pStyle w:val="Normal"/>
         <w:jc w:val="center"/>
         <w:rPr>
           <w:sz w:val="24"/>
           <w:szCs w:val="24"/>
         </w:rPr>
       </w:pPr>
+      <w:r>
+        <w:rPr>
+          <w:sz w:val="24"/>
+          <w:szCs w:val="24"/>
+        </w:rPr>
+      </w:r>
     </w:p>
     <w:p>
       <w:pPr>
@@ -979,8 +958,8 @@
         </w:rPr>
       </w:pPr>
       <w:bookmarkStart w:id="6" w:name="__RefHeading___Toc1037_50594169"/>
-      <w:bookmarkStart w:id="7" w:name="_Toc222817103"/>
-      <w:bookmarkStart w:id="8" w:name="_Toc229035138"/>
+      <w:bookmarkStart w:id="7" w:name="_Toc229035138"/>
+      <w:bookmarkStart w:id="8" w:name="_Toc222817103"/>
       <w:bookmarkEnd w:id="6"/>
       <w:r>
         <w:rPr>
@@ -994,22 +973,37 @@
     </w:p>
     <w:p>
       <w:pPr>
-        <w:rPr>
-          <w:sz w:val="24"/>
-          <w:szCs w:val="24"/>
-        </w:rPr>
-      </w:pPr>
-    </w:p>
-    <w:p>
-      <w:pPr>
-        <w:rPr>
-          <w:sz w:val="24"/>
-          <w:szCs w:val="24"/>
-        </w:rPr>
-      </w:pPr>
-    </w:p>
-    <w:p>
-      <w:pPr>
+        <w:pStyle w:val="Normal"/>
+        <w:rPr>
+          <w:sz w:val="24"/>
+          <w:szCs w:val="24"/>
+        </w:rPr>
+      </w:pPr>
+      <w:r>
+        <w:rPr>
+          <w:sz w:val="24"/>
+          <w:szCs w:val="24"/>
+        </w:rPr>
+      </w:r>
+    </w:p>
+    <w:p>
+      <w:pPr>
+        <w:pStyle w:val="Normal"/>
+        <w:rPr>
+          <w:sz w:val="24"/>
+          <w:szCs w:val="24"/>
+        </w:rPr>
+      </w:pPr>
+      <w:r>
+        <w:rPr>
+          <w:sz w:val="24"/>
+          <w:szCs w:val="24"/>
+        </w:rPr>
+      </w:r>
+    </w:p>
+    <w:p>
+      <w:pPr>
+        <w:pStyle w:val="Normal"/>
         <w:jc w:val="center"/>
         <w:rPr>
           <w:sz w:val="24"/>
@@ -1026,15 +1020,23 @@
     </w:p>
     <w:p>
       <w:pPr>
+        <w:pStyle w:val="Normal"/>
         <w:jc w:val="center"/>
         <w:rPr>
           <w:sz w:val="24"/>
           <w:szCs w:val="24"/>
         </w:rPr>
       </w:pPr>
-    </w:p>
-    <w:p>
-      <w:pPr>
+      <w:r>
+        <w:rPr>
+          <w:sz w:val="24"/>
+          <w:szCs w:val="24"/>
+        </w:rPr>
+      </w:r>
+    </w:p>
+    <w:p>
+      <w:pPr>
+        <w:pStyle w:val="Normal"/>
         <w:jc w:val="center"/>
         <w:rPr>
           <w:b/>
@@ -1055,6 +1057,7 @@
     </w:p>
     <w:p>
       <w:pPr>
+        <w:pStyle w:val="Normal"/>
         <w:jc w:val="center"/>
         <w:rPr>
           <w:sz w:val="24"/>
@@ -1071,33 +1074,55 @@
     </w:p>
     <w:p>
       <w:pPr>
+        <w:pStyle w:val="Normal"/>
         <w:jc w:val="center"/>
         <w:rPr>
           <w:sz w:val="24"/>
           <w:szCs w:val="24"/>
         </w:rPr>
       </w:pPr>
-    </w:p>
-    <w:p>
-      <w:pPr>
+      <w:r>
+        <w:rPr>
+          <w:sz w:val="24"/>
+          <w:szCs w:val="24"/>
+        </w:rPr>
+      </w:r>
+    </w:p>
+    <w:p>
+      <w:pPr>
+        <w:pStyle w:val="Normal"/>
         <w:jc w:val="center"/>
         <w:rPr>
           <w:sz w:val="24"/>
           <w:szCs w:val="24"/>
         </w:rPr>
       </w:pPr>
-    </w:p>
-    <w:p>
-      <w:pPr>
+      <w:r>
+        <w:rPr>
+          <w:sz w:val="24"/>
+          <w:szCs w:val="24"/>
+        </w:rPr>
+      </w:r>
+    </w:p>
+    <w:p>
+      <w:pPr>
+        <w:pStyle w:val="Normal"/>
         <w:jc w:val="center"/>
         <w:rPr>
           <w:sz w:val="24"/>
           <w:szCs w:val="24"/>
         </w:rPr>
       </w:pPr>
-    </w:p>
-    <w:p>
-      <w:pPr>
+      <w:r>
+        <w:rPr>
+          <w:sz w:val="24"/>
+          <w:szCs w:val="24"/>
+        </w:rPr>
+      </w:r>
+    </w:p>
+    <w:p>
+      <w:pPr>
+        <w:pStyle w:val="Normal"/>
         <w:jc w:val="center"/>
         <w:rPr>
           <w:b/>
@@ -1113,12 +1138,12 @@
           <w:sz w:val="24"/>
           <w:szCs w:val="24"/>
         </w:rPr>
-        <w:lastRenderedPageBreak/>
         <w:t>Q – How do you think the enemies should feel to fight?</w:t>
       </w:r>
     </w:p>
     <w:p>
       <w:pPr>
+        <w:pStyle w:val="Normal"/>
         <w:jc w:val="center"/>
         <w:rPr>
           <w:sz w:val="24"/>
@@ -1130,36 +1155,28 @@
           <w:sz w:val="24"/>
           <w:szCs w:val="24"/>
         </w:rPr>
-        <w:t xml:space="preserve">A – I think the enemies should feel like a challenge to face in combat but should not be so difficult as to overwhelm the player. I enjoy when I have to spend time planning how I will fight each enemy as thing brings a sense of achievement when I defeat it so they need to be difficult enough that I can do this. This also means that they need to be somewhat predictable as I find it annoying as a player if the enemy behaves in one way but changes </w:t>
-      </w:r>
-      <w:proofErr w:type="gramStart"/>
-      <w:r>
-        <w:rPr>
-          <w:sz w:val="24"/>
-          <w:szCs w:val="24"/>
-        </w:rPr>
-        <w:t>once</w:t>
-      </w:r>
-      <w:proofErr w:type="gramEnd"/>
-      <w:r>
-        <w:rPr>
-          <w:sz w:val="24"/>
-          <w:szCs w:val="24"/>
-        </w:rPr>
-        <w:t xml:space="preserve"> I feel I have worked out how I will defeat it.</w:t>
-      </w:r>
-    </w:p>
-    <w:p>
-      <w:pPr>
+        <w:t>A – I think the enemies should feel like a challenge to face in combat but should not be so difficult as to overwhelm the player. I enjoy when I have to spend time planning how I will fight each enemy as thing brings a sense of achievement when I defeat it so they need to be difficult enough that I can do this. This also means that they need to be somewhat predictable as I find it annoying as a player if the enemy behaves in one way but changes once I feel I have worked out how I will defeat it.</w:t>
+      </w:r>
+    </w:p>
+    <w:p>
+      <w:pPr>
+        <w:pStyle w:val="Normal"/>
         <w:jc w:val="center"/>
         <w:rPr>
           <w:sz w:val="24"/>
           <w:szCs w:val="24"/>
         </w:rPr>
       </w:pPr>
-    </w:p>
-    <w:p>
-      <w:pPr>
+      <w:r>
+        <w:rPr>
+          <w:sz w:val="24"/>
+          <w:szCs w:val="24"/>
+        </w:rPr>
+      </w:r>
+    </w:p>
+    <w:p>
+      <w:pPr>
+        <w:pStyle w:val="Normal"/>
         <w:jc w:val="center"/>
         <w:rPr>
           <w:b/>
@@ -1180,6 +1197,7 @@
     </w:p>
     <w:p>
       <w:pPr>
+        <w:pStyle w:val="Normal"/>
         <w:jc w:val="center"/>
         <w:rPr>
           <w:sz w:val="24"/>
@@ -1191,43 +1209,12 @@
           <w:sz w:val="24"/>
           <w:szCs w:val="24"/>
         </w:rPr>
-        <w:t xml:space="preserve">A – I enjoy when the movement and combat is fast paced but sometimes find as a player that too much speed can become chaotic. You will need to find a balance to make the game engaging but not overwhelming. I often find that games with slow movement speed can make me very bored. Same for combat, if I’m waiting ages for an </w:t>
-      </w:r>
-      <w:proofErr w:type="gramStart"/>
-      <w:r>
-        <w:rPr>
-          <w:sz w:val="24"/>
-          <w:szCs w:val="24"/>
-        </w:rPr>
-        <w:t>opening</w:t>
-      </w:r>
-      <w:proofErr w:type="gramEnd"/>
-      <w:r>
-        <w:rPr>
-          <w:sz w:val="24"/>
-          <w:szCs w:val="24"/>
-        </w:rPr>
-        <w:t xml:space="preserve"> I get tired of the fight. I do enjoy when games give you the choice of pace. Some games use armour weight systems which give </w:t>
-      </w:r>
-      <w:proofErr w:type="spellStart"/>
-      <w:r>
-        <w:rPr>
-          <w:sz w:val="24"/>
-          <w:szCs w:val="24"/>
-        </w:rPr>
-        <w:t>s</w:t>
-      </w:r>
-      <w:proofErr w:type="spellEnd"/>
-      <w:r>
-        <w:rPr>
-          <w:sz w:val="24"/>
-          <w:szCs w:val="24"/>
-        </w:rPr>
-        <w:t xml:space="preserve"> the player the decision how fast they want to play based on the build they intend to use.</w:t>
-      </w:r>
-    </w:p>
-    <w:p>
-      <w:pPr>
+        <w:t>A – I enjoy when the movement and combat is fast paced but sometimes find as a player that too much speed can become chaotic. You will need to find a balance to make the game engaging but not overwhelming. I often find that games with slow movement speed can make me very bored. Same for combat, if I’m waiting ages for an opening I get tired of the fight. I do enjoy when games give you the choice of pace. Some games use armour weight systems which give s the player the decision how fast they want to play based on the build they intend to use.</w:t>
+      </w:r>
+    </w:p>
+    <w:p>
+      <w:pPr>
+        <w:pStyle w:val="Normal"/>
         <w:jc w:val="center"/>
         <w:rPr>
           <w:b/>
@@ -1236,90 +1223,93 @@
           <w:szCs w:val="24"/>
         </w:rPr>
       </w:pPr>
-    </w:p>
-    <w:p>
-      <w:pPr>
-        <w:jc w:val="center"/>
+      <w:r>
         <w:rPr>
           <w:b/>
           <w:bCs/>
           <w:sz w:val="24"/>
           <w:szCs w:val="24"/>
         </w:rPr>
-      </w:pPr>
-      <w:r>
+      </w:r>
+    </w:p>
+    <w:p>
+      <w:pPr>
+        <w:pStyle w:val="Normal"/>
+        <w:jc w:val="center"/>
         <w:rPr>
           <w:b/>
           <w:bCs/>
           <w:sz w:val="24"/>
           <w:szCs w:val="24"/>
         </w:rPr>
-        <w:t>Q – How would you like the interface/HUD to look?</w:t>
-      </w:r>
-    </w:p>
-    <w:p>
-      <w:pPr>
-        <w:jc w:val="center"/>
-        <w:rPr>
-          <w:sz w:val="24"/>
-          <w:szCs w:val="24"/>
-        </w:rPr>
-      </w:pPr>
-      <w:r>
-        <w:rPr>
-          <w:sz w:val="24"/>
-          <w:szCs w:val="24"/>
-        </w:rPr>
-        <w:t xml:space="preserve">A – I find that a good interface is one that gives the most amount of information without taking too much space on the screen. Same games have so little that I have no idea what is going on and some games have so much I can hardly see the game behind it. </w:t>
-      </w:r>
-      <w:proofErr w:type="spellStart"/>
-      <w:r>
-        <w:rPr>
-          <w:sz w:val="24"/>
-          <w:szCs w:val="24"/>
-        </w:rPr>
-        <w:t>Id</w:t>
-      </w:r>
-      <w:proofErr w:type="spellEnd"/>
-      <w:r>
-        <w:rPr>
-          <w:sz w:val="24"/>
-          <w:szCs w:val="24"/>
-        </w:rPr>
-        <w:t xml:space="preserve"> like the game to have a good balance as is think information is very useful in this style of game.</w:t>
-      </w:r>
-    </w:p>
-    <w:p>
-      <w:pPr>
-        <w:jc w:val="center"/>
-        <w:rPr>
-          <w:sz w:val="24"/>
-          <w:szCs w:val="24"/>
-        </w:rPr>
-      </w:pPr>
-    </w:p>
-    <w:p>
-      <w:pPr>
-        <w:jc w:val="center"/>
+      </w:pPr>
+      <w:r>
         <w:rPr>
           <w:b/>
           <w:bCs/>
           <w:sz w:val="24"/>
           <w:szCs w:val="24"/>
         </w:rPr>
-      </w:pPr>
-      <w:r>
+        <w:t>Q – How would you like the interface/HUD to look?</w:t>
+      </w:r>
+    </w:p>
+    <w:p>
+      <w:pPr>
+        <w:pStyle w:val="Normal"/>
+        <w:jc w:val="center"/>
+        <w:rPr>
+          <w:sz w:val="24"/>
+          <w:szCs w:val="24"/>
+        </w:rPr>
+      </w:pPr>
+      <w:r>
+        <w:rPr>
+          <w:sz w:val="24"/>
+          <w:szCs w:val="24"/>
+        </w:rPr>
+        <w:t>A – I find that a good interface is one that gives the most amount of information without taking too much space on the screen. Same games have so little that I have no idea what is going on and some games have so much I can hardly see the game behind it. Id like the game to have a good balance as is think information is very useful in this style of game.</w:t>
+      </w:r>
+    </w:p>
+    <w:p>
+      <w:pPr>
+        <w:pStyle w:val="Normal"/>
+        <w:jc w:val="center"/>
+        <w:rPr>
+          <w:sz w:val="24"/>
+          <w:szCs w:val="24"/>
+        </w:rPr>
+      </w:pPr>
+      <w:r>
+        <w:rPr>
+          <w:sz w:val="24"/>
+          <w:szCs w:val="24"/>
+        </w:rPr>
+      </w:r>
+    </w:p>
+    <w:p>
+      <w:pPr>
+        <w:pStyle w:val="Normal"/>
+        <w:jc w:val="center"/>
         <w:rPr>
           <w:b/>
           <w:bCs/>
           <w:sz w:val="24"/>
           <w:szCs w:val="24"/>
         </w:rPr>
+      </w:pPr>
+      <w:r>
+        <w:rPr>
+          <w:b/>
+          <w:bCs/>
+          <w:sz w:val="24"/>
+          <w:szCs w:val="24"/>
+        </w:rPr>
         <w:t>Q – How would you like the weapon system to work?</w:t>
       </w:r>
     </w:p>
     <w:p>
       <w:pPr>
+        <w:pStyle w:val="Normal"/>
         <w:jc w:val="center"/>
         <w:rPr>
           <w:sz w:val="24"/>
@@ -1336,21 +1326,35 @@
     </w:p>
     <w:p>
       <w:pPr>
+        <w:pStyle w:val="Normal"/>
         <w:jc w:val="center"/>
         <w:rPr>
           <w:sz w:val="24"/>
           <w:szCs w:val="24"/>
         </w:rPr>
       </w:pPr>
-    </w:p>
-    <w:p>
-      <w:pPr>
+      <w:r>
+        <w:rPr>
+          <w:sz w:val="24"/>
+          <w:szCs w:val="24"/>
+        </w:rPr>
+      </w:r>
+    </w:p>
+    <w:p>
+      <w:pPr>
+        <w:pStyle w:val="Normal"/>
         <w:jc w:val="center"/>
         <w:rPr>
           <w:sz w:val="24"/>
           <w:szCs w:val="24"/>
         </w:rPr>
       </w:pPr>
+      <w:r>
+        <w:rPr>
+          <w:sz w:val="24"/>
+          <w:szCs w:val="24"/>
+        </w:rPr>
+      </w:r>
     </w:p>
     <w:p>
       <w:pPr>
@@ -1361,8 +1365,8 @@
         </w:rPr>
       </w:pPr>
       <w:bookmarkStart w:id="9" w:name="__RefHeading___Toc1039_50594169"/>
-      <w:bookmarkStart w:id="10" w:name="_Toc222817104"/>
-      <w:bookmarkStart w:id="11" w:name="_Toc229035139"/>
+      <w:bookmarkStart w:id="10" w:name="_Toc229035139"/>
+      <w:bookmarkStart w:id="11" w:name="_Toc222817104"/>
       <w:bookmarkEnd w:id="9"/>
       <w:r>
         <w:rPr>
@@ -1376,24 +1380,39 @@
     </w:p>
     <w:p>
       <w:pPr>
+        <w:pStyle w:val="Normal"/>
         <w:jc w:val="center"/>
         <w:rPr>
           <w:sz w:val="24"/>
           <w:szCs w:val="24"/>
         </w:rPr>
       </w:pPr>
-    </w:p>
-    <w:p>
-      <w:pPr>
+      <w:r>
+        <w:rPr>
+          <w:sz w:val="24"/>
+          <w:szCs w:val="24"/>
+        </w:rPr>
+      </w:r>
+    </w:p>
+    <w:p>
+      <w:pPr>
+        <w:pStyle w:val="Normal"/>
         <w:jc w:val="center"/>
         <w:rPr>
           <w:sz w:val="24"/>
           <w:szCs w:val="24"/>
         </w:rPr>
       </w:pPr>
-    </w:p>
-    <w:p>
-      <w:pPr>
+      <w:r>
+        <w:rPr>
+          <w:sz w:val="24"/>
+          <w:szCs w:val="24"/>
+        </w:rPr>
+      </w:r>
+    </w:p>
+    <w:p>
+      <w:pPr>
+        <w:pStyle w:val="Normal"/>
         <w:jc w:val="center"/>
         <w:rPr>
           <w:sz w:val="24"/>
@@ -1405,58 +1424,40 @@
           <w:sz w:val="24"/>
           <w:szCs w:val="24"/>
         </w:rPr>
-        <w:t xml:space="preserve">From the client interview I now feel I have a better understanding of the game I am to create. I know where I am to draw inspiration from which gives me the ability to create a </w:t>
-      </w:r>
-      <w:proofErr w:type="spellStart"/>
-      <w:r>
-        <w:rPr>
-          <w:sz w:val="24"/>
-          <w:szCs w:val="24"/>
-        </w:rPr>
-        <w:t>for</w:t>
-      </w:r>
-      <w:proofErr w:type="spellEnd"/>
-      <w:r>
-        <w:rPr>
-          <w:sz w:val="24"/>
-          <w:szCs w:val="24"/>
-        </w:rPr>
-        <w:t xml:space="preserve"> of plan as to the direction I will take the game. The client has requested a good balance between speed and control of the player and wants the combat to feel difficult but manageable. To achieve </w:t>
-      </w:r>
-      <w:proofErr w:type="gramStart"/>
-      <w:r>
-        <w:rPr>
-          <w:sz w:val="24"/>
-          <w:szCs w:val="24"/>
-        </w:rPr>
-        <w:t>this</w:t>
-      </w:r>
-      <w:proofErr w:type="gramEnd"/>
-      <w:r>
-        <w:rPr>
-          <w:sz w:val="24"/>
-          <w:szCs w:val="24"/>
-        </w:rPr>
-        <w:t xml:space="preserve"> I understand I will have to put my game through many stages of testing both on my own and with the client to ensure the feel of the game is right for them. The interview has also given some insight into how the game should look as the client gave details regarding the HUD (Head-Up Display) which will allow me to create an immersive but not overwhelming experience to the end user.</w:t>
-      </w:r>
-    </w:p>
-    <w:p>
-      <w:pPr>
+        <w:t>From the client interview I now feel I have a better understanding of the game I am to create. I know where I am to draw inspiration from which gives me the ability to create a for of plan as to the direction I will take the game. The client has requested a good balance between speed and control of the player and wants the combat to feel difficult but manageable. To achieve this I understand I will have to put my game through many stages of testing both on my own and with the client to ensure the feel of the game is right for them. The interview has also given some insight into how the game should look as the client gave details regarding the HUD (Head-Up Display) which will allow me to create an immersive but not overwhelming experience to the end user.</w:t>
+      </w:r>
+    </w:p>
+    <w:p>
+      <w:pPr>
+        <w:pStyle w:val="Normal"/>
         <w:jc w:val="center"/>
         <w:rPr>
           <w:sz w:val="24"/>
           <w:szCs w:val="24"/>
         </w:rPr>
       </w:pPr>
-    </w:p>
-    <w:p>
-      <w:pPr>
+      <w:r>
+        <w:rPr>
+          <w:sz w:val="24"/>
+          <w:szCs w:val="24"/>
+        </w:rPr>
+      </w:r>
+    </w:p>
+    <w:p>
+      <w:pPr>
+        <w:pStyle w:val="Normal"/>
         <w:jc w:val="center"/>
         <w:rPr>
           <w:sz w:val="24"/>
           <w:szCs w:val="24"/>
         </w:rPr>
       </w:pPr>
+      <w:r>
+        <w:rPr>
+          <w:sz w:val="24"/>
+          <w:szCs w:val="24"/>
+        </w:rPr>
+      </w:r>
     </w:p>
     <w:p>
       <w:pPr>
@@ -1467,8 +1468,8 @@
         </w:rPr>
       </w:pPr>
       <w:bookmarkStart w:id="12" w:name="__RefHeading___Toc1041_50594169"/>
-      <w:bookmarkStart w:id="13" w:name="_Toc222817105"/>
-      <w:bookmarkStart w:id="14" w:name="_Toc229035140"/>
+      <w:bookmarkStart w:id="13" w:name="_Toc229035140"/>
+      <w:bookmarkStart w:id="14" w:name="_Toc222817105"/>
       <w:bookmarkEnd w:id="12"/>
       <w:r>
         <w:rPr>
@@ -1482,15 +1483,23 @@
     </w:p>
     <w:p>
       <w:pPr>
+        <w:pStyle w:val="Normal"/>
         <w:jc w:val="center"/>
         <w:rPr>
           <w:sz w:val="24"/>
           <w:szCs w:val="24"/>
         </w:rPr>
       </w:pPr>
-    </w:p>
-    <w:p>
-      <w:pPr>
+      <w:r>
+        <w:rPr>
+          <w:sz w:val="24"/>
+          <w:szCs w:val="24"/>
+        </w:rPr>
+      </w:r>
+    </w:p>
+    <w:p>
+      <w:pPr>
+        <w:pStyle w:val="Normal"/>
         <w:rPr>
           <w:b/>
           <w:bCs/>
@@ -1765,23 +1774,7 @@
           <w:sz w:val="24"/>
           <w:szCs w:val="24"/>
         </w:rPr>
-        <w:t xml:space="preserve">The camera will use a matrix system which will allow for certain effects </w:t>
-      </w:r>
-      <w:proofErr w:type="spellStart"/>
-      <w:r>
-        <w:rPr>
-          <w:sz w:val="24"/>
-          <w:szCs w:val="24"/>
-        </w:rPr>
-        <w:t>t o</w:t>
-      </w:r>
-      <w:proofErr w:type="spellEnd"/>
-      <w:r>
-        <w:rPr>
-          <w:sz w:val="24"/>
-          <w:szCs w:val="24"/>
-        </w:rPr>
-        <w:t xml:space="preserve"> be applied to the view</w:t>
+        <w:t>The camera will use a matrix system which will allow for certain effects to be applied to the view</w:t>
       </w:r>
     </w:p>
     <w:p>
@@ -2241,7 +2234,6 @@
           <w:sz w:val="24"/>
           <w:szCs w:val="24"/>
         </w:rPr>
-        <w:lastRenderedPageBreak/>
         <w:t>When an enemy’s health is 0, the enemy will die and be removed from the screen</w:t>
       </w:r>
     </w:p>
@@ -2427,51 +2419,53 @@
     </w:p>
     <w:p>
       <w:pPr>
-        <w:rPr>
-          <w:sz w:val="24"/>
-          <w:szCs w:val="24"/>
-        </w:rPr>
-      </w:pPr>
-    </w:p>
-    <w:p>
-      <w:pPr>
-        <w:rPr>
-          <w:sz w:val="24"/>
-          <w:szCs w:val="24"/>
-        </w:rPr>
-      </w:pPr>
-      <w:r>
-        <w:rPr>
-          <w:sz w:val="24"/>
-          <w:szCs w:val="24"/>
-        </w:rPr>
-        <w:t>The initial objective</w:t>
-      </w:r>
-      <w:r>
-        <w:rPr>
-          <w:sz w:val="24"/>
-          <w:szCs w:val="24"/>
-        </w:rPr>
-        <w:t>s</w:t>
-      </w:r>
-      <w:r>
-        <w:rPr>
-          <w:sz w:val="24"/>
-          <w:szCs w:val="24"/>
-        </w:rPr>
-        <w:t xml:space="preserve"> form the core of the game. Completion of these objectives will form a complete game which will be in a playable state.</w:t>
-      </w:r>
-    </w:p>
-    <w:p>
-      <w:pPr>
-        <w:rPr>
-          <w:sz w:val="24"/>
-          <w:szCs w:val="24"/>
-        </w:rPr>
-      </w:pPr>
-    </w:p>
-    <w:p>
-      <w:pPr>
+        <w:pStyle w:val="Normal"/>
+        <w:rPr>
+          <w:sz w:val="24"/>
+          <w:szCs w:val="24"/>
+        </w:rPr>
+      </w:pPr>
+      <w:r>
+        <w:rPr>
+          <w:sz w:val="24"/>
+          <w:szCs w:val="24"/>
+        </w:rPr>
+      </w:r>
+    </w:p>
+    <w:p>
+      <w:pPr>
+        <w:pStyle w:val="Normal"/>
+        <w:rPr>
+          <w:sz w:val="24"/>
+          <w:szCs w:val="24"/>
+        </w:rPr>
+      </w:pPr>
+      <w:r>
+        <w:rPr>
+          <w:sz w:val="24"/>
+          <w:szCs w:val="24"/>
+        </w:rPr>
+        <w:t>The initial objectives form the core of the game. Completion of these objectives will form a complete game which will be in a playable state.</w:t>
+      </w:r>
+    </w:p>
+    <w:p>
+      <w:pPr>
+        <w:pStyle w:val="Normal"/>
+        <w:rPr>
+          <w:sz w:val="24"/>
+          <w:szCs w:val="24"/>
+        </w:rPr>
+      </w:pPr>
+      <w:r>
+        <w:rPr>
+          <w:sz w:val="24"/>
+          <w:szCs w:val="24"/>
+        </w:rPr>
+      </w:r>
+    </w:p>
+    <w:p>
+      <w:pPr>
+        <w:pStyle w:val="Normal"/>
         <w:rPr>
           <w:b/>
           <w:bCs/>
@@ -2671,14 +2665,22 @@
     </w:p>
     <w:p>
       <w:pPr>
-        <w:rPr>
-          <w:sz w:val="24"/>
-          <w:szCs w:val="24"/>
-        </w:rPr>
-      </w:pPr>
-    </w:p>
-    <w:p>
-      <w:pPr>
+        <w:pStyle w:val="Normal"/>
+        <w:rPr>
+          <w:sz w:val="24"/>
+          <w:szCs w:val="24"/>
+        </w:rPr>
+      </w:pPr>
+      <w:r>
+        <w:rPr>
+          <w:sz w:val="24"/>
+          <w:szCs w:val="24"/>
+        </w:rPr>
+      </w:r>
+    </w:p>
+    <w:p>
+      <w:pPr>
+        <w:pStyle w:val="Normal"/>
         <w:rPr>
           <w:sz w:val="24"/>
           <w:szCs w:val="24"/>
@@ -2694,11 +2696,18 @@
     </w:p>
     <w:p>
       <w:pPr>
-        <w:rPr>
-          <w:sz w:val="24"/>
-          <w:szCs w:val="24"/>
-        </w:rPr>
-      </w:pPr>
+        <w:pStyle w:val="Normal"/>
+        <w:rPr>
+          <w:sz w:val="24"/>
+          <w:szCs w:val="24"/>
+        </w:rPr>
+      </w:pPr>
+      <w:r>
+        <w:rPr>
+          <w:sz w:val="24"/>
+          <w:szCs w:val="24"/>
+        </w:rPr>
+      </w:r>
     </w:p>
     <w:p>
       <w:pPr>
@@ -2709,8 +2718,8 @@
         </w:rPr>
       </w:pPr>
       <w:bookmarkStart w:id="15" w:name="__RefHeading___Toc1043_50594169"/>
-      <w:bookmarkStart w:id="16" w:name="_Toc222817106"/>
-      <w:bookmarkStart w:id="17" w:name="_Toc229035141"/>
+      <w:bookmarkStart w:id="16" w:name="_Toc229035141"/>
+      <w:bookmarkStart w:id="17" w:name="_Toc222817106"/>
       <w:bookmarkEnd w:id="15"/>
       <w:r>
         <w:rPr>
@@ -2724,15 +2733,23 @@
     </w:p>
     <w:p>
       <w:pPr>
+        <w:pStyle w:val="Normal"/>
         <w:jc w:val="center"/>
         <w:rPr>
           <w:sz w:val="24"/>
           <w:szCs w:val="24"/>
         </w:rPr>
       </w:pPr>
-    </w:p>
-    <w:p>
-      <w:pPr>
+      <w:r>
+        <w:rPr>
+          <w:sz w:val="24"/>
+          <w:szCs w:val="24"/>
+        </w:rPr>
+      </w:r>
+    </w:p>
+    <w:p>
+      <w:pPr>
+        <w:pStyle w:val="Normal"/>
         <w:jc w:val="center"/>
         <w:rPr>
           <w:b/>
@@ -2753,66 +2770,78 @@
     </w:p>
     <w:p>
       <w:pPr>
-        <w:rPr>
-          <w:sz w:val="24"/>
-          <w:szCs w:val="24"/>
-        </w:rPr>
-      </w:pPr>
-      <w:r>
-        <w:rPr>
-          <w:sz w:val="24"/>
-          <w:szCs w:val="24"/>
-        </w:rPr>
-        <w:t xml:space="preserve">Node – </w:t>
-      </w:r>
-      <w:r>
-        <w:rPr>
-          <w:sz w:val="24"/>
-          <w:szCs w:val="24"/>
-        </w:rPr>
-        <w:t>A</w:t>
-      </w:r>
-      <w:r>
-        <w:rPr>
-          <w:sz w:val="24"/>
-          <w:szCs w:val="24"/>
-        </w:rPr>
-        <w:t xml:space="preserve"> node is an individual piece of a graph. Each node in my map grid will have a location and a list of its neighbours.</w:t>
-      </w:r>
-    </w:p>
-    <w:p>
-      <w:pPr>
-        <w:rPr>
-          <w:sz w:val="24"/>
-          <w:szCs w:val="24"/>
-        </w:rPr>
-      </w:pPr>
-      <w:r>
-        <w:rPr>
-          <w:sz w:val="24"/>
-          <w:szCs w:val="24"/>
-        </w:rPr>
-        <w:t xml:space="preserve">Grid/Graph – </w:t>
-      </w:r>
-      <w:r>
-        <w:rPr>
-          <w:sz w:val="24"/>
-          <w:szCs w:val="24"/>
-        </w:rPr>
-        <w:t>A collection of connected nodes. My map will be represented by a graph of nodes.</w:t>
-      </w:r>
-    </w:p>
-    <w:p>
-      <w:pPr>
+        <w:pStyle w:val="Normal"/>
+        <w:rPr>
+          <w:sz w:val="24"/>
+          <w:szCs w:val="24"/>
+        </w:rPr>
+      </w:pPr>
+      <w:r>
+        <w:rPr>
+          <w:sz w:val="24"/>
+          <w:szCs w:val="24"/>
+        </w:rPr>
+        <w:t>Node – A node is an individual piece of a graph. Each node in my map grid will have a location and a list of its neighbours.</w:t>
+      </w:r>
+    </w:p>
+    <w:p>
+      <w:pPr>
+        <w:pStyle w:val="Normal"/>
+        <w:rPr>
+          <w:sz w:val="24"/>
+          <w:szCs w:val="24"/>
+        </w:rPr>
+      </w:pPr>
+      <w:r>
+        <w:rPr>
+          <w:sz w:val="24"/>
+          <w:szCs w:val="24"/>
+        </w:rPr>
+        <w:t>Grid/Graph – A collection of connected nodes. My map will be represented by a graph of nodes.</w:t>
+      </w:r>
+    </w:p>
+    <w:p>
+      <w:pPr>
+        <w:pStyle w:val="Normal"/>
+        <w:rPr>
+          <w:sz w:val="24"/>
+          <w:szCs w:val="24"/>
+        </w:rPr>
+      </w:pPr>
+      <w:r>
+        <w:rPr>
+          <w:sz w:val="24"/>
+          <w:szCs w:val="24"/>
+        </w:rPr>
+        <w:t xml:space="preserve">Matrix – A matrix is a form of 2D array </w:t>
+      </w:r>
+      <w:r>
+        <w:rPr>
+          <w:sz w:val="24"/>
+          <w:szCs w:val="24"/>
+        </w:rPr>
+        <w:t>which will store information for the camera such as translation, zoom and rotation.</w:t>
+      </w:r>
+    </w:p>
+    <w:p>
+      <w:pPr>
+        <w:pStyle w:val="Normal"/>
         <w:jc w:val="center"/>
         <w:rPr>
           <w:sz w:val="24"/>
           <w:szCs w:val="24"/>
         </w:rPr>
       </w:pPr>
-    </w:p>
-    <w:p>
-      <w:pPr>
+      <w:r>
+        <w:rPr>
+          <w:sz w:val="24"/>
+          <w:szCs w:val="24"/>
+        </w:rPr>
+      </w:r>
+    </w:p>
+    <w:p>
+      <w:pPr>
+        <w:pStyle w:val="Normal"/>
         <w:jc w:val="center"/>
         <w:rPr>
           <w:b/>
@@ -2828,12 +2857,12 @@
           <w:sz w:val="32"/>
           <w:szCs w:val="32"/>
         </w:rPr>
-        <w:lastRenderedPageBreak/>
         <w:t>Pathfinding</w:t>
       </w:r>
     </w:p>
     <w:p>
       <w:pPr>
+        <w:pStyle w:val="Normal"/>
         <w:jc w:val="center"/>
         <w:rPr>
           <w:sz w:val="24"/>
@@ -2850,6 +2879,7 @@
     </w:p>
     <w:p>
       <w:pPr>
+        <w:pStyle w:val="Normal"/>
         <w:jc w:val="center"/>
         <w:rPr>
           <w:sz w:val="24"/>
@@ -2866,15 +2896,23 @@
     </w:p>
     <w:p>
       <w:pPr>
+        <w:pStyle w:val="Normal"/>
         <w:jc w:val="center"/>
         <w:rPr>
           <w:sz w:val="24"/>
           <w:szCs w:val="24"/>
         </w:rPr>
       </w:pPr>
-    </w:p>
-    <w:p>
-      <w:pPr>
+      <w:r>
+        <w:rPr>
+          <w:sz w:val="24"/>
+          <w:szCs w:val="24"/>
+        </w:rPr>
+      </w:r>
+    </w:p>
+    <w:p>
+      <w:pPr>
+        <w:pStyle w:val="Normal"/>
         <w:jc w:val="center"/>
         <w:rPr>
           <w:b/>
@@ -2895,6 +2933,7 @@
     </w:p>
     <w:p>
       <w:pPr>
+        <w:pStyle w:val="Normal"/>
         <w:jc w:val="center"/>
         <w:rPr>
           <w:sz w:val="24"/>
@@ -2906,36 +2945,53 @@
           <w:sz w:val="24"/>
           <w:szCs w:val="24"/>
         </w:rPr>
-        <w:t>A* is relatively simple to implement. It uses a priority queue to decide which node is checked next. It then assigns each node</w:t>
-      </w:r>
-      <w:r>
-        <w:rPr>
-          <w:sz w:val="24"/>
-          <w:szCs w:val="24"/>
-        </w:rPr>
-        <w:t>’</w:t>
-      </w:r>
-      <w:r>
-        <w:rPr>
-          <w:sz w:val="24"/>
-          <w:szCs w:val="24"/>
-        </w:rPr>
-        <w:t xml:space="preserve">s </w:t>
-      </w:r>
-      <w:r>
-        <w:rPr>
-          <w:sz w:val="24"/>
-          <w:szCs w:val="24"/>
-        </w:rPr>
-        <w:t>neighbours</w:t>
-      </w:r>
-      <w:r>
-        <w:rPr>
-          <w:sz w:val="24"/>
-          <w:szCs w:val="24"/>
-        </w:rPr>
-        <w:t xml:space="preserve"> a value based on a total of its current cost and its heuristic value and adds them</w:t>
-      </w:r>
+        <w:t>A* is relatively simple to implement. It uses a priority queue to decide which node is checked next. It then assigns each node’s neighbours a value based on a total of its current cost and its heuristic value and adds them to the queue.</w:t>
+      </w:r>
+    </w:p>
+    <w:p>
+      <w:pPr>
+        <w:pStyle w:val="Normal"/>
+        <w:jc w:val="center"/>
+        <w:rPr>
+          <w:sz w:val="24"/>
+          <w:szCs w:val="24"/>
+        </w:rPr>
+      </w:pPr>
+      <w:r>
+        <w:rPr>
+          <w:sz w:val="24"/>
+          <w:szCs w:val="24"/>
+        </w:rPr>
+      </w:r>
+    </w:p>
+    <w:p>
+      <w:pPr>
+        <w:pStyle w:val="Normal"/>
+        <w:rPr>
+          <w:sz w:val="24"/>
+          <w:szCs w:val="24"/>
+        </w:rPr>
+      </w:pPr>
+      <w:r>
+        <w:rPr>
+          <w:sz w:val="24"/>
+          <w:szCs w:val="24"/>
+        </w:rPr>
+        <w:br/>
+        <w:br/>
+        <w:br/>
+        <w:br/>
+      </w:r>
+    </w:p>
+    <w:p>
+      <w:pPr>
+        <w:pStyle w:val="Normal"/>
+        <w:jc w:val="center"/>
+        <w:rPr>
+          <w:sz w:val="24"/>
+          <w:szCs w:val="24"/>
+        </w:rPr>
+      </w:pPr>
       <w:r>
         <w:rPr>
           <w:sz w:val="24"/>
@@ -2943,82 +2999,21 @@
         </w:rPr>
         <w:t xml:space="preserve"> </w:t>
       </w:r>
-      <w:r>
-        <w:rPr>
-          <w:sz w:val="24"/>
-          <w:szCs w:val="24"/>
-        </w:rPr>
-        <w:t>to the queue.</w:t>
-      </w:r>
-    </w:p>
-    <w:p>
-      <w:pPr>
-        <w:jc w:val="center"/>
-        <w:rPr>
-          <w:sz w:val="24"/>
-          <w:szCs w:val="24"/>
-        </w:rPr>
-      </w:pPr>
-    </w:p>
-    <w:p>
-      <w:pPr>
-        <w:rPr>
-          <w:sz w:val="24"/>
-          <w:szCs w:val="24"/>
-        </w:rPr>
-      </w:pPr>
-      <w:r>
-        <w:rPr>
-          <w:sz w:val="24"/>
-          <w:szCs w:val="24"/>
-        </w:rPr>
-        <w:br/>
-      </w:r>
-      <w:r>
-        <w:rPr>
-          <w:sz w:val="24"/>
-          <w:szCs w:val="24"/>
-        </w:rPr>
-        <w:br/>
-      </w:r>
-      <w:r>
-        <w:rPr>
-          <w:sz w:val="24"/>
-          <w:szCs w:val="24"/>
-        </w:rPr>
-        <w:br/>
-      </w:r>
-      <w:r>
-        <w:rPr>
-          <w:sz w:val="24"/>
-          <w:szCs w:val="24"/>
-        </w:rPr>
-        <w:br/>
-      </w:r>
-    </w:p>
-    <w:p>
-      <w:pPr>
-        <w:jc w:val="center"/>
-        <w:rPr>
-          <w:sz w:val="24"/>
-          <w:szCs w:val="24"/>
-        </w:rPr>
-      </w:pPr>
-      <w:r>
-        <w:rPr>
-          <w:sz w:val="24"/>
-          <w:szCs w:val="24"/>
-        </w:rPr>
-        <w:t xml:space="preserve"> </w:t>
-      </w:r>
-    </w:p>
-    <w:p>
-      <w:pPr>
+    </w:p>
+    <w:p>
+      <w:pPr>
+        <w:pStyle w:val="Normal"/>
         <w:rPr>
           <w:sz w:val="40"/>
           <w:szCs w:val="40"/>
         </w:rPr>
       </w:pPr>
+      <w:r>
+        <w:rPr>
+          <w:sz w:val="40"/>
+          <w:szCs w:val="40"/>
+        </w:rPr>
+      </w:r>
     </w:p>
     <w:p>
       <w:pPr>
@@ -3029,8 +3024,8 @@
         </w:rPr>
       </w:pPr>
       <w:bookmarkStart w:id="18" w:name="__RefHeading___Toc1045_50594169"/>
-      <w:bookmarkStart w:id="19" w:name="_Toc222817107"/>
-      <w:bookmarkStart w:id="20" w:name="_Toc229035142"/>
+      <w:bookmarkStart w:id="19" w:name="_Toc229035142"/>
+      <w:bookmarkStart w:id="20" w:name="_Toc222817107"/>
       <w:bookmarkEnd w:id="18"/>
       <w:r>
         <w:rPr>
@@ -3051,8 +3046,8 @@
         </w:rPr>
       </w:pPr>
       <w:bookmarkStart w:id="21" w:name="__RefHeading___Toc1047_50594169"/>
-      <w:bookmarkStart w:id="22" w:name="_Toc222817108"/>
-      <w:bookmarkStart w:id="23" w:name="_Toc229035143"/>
+      <w:bookmarkStart w:id="22" w:name="_Toc229035143"/>
+      <w:bookmarkStart w:id="23" w:name="_Toc222817108"/>
       <w:bookmarkEnd w:id="21"/>
       <w:r>
         <w:rPr>
@@ -3073,8 +3068,8 @@
         </w:rPr>
       </w:pPr>
       <w:bookmarkStart w:id="24" w:name="__RefHeading___Toc1049_50594169"/>
-      <w:bookmarkStart w:id="25" w:name="_Toc222817109"/>
-      <w:bookmarkStart w:id="26" w:name="_Toc229035144"/>
+      <w:bookmarkStart w:id="25" w:name="_Toc229035144"/>
+      <w:bookmarkStart w:id="26" w:name="_Toc222817109"/>
       <w:bookmarkEnd w:id="24"/>
       <w:r>
         <w:rPr>
@@ -3089,10 +3084,11 @@
     <w:p>
       <w:pPr>
         <w:pStyle w:val="Heading1"/>
+        <w:rPr/>
       </w:pPr>
       <w:bookmarkStart w:id="27" w:name="__RefHeading___Toc1051_50594169"/>
-      <w:bookmarkStart w:id="28" w:name="_Toc222817110"/>
-      <w:bookmarkStart w:id="29" w:name="_Toc229035145"/>
+      <w:bookmarkStart w:id="28" w:name="_Toc229035145"/>
+      <w:bookmarkStart w:id="29" w:name="_Toc222817110"/>
       <w:bookmarkEnd w:id="27"/>
       <w:r>
         <w:rPr>
@@ -3104,149 +3100,294 @@
       <w:bookmarkEnd w:id="28"/>
       <w:bookmarkEnd w:id="29"/>
     </w:p>
-    <w:p/>
-    <w:p/>
+    <w:p>
+      <w:pPr>
+        <w:pStyle w:val="Normal"/>
+        <w:rPr/>
+      </w:pPr>
+      <w:r>
+        <w:rPr/>
+      </w:r>
+    </w:p>
+    <w:p>
+      <w:pPr>
+        <w:pStyle w:val="Normal"/>
+        <w:widowControl/>
+        <w:suppressAutoHyphens w:val="true"/>
+        <w:bidi w:val="0"/>
+        <w:spacing w:lineRule="auto" w:line="276" w:before="0" w:after="160"/>
+        <w:jc w:val="start"/>
+        <w:rPr/>
+      </w:pPr>
+      <w:r>
+        <w:rPr/>
+      </w:r>
+    </w:p>
     <w:sectPr>
+      <w:type w:val="nextPage"/>
       <w:pgSz w:w="11906" w:h="16838"/>
-      <w:pgMar w:top="720" w:right="720" w:bottom="720" w:left="720" w:header="0" w:footer="0" w:gutter="0"/>
-      <w:cols w:space="720"/>
-      <w:formProt w:val="0"/>
-      <w:docGrid w:linePitch="360"/>
+      <w:pgMar w:left="720" w:right="720" w:gutter="0" w:header="0" w:top="720" w:footer="0" w:bottom="720"/>
+      <w:pgNumType w:fmt="decimal"/>
+      <w:formProt w:val="false"/>
+      <w:textDirection w:val="lrTb"/>
+      <w:docGrid w:type="default" w:linePitch="360" w:charSpace="0"/>
     </w:sectPr>
   </w:body>
 </w:document>
 </file>
 
 <file path=word/numbering.xml><?xml version="1.0" encoding="utf-8"?>
-<w:numbering xmlns:wpc="http://schemas.microsoft.com/office/word/2010/wordprocessingCanvas" xmlns:cx="http://schemas.microsoft.com/office/drawing/2014/chartex" xmlns:cx1="http://schemas.microsoft.com/office/drawing/2015/9/8/chartex" xmlns:cx2="http://schemas.microsoft.com/office/drawing/2015/10/21/chartex" xmlns:cx3="http://schemas.microsoft.com/office/drawing/2016/5/9/chartex" xmlns:cx4="http://schemas.microsoft.com/office/drawing/2016/5/10/chartex" xmlns:cx5="http://schemas.microsoft.com/office/drawing/2016/5/11/chartex" xmlns:cx6="http://schemas.microsoft.com/office/drawing/2016/5/12/chartex" xmlns:cx7="http://schemas.microsoft.com/office/drawing/2016/5/13/chartex" xmlns:cx8="http://schemas.microsoft.com/office/drawing/2016/5/14/chartex" xmlns:mc="http://schemas.openxmlformats.org/markup-compatibility/2006" xmlns:aink="http://schemas.microsoft.com/office/drawing/2016/ink" xmlns:am3d="http://schemas.microsoft.com/office/drawing/2017/model3d" xmlns:o="urn:schemas-microsoft-com:office:office" xmlns:oel="http://schemas.microsoft.com/office/2019/extlst" xmlns:r="http://schemas.openxmlformats.org/officeDocument/2006/relationships" xmlns:m="http://schemas.openxmlformats.org/officeDocument/2006/math" xmlns:v="urn:schemas-microsoft-com:vml" xmlns:wp14="http://schemas.microsoft.com/office/word/2010/wordprocessingDrawing" xmlns:wp="http://schemas.openxmlformats.org/drawingml/2006/wordprocessingDrawing" xmlns:w10="urn:schemas-microsoft-com:office:word" xmlns:w="http://schemas.openxmlformats.org/wordprocessingml/2006/main" xmlns:w14="http://schemas.microsoft.com/office/word/2010/wordml" xmlns:w15="http://schemas.microsoft.com/office/word/2012/wordml" xmlns:w16cex="http://schemas.microsoft.com/office/word/2018/wordml/cex" xmlns:w16cid="http://schemas.microsoft.com/office/word/2016/wordml/cid" xmlns:w16="http://schemas.microsoft.com/office/word/2018/wordml" xmlns:w16sdtdh="http://schemas.microsoft.com/office/word/2020/wordml/sdtdatahash" xmlns:w16se="http://schemas.microsoft.com/office/word/2015/wordml/symex" xmlns:wpg="http://schemas.microsoft.com/office/word/2010/wordprocessingGroup" xmlns:wpi="http://schemas.microsoft.com/office/word/2010/wordprocessingInk" xmlns:wne="http://schemas.microsoft.com/office/word/2006/wordml" xmlns:wps="http://schemas.microsoft.com/office/word/2010/wordprocessingShape" mc:Ignorable="w14 w15 w16se w16cid w16 w16cex w16sdtdh wp14">
-  <w:abstractNum w:abstractNumId="0" w15:restartNumberingAfterBreak="0">
-    <w:nsid w:val="04002336"/>
-    <w:multiLevelType w:val="multilevel"/>
-    <w:tmpl w:val="0809001F"/>
+<w:numbering xmlns:w="http://schemas.openxmlformats.org/wordprocessingml/2006/main" xmlns:o="urn:schemas-microsoft-com:office:office" xmlns:r="http://schemas.openxmlformats.org/officeDocument/2006/relationships" xmlns:v="urn:schemas-microsoft-com:vml" xmlns:mc="http://schemas.openxmlformats.org/markup-compatibility/2006" xmlns:w14="http://schemas.microsoft.com/office/word/2010/wordml" mc:Ignorable="w14">
+  <w:abstractNum w:abstractNumId="1">
     <w:lvl w:ilvl="0">
       <w:start w:val="1"/>
       <w:numFmt w:val="decimal"/>
       <w:lvlText w:val="%1."/>
-      <w:lvlJc w:val="left"/>
+      <w:lvlJc w:val="start"/>
       <w:pPr>
         <w:tabs>
           <w:tab w:val="num" w:pos="0"/>
         </w:tabs>
-        <w:ind w:left="360" w:hanging="360"/>
-      </w:pPr>
+        <w:ind w:start="360" w:hanging="360"/>
+      </w:pPr>
+      <w:rPr/>
     </w:lvl>
     <w:lvl w:ilvl="1">
       <w:start w:val="1"/>
       <w:numFmt w:val="decimal"/>
       <w:lvlText w:val="%1.%2."/>
-      <w:lvlJc w:val="left"/>
+      <w:lvlJc w:val="start"/>
       <w:pPr>
         <w:tabs>
           <w:tab w:val="num" w:pos="0"/>
         </w:tabs>
-        <w:ind w:left="792" w:hanging="432"/>
-      </w:pPr>
+        <w:ind w:start="792" w:hanging="432"/>
+      </w:pPr>
+      <w:rPr/>
     </w:lvl>
     <w:lvl w:ilvl="2">
       <w:start w:val="1"/>
       <w:numFmt w:val="decimal"/>
       <w:lvlText w:val="%1.%2.%3."/>
-      <w:lvlJc w:val="left"/>
+      <w:lvlJc w:val="start"/>
       <w:pPr>
         <w:tabs>
           <w:tab w:val="num" w:pos="0"/>
         </w:tabs>
-        <w:ind w:left="1224" w:hanging="504"/>
-      </w:pPr>
+        <w:ind w:start="1224" w:hanging="504"/>
+      </w:pPr>
+      <w:rPr/>
     </w:lvl>
     <w:lvl w:ilvl="3">
       <w:start w:val="1"/>
       <w:numFmt w:val="decimal"/>
       <w:lvlText w:val="%1.%2.%3.%4."/>
-      <w:lvlJc w:val="left"/>
+      <w:lvlJc w:val="start"/>
       <w:pPr>
         <w:tabs>
           <w:tab w:val="num" w:pos="0"/>
         </w:tabs>
-        <w:ind w:left="1728" w:hanging="648"/>
-      </w:pPr>
+        <w:ind w:start="1728" w:hanging="648"/>
+      </w:pPr>
+      <w:rPr/>
     </w:lvl>
     <w:lvl w:ilvl="4">
       <w:start w:val="1"/>
       <w:numFmt w:val="decimal"/>
       <w:lvlText w:val="%1.%2.%3.%4.%5."/>
-      <w:lvlJc w:val="left"/>
+      <w:lvlJc w:val="start"/>
       <w:pPr>
         <w:tabs>
           <w:tab w:val="num" w:pos="0"/>
         </w:tabs>
-        <w:ind w:left="2232" w:hanging="792"/>
-      </w:pPr>
+        <w:ind w:start="2232" w:hanging="792"/>
+      </w:pPr>
+      <w:rPr/>
     </w:lvl>
     <w:lvl w:ilvl="5">
       <w:start w:val="1"/>
       <w:numFmt w:val="decimal"/>
       <w:lvlText w:val="%1.%2.%3.%4.%5.%6."/>
-      <w:lvlJc w:val="left"/>
+      <w:lvlJc w:val="start"/>
       <w:pPr>
         <w:tabs>
           <w:tab w:val="num" w:pos="0"/>
         </w:tabs>
-        <w:ind w:left="2736" w:hanging="936"/>
-      </w:pPr>
+        <w:ind w:start="2736" w:hanging="936"/>
+      </w:pPr>
+      <w:rPr/>
     </w:lvl>
     <w:lvl w:ilvl="6">
       <w:start w:val="1"/>
       <w:numFmt w:val="decimal"/>
       <w:lvlText w:val="%1.%2.%3.%4.%5.%6.%7."/>
-      <w:lvlJc w:val="left"/>
+      <w:lvlJc w:val="start"/>
       <w:pPr>
         <w:tabs>
           <w:tab w:val="num" w:pos="0"/>
         </w:tabs>
-        <w:ind w:left="3240" w:hanging="1080"/>
-      </w:pPr>
+        <w:ind w:start="3240" w:hanging="1080"/>
+      </w:pPr>
+      <w:rPr/>
     </w:lvl>
     <w:lvl w:ilvl="7">
       <w:start w:val="1"/>
       <w:numFmt w:val="decimal"/>
       <w:lvlText w:val="%1.%2.%3.%4.%5.%6.%7.%8."/>
-      <w:lvlJc w:val="left"/>
+      <w:lvlJc w:val="start"/>
       <w:pPr>
         <w:tabs>
           <w:tab w:val="num" w:pos="0"/>
         </w:tabs>
-        <w:ind w:left="3744" w:hanging="1224"/>
-      </w:pPr>
+        <w:ind w:start="3744" w:hanging="1224"/>
+      </w:pPr>
+      <w:rPr/>
     </w:lvl>
     <w:lvl w:ilvl="8">
       <w:start w:val="1"/>
       <w:numFmt w:val="decimal"/>
       <w:lvlText w:val="%1.%2.%3.%4.%5.%6.%7.%8.%9."/>
-      <w:lvlJc w:val="left"/>
+      <w:lvlJc w:val="start"/>
       <w:pPr>
         <w:tabs>
           <w:tab w:val="num" w:pos="0"/>
         </w:tabs>
-        <w:ind w:left="4320" w:hanging="1440"/>
-      </w:pPr>
+        <w:ind w:start="4320" w:hanging="1440"/>
+      </w:pPr>
+      <w:rPr/>
     </w:lvl>
   </w:abstractNum>
-  <w:abstractNum w:abstractNumId="1" w15:restartNumberingAfterBreak="0">
-    <w:nsid w:val="3E1D1BA0"/>
-    <w:multiLevelType w:val="multilevel"/>
-    <w:tmpl w:val="E506B844"/>
+  <w:abstractNum w:abstractNumId="2">
+    <w:lvl w:ilvl="0">
+      <w:start w:val="1"/>
+      <w:numFmt w:val="decimal"/>
+      <w:lvlText w:val="%1."/>
+      <w:lvlJc w:val="start"/>
+      <w:pPr>
+        <w:tabs>
+          <w:tab w:val="num" w:pos="0"/>
+        </w:tabs>
+        <w:ind w:start="360" w:hanging="360"/>
+      </w:pPr>
+      <w:rPr/>
+    </w:lvl>
+    <w:lvl w:ilvl="1">
+      <w:start w:val="1"/>
+      <w:numFmt w:val="decimal"/>
+      <w:lvlText w:val="%1.%2."/>
+      <w:lvlJc w:val="start"/>
+      <w:pPr>
+        <w:tabs>
+          <w:tab w:val="num" w:pos="0"/>
+        </w:tabs>
+        <w:ind w:start="792" w:hanging="432"/>
+      </w:pPr>
+      <w:rPr/>
+    </w:lvl>
+    <w:lvl w:ilvl="2">
+      <w:start w:val="1"/>
+      <w:numFmt w:val="decimal"/>
+      <w:lvlText w:val="%1.%2.%3."/>
+      <w:lvlJc w:val="start"/>
+      <w:pPr>
+        <w:tabs>
+          <w:tab w:val="num" w:pos="0"/>
+        </w:tabs>
+        <w:ind w:start="1224" w:hanging="504"/>
+      </w:pPr>
+      <w:rPr/>
+    </w:lvl>
+    <w:lvl w:ilvl="3">
+      <w:start w:val="1"/>
+      <w:numFmt w:val="decimal"/>
+      <w:lvlText w:val="%1.%2.%3.%4."/>
+      <w:lvlJc w:val="start"/>
+      <w:pPr>
+        <w:tabs>
+          <w:tab w:val="num" w:pos="0"/>
+        </w:tabs>
+        <w:ind w:start="1728" w:hanging="648"/>
+      </w:pPr>
+      <w:rPr/>
+    </w:lvl>
+    <w:lvl w:ilvl="4">
+      <w:start w:val="1"/>
+      <w:numFmt w:val="decimal"/>
+      <w:lvlText w:val="%1.%2.%3.%4.%5."/>
+      <w:lvlJc w:val="start"/>
+      <w:pPr>
+        <w:tabs>
+          <w:tab w:val="num" w:pos="0"/>
+        </w:tabs>
+        <w:ind w:start="2232" w:hanging="792"/>
+      </w:pPr>
+      <w:rPr/>
+    </w:lvl>
+    <w:lvl w:ilvl="5">
+      <w:start w:val="1"/>
+      <w:numFmt w:val="decimal"/>
+      <w:lvlText w:val="%1.%2.%3.%4.%5.%6."/>
+      <w:lvlJc w:val="start"/>
+      <w:pPr>
+        <w:tabs>
+          <w:tab w:val="num" w:pos="0"/>
+        </w:tabs>
+        <w:ind w:start="2736" w:hanging="936"/>
+      </w:pPr>
+      <w:rPr/>
+    </w:lvl>
+    <w:lvl w:ilvl="6">
+      <w:start w:val="1"/>
+      <w:numFmt w:val="decimal"/>
+      <w:lvlText w:val="%1.%2.%3.%4.%5.%6.%7."/>
+      <w:lvlJc w:val="start"/>
+      <w:pPr>
+        <w:tabs>
+          <w:tab w:val="num" w:pos="0"/>
+        </w:tabs>
+        <w:ind w:start="3240" w:hanging="1080"/>
+      </w:pPr>
+      <w:rPr/>
+    </w:lvl>
+    <w:lvl w:ilvl="7">
+      <w:start w:val="1"/>
+      <w:numFmt w:val="decimal"/>
+      <w:lvlText w:val="%1.%2.%3.%4.%5.%6.%7.%8."/>
+      <w:lvlJc w:val="start"/>
+      <w:pPr>
+        <w:tabs>
+          <w:tab w:val="num" w:pos="0"/>
+        </w:tabs>
+        <w:ind w:start="3744" w:hanging="1224"/>
+      </w:pPr>
+      <w:rPr/>
+    </w:lvl>
+    <w:lvl w:ilvl="8">
+      <w:start w:val="1"/>
+      <w:numFmt w:val="decimal"/>
+      <w:lvlText w:val="%1.%2.%3.%4.%5.%6.%7.%8.%9."/>
+      <w:lvlJc w:val="start"/>
+      <w:pPr>
+        <w:tabs>
+          <w:tab w:val="num" w:pos="0"/>
+        </w:tabs>
+        <w:ind w:start="4320" w:hanging="1440"/>
+      </w:pPr>
+      <w:rPr/>
+    </w:lvl>
+  </w:abstractNum>
+  <w:abstractNum w:abstractNumId="3">
     <w:lvl w:ilvl="0">
       <w:start w:val="1"/>
       <w:numFmt w:val="none"/>
       <w:suff w:val="nothing"/>
       <w:lvlText w:val=""/>
-      <w:lvlJc w:val="left"/>
+      <w:lvlJc w:val="start"/>
       <w:pPr>
         <w:tabs>
           <w:tab w:val="num" w:pos="0"/>
         </w:tabs>
-        <w:ind w:left="0" w:firstLine="0"/>
+        <w:ind w:start="0" w:hanging="0"/>
       </w:pPr>
     </w:lvl>
     <w:lvl w:ilvl="1">
@@ -3254,12 +3395,12 @@
       <w:numFmt w:val="none"/>
       <w:suff w:val="nothing"/>
       <w:lvlText w:val=""/>
-      <w:lvlJc w:val="left"/>
+      <w:lvlJc w:val="start"/>
       <w:pPr>
         <w:tabs>
           <w:tab w:val="num" w:pos="0"/>
         </w:tabs>
-        <w:ind w:left="0" w:firstLine="0"/>
+        <w:ind w:start="0" w:hanging="0"/>
       </w:pPr>
     </w:lvl>
     <w:lvl w:ilvl="2">
@@ -3267,12 +3408,12 @@
       <w:numFmt w:val="none"/>
       <w:suff w:val="nothing"/>
       <w:lvlText w:val=""/>
-      <w:lvlJc w:val="left"/>
+      <w:lvlJc w:val="start"/>
       <w:pPr>
         <w:tabs>
           <w:tab w:val="num" w:pos="0"/>
         </w:tabs>
-        <w:ind w:left="0" w:firstLine="0"/>
+        <w:ind w:start="0" w:hanging="0"/>
       </w:pPr>
     </w:lvl>
     <w:lvl w:ilvl="3">
@@ -3280,12 +3421,12 @@
       <w:numFmt w:val="none"/>
       <w:suff w:val="nothing"/>
       <w:lvlText w:val=""/>
-      <w:lvlJc w:val="left"/>
+      <w:lvlJc w:val="start"/>
       <w:pPr>
         <w:tabs>
           <w:tab w:val="num" w:pos="0"/>
         </w:tabs>
-        <w:ind w:left="0" w:firstLine="0"/>
+        <w:ind w:start="0" w:hanging="0"/>
       </w:pPr>
     </w:lvl>
     <w:lvl w:ilvl="4">
@@ -3293,12 +3434,12 @@
       <w:numFmt w:val="none"/>
       <w:suff w:val="nothing"/>
       <w:lvlText w:val=""/>
-      <w:lvlJc w:val="left"/>
+      <w:lvlJc w:val="start"/>
       <w:pPr>
         <w:tabs>
           <w:tab w:val="num" w:pos="0"/>
         </w:tabs>
-        <w:ind w:left="0" w:firstLine="0"/>
+        <w:ind w:start="0" w:hanging="0"/>
       </w:pPr>
     </w:lvl>
     <w:lvl w:ilvl="5">
@@ -3306,12 +3447,12 @@
       <w:numFmt w:val="none"/>
       <w:suff w:val="nothing"/>
       <w:lvlText w:val=""/>
-      <w:lvlJc w:val="left"/>
+      <w:lvlJc w:val="start"/>
       <w:pPr>
         <w:tabs>
           <w:tab w:val="num" w:pos="0"/>
         </w:tabs>
-        <w:ind w:left="0" w:firstLine="0"/>
+        <w:ind w:start="0" w:hanging="0"/>
       </w:pPr>
     </w:lvl>
     <w:lvl w:ilvl="6">
@@ -3319,12 +3460,12 @@
       <w:numFmt w:val="none"/>
       <w:suff w:val="nothing"/>
       <w:lvlText w:val=""/>
-      <w:lvlJc w:val="left"/>
+      <w:lvlJc w:val="start"/>
       <w:pPr>
         <w:tabs>
           <w:tab w:val="num" w:pos="0"/>
         </w:tabs>
-        <w:ind w:left="0" w:firstLine="0"/>
+        <w:ind w:start="0" w:hanging="0"/>
       </w:pPr>
     </w:lvl>
     <w:lvl w:ilvl="7">
@@ -3332,12 +3473,12 @@
       <w:numFmt w:val="none"/>
       <w:suff w:val="nothing"/>
       <w:lvlText w:val=""/>
-      <w:lvlJc w:val="left"/>
+      <w:lvlJc w:val="start"/>
       <w:pPr>
         <w:tabs>
           <w:tab w:val="num" w:pos="0"/>
         </w:tabs>
-        <w:ind w:left="0" w:firstLine="0"/>
+        <w:ind w:start="0" w:hanging="0"/>
       </w:pPr>
     </w:lvl>
     <w:lvl w:ilvl="8">
@@ -3345,146 +3486,33 @@
       <w:numFmt w:val="none"/>
       <w:suff w:val="nothing"/>
       <w:lvlText w:val=""/>
-      <w:lvlJc w:val="left"/>
+      <w:lvlJc w:val="start"/>
       <w:pPr>
         <w:tabs>
           <w:tab w:val="num" w:pos="0"/>
         </w:tabs>
-        <w:ind w:left="0" w:firstLine="0"/>
+        <w:ind w:start="0" w:hanging="0"/>
       </w:pPr>
     </w:lvl>
   </w:abstractNum>
-  <w:abstractNum w:abstractNumId="2" w15:restartNumberingAfterBreak="0">
-    <w:nsid w:val="6C8E48C6"/>
-    <w:multiLevelType w:val="multilevel"/>
-    <w:tmpl w:val="0809001F"/>
-    <w:lvl w:ilvl="0">
-      <w:start w:val="1"/>
-      <w:numFmt w:val="decimal"/>
-      <w:lvlText w:val="%1."/>
-      <w:lvlJc w:val="left"/>
-      <w:pPr>
-        <w:tabs>
-          <w:tab w:val="num" w:pos="0"/>
-        </w:tabs>
-        <w:ind w:left="360" w:hanging="360"/>
-      </w:pPr>
-    </w:lvl>
-    <w:lvl w:ilvl="1">
-      <w:start w:val="1"/>
-      <w:numFmt w:val="decimal"/>
-      <w:lvlText w:val="%1.%2."/>
-      <w:lvlJc w:val="left"/>
-      <w:pPr>
-        <w:tabs>
-          <w:tab w:val="num" w:pos="0"/>
-        </w:tabs>
-        <w:ind w:left="792" w:hanging="432"/>
-      </w:pPr>
-    </w:lvl>
-    <w:lvl w:ilvl="2">
-      <w:start w:val="1"/>
-      <w:numFmt w:val="decimal"/>
-      <w:lvlText w:val="%1.%2.%3."/>
-      <w:lvlJc w:val="left"/>
-      <w:pPr>
-        <w:tabs>
-          <w:tab w:val="num" w:pos="0"/>
-        </w:tabs>
-        <w:ind w:left="1224" w:hanging="504"/>
-      </w:pPr>
-    </w:lvl>
-    <w:lvl w:ilvl="3">
-      <w:start w:val="1"/>
-      <w:numFmt w:val="decimal"/>
-      <w:lvlText w:val="%1.%2.%3.%4."/>
-      <w:lvlJc w:val="left"/>
-      <w:pPr>
-        <w:tabs>
-          <w:tab w:val="num" w:pos="0"/>
-        </w:tabs>
-        <w:ind w:left="1728" w:hanging="648"/>
-      </w:pPr>
-    </w:lvl>
-    <w:lvl w:ilvl="4">
-      <w:start w:val="1"/>
-      <w:numFmt w:val="decimal"/>
-      <w:lvlText w:val="%1.%2.%3.%4.%5."/>
-      <w:lvlJc w:val="left"/>
-      <w:pPr>
-        <w:tabs>
-          <w:tab w:val="num" w:pos="0"/>
-        </w:tabs>
-        <w:ind w:left="2232" w:hanging="792"/>
-      </w:pPr>
-    </w:lvl>
-    <w:lvl w:ilvl="5">
-      <w:start w:val="1"/>
-      <w:numFmt w:val="decimal"/>
-      <w:lvlText w:val="%1.%2.%3.%4.%5.%6."/>
-      <w:lvlJc w:val="left"/>
-      <w:pPr>
-        <w:tabs>
-          <w:tab w:val="num" w:pos="0"/>
-        </w:tabs>
-        <w:ind w:left="2736" w:hanging="936"/>
-      </w:pPr>
-    </w:lvl>
-    <w:lvl w:ilvl="6">
-      <w:start w:val="1"/>
-      <w:numFmt w:val="decimal"/>
-      <w:lvlText w:val="%1.%2.%3.%4.%5.%6.%7."/>
-      <w:lvlJc w:val="left"/>
-      <w:pPr>
-        <w:tabs>
-          <w:tab w:val="num" w:pos="0"/>
-        </w:tabs>
-        <w:ind w:left="3240" w:hanging="1080"/>
-      </w:pPr>
-    </w:lvl>
-    <w:lvl w:ilvl="7">
-      <w:start w:val="1"/>
-      <w:numFmt w:val="decimal"/>
-      <w:lvlText w:val="%1.%2.%3.%4.%5.%6.%7.%8."/>
-      <w:lvlJc w:val="left"/>
-      <w:pPr>
-        <w:tabs>
-          <w:tab w:val="num" w:pos="0"/>
-        </w:tabs>
-        <w:ind w:left="3744" w:hanging="1224"/>
-      </w:pPr>
-    </w:lvl>
-    <w:lvl w:ilvl="8">
-      <w:start w:val="1"/>
-      <w:numFmt w:val="decimal"/>
-      <w:lvlText w:val="%1.%2.%3.%4.%5.%6.%7.%8.%9."/>
-      <w:lvlJc w:val="left"/>
-      <w:pPr>
-        <w:tabs>
-          <w:tab w:val="num" w:pos="0"/>
-        </w:tabs>
-        <w:ind w:left="4320" w:hanging="1440"/>
-      </w:pPr>
-    </w:lvl>
-  </w:abstractNum>
-  <w:num w:numId="1" w16cid:durableId="1375429194">
-    <w:abstractNumId w:val="0"/>
+  <w:num w:numId="1">
+    <w:abstractNumId w:val="1"/>
   </w:num>
-  <w:num w:numId="2" w16cid:durableId="1981420274">
+  <w:num w:numId="2">
     <w:abstractNumId w:val="2"/>
   </w:num>
-  <w:num w:numId="3" w16cid:durableId="990868586">
-    <w:abstractNumId w:val="1"/>
+  <w:num w:numId="3">
+    <w:abstractNumId w:val="3"/>
   </w:num>
 </w:numbering>
 </file>
 
 <file path=word/styles.xml><?xml version="1.0" encoding="utf-8"?>
-<w:styles xmlns:mc="http://schemas.openxmlformats.org/markup-compatibility/2006" xmlns:r="http://schemas.openxmlformats.org/officeDocument/2006/relationships" xmlns:w="http://schemas.openxmlformats.org/wordprocessingml/2006/main" xmlns:w14="http://schemas.microsoft.com/office/word/2010/wordml" xmlns:w15="http://schemas.microsoft.com/office/word/2012/wordml" xmlns:w16cex="http://schemas.microsoft.com/office/word/2018/wordml/cex" xmlns:w16cid="http://schemas.microsoft.com/office/word/2016/wordml/cid" xmlns:w16="http://schemas.microsoft.com/office/word/2018/wordml" xmlns:w16sdtdh="http://schemas.microsoft.com/office/word/2020/wordml/sdtdatahash" xmlns:w16se="http://schemas.microsoft.com/office/word/2015/wordml/symex" mc:Ignorable="w14 w15 w16se w16cid w16 w16cex w16sdtdh">
+<w:styles xmlns:w="http://schemas.openxmlformats.org/wordprocessingml/2006/main" xmlns:w14="http://schemas.microsoft.com/office/word/2010/wordml" xmlns:mc="http://schemas.openxmlformats.org/markup-compatibility/2006" mc:Ignorable="w14">
   <w:docDefaults>
     <w:rPrDefault>
       <w:rPr>
-        <w:rFonts w:asciiTheme="minorHAnsi" w:eastAsiaTheme="minorEastAsia" w:hAnsiTheme="minorHAnsi" w:cstheme="minorBidi"/>
+        <w:rFonts w:ascii="Aptos" w:hAnsi="Aptos" w:eastAsia="" w:cs="" w:asciiTheme="minorHAnsi" w:cstheme="minorBidi" w:eastAsiaTheme="minorEastAsia" w:hAnsiTheme="minorHAnsi"/>
         <w:sz w:val="21"/>
         <w:szCs w:val="21"/>
         <w:lang w:val="en-GB" w:eastAsia="en-US" w:bidi="ar-SA"/>
@@ -3492,21 +3520,21 @@
     </w:rPrDefault>
     <w:pPrDefault>
       <w:pPr>
-        <w:suppressAutoHyphens/>
+        <w:suppressAutoHyphens w:val="true"/>
       </w:pPr>
     </w:pPrDefault>
   </w:docDefaults>
   <w:latentStyles w:defLockedState="0" w:defUIPriority="99" w:defSemiHidden="0" w:defUnhideWhenUsed="0" w:defQFormat="0" w:count="376">
     <w:lsdException w:name="Normal" w:uiPriority="0" w:qFormat="1"/>
     <w:lsdException w:name="heading 1" w:uiPriority="9" w:qFormat="1"/>
-    <w:lsdException w:name="heading 2" w:semiHidden="1" w:uiPriority="9" w:unhideWhenUsed="1" w:qFormat="1"/>
-    <w:lsdException w:name="heading 3" w:semiHidden="1" w:uiPriority="9" w:unhideWhenUsed="1" w:qFormat="1"/>
-    <w:lsdException w:name="heading 4" w:semiHidden="1" w:uiPriority="9" w:unhideWhenUsed="1" w:qFormat="1"/>
-    <w:lsdException w:name="heading 5" w:semiHidden="1" w:uiPriority="9" w:unhideWhenUsed="1" w:qFormat="1"/>
-    <w:lsdException w:name="heading 6" w:semiHidden="1" w:uiPriority="9" w:unhideWhenUsed="1" w:qFormat="1"/>
-    <w:lsdException w:name="heading 7" w:semiHidden="1" w:uiPriority="9" w:unhideWhenUsed="1" w:qFormat="1"/>
-    <w:lsdException w:name="heading 8" w:semiHidden="1" w:uiPriority="9" w:unhideWhenUsed="1" w:qFormat="1"/>
-    <w:lsdException w:name="heading 9" w:semiHidden="1" w:uiPriority="9" w:unhideWhenUsed="1" w:qFormat="1"/>
+    <w:lsdException w:name="heading 2" w:uiPriority="9" w:semiHidden="1" w:unhideWhenUsed="1" w:qFormat="1"/>
+    <w:lsdException w:name="heading 3" w:uiPriority="9" w:semiHidden="1" w:unhideWhenUsed="1" w:qFormat="1"/>
+    <w:lsdException w:name="heading 4" w:uiPriority="9" w:semiHidden="1" w:unhideWhenUsed="1" w:qFormat="1"/>
+    <w:lsdException w:name="heading 5" w:uiPriority="9" w:semiHidden="1" w:unhideWhenUsed="1" w:qFormat="1"/>
+    <w:lsdException w:name="heading 6" w:uiPriority="9" w:semiHidden="1" w:unhideWhenUsed="1" w:qFormat="1"/>
+    <w:lsdException w:name="heading 7" w:uiPriority="9" w:semiHidden="1" w:unhideWhenUsed="1" w:qFormat="1"/>
+    <w:lsdException w:name="heading 8" w:uiPriority="9" w:semiHidden="1" w:unhideWhenUsed="1" w:qFormat="1"/>
+    <w:lsdException w:name="heading 9" w:uiPriority="9" w:semiHidden="1" w:unhideWhenUsed="1" w:qFormat="1"/>
     <w:lsdException w:name="index 1" w:semiHidden="1" w:unhideWhenUsed="1"/>
     <w:lsdException w:name="index 2" w:semiHidden="1" w:unhideWhenUsed="1"/>
     <w:lsdException w:name="index 3" w:semiHidden="1" w:unhideWhenUsed="1"/>
@@ -3516,22 +3544,22 @@
     <w:lsdException w:name="index 7" w:semiHidden="1" w:unhideWhenUsed="1"/>
     <w:lsdException w:name="index 8" w:semiHidden="1" w:unhideWhenUsed="1"/>
     <w:lsdException w:name="index 9" w:semiHidden="1" w:unhideWhenUsed="1"/>
-    <w:lsdException w:name="toc 1" w:semiHidden="1" w:uiPriority="39" w:unhideWhenUsed="1"/>
-    <w:lsdException w:name="toc 2" w:semiHidden="1" w:uiPriority="39" w:unhideWhenUsed="1"/>
-    <w:lsdException w:name="toc 3" w:semiHidden="1" w:uiPriority="39" w:unhideWhenUsed="1"/>
-    <w:lsdException w:name="toc 4" w:semiHidden="1" w:uiPriority="39" w:unhideWhenUsed="1"/>
-    <w:lsdException w:name="toc 5" w:semiHidden="1" w:uiPriority="39" w:unhideWhenUsed="1"/>
-    <w:lsdException w:name="toc 6" w:semiHidden="1" w:uiPriority="39" w:unhideWhenUsed="1"/>
-    <w:lsdException w:name="toc 7" w:semiHidden="1" w:uiPriority="39" w:unhideWhenUsed="1"/>
-    <w:lsdException w:name="toc 8" w:semiHidden="1" w:uiPriority="39" w:unhideWhenUsed="1"/>
-    <w:lsdException w:name="toc 9" w:semiHidden="1" w:uiPriority="39" w:unhideWhenUsed="1"/>
+    <w:lsdException w:name="toc 1" w:uiPriority="39" w:semiHidden="1" w:unhideWhenUsed="1"/>
+    <w:lsdException w:name="toc 2" w:uiPriority="39" w:semiHidden="1" w:unhideWhenUsed="1"/>
+    <w:lsdException w:name="toc 3" w:uiPriority="39" w:semiHidden="1" w:unhideWhenUsed="1"/>
+    <w:lsdException w:name="toc 4" w:uiPriority="39" w:semiHidden="1" w:unhideWhenUsed="1"/>
+    <w:lsdException w:name="toc 5" w:uiPriority="39" w:semiHidden="1" w:unhideWhenUsed="1"/>
+    <w:lsdException w:name="toc 6" w:uiPriority="39" w:semiHidden="1" w:unhideWhenUsed="1"/>
+    <w:lsdException w:name="toc 7" w:uiPriority="39" w:semiHidden="1" w:unhideWhenUsed="1"/>
+    <w:lsdException w:name="toc 8" w:uiPriority="39" w:semiHidden="1" w:unhideWhenUsed="1"/>
+    <w:lsdException w:name="toc 9" w:uiPriority="39" w:semiHidden="1" w:unhideWhenUsed="1"/>
     <w:lsdException w:name="Normal Indent" w:semiHidden="1" w:unhideWhenUsed="1"/>
     <w:lsdException w:name="footnote text" w:semiHidden="1" w:unhideWhenUsed="1"/>
     <w:lsdException w:name="annotation text" w:semiHidden="1" w:unhideWhenUsed="1"/>
     <w:lsdException w:name="header" w:semiHidden="1" w:unhideWhenUsed="1"/>
     <w:lsdException w:name="footer" w:semiHidden="1" w:unhideWhenUsed="1"/>
     <w:lsdException w:name="index heading" w:semiHidden="1" w:unhideWhenUsed="1"/>
-    <w:lsdException w:name="caption" w:semiHidden="1" w:uiPriority="35" w:unhideWhenUsed="1" w:qFormat="1"/>
+    <w:lsdException w:name="caption" w:uiPriority="35" w:semiHidden="1" w:unhideWhenUsed="1" w:qFormat="1"/>
     <w:lsdException w:name="table of figures" w:semiHidden="1" w:unhideWhenUsed="1"/>
     <w:lsdException w:name="envelope address" w:semiHidden="1" w:unhideWhenUsed="1"/>
     <w:lsdException w:name="envelope return" w:semiHidden="1" w:unhideWhenUsed="1"/>
@@ -3562,7 +3590,7 @@
     <w:lsdException w:name="Title" w:uiPriority="10" w:qFormat="1"/>
     <w:lsdException w:name="Closing" w:semiHidden="1" w:unhideWhenUsed="1"/>
     <w:lsdException w:name="Signature" w:semiHidden="1" w:unhideWhenUsed="1"/>
-    <w:lsdException w:name="Default Paragraph Font" w:semiHidden="1" w:uiPriority="1" w:unhideWhenUsed="1"/>
+    <w:lsdException w:name="Default Paragraph Font" w:uiPriority="1" w:semiHidden="1" w:unhideWhenUsed="1"/>
     <w:lsdException w:name="Body Text" w:semiHidden="1" w:unhideWhenUsed="1"/>
     <w:lsdException w:name="Body Text Indent" w:semiHidden="1" w:unhideWhenUsed="1"/>
     <w:lsdException w:name="List Continue" w:semiHidden="1" w:unhideWhenUsed="1"/>
@@ -3762,8 +3790,8 @@
     <w:lsdException w:name="Subtle Reference" w:uiPriority="31" w:qFormat="1"/>
     <w:lsdException w:name="Intense Reference" w:uiPriority="32" w:qFormat="1"/>
     <w:lsdException w:name="Book Title" w:uiPriority="33" w:qFormat="1"/>
-    <w:lsdException w:name="Bibliography" w:semiHidden="1" w:uiPriority="37" w:unhideWhenUsed="1"/>
-    <w:lsdException w:name="TOC Heading" w:semiHidden="1" w:uiPriority="39" w:unhideWhenUsed="1" w:qFormat="1"/>
+    <w:lsdException w:name="Bibliography" w:uiPriority="37" w:semiHidden="1" w:unhideWhenUsed="1"/>
+    <w:lsdException w:name="TOC Heading" w:uiPriority="39" w:semiHidden="1" w:unhideWhenUsed="1" w:qFormat="1"/>
     <w:lsdException w:name="Plain Table 1" w:uiPriority="41"/>
     <w:lsdException w:name="Plain Table 2" w:uiPriority="42"/>
     <w:lsdException w:name="Plain Table 3" w:uiPriority="43"/>
@@ -3874,13 +3902,25 @@
     <w:lsdException w:name="Unresolved Mention" w:semiHidden="1" w:unhideWhenUsed="1"/>
     <w:lsdException w:name="Smart Link" w:semiHidden="1" w:unhideWhenUsed="1"/>
   </w:latentStyles>
-  <w:style w:type="paragraph" w:default="1" w:styleId="Normal">
+  <w:style w:type="paragraph" w:styleId="Normal" w:default="1">
     <w:name w:val="Normal"/>
     <w:qFormat/>
-    <w:rsid w:val="00B04CE0"/>
+    <w:rsid w:val="00b04ce0"/>
     <w:pPr>
-      <w:spacing w:after="160" w:line="276" w:lineRule="auto"/>
+      <w:widowControl/>
+      <w:suppressAutoHyphens w:val="true"/>
+      <w:bidi w:val="0"/>
+      <w:spacing w:lineRule="auto" w:line="276" w:before="0" w:after="160"/>
+      <w:jc w:val="start"/>
     </w:pPr>
+    <w:rPr>
+      <w:rFonts w:ascii="Aptos" w:hAnsi="Aptos" w:eastAsia="" w:cs="" w:asciiTheme="minorHAnsi" w:cstheme="minorBidi" w:eastAsiaTheme="minorEastAsia" w:hAnsiTheme="minorHAnsi"/>
+      <w:color w:val="auto"/>
+      <w:kern w:val="0"/>
+      <w:sz w:val="21"/>
+      <w:szCs w:val="21"/>
+      <w:lang w:val="en-GB" w:eastAsia="en-US" w:bidi="ar-SA"/>
+    </w:rPr>
   </w:style>
   <w:style w:type="paragraph" w:styleId="Heading1">
     <w:name w:val="heading 1"/>
@@ -3889,17 +3929,17 @@
     <w:link w:val="Heading1Char"/>
     <w:uiPriority w:val="9"/>
     <w:qFormat/>
-    <w:rsid w:val="00B04CE0"/>
+    <w:rsid w:val="00b04ce0"/>
     <w:pPr>
-      <w:keepNext/>
+      <w:keepNext w:val="true"/>
       <w:keepLines/>
-      <w:spacing w:before="320" w:after="80" w:line="240" w:lineRule="auto"/>
+      <w:spacing w:lineRule="auto" w:line="240" w:before="320" w:after="80"/>
       <w:jc w:val="center"/>
       <w:outlineLvl w:val="0"/>
     </w:pPr>
     <w:rPr>
-      <w:rFonts w:asciiTheme="majorHAnsi" w:eastAsiaTheme="majorEastAsia" w:hAnsiTheme="majorHAnsi" w:cstheme="majorBidi"/>
-      <w:color w:val="B43412" w:themeColor="accent1" w:themeShade="BF"/>
+      <w:rFonts w:ascii="Aptos Display" w:hAnsi="Aptos Display" w:eastAsia="" w:cs="" w:asciiTheme="majorHAnsi" w:cstheme="majorBidi" w:eastAsiaTheme="majorEastAsia" w:hAnsiTheme="majorHAnsi"/>
+      <w:color w:themeColor="accent1" w:themeShade="bf" w:val="B43412"/>
       <w:sz w:val="40"/>
       <w:szCs w:val="40"/>
     </w:rPr>
@@ -3912,16 +3952,16 @@
     <w:uiPriority w:val="9"/>
     <w:unhideWhenUsed/>
     <w:qFormat/>
-    <w:rsid w:val="00B04CE0"/>
+    <w:rsid w:val="00b04ce0"/>
     <w:pPr>
-      <w:keepNext/>
+      <w:keepNext w:val="true"/>
       <w:keepLines/>
-      <w:spacing w:before="160" w:after="40" w:line="240" w:lineRule="auto"/>
+      <w:spacing w:lineRule="auto" w:line="240" w:before="160" w:after="40"/>
       <w:jc w:val="center"/>
       <w:outlineLvl w:val="1"/>
     </w:pPr>
     <w:rPr>
-      <w:rFonts w:asciiTheme="majorHAnsi" w:eastAsiaTheme="majorEastAsia" w:hAnsiTheme="majorHAnsi" w:cstheme="majorBidi"/>
+      <w:rFonts w:ascii="Aptos Display" w:hAnsi="Aptos Display" w:eastAsia="" w:cs="" w:asciiTheme="majorHAnsi" w:cstheme="majorBidi" w:eastAsiaTheme="majorEastAsia" w:hAnsiTheme="majorHAnsi"/>
       <w:sz w:val="32"/>
       <w:szCs w:val="32"/>
     </w:rPr>
@@ -3935,15 +3975,15 @@
     <w:semiHidden/>
     <w:unhideWhenUsed/>
     <w:qFormat/>
-    <w:rsid w:val="00B04CE0"/>
+    <w:rsid w:val="00b04ce0"/>
     <w:pPr>
-      <w:keepNext/>
+      <w:keepNext w:val="true"/>
       <w:keepLines/>
-      <w:spacing w:before="160" w:after="0" w:line="240" w:lineRule="auto"/>
+      <w:spacing w:lineRule="auto" w:line="240" w:before="160" w:after="0"/>
       <w:outlineLvl w:val="2"/>
     </w:pPr>
     <w:rPr>
-      <w:rFonts w:asciiTheme="majorHAnsi" w:eastAsiaTheme="majorEastAsia" w:hAnsiTheme="majorHAnsi" w:cstheme="majorBidi"/>
+      <w:rFonts w:ascii="Aptos Display" w:hAnsi="Aptos Display" w:eastAsia="" w:cs="" w:asciiTheme="majorHAnsi" w:cstheme="majorBidi" w:eastAsiaTheme="majorEastAsia" w:hAnsiTheme="majorHAnsi"/>
       <w:sz w:val="32"/>
       <w:szCs w:val="32"/>
     </w:rPr>
@@ -3957,15 +3997,15 @@
     <w:semiHidden/>
     <w:unhideWhenUsed/>
     <w:qFormat/>
-    <w:rsid w:val="00B04CE0"/>
+    <w:rsid w:val="00b04ce0"/>
     <w:pPr>
-      <w:keepNext/>
+      <w:keepNext w:val="true"/>
       <w:keepLines/>
       <w:spacing w:before="80" w:after="0"/>
       <w:outlineLvl w:val="3"/>
     </w:pPr>
     <w:rPr>
-      <w:rFonts w:asciiTheme="majorHAnsi" w:eastAsiaTheme="majorEastAsia" w:hAnsiTheme="majorHAnsi" w:cstheme="majorBidi"/>
+      <w:rFonts w:ascii="Aptos Display" w:hAnsi="Aptos Display" w:eastAsia="" w:cs="" w:asciiTheme="majorHAnsi" w:cstheme="majorBidi" w:eastAsiaTheme="majorEastAsia" w:hAnsiTheme="majorHAnsi"/>
       <w:i/>
       <w:iCs/>
       <w:sz w:val="30"/>
@@ -3981,15 +4021,15 @@
     <w:semiHidden/>
     <w:unhideWhenUsed/>
     <w:qFormat/>
-    <w:rsid w:val="00B04CE0"/>
+    <w:rsid w:val="00b04ce0"/>
     <w:pPr>
-      <w:keepNext/>
+      <w:keepNext w:val="true"/>
       <w:keepLines/>
       <w:spacing w:before="40" w:after="0"/>
       <w:outlineLvl w:val="4"/>
     </w:pPr>
     <w:rPr>
-      <w:rFonts w:asciiTheme="majorHAnsi" w:eastAsiaTheme="majorEastAsia" w:hAnsiTheme="majorHAnsi" w:cstheme="majorBidi"/>
+      <w:rFonts w:ascii="Aptos Display" w:hAnsi="Aptos Display" w:eastAsia="" w:cs="" w:asciiTheme="majorHAnsi" w:cstheme="majorBidi" w:eastAsiaTheme="majorEastAsia" w:hAnsiTheme="majorHAnsi"/>
       <w:sz w:val="28"/>
       <w:szCs w:val="28"/>
     </w:rPr>
@@ -4003,15 +4043,15 @@
     <w:semiHidden/>
     <w:unhideWhenUsed/>
     <w:qFormat/>
-    <w:rsid w:val="00B04CE0"/>
+    <w:rsid w:val="00b04ce0"/>
     <w:pPr>
-      <w:keepNext/>
+      <w:keepNext w:val="true"/>
       <w:keepLines/>
       <w:spacing w:before="40" w:after="0"/>
       <w:outlineLvl w:val="5"/>
     </w:pPr>
     <w:rPr>
-      <w:rFonts w:asciiTheme="majorHAnsi" w:eastAsiaTheme="majorEastAsia" w:hAnsiTheme="majorHAnsi" w:cstheme="majorBidi"/>
+      <w:rFonts w:ascii="Aptos Display" w:hAnsi="Aptos Display" w:eastAsia="" w:cs="" w:asciiTheme="majorHAnsi" w:cstheme="majorBidi" w:eastAsiaTheme="majorEastAsia" w:hAnsiTheme="majorHAnsi"/>
       <w:i/>
       <w:iCs/>
       <w:sz w:val="26"/>
@@ -4027,15 +4067,15 @@
     <w:semiHidden/>
     <w:unhideWhenUsed/>
     <w:qFormat/>
-    <w:rsid w:val="00B04CE0"/>
+    <w:rsid w:val="00b04ce0"/>
     <w:pPr>
-      <w:keepNext/>
+      <w:keepNext w:val="true"/>
       <w:keepLines/>
       <w:spacing w:before="40" w:after="0"/>
       <w:outlineLvl w:val="6"/>
     </w:pPr>
     <w:rPr>
-      <w:rFonts w:asciiTheme="majorHAnsi" w:eastAsiaTheme="majorEastAsia" w:hAnsiTheme="majorHAnsi" w:cstheme="majorBidi"/>
+      <w:rFonts w:ascii="Aptos Display" w:hAnsi="Aptos Display" w:eastAsia="" w:cs="" w:asciiTheme="majorHAnsi" w:cstheme="majorBidi" w:eastAsiaTheme="majorEastAsia" w:hAnsiTheme="majorHAnsi"/>
       <w:sz w:val="24"/>
       <w:szCs w:val="24"/>
     </w:rPr>
@@ -4049,15 +4089,15 @@
     <w:semiHidden/>
     <w:unhideWhenUsed/>
     <w:qFormat/>
-    <w:rsid w:val="00B04CE0"/>
+    <w:rsid w:val="00b04ce0"/>
     <w:pPr>
-      <w:keepNext/>
+      <w:keepNext w:val="true"/>
       <w:keepLines/>
       <w:spacing w:before="40" w:after="0"/>
       <w:outlineLvl w:val="7"/>
     </w:pPr>
     <w:rPr>
-      <w:rFonts w:asciiTheme="majorHAnsi" w:eastAsiaTheme="majorEastAsia" w:hAnsiTheme="majorHAnsi" w:cstheme="majorBidi"/>
+      <w:rFonts w:ascii="Aptos Display" w:hAnsi="Aptos Display" w:eastAsia="" w:cs="" w:asciiTheme="majorHAnsi" w:cstheme="majorBidi" w:eastAsiaTheme="majorEastAsia" w:hAnsiTheme="majorHAnsi"/>
       <w:i/>
       <w:iCs/>
       <w:sz w:val="22"/>
@@ -4073,9 +4113,9 @@
     <w:semiHidden/>
     <w:unhideWhenUsed/>
     <w:qFormat/>
-    <w:rsid w:val="00B04CE0"/>
+    <w:rsid w:val="00b04ce0"/>
     <w:pPr>
-      <w:keepNext/>
+      <w:keepNext w:val="true"/>
       <w:keepLines/>
       <w:spacing w:before="40" w:after="0"/>
       <w:outlineLvl w:val="8"/>
@@ -4087,158 +4127,139 @@
       <w:iCs/>
     </w:rPr>
   </w:style>
-  <w:style w:type="character" w:default="1" w:styleId="DefaultParagraphFont">
+  <w:style w:type="character" w:styleId="DefaultParagraphFont" w:default="1">
     <w:name w:val="Default Paragraph Font"/>
     <w:uiPriority w:val="1"/>
     <w:semiHidden/>
     <w:unhideWhenUsed/>
-  </w:style>
-  <w:style w:type="table" w:default="1" w:styleId="TableNormal">
-    <w:name w:val="Normal Table"/>
-    <w:uiPriority w:val="99"/>
-    <w:semiHidden/>
-    <w:unhideWhenUsed/>
-    <w:tblPr>
-      <w:tblInd w:w="0" w:type="dxa"/>
-      <w:tblCellMar>
-        <w:top w:w="0" w:type="dxa"/>
-        <w:left w:w="108" w:type="dxa"/>
-        <w:bottom w:w="0" w:type="dxa"/>
-        <w:right w:w="108" w:type="dxa"/>
-      </w:tblCellMar>
-    </w:tblPr>
-  </w:style>
-  <w:style w:type="numbering" w:default="1" w:styleId="NoList">
-    <w:name w:val="No List"/>
-    <w:uiPriority w:val="99"/>
-    <w:semiHidden/>
-    <w:unhideWhenUsed/>
-  </w:style>
-  <w:style w:type="character" w:customStyle="1" w:styleId="Heading1Char">
+    <w:qFormat/>
+    <w:rPr/>
+  </w:style>
+  <w:style w:type="character" w:styleId="Heading1Char" w:customStyle="1">
     <w:name w:val="Heading 1 Char"/>
     <w:basedOn w:val="DefaultParagraphFont"/>
     <w:link w:val="Heading1"/>
     <w:uiPriority w:val="9"/>
     <w:qFormat/>
-    <w:rsid w:val="00B04CE0"/>
+    <w:rsid w:val="00b04ce0"/>
     <w:rPr>
-      <w:rFonts w:asciiTheme="majorHAnsi" w:eastAsiaTheme="majorEastAsia" w:hAnsiTheme="majorHAnsi" w:cstheme="majorBidi"/>
-      <w:color w:val="B43412" w:themeColor="accent1" w:themeShade="BF"/>
+      <w:rFonts w:ascii="Aptos Display" w:hAnsi="Aptos Display" w:eastAsia="" w:cs="" w:asciiTheme="majorHAnsi" w:cstheme="majorBidi" w:eastAsiaTheme="majorEastAsia" w:hAnsiTheme="majorHAnsi"/>
+      <w:color w:themeColor="accent1" w:themeShade="bf" w:val="B43412"/>
       <w:sz w:val="40"/>
       <w:szCs w:val="40"/>
     </w:rPr>
   </w:style>
-  <w:style w:type="character" w:customStyle="1" w:styleId="Heading2Char">
+  <w:style w:type="character" w:styleId="Heading2Char" w:customStyle="1">
     <w:name w:val="Heading 2 Char"/>
     <w:basedOn w:val="DefaultParagraphFont"/>
     <w:link w:val="Heading2"/>
     <w:uiPriority w:val="9"/>
     <w:qFormat/>
-    <w:rsid w:val="00B04CE0"/>
+    <w:rsid w:val="00b04ce0"/>
     <w:rPr>
-      <w:rFonts w:asciiTheme="majorHAnsi" w:eastAsiaTheme="majorEastAsia" w:hAnsiTheme="majorHAnsi" w:cstheme="majorBidi"/>
+      <w:rFonts w:ascii="Aptos Display" w:hAnsi="Aptos Display" w:eastAsia="" w:cs="" w:asciiTheme="majorHAnsi" w:cstheme="majorBidi" w:eastAsiaTheme="majorEastAsia" w:hAnsiTheme="majorHAnsi"/>
       <w:sz w:val="32"/>
       <w:szCs w:val="32"/>
     </w:rPr>
   </w:style>
-  <w:style w:type="character" w:customStyle="1" w:styleId="Heading3Char">
+  <w:style w:type="character" w:styleId="Heading3Char" w:customStyle="1">
     <w:name w:val="Heading 3 Char"/>
     <w:basedOn w:val="DefaultParagraphFont"/>
     <w:link w:val="Heading3"/>
     <w:uiPriority w:val="9"/>
     <w:semiHidden/>
     <w:qFormat/>
-    <w:rsid w:val="00B04CE0"/>
+    <w:rsid w:val="00b04ce0"/>
     <w:rPr>
-      <w:rFonts w:asciiTheme="majorHAnsi" w:eastAsiaTheme="majorEastAsia" w:hAnsiTheme="majorHAnsi" w:cstheme="majorBidi"/>
+      <w:rFonts w:ascii="Aptos Display" w:hAnsi="Aptos Display" w:eastAsia="" w:cs="" w:asciiTheme="majorHAnsi" w:cstheme="majorBidi" w:eastAsiaTheme="majorEastAsia" w:hAnsiTheme="majorHAnsi"/>
       <w:sz w:val="32"/>
       <w:szCs w:val="32"/>
     </w:rPr>
   </w:style>
-  <w:style w:type="character" w:customStyle="1" w:styleId="Heading4Char">
+  <w:style w:type="character" w:styleId="Heading4Char" w:customStyle="1">
     <w:name w:val="Heading 4 Char"/>
     <w:basedOn w:val="DefaultParagraphFont"/>
     <w:link w:val="Heading4"/>
     <w:uiPriority w:val="9"/>
     <w:semiHidden/>
     <w:qFormat/>
-    <w:rsid w:val="00B04CE0"/>
+    <w:rsid w:val="00b04ce0"/>
     <w:rPr>
-      <w:rFonts w:asciiTheme="majorHAnsi" w:eastAsiaTheme="majorEastAsia" w:hAnsiTheme="majorHAnsi" w:cstheme="majorBidi"/>
+      <w:rFonts w:ascii="Aptos Display" w:hAnsi="Aptos Display" w:eastAsia="" w:cs="" w:asciiTheme="majorHAnsi" w:cstheme="majorBidi" w:eastAsiaTheme="majorEastAsia" w:hAnsiTheme="majorHAnsi"/>
       <w:i/>
       <w:iCs/>
       <w:sz w:val="30"/>
       <w:szCs w:val="30"/>
     </w:rPr>
   </w:style>
-  <w:style w:type="character" w:customStyle="1" w:styleId="Heading5Char">
+  <w:style w:type="character" w:styleId="Heading5Char" w:customStyle="1">
     <w:name w:val="Heading 5 Char"/>
     <w:basedOn w:val="DefaultParagraphFont"/>
     <w:link w:val="Heading5"/>
     <w:uiPriority w:val="9"/>
     <w:semiHidden/>
     <w:qFormat/>
-    <w:rsid w:val="00B04CE0"/>
+    <w:rsid w:val="00b04ce0"/>
     <w:rPr>
-      <w:rFonts w:asciiTheme="majorHAnsi" w:eastAsiaTheme="majorEastAsia" w:hAnsiTheme="majorHAnsi" w:cstheme="majorBidi"/>
+      <w:rFonts w:ascii="Aptos Display" w:hAnsi="Aptos Display" w:eastAsia="" w:cs="" w:asciiTheme="majorHAnsi" w:cstheme="majorBidi" w:eastAsiaTheme="majorEastAsia" w:hAnsiTheme="majorHAnsi"/>
       <w:sz w:val="28"/>
       <w:szCs w:val="28"/>
     </w:rPr>
   </w:style>
-  <w:style w:type="character" w:customStyle="1" w:styleId="Heading6Char">
+  <w:style w:type="character" w:styleId="Heading6Char" w:customStyle="1">
     <w:name w:val="Heading 6 Char"/>
     <w:basedOn w:val="DefaultParagraphFont"/>
     <w:link w:val="Heading6"/>
     <w:uiPriority w:val="9"/>
     <w:semiHidden/>
     <w:qFormat/>
-    <w:rsid w:val="00B04CE0"/>
+    <w:rsid w:val="00b04ce0"/>
     <w:rPr>
-      <w:rFonts w:asciiTheme="majorHAnsi" w:eastAsiaTheme="majorEastAsia" w:hAnsiTheme="majorHAnsi" w:cstheme="majorBidi"/>
+      <w:rFonts w:ascii="Aptos Display" w:hAnsi="Aptos Display" w:eastAsia="" w:cs="" w:asciiTheme="majorHAnsi" w:cstheme="majorBidi" w:eastAsiaTheme="majorEastAsia" w:hAnsiTheme="majorHAnsi"/>
       <w:i/>
       <w:iCs/>
       <w:sz w:val="26"/>
       <w:szCs w:val="26"/>
     </w:rPr>
   </w:style>
-  <w:style w:type="character" w:customStyle="1" w:styleId="Heading7Char">
+  <w:style w:type="character" w:styleId="Heading7Char" w:customStyle="1">
     <w:name w:val="Heading 7 Char"/>
     <w:basedOn w:val="DefaultParagraphFont"/>
     <w:link w:val="Heading7"/>
     <w:uiPriority w:val="9"/>
     <w:semiHidden/>
     <w:qFormat/>
-    <w:rsid w:val="00B04CE0"/>
+    <w:rsid w:val="00b04ce0"/>
     <w:rPr>
-      <w:rFonts w:asciiTheme="majorHAnsi" w:eastAsiaTheme="majorEastAsia" w:hAnsiTheme="majorHAnsi" w:cstheme="majorBidi"/>
+      <w:rFonts w:ascii="Aptos Display" w:hAnsi="Aptos Display" w:eastAsia="" w:cs="" w:asciiTheme="majorHAnsi" w:cstheme="majorBidi" w:eastAsiaTheme="majorEastAsia" w:hAnsiTheme="majorHAnsi"/>
       <w:sz w:val="24"/>
       <w:szCs w:val="24"/>
     </w:rPr>
   </w:style>
-  <w:style w:type="character" w:customStyle="1" w:styleId="Heading8Char">
+  <w:style w:type="character" w:styleId="Heading8Char" w:customStyle="1">
     <w:name w:val="Heading 8 Char"/>
     <w:basedOn w:val="DefaultParagraphFont"/>
     <w:link w:val="Heading8"/>
     <w:uiPriority w:val="9"/>
     <w:semiHidden/>
     <w:qFormat/>
-    <w:rsid w:val="00B04CE0"/>
+    <w:rsid w:val="00b04ce0"/>
     <w:rPr>
-      <w:rFonts w:asciiTheme="majorHAnsi" w:eastAsiaTheme="majorEastAsia" w:hAnsiTheme="majorHAnsi" w:cstheme="majorBidi"/>
+      <w:rFonts w:ascii="Aptos Display" w:hAnsi="Aptos Display" w:eastAsia="" w:cs="" w:asciiTheme="majorHAnsi" w:cstheme="majorBidi" w:eastAsiaTheme="majorEastAsia" w:hAnsiTheme="majorHAnsi"/>
       <w:i/>
       <w:iCs/>
       <w:sz w:val="22"/>
       <w:szCs w:val="22"/>
     </w:rPr>
   </w:style>
-  <w:style w:type="character" w:customStyle="1" w:styleId="Heading9Char">
+  <w:style w:type="character" w:styleId="Heading9Char" w:customStyle="1">
     <w:name w:val="Heading 9 Char"/>
     <w:basedOn w:val="DefaultParagraphFont"/>
     <w:link w:val="Heading9"/>
     <w:uiPriority w:val="9"/>
     <w:semiHidden/>
     <w:qFormat/>
-    <w:rsid w:val="00B04CE0"/>
+    <w:rsid w:val="00b04ce0"/>
     <w:rPr>
       <w:b/>
       <w:bCs/>
@@ -4246,46 +4267,46 @@
       <w:iCs/>
     </w:rPr>
   </w:style>
-  <w:style w:type="character" w:customStyle="1" w:styleId="TitleChar">
+  <w:style w:type="character" w:styleId="TitleChar" w:customStyle="1">
     <w:name w:val="Title Char"/>
     <w:basedOn w:val="DefaultParagraphFont"/>
     <w:link w:val="Title"/>
     <w:uiPriority w:val="10"/>
     <w:qFormat/>
-    <w:rsid w:val="00B04CE0"/>
+    <w:rsid w:val="00b04ce0"/>
     <w:rPr>
-      <w:rFonts w:asciiTheme="majorHAnsi" w:eastAsiaTheme="majorEastAsia" w:hAnsiTheme="majorHAnsi" w:cstheme="majorBidi"/>
+      <w:rFonts w:ascii="Aptos Display" w:hAnsi="Aptos Display" w:eastAsia="" w:cs="" w:asciiTheme="majorHAnsi" w:cstheme="majorBidi" w:eastAsiaTheme="majorEastAsia" w:hAnsiTheme="majorHAnsi"/>
       <w:caps/>
-      <w:color w:val="505046" w:themeColor="text2"/>
+      <w:color w:themeColor="text2" w:val="505046"/>
       <w:spacing w:val="30"/>
       <w:sz w:val="72"/>
       <w:szCs w:val="72"/>
     </w:rPr>
   </w:style>
-  <w:style w:type="character" w:customStyle="1" w:styleId="SubtitleChar">
+  <w:style w:type="character" w:styleId="SubtitleChar" w:customStyle="1">
     <w:name w:val="Subtitle Char"/>
     <w:basedOn w:val="DefaultParagraphFont"/>
     <w:link w:val="Subtitle"/>
     <w:uiPriority w:val="11"/>
     <w:qFormat/>
-    <w:rsid w:val="00B04CE0"/>
+    <w:rsid w:val="00b04ce0"/>
     <w:rPr>
-      <w:color w:val="505046" w:themeColor="text2"/>
+      <w:color w:themeColor="text2" w:val="505046"/>
       <w:sz w:val="28"/>
       <w:szCs w:val="28"/>
     </w:rPr>
   </w:style>
-  <w:style w:type="character" w:customStyle="1" w:styleId="QuoteChar">
+  <w:style w:type="character" w:styleId="QuoteChar" w:customStyle="1">
     <w:name w:val="Quote Char"/>
     <w:basedOn w:val="DefaultParagraphFont"/>
     <w:link w:val="Quote"/>
     <w:uiPriority w:val="29"/>
     <w:qFormat/>
-    <w:rsid w:val="00B04CE0"/>
+    <w:rsid w:val="00b04ce0"/>
     <w:rPr>
       <w:i/>
       <w:iCs/>
-      <w:color w:val="88361C" w:themeColor="accent3" w:themeShade="BF"/>
+      <w:color w:themeColor="accent3" w:themeShade="bf" w:val="88361C"/>
       <w:sz w:val="24"/>
       <w:szCs w:val="24"/>
     </w:rPr>
@@ -4295,7 +4316,7 @@
     <w:basedOn w:val="DefaultParagraphFont"/>
     <w:uiPriority w:val="21"/>
     <w:qFormat/>
-    <w:rsid w:val="00B04CE0"/>
+    <w:rsid w:val="00b04ce0"/>
     <w:rPr>
       <w:b/>
       <w:bCs/>
@@ -4304,17 +4325,17 @@
       <w:color w:val="auto"/>
     </w:rPr>
   </w:style>
-  <w:style w:type="character" w:customStyle="1" w:styleId="IntenseQuoteChar">
+  <w:style w:type="character" w:styleId="IntenseQuoteChar" w:customStyle="1">
     <w:name w:val="Intense Quote Char"/>
     <w:basedOn w:val="DefaultParagraphFont"/>
     <w:link w:val="IntenseQuote"/>
     <w:uiPriority w:val="30"/>
     <w:qFormat/>
-    <w:rsid w:val="00B04CE0"/>
+    <w:rsid w:val="00b04ce0"/>
     <w:rPr>
-      <w:rFonts w:asciiTheme="majorHAnsi" w:eastAsiaTheme="majorEastAsia" w:hAnsiTheme="majorHAnsi" w:cstheme="majorBidi"/>
+      <w:rFonts w:ascii="Aptos Display" w:hAnsi="Aptos Display" w:eastAsia="" w:cs="" w:asciiTheme="majorHAnsi" w:cstheme="majorBidi" w:eastAsiaTheme="majorEastAsia" w:hAnsiTheme="majorHAnsi"/>
       <w:caps/>
-      <w:color w:val="B43412" w:themeColor="accent1" w:themeShade="BF"/>
+      <w:color w:themeColor="accent1" w:themeShade="bf" w:val="B43412"/>
       <w:sz w:val="28"/>
       <w:szCs w:val="28"/>
     </w:rPr>
@@ -4324,7 +4345,7 @@
     <w:basedOn w:val="DefaultParagraphFont"/>
     <w:uiPriority w:val="32"/>
     <w:qFormat/>
-    <w:rsid w:val="00B04CE0"/>
+    <w:rsid w:val="00b04ce0"/>
     <w:rPr>
       <w:b/>
       <w:bCs/>
@@ -4339,9 +4360,9 @@
     <w:basedOn w:val="DefaultParagraphFont"/>
     <w:uiPriority w:val="99"/>
     <w:unhideWhenUsed/>
-    <w:rsid w:val="00987C10"/>
+    <w:rsid w:val="00987c10"/>
     <w:rPr>
-      <w:color w:val="CC9900" w:themeColor="hyperlink"/>
+      <w:color w:themeColor="hyperlink" w:val="CC9900"/>
       <w:u w:val="single"/>
     </w:rPr>
   </w:style>
@@ -4350,7 +4371,7 @@
     <w:basedOn w:val="DefaultParagraphFont"/>
     <w:uiPriority w:val="22"/>
     <w:qFormat/>
-    <w:rsid w:val="00B04CE0"/>
+    <w:rsid w:val="00b04ce0"/>
     <w:rPr>
       <w:b/>
       <w:bCs/>
@@ -4361,11 +4382,11 @@
     <w:basedOn w:val="DefaultParagraphFont"/>
     <w:uiPriority w:val="20"/>
     <w:qFormat/>
-    <w:rsid w:val="00B04CE0"/>
+    <w:rsid w:val="00b04ce0"/>
     <w:rPr>
       <w:i/>
       <w:iCs/>
-      <w:color w:val="000000" w:themeColor="text1"/>
+      <w:color w:themeColor="text1" w:val="000000"/>
     </w:rPr>
   </w:style>
   <w:style w:type="character" w:styleId="SubtleEmphasis">
@@ -4373,11 +4394,11 @@
     <w:basedOn w:val="DefaultParagraphFont"/>
     <w:uiPriority w:val="19"/>
     <w:qFormat/>
-    <w:rsid w:val="00B04CE0"/>
+    <w:rsid w:val="00b04ce0"/>
     <w:rPr>
       <w:i/>
       <w:iCs/>
-      <w:color w:val="595959" w:themeColor="text1" w:themeTint="A6"/>
+      <w:color w:themeColor="text1" w:themeTint="a6" w:val="595959"/>
     </w:rPr>
   </w:style>
   <w:style w:type="character" w:styleId="SubtleReference">
@@ -4385,10 +4406,10 @@
     <w:basedOn w:val="DefaultParagraphFont"/>
     <w:uiPriority w:val="31"/>
     <w:qFormat/>
-    <w:rsid w:val="00B04CE0"/>
+    <w:rsid w:val="00b04ce0"/>
     <w:rPr>
       <w:smallCaps/>
-      <w:color w:val="404040" w:themeColor="text1" w:themeTint="BF"/>
+      <w:color w:themeColor="text1" w:themeTint="bf" w:val="404040"/>
       <w:spacing w:val="0"/>
       <w:u w:val="single" w:color="7F7F7F" w:themeColor="dark1" w:themeTint="80"/>
     </w:rPr>
@@ -4398,7 +4419,7 @@
     <w:basedOn w:val="DefaultParagraphFont"/>
     <w:uiPriority w:val="33"/>
     <w:qFormat/>
-    <w:rsid w:val="00B04CE0"/>
+    <w:rsid w:val="00b04ce0"/>
     <w:rPr>
       <w:b/>
       <w:bCs/>
@@ -4406,28 +4427,29 @@
       <w:spacing w:val="0"/>
     </w:rPr>
   </w:style>
-  <w:style w:type="character" w:customStyle="1" w:styleId="IndexLink">
+  <w:style w:type="character" w:styleId="IndexLink" w:customStyle="1">
     <w:name w:val="Index Link"/>
     <w:qFormat/>
-  </w:style>
-  <w:style w:type="character" w:customStyle="1" w:styleId="Bulletsuser">
-    <w:name w:val="Bullets (user)"/>
+    <w:rPr/>
+  </w:style>
+  <w:style w:type="character" w:styleId="Bullets" w:customStyle="1">
+    <w:name w:val="Bullets"/>
     <w:qFormat/>
     <w:rPr>
-      <w:rFonts w:ascii="OpenSymbol" w:eastAsia="OpenSymbol" w:hAnsi="OpenSymbol" w:cs="OpenSymbol"/>
+      <w:rFonts w:ascii="OpenSymbol" w:hAnsi="OpenSymbol" w:eastAsia="OpenSymbol" w:cs="OpenSymbol"/>
     </w:rPr>
   </w:style>
-  <w:style w:type="paragraph" w:customStyle="1" w:styleId="Heading">
+  <w:style w:type="paragraph" w:styleId="Heading" w:customStyle="1">
     <w:name w:val="Heading"/>
     <w:basedOn w:val="Normal"/>
     <w:next w:val="BodyText"/>
     <w:qFormat/>
     <w:pPr>
-      <w:keepNext/>
+      <w:keepNext w:val="true"/>
       <w:spacing w:before="240" w:after="120"/>
     </w:pPr>
     <w:rPr>
-      <w:rFonts w:ascii="Liberation Sans" w:eastAsia="Microsoft YaHei" w:hAnsi="Liberation Sans" w:cs="Arial"/>
+      <w:rFonts w:ascii="Liberation Sans" w:hAnsi="Liberation Sans" w:eastAsia="Microsoft YaHei" w:cs="Arial"/>
       <w:sz w:val="28"/>
       <w:szCs w:val="28"/>
     </w:rPr>
@@ -4436,12 +4458,14 @@
     <w:name w:val="Body Text"/>
     <w:basedOn w:val="Normal"/>
     <w:pPr>
-      <w:spacing w:after="140"/>
+      <w:spacing w:before="0" w:after="140"/>
     </w:pPr>
+    <w:rPr/>
   </w:style>
   <w:style w:type="paragraph" w:styleId="List">
     <w:name w:val="List"/>
     <w:basedOn w:val="BodyText"/>
+    <w:pPr/>
     <w:rPr>
       <w:rFonts w:cs="Arial"/>
     </w:rPr>
@@ -4454,19 +4478,19 @@
     <w:semiHidden/>
     <w:unhideWhenUsed/>
     <w:qFormat/>
-    <w:rsid w:val="00B04CE0"/>
+    <w:rsid w:val="00b04ce0"/>
     <w:pPr>
-      <w:spacing w:line="240" w:lineRule="auto"/>
+      <w:spacing w:lineRule="auto" w:line="240"/>
     </w:pPr>
     <w:rPr>
       <w:b/>
       <w:bCs/>
-      <w:color w:val="404040" w:themeColor="text1" w:themeTint="BF"/>
+      <w:color w:themeColor="text1" w:themeTint="bf" w:val="404040"/>
       <w:sz w:val="16"/>
       <w:szCs w:val="16"/>
     </w:rPr>
   </w:style>
-  <w:style w:type="paragraph" w:customStyle="1" w:styleId="Index">
+  <w:style w:type="paragraph" w:styleId="Index" w:customStyle="1">
     <w:name w:val="Index"/>
     <w:basedOn w:val="Normal"/>
     <w:qFormat/>
@@ -4484,20 +4508,20 @@
     <w:link w:val="TitleChar"/>
     <w:uiPriority w:val="10"/>
     <w:qFormat/>
-    <w:rsid w:val="00B04CE0"/>
+    <w:rsid w:val="00b04ce0"/>
     <w:pPr>
       <w:pBdr>
         <w:top w:val="single" w:sz="6" w:space="8" w:color="B64926" w:themeColor="accent3"/>
         <w:bottom w:val="single" w:sz="6" w:space="8" w:color="B64926" w:themeColor="accent3"/>
       </w:pBdr>
-      <w:spacing w:after="400" w:line="240" w:lineRule="auto"/>
+      <w:spacing w:lineRule="auto" w:line="240" w:before="0" w:after="400"/>
       <w:contextualSpacing/>
       <w:jc w:val="center"/>
     </w:pPr>
     <w:rPr>
-      <w:rFonts w:asciiTheme="majorHAnsi" w:eastAsiaTheme="majorEastAsia" w:hAnsiTheme="majorHAnsi" w:cstheme="majorBidi"/>
+      <w:rFonts w:ascii="Aptos Display" w:hAnsi="Aptos Display" w:eastAsia="" w:cs="" w:asciiTheme="majorHAnsi" w:cstheme="majorBidi" w:eastAsiaTheme="majorEastAsia" w:hAnsiTheme="majorHAnsi"/>
       <w:caps/>
-      <w:color w:val="505046" w:themeColor="text2"/>
+      <w:color w:themeColor="text2" w:val="505046"/>
       <w:spacing w:val="30"/>
       <w:sz w:val="72"/>
       <w:szCs w:val="72"/>
@@ -4510,12 +4534,12 @@
     <w:link w:val="SubtitleChar"/>
     <w:uiPriority w:val="11"/>
     <w:qFormat/>
-    <w:rsid w:val="00B04CE0"/>
+    <w:rsid w:val="00b04ce0"/>
     <w:pPr>
       <w:jc w:val="center"/>
     </w:pPr>
     <w:rPr>
-      <w:color w:val="505046" w:themeColor="text2"/>
+      <w:color w:themeColor="text2" w:val="505046"/>
       <w:sz w:val="28"/>
       <w:szCs w:val="28"/>
     </w:rPr>
@@ -4527,16 +4551,16 @@
     <w:link w:val="QuoteChar"/>
     <w:uiPriority w:val="29"/>
     <w:qFormat/>
-    <w:rsid w:val="00B04CE0"/>
+    <w:rsid w:val="00b04ce0"/>
     <w:pPr>
-      <w:spacing w:before="160"/>
-      <w:ind w:left="720" w:right="720"/>
+      <w:spacing w:before="160" w:after="160"/>
+      <w:ind w:start="720" w:end="720"/>
       <w:jc w:val="center"/>
     </w:pPr>
     <w:rPr>
       <w:i/>
       <w:iCs/>
-      <w:color w:val="88361C" w:themeColor="accent3" w:themeShade="BF"/>
+      <w:color w:themeColor="accent3" w:themeShade="bf" w:val="88361C"/>
       <w:sz w:val="24"/>
       <w:szCs w:val="24"/>
     </w:rPr>
@@ -4546,11 +4570,13 @@
     <w:basedOn w:val="Normal"/>
     <w:uiPriority w:val="34"/>
     <w:qFormat/>
-    <w:rsid w:val="00987C10"/>
+    <w:rsid w:val="00987c10"/>
     <w:pPr>
-      <w:ind w:left="720"/>
+      <w:spacing w:before="0" w:after="160"/>
+      <w:ind w:start="720"/>
       <w:contextualSpacing/>
     </w:pPr>
+    <w:rPr/>
   </w:style>
   <w:style w:type="paragraph" w:styleId="IntenseQuote">
     <w:name w:val="Intense Quote"/>
@@ -4559,16 +4585,16 @@
     <w:link w:val="IntenseQuoteChar"/>
     <w:uiPriority w:val="30"/>
     <w:qFormat/>
-    <w:rsid w:val="00B04CE0"/>
+    <w:rsid w:val="00b04ce0"/>
     <w:pPr>
-      <w:spacing w:before="160"/>
-      <w:ind w:left="936" w:right="936"/>
+      <w:spacing w:before="160" w:after="160"/>
+      <w:ind w:start="936" w:end="936"/>
       <w:jc w:val="center"/>
     </w:pPr>
     <w:rPr>
-      <w:rFonts w:asciiTheme="majorHAnsi" w:eastAsiaTheme="majorEastAsia" w:hAnsiTheme="majorHAnsi" w:cstheme="majorBidi"/>
+      <w:rFonts w:ascii="Aptos Display" w:hAnsi="Aptos Display" w:eastAsia="" w:cs="" w:asciiTheme="majorHAnsi" w:cstheme="majorBidi" w:eastAsiaTheme="majorEastAsia" w:hAnsiTheme="majorHAnsi"/>
       <w:caps/>
-      <w:color w:val="B43412" w:themeColor="accent1" w:themeShade="BF"/>
+      <w:color w:themeColor="accent1" w:themeShade="bf" w:val="B43412"/>
       <w:sz w:val="28"/>
       <w:szCs w:val="28"/>
     </w:rPr>
@@ -4576,6 +4602,8 @@
   <w:style w:type="paragraph" w:styleId="IndexHeading">
     <w:name w:val="index heading"/>
     <w:basedOn w:val="Heading"/>
+    <w:pPr/>
+    <w:rPr/>
   </w:style>
   <w:style w:type="paragraph" w:styleId="TOCHeading">
     <w:name w:val="TOC Heading"/>
@@ -4584,10 +4612,11 @@
     <w:uiPriority w:val="39"/>
     <w:unhideWhenUsed/>
     <w:qFormat/>
-    <w:rsid w:val="00B04CE0"/>
+    <w:rsid w:val="00b04ce0"/>
     <w:pPr>
       <w:outlineLvl w:val="9"/>
     </w:pPr>
+    <w:rPr/>
   </w:style>
   <w:style w:type="paragraph" w:styleId="TOC1">
     <w:name w:val="toc 1"/>
@@ -4596,10 +4625,11 @@
     <w:autoRedefine/>
     <w:uiPriority w:val="39"/>
     <w:unhideWhenUsed/>
-    <w:rsid w:val="00987C10"/>
+    <w:rsid w:val="00987c10"/>
     <w:pPr>
-      <w:spacing w:after="100"/>
+      <w:spacing w:before="0" w:after="100"/>
     </w:pPr>
+    <w:rPr/>
   </w:style>
   <w:style w:type="paragraph" w:styleId="TOC2">
     <w:name w:val="toc 2"/>
@@ -4608,23 +4638,60 @@
     <w:autoRedefine/>
     <w:uiPriority w:val="39"/>
     <w:unhideWhenUsed/>
-    <w:rsid w:val="00987C10"/>
+    <w:rsid w:val="00987c10"/>
     <w:pPr>
-      <w:spacing w:after="100"/>
-      <w:ind w:left="220"/>
+      <w:spacing w:before="0" w:after="100"/>
+      <w:ind w:start="220"/>
     </w:pPr>
+    <w:rPr/>
   </w:style>
   <w:style w:type="paragraph" w:styleId="NoSpacing">
     <w:name w:val="No Spacing"/>
     <w:uiPriority w:val="1"/>
     <w:qFormat/>
-    <w:rsid w:val="00B04CE0"/>
+    <w:rsid w:val="00b04ce0"/>
+    <w:pPr>
+      <w:widowControl/>
+      <w:suppressAutoHyphens w:val="true"/>
+      <w:bidi w:val="0"/>
+      <w:spacing w:before="0" w:after="0"/>
+      <w:jc w:val="start"/>
+    </w:pPr>
+    <w:rPr>
+      <w:rFonts w:ascii="Aptos" w:hAnsi="Aptos" w:eastAsia="" w:cs="" w:asciiTheme="minorHAnsi" w:cstheme="minorBidi" w:eastAsiaTheme="minorEastAsia" w:hAnsiTheme="minorHAnsi"/>
+      <w:color w:val="auto"/>
+      <w:kern w:val="0"/>
+      <w:sz w:val="21"/>
+      <w:szCs w:val="21"/>
+      <w:lang w:val="en-GB" w:eastAsia="en-US" w:bidi="ar-SA"/>
+    </w:rPr>
+  </w:style>
+  <w:style w:type="numbering" w:styleId="NoList" w:default="1">
+    <w:name w:val="No List"/>
+    <w:uiPriority w:val="99"/>
+    <w:semiHidden/>
+    <w:unhideWhenUsed/>
+    <w:qFormat/>
+  </w:style>
+  <w:style w:type="table" w:default="1" w:styleId="TableNormal">
+    <w:name w:val="Normal Table"/>
+    <w:uiPriority w:val="99"/>
+    <w:semiHidden/>
+    <w:unhideWhenUsed/>
+    <w:tblPr>
+      <w:tblCellMar>
+        <w:top w:w="0" w:type="dxa"/>
+        <w:left w:w="108" w:type="dxa"/>
+        <w:bottom w:w="0" w:type="dxa"/>
+        <w:right w:w="108" w:type="dxa"/>
+      </w:tblCellMar>
+    </w:tblPr>
   </w:style>
 </w:styles>
 </file>
 
 <file path=word/theme/theme1.xml><?xml version="1.0" encoding="utf-8"?>
-<a:theme xmlns:a="http://schemas.openxmlformats.org/drawingml/2006/main" name="Office Theme">
+<a:theme xmlns:a="http://schemas.openxmlformats.org/drawingml/2006/main" xmlns:r="http://schemas.openxmlformats.org/officeDocument/2006/relationships" name="Office Theme">
   <a:themeElements>
     <a:clrScheme name="Red Orange">
       <a:dk1>
@@ -4666,12 +4733,12 @@
     </a:clrScheme>
     <a:fontScheme name="Office">
       <a:majorFont>
-        <a:latin typeface="Aptos Display" panose="02110004020202020204"/>
+        <a:latin typeface="Aptos Display" panose="02110004020202020204" pitchFamily="0" charset="1"/>
         <a:ea typeface=""/>
         <a:cs typeface=""/>
       </a:majorFont>
       <a:minorFont>
-        <a:latin typeface="Aptos" panose="02110004020202020204"/>
+        <a:latin typeface="Aptos" panose="02110004020202020204" pitchFamily="0" charset="1"/>
         <a:ea typeface=""/>
         <a:cs typeface=""/>
       </a:minorFont>
@@ -4703,7 +4770,7 @@
             </a:gs>
           </a:gsLst>
           <a:lin ang="5400000" scaled="0"/>
-          <a:tileRect/>
+          <a:tileRect l="0" t="0" r="0" b="0"/>
         </a:gradFill>
         <a:gradFill>
           <a:gsLst>
@@ -4727,7 +4794,7 @@
             </a:gs>
           </a:gsLst>
           <a:lin ang="5400000" scaled="0"/>
-          <a:tileRect/>
+          <a:tileRect l="0" t="0" r="0" b="0"/>
         </a:gradFill>
       </a:fillStyleLst>
       <a:lnStyleLst>
@@ -4787,13 +4854,11 @@
             </a:gs>
           </a:gsLst>
           <a:lin ang="5400000" scaled="0"/>
-          <a:tileRect/>
+          <a:tileRect l="0" t="0" r="0" b="0"/>
         </a:gradFill>
       </a:bgFillStyleLst>
     </a:fmtScheme>
   </a:themeElements>
-  <a:objectDefaults/>
-  <a:extraClrSchemeLst/>
 </a:theme>
 </file>
 

--- a/Game.docx
+++ b/Game.docx
@@ -1,20 +1,17 @@
 
 <file path=word/document.xml><?xml version="1.0" encoding="utf-8"?>
-<w:document xmlns:o="urn:schemas-microsoft-com:office:office" xmlns:r="http://schemas.openxmlformats.org/officeDocument/2006/relationships" xmlns:v="urn:schemas-microsoft-com:vml" xmlns:w="http://schemas.openxmlformats.org/wordprocessingml/2006/main" xmlns:w10="urn:schemas-microsoft-com:office:word" xmlns:wp="http://schemas.openxmlformats.org/drawingml/2006/wordprocessingDrawing" xmlns:pic="http://schemas.openxmlformats.org/drawingml/2006/picture" xmlns:wps="http://schemas.microsoft.com/office/word/2010/wordprocessingShape" xmlns:wpg="http://schemas.microsoft.com/office/word/2010/wordprocessingGroup" xmlns:mc="http://schemas.openxmlformats.org/markup-compatibility/2006" xmlns:wp14="http://schemas.microsoft.com/office/word/2010/wordprocessingDrawing" xmlns:w14="http://schemas.microsoft.com/office/word/2010/wordml" xmlns:w15="http://schemas.microsoft.com/office/word/2012/wordml" mc:Ignorable="w14 wp14 w15">
+<w:document xmlns:wpc="http://schemas.microsoft.com/office/word/2010/wordprocessingCanvas" xmlns:cx="http://schemas.microsoft.com/office/drawing/2014/chartex" xmlns:cx1="http://schemas.microsoft.com/office/drawing/2015/9/8/chartex" xmlns:cx2="http://schemas.microsoft.com/office/drawing/2015/10/21/chartex" xmlns:cx3="http://schemas.microsoft.com/office/drawing/2016/5/9/chartex" xmlns:cx4="http://schemas.microsoft.com/office/drawing/2016/5/10/chartex" xmlns:cx5="http://schemas.microsoft.com/office/drawing/2016/5/11/chartex" xmlns:cx6="http://schemas.microsoft.com/office/drawing/2016/5/12/chartex" xmlns:cx7="http://schemas.microsoft.com/office/drawing/2016/5/13/chartex" xmlns:cx8="http://schemas.microsoft.com/office/drawing/2016/5/14/chartex" xmlns:mc="http://schemas.openxmlformats.org/markup-compatibility/2006" xmlns:aink="http://schemas.microsoft.com/office/drawing/2016/ink" xmlns:am3d="http://schemas.microsoft.com/office/drawing/2017/model3d" xmlns:o="urn:schemas-microsoft-com:office:office" xmlns:oel="http://schemas.microsoft.com/office/2019/extlst" xmlns:r="http://schemas.openxmlformats.org/officeDocument/2006/relationships" xmlns:m="http://schemas.openxmlformats.org/officeDocument/2006/math" xmlns:v="urn:schemas-microsoft-com:vml" xmlns:wp14="http://schemas.microsoft.com/office/word/2010/wordprocessingDrawing" xmlns:wp="http://schemas.openxmlformats.org/drawingml/2006/wordprocessingDrawing" xmlns:w10="urn:schemas-microsoft-com:office:word" xmlns:w="http://schemas.openxmlformats.org/wordprocessingml/2006/main" xmlns:w14="http://schemas.microsoft.com/office/word/2010/wordml" xmlns:w15="http://schemas.microsoft.com/office/word/2012/wordml" xmlns:w16cex="http://schemas.microsoft.com/office/word/2018/wordml/cex" xmlns:w16cid="http://schemas.microsoft.com/office/word/2016/wordml/cid" xmlns:w16="http://schemas.microsoft.com/office/word/2018/wordml" xmlns:w16sdtdh="http://schemas.microsoft.com/office/word/2020/wordml/sdtdatahash" xmlns:w16se="http://schemas.microsoft.com/office/word/2015/wordml/symex" xmlns:wpg="http://schemas.microsoft.com/office/word/2010/wordprocessingGroup" xmlns:wpi="http://schemas.microsoft.com/office/word/2010/wordprocessingInk" xmlns:wne="http://schemas.microsoft.com/office/word/2006/wordml" xmlns:wps="http://schemas.microsoft.com/office/word/2010/wordprocessingShape" mc:Ignorable="w14 w15 w16se w16cid w16 w16cex w16sdtdh wp14">
   <w:body>
     <w:p>
       <w:pPr>
         <w:pStyle w:val="Title"/>
-        <w:rPr/>
-      </w:pPr>
-      <w:r>
-        <w:rPr/>
+      </w:pPr>
+      <w:r>
         <w:t xml:space="preserve">2D RPG </w:t>
       </w:r>
     </w:p>
     <w:p>
       <w:pPr>
-        <w:pStyle w:val="Normal"/>
         <w:jc w:val="center"/>
         <w:rPr>
           <w:sz w:val="30"/>
@@ -29,66 +26,32 @@
         <w:t>Henry Prestwich</w:t>
       </w:r>
     </w:p>
-    <w:p>
-      <w:pPr>
-        <w:pStyle w:val="Normal"/>
-        <w:rPr/>
-      </w:pPr>
-      <w:r>
-        <w:rPr/>
-      </w:r>
-    </w:p>
-    <w:p>
-      <w:pPr>
-        <w:pStyle w:val="Normal"/>
-        <w:rPr/>
-      </w:pPr>
-      <w:r>
-        <w:rPr/>
-      </w:r>
-    </w:p>
-    <w:p>
-      <w:pPr>
-        <w:pStyle w:val="Normal"/>
-        <w:rPr/>
-      </w:pPr>
-      <w:r>
-        <w:rPr/>
-      </w:r>
-    </w:p>
-    <w:p>
-      <w:pPr>
-        <w:pStyle w:val="Normal"/>
-        <w:rPr/>
-      </w:pPr>
-      <w:r>
-        <w:rPr/>
-      </w:r>
-    </w:p>
-    <w:p>
-      <w:pPr>
-        <w:pStyle w:val="Normal"/>
-        <w:rPr/>
-      </w:pPr>
-      <w:r>
-        <w:rPr/>
-      </w:r>
-    </w:p>
+    <w:p/>
+    <w:p/>
+    <w:p/>
+    <w:p/>
+    <w:p/>
     <w:sdt>
       <w:sdtPr>
+        <w:rPr>
+          <w:rFonts w:asciiTheme="minorHAnsi" w:eastAsiaTheme="minorEastAsia" w:hAnsiTheme="minorHAnsi" w:cstheme="minorBidi"/>
+          <w:color w:val="auto"/>
+          <w:sz w:val="21"/>
+          <w:szCs w:val="21"/>
+        </w:rPr>
+        <w:id w:val="-1209180684"/>
         <w:docPartObj>
           <w:docPartGallery w:val="Table of Contents"/>
-          <w:docPartUnique w:val="true"/>
+          <w:docPartUnique/>
         </w:docPartObj>
       </w:sdtPr>
+      <w:sdtEndPr/>
       <w:sdtContent>
         <w:p>
           <w:pPr>
             <w:pStyle w:val="TOCHeading"/>
-            <w:rPr/>
           </w:pPr>
           <w:r>
-            <w:rPr/>
             <w:t>Table of Contents</w:t>
           </w:r>
         </w:p>
@@ -96,8 +59,7 @@
           <w:pPr>
             <w:pStyle w:val="TOC1"/>
             <w:tabs>
-              <w:tab w:val="clear" w:pos="720"/>
-              <w:tab w:val="right" w:pos="10456" w:leader="dot"/>
+              <w:tab w:val="right" w:leader="dot" w:pos="10456"/>
             </w:tabs>
             <w:rPr>
               <w:kern w:val="2"/>
@@ -120,7 +82,6 @@
           <w:r>
             <w:rPr>
               <w:rStyle w:val="IndexLink"/>
-              <w:webHidden/>
             </w:rPr>
             <w:fldChar w:fldCharType="separate"/>
           </w:r>
@@ -142,7 +103,12 @@
               <w:rPr>
                 <w:webHidden/>
               </w:rPr>
-              <w:instrText xml:space="preserve">PAGEREF _Toc229035136 \h</w:instrText>
+              <w:instrText>PAGEREF _Toc229035136 \h</w:instrText>
+            </w:r>
+            <w:r>
+              <w:rPr>
+                <w:webHidden/>
+              </w:rPr>
             </w:r>
             <w:r>
               <w:rPr>
@@ -153,7 +119,6 @@
             <w:r>
               <w:rPr>
                 <w:rStyle w:val="IndexLink"/>
-                <w:vanish w:val="false"/>
               </w:rPr>
               <w:tab/>
               <w:t>2</w:t>
@@ -170,8 +135,7 @@
           <w:pPr>
             <w:pStyle w:val="TOC2"/>
             <w:tabs>
-              <w:tab w:val="clear" w:pos="720"/>
-              <w:tab w:val="right" w:pos="10456" w:leader="dot"/>
+              <w:tab w:val="right" w:leader="dot" w:pos="10456"/>
             </w:tabs>
             <w:rPr>
               <w:kern w:val="2"/>
@@ -199,7 +163,12 @@
               <w:rPr>
                 <w:webHidden/>
               </w:rPr>
-              <w:instrText xml:space="preserve">PAGEREF _Toc229035137 \h</w:instrText>
+              <w:instrText>PAGEREF _Toc229035137 \h</w:instrText>
+            </w:r>
+            <w:r>
+              <w:rPr>
+                <w:webHidden/>
+              </w:rPr>
             </w:r>
             <w:r>
               <w:rPr>
@@ -210,7 +179,6 @@
             <w:r>
               <w:rPr>
                 <w:rStyle w:val="IndexLink"/>
-                <w:vanish w:val="false"/>
               </w:rPr>
               <w:tab/>
               <w:t>2</w:t>
@@ -227,8 +195,7 @@
           <w:pPr>
             <w:pStyle w:val="TOC2"/>
             <w:tabs>
-              <w:tab w:val="clear" w:pos="720"/>
-              <w:tab w:val="right" w:pos="10456" w:leader="dot"/>
+              <w:tab w:val="right" w:leader="dot" w:pos="10456"/>
             </w:tabs>
             <w:rPr>
               <w:kern w:val="2"/>
@@ -256,7 +223,12 @@
               <w:rPr>
                 <w:webHidden/>
               </w:rPr>
-              <w:instrText xml:space="preserve">PAGEREF _Toc229035138 \h</w:instrText>
+              <w:instrText>PAGEREF _Toc229035138 \h</w:instrText>
+            </w:r>
+            <w:r>
+              <w:rPr>
+                <w:webHidden/>
+              </w:rPr>
             </w:r>
             <w:r>
               <w:rPr>
@@ -267,7 +239,6 @@
             <w:r>
               <w:rPr>
                 <w:rStyle w:val="IndexLink"/>
-                <w:vanish w:val="false"/>
               </w:rPr>
               <w:tab/>
               <w:t>2</w:t>
@@ -284,8 +255,7 @@
           <w:pPr>
             <w:pStyle w:val="TOC2"/>
             <w:tabs>
-              <w:tab w:val="clear" w:pos="720"/>
-              <w:tab w:val="right" w:pos="10456" w:leader="dot"/>
+              <w:tab w:val="right" w:leader="dot" w:pos="10456"/>
             </w:tabs>
             <w:rPr>
               <w:kern w:val="2"/>
@@ -313,7 +283,12 @@
               <w:rPr>
                 <w:webHidden/>
               </w:rPr>
-              <w:instrText xml:space="preserve">PAGEREF _Toc229035139 \h</w:instrText>
+              <w:instrText>PAGEREF _Toc229035139 \h</w:instrText>
+            </w:r>
+            <w:r>
+              <w:rPr>
+                <w:webHidden/>
+              </w:rPr>
             </w:r>
             <w:r>
               <w:rPr>
@@ -324,7 +299,6 @@
             <w:r>
               <w:rPr>
                 <w:rStyle w:val="IndexLink"/>
-                <w:vanish w:val="false"/>
               </w:rPr>
               <w:tab/>
               <w:t>3</w:t>
@@ -341,8 +315,7 @@
           <w:pPr>
             <w:pStyle w:val="TOC2"/>
             <w:tabs>
-              <w:tab w:val="clear" w:pos="720"/>
-              <w:tab w:val="right" w:pos="10456" w:leader="dot"/>
+              <w:tab w:val="right" w:leader="dot" w:pos="10456"/>
             </w:tabs>
             <w:rPr>
               <w:kern w:val="2"/>
@@ -370,7 +343,12 @@
               <w:rPr>
                 <w:webHidden/>
               </w:rPr>
-              <w:instrText xml:space="preserve">PAGEREF _Toc229035140 \h</w:instrText>
+              <w:instrText>PAGEREF _Toc229035140 \h</w:instrText>
+            </w:r>
+            <w:r>
+              <w:rPr>
+                <w:webHidden/>
+              </w:rPr>
             </w:r>
             <w:r>
               <w:rPr>
@@ -381,7 +359,6 @@
             <w:r>
               <w:rPr>
                 <w:rStyle w:val="IndexLink"/>
-                <w:vanish w:val="false"/>
               </w:rPr>
               <w:tab/>
               <w:t>4</w:t>
@@ -398,8 +375,7 @@
           <w:pPr>
             <w:pStyle w:val="TOC2"/>
             <w:tabs>
-              <w:tab w:val="clear" w:pos="720"/>
-              <w:tab w:val="right" w:pos="10456" w:leader="dot"/>
+              <w:tab w:val="right" w:leader="dot" w:pos="10456"/>
             </w:tabs>
             <w:rPr>
               <w:kern w:val="2"/>
@@ -427,7 +403,12 @@
               <w:rPr>
                 <w:webHidden/>
               </w:rPr>
-              <w:instrText xml:space="preserve">PAGEREF _Toc229035141 \h</w:instrText>
+              <w:instrText>PAGEREF _Toc229035141 \h</w:instrText>
+            </w:r>
+            <w:r>
+              <w:rPr>
+                <w:webHidden/>
+              </w:rPr>
             </w:r>
             <w:r>
               <w:rPr>
@@ -438,7 +419,6 @@
             <w:r>
               <w:rPr>
                 <w:rStyle w:val="IndexLink"/>
-                <w:vanish w:val="false"/>
               </w:rPr>
               <w:tab/>
               <w:t>5</w:t>
@@ -455,8 +435,7 @@
           <w:pPr>
             <w:pStyle w:val="TOC1"/>
             <w:tabs>
-              <w:tab w:val="clear" w:pos="720"/>
-              <w:tab w:val="right" w:pos="10456" w:leader="dot"/>
+              <w:tab w:val="right" w:leader="dot" w:pos="10456"/>
             </w:tabs>
             <w:rPr>
               <w:kern w:val="2"/>
@@ -484,7 +463,12 @@
               <w:rPr>
                 <w:webHidden/>
               </w:rPr>
-              <w:instrText xml:space="preserve">PAGEREF _Toc229035142 \h</w:instrText>
+              <w:instrText>PAGEREF _Toc229035142 \h</w:instrText>
+            </w:r>
+            <w:r>
+              <w:rPr>
+                <w:webHidden/>
+              </w:rPr>
             </w:r>
             <w:r>
               <w:rPr>
@@ -495,7 +479,6 @@
             <w:r>
               <w:rPr>
                 <w:rStyle w:val="IndexLink"/>
-                <w:vanish w:val="false"/>
               </w:rPr>
               <w:tab/>
               <w:t>7</w:t>
@@ -512,8 +495,7 @@
           <w:pPr>
             <w:pStyle w:val="TOC1"/>
             <w:tabs>
-              <w:tab w:val="clear" w:pos="720"/>
-              <w:tab w:val="right" w:pos="10456" w:leader="dot"/>
+              <w:tab w:val="right" w:leader="dot" w:pos="10456"/>
             </w:tabs>
             <w:rPr>
               <w:kern w:val="2"/>
@@ -541,7 +523,12 @@
               <w:rPr>
                 <w:webHidden/>
               </w:rPr>
-              <w:instrText xml:space="preserve">PAGEREF _Toc229035143 \h</w:instrText>
+              <w:instrText>PAGEREF _Toc229035143 \h</w:instrText>
+            </w:r>
+            <w:r>
+              <w:rPr>
+                <w:webHidden/>
+              </w:rPr>
             </w:r>
             <w:r>
               <w:rPr>
@@ -552,7 +539,6 @@
             <w:r>
               <w:rPr>
                 <w:rStyle w:val="IndexLink"/>
-                <w:vanish w:val="false"/>
               </w:rPr>
               <w:tab/>
               <w:t>7</w:t>
@@ -569,8 +555,7 @@
           <w:pPr>
             <w:pStyle w:val="TOC1"/>
             <w:tabs>
-              <w:tab w:val="clear" w:pos="720"/>
-              <w:tab w:val="right" w:pos="10456" w:leader="dot"/>
+              <w:tab w:val="right" w:leader="dot" w:pos="10456"/>
             </w:tabs>
             <w:rPr>
               <w:kern w:val="2"/>
@@ -598,7 +583,12 @@
               <w:rPr>
                 <w:webHidden/>
               </w:rPr>
-              <w:instrText xml:space="preserve">PAGEREF _Toc229035144 \h</w:instrText>
+              <w:instrText>PAGEREF _Toc229035144 \h</w:instrText>
+            </w:r>
+            <w:r>
+              <w:rPr>
+                <w:webHidden/>
+              </w:rPr>
             </w:r>
             <w:r>
               <w:rPr>
@@ -609,7 +599,6 @@
             <w:r>
               <w:rPr>
                 <w:rStyle w:val="IndexLink"/>
-                <w:vanish w:val="false"/>
               </w:rPr>
               <w:tab/>
               <w:t>7</w:t>
@@ -626,8 +615,7 @@
           <w:pPr>
             <w:pStyle w:val="TOC1"/>
             <w:tabs>
-              <w:tab w:val="clear" w:pos="720"/>
-              <w:tab w:val="right" w:pos="10456" w:leader="dot"/>
+              <w:tab w:val="right" w:leader="dot" w:pos="10456"/>
             </w:tabs>
             <w:rPr>
               <w:kern w:val="2"/>
@@ -655,7 +643,12 @@
               <w:rPr>
                 <w:webHidden/>
               </w:rPr>
-              <w:instrText xml:space="preserve">PAGEREF _Toc229035145 \h</w:instrText>
+              <w:instrText>PAGEREF _Toc229035145 \h</w:instrText>
+            </w:r>
+            <w:r>
+              <w:rPr>
+                <w:webHidden/>
+              </w:rPr>
             </w:r>
             <w:r>
               <w:rPr>
@@ -666,7 +659,6 @@
             <w:r>
               <w:rPr>
                 <w:rStyle w:val="IndexLink"/>
-                <w:vanish w:val="false"/>
               </w:rPr>
               <w:tab/>
               <w:t>7</w:t>
@@ -680,15 +672,7 @@
           </w:hyperlink>
         </w:p>
         <w:p>
-          <w:pPr>
-            <w:pStyle w:val="Normal"/>
-            <w:rPr/>
-          </w:pPr>
           <w:r>
-            <w:rPr/>
-          </w:r>
-          <w:r>
-            <w:rPr/>
             <w:fldChar w:fldCharType="end"/>
           </w:r>
         </w:p>
@@ -697,93 +681,25 @@
     <w:p>
       <w:pPr>
         <w:pStyle w:val="Heading1"/>
-        <w:rPr/>
-      </w:pPr>
-      <w:r>
-        <w:rPr/>
-      </w:r>
+      </w:pPr>
     </w:p>
     <w:p>
       <w:pPr>
         <w:pStyle w:val="Heading1"/>
-        <w:rPr/>
-      </w:pPr>
-      <w:r>
-        <w:rPr/>
-      </w:r>
+      </w:pPr>
     </w:p>
     <w:p>
       <w:pPr>
         <w:pStyle w:val="Heading1"/>
-        <w:rPr/>
-      </w:pPr>
-      <w:r>
-        <w:rPr/>
-      </w:r>
-    </w:p>
-    <w:p>
-      <w:pPr>
-        <w:pStyle w:val="Normal"/>
-        <w:rPr/>
-      </w:pPr>
-      <w:r>
-        <w:rPr/>
-      </w:r>
-    </w:p>
-    <w:p>
-      <w:pPr>
-        <w:pStyle w:val="Normal"/>
-        <w:rPr/>
-      </w:pPr>
-      <w:r>
-        <w:rPr/>
-      </w:r>
-    </w:p>
-    <w:p>
-      <w:pPr>
-        <w:pStyle w:val="Normal"/>
-        <w:rPr/>
-      </w:pPr>
-      <w:r>
-        <w:rPr/>
-      </w:r>
-    </w:p>
-    <w:p>
-      <w:pPr>
-        <w:pStyle w:val="Normal"/>
-        <w:rPr/>
-      </w:pPr>
-      <w:r>
-        <w:rPr/>
-      </w:r>
-    </w:p>
-    <w:p>
-      <w:pPr>
-        <w:pStyle w:val="Normal"/>
-        <w:rPr/>
-      </w:pPr>
-      <w:r>
-        <w:rPr/>
-      </w:r>
-    </w:p>
-    <w:p>
-      <w:pPr>
-        <w:pStyle w:val="Normal"/>
-        <w:rPr/>
-      </w:pPr>
-      <w:r>
-        <w:rPr/>
-      </w:r>
-    </w:p>
-    <w:p>
-      <w:pPr>
-        <w:pStyle w:val="Normal"/>
-        <w:rPr/>
-      </w:pPr>
-      <w:r>
-        <w:rPr/>
-      </w:r>
-    </w:p>
+      </w:pPr>
+    </w:p>
+    <w:p/>
+    <w:p/>
+    <w:p/>
+    <w:p/>
+    <w:p/>
+    <w:p/>
+    <w:p/>
     <w:p>
       <w:pPr>
         <w:pStyle w:val="Heading1"/>
@@ -801,20 +717,13 @@
           <w:sz w:val="50"/>
           <w:szCs w:val="50"/>
         </w:rPr>
+        <w:lastRenderedPageBreak/>
         <w:t>Analysis</w:t>
       </w:r>
       <w:bookmarkEnd w:id="1"/>
       <w:bookmarkEnd w:id="2"/>
     </w:p>
-    <w:p>
-      <w:pPr>
-        <w:pStyle w:val="Normal"/>
-        <w:rPr/>
-      </w:pPr>
-      <w:r>
-        <w:rPr/>
-      </w:r>
-    </w:p>
+    <w:p/>
     <w:p>
       <w:pPr>
         <w:pStyle w:val="Heading2"/>
@@ -839,37 +748,22 @@
     </w:p>
     <w:p>
       <w:pPr>
-        <w:pStyle w:val="Normal"/>
-        <w:rPr>
-          <w:sz w:val="24"/>
-          <w:szCs w:val="24"/>
-        </w:rPr>
-      </w:pPr>
-      <w:r>
-        <w:rPr>
-          <w:sz w:val="24"/>
-          <w:szCs w:val="24"/>
-        </w:rPr>
-      </w:r>
-    </w:p>
-    <w:p>
-      <w:pPr>
-        <w:pStyle w:val="Normal"/>
-        <w:rPr>
-          <w:sz w:val="24"/>
-          <w:szCs w:val="24"/>
-        </w:rPr>
-      </w:pPr>
-      <w:r>
-        <w:rPr>
-          <w:sz w:val="24"/>
-          <w:szCs w:val="24"/>
-        </w:rPr>
-      </w:r>
-    </w:p>
-    <w:p>
-      <w:pPr>
-        <w:pStyle w:val="Normal"/>
+        <w:rPr>
+          <w:sz w:val="24"/>
+          <w:szCs w:val="24"/>
+        </w:rPr>
+      </w:pPr>
+    </w:p>
+    <w:p>
+      <w:pPr>
+        <w:rPr>
+          <w:sz w:val="24"/>
+          <w:szCs w:val="24"/>
+        </w:rPr>
+      </w:pPr>
+    </w:p>
+    <w:p>
+      <w:pPr>
         <w:jc w:val="center"/>
         <w:rPr>
           <w:sz w:val="24"/>
@@ -881,28 +775,34 @@
           <w:sz w:val="24"/>
           <w:szCs w:val="24"/>
         </w:rPr>
-        <w:t>For my project, I aim to create a 2D, top-down RPG game including exploration and combat. The game will include semi-intelligent enemies which will use a pathfinding algorithm to follow the player and a Finite-State system to make their decisions seem planned. I will make the game somewhat difficult as I want it to be a ‘souls-like’, meaning it is similar to the games from the Dark Souls series. This series contains very difficult enemies which present the player with a great challenge which can be enjoyable and very rewarding. The game will be targeted towards players of this genre as they enjoy this style of game.</w:t>
-      </w:r>
-    </w:p>
-    <w:p>
-      <w:pPr>
-        <w:pStyle w:val="Normal"/>
+        <w:t xml:space="preserve">For my project, I aim to create a 2D, top-down RPG game including exploration and combat. The game will </w:t>
+      </w:r>
+      <w:r>
+        <w:rPr>
+          <w:sz w:val="24"/>
+          <w:szCs w:val="24"/>
+        </w:rPr>
+        <w:t>include semi-intelligent enemies which will use a pathfinding algorithm to follow the player and a Finite-State system to make their decisions seem planned. I will make the game somewhat difficult as I want it to be a ‘souls-like’, meaning it is similar to the games from the Dark Souls series. This series contains very difficult enemies which present the player with a great challenge which can be enjoyable and very rewarding. The game will be targeted towards players of this genre as they enjoy this style o</w:t>
+      </w:r>
+      <w:r>
+        <w:rPr>
+          <w:sz w:val="24"/>
+          <w:szCs w:val="24"/>
+        </w:rPr>
+        <w:t>f game.</w:t>
+      </w:r>
+    </w:p>
+    <w:p>
+      <w:pPr>
         <w:jc w:val="center"/>
         <w:rPr>
           <w:sz w:val="24"/>
           <w:szCs w:val="24"/>
         </w:rPr>
       </w:pPr>
-      <w:r>
-        <w:rPr>
-          <w:sz w:val="24"/>
-          <w:szCs w:val="24"/>
-        </w:rPr>
-      </w:r>
-    </w:p>
-    <w:p>
-      <w:pPr>
-        <w:pStyle w:val="Normal"/>
+    </w:p>
+    <w:p>
+      <w:pPr>
         <w:jc w:val="center"/>
         <w:rPr>
           <w:sz w:val="24"/>
@@ -914,40 +814,42 @@
           <w:sz w:val="24"/>
           <w:szCs w:val="24"/>
         </w:rPr>
-        <w:t>I have chosen this as my project as I am interested in game development and would like to expand my knowledge of the techniques used by creating my own game. Through my research for my NEA I will hopefully learn how video games are created by large companies and also pick up some skills which may become useful in my future.</w:t>
-      </w:r>
-    </w:p>
-    <w:p>
-      <w:pPr>
-        <w:pStyle w:val="Normal"/>
+        <w:t xml:space="preserve">I have chosen this as my project as I am interested in game development and would like to expand my knowledge of the techniques used by creating my own game. Through my research for my </w:t>
+      </w:r>
+      <w:proofErr w:type="gramStart"/>
+      <w:r>
+        <w:rPr>
+          <w:sz w:val="24"/>
+          <w:szCs w:val="24"/>
+        </w:rPr>
+        <w:t>NEA</w:t>
+      </w:r>
+      <w:proofErr w:type="gramEnd"/>
+      <w:r>
+        <w:rPr>
+          <w:sz w:val="24"/>
+          <w:szCs w:val="24"/>
+        </w:rPr>
+        <w:t xml:space="preserve"> I will hopefully learn how video games are created by large companies and also pick up some skills which may become useful in my future.</w:t>
+      </w:r>
+    </w:p>
+    <w:p>
+      <w:pPr>
         <w:jc w:val="center"/>
         <w:rPr>
           <w:sz w:val="24"/>
           <w:szCs w:val="24"/>
         </w:rPr>
       </w:pPr>
-      <w:r>
-        <w:rPr>
-          <w:sz w:val="24"/>
-          <w:szCs w:val="24"/>
-        </w:rPr>
-      </w:r>
-    </w:p>
-    <w:p>
-      <w:pPr>
-        <w:pStyle w:val="Normal"/>
+    </w:p>
+    <w:p>
+      <w:pPr>
         <w:jc w:val="center"/>
         <w:rPr>
           <w:sz w:val="24"/>
           <w:szCs w:val="24"/>
         </w:rPr>
       </w:pPr>
-      <w:r>
-        <w:rPr>
-          <w:sz w:val="24"/>
-          <w:szCs w:val="24"/>
-        </w:rPr>
-      </w:r>
     </w:p>
     <w:p>
       <w:pPr>
@@ -973,37 +875,22 @@
     </w:p>
     <w:p>
       <w:pPr>
-        <w:pStyle w:val="Normal"/>
-        <w:rPr>
-          <w:sz w:val="24"/>
-          <w:szCs w:val="24"/>
-        </w:rPr>
-      </w:pPr>
-      <w:r>
-        <w:rPr>
-          <w:sz w:val="24"/>
-          <w:szCs w:val="24"/>
-        </w:rPr>
-      </w:r>
-    </w:p>
-    <w:p>
-      <w:pPr>
-        <w:pStyle w:val="Normal"/>
-        <w:rPr>
-          <w:sz w:val="24"/>
-          <w:szCs w:val="24"/>
-        </w:rPr>
-      </w:pPr>
-      <w:r>
-        <w:rPr>
-          <w:sz w:val="24"/>
-          <w:szCs w:val="24"/>
-        </w:rPr>
-      </w:r>
-    </w:p>
-    <w:p>
-      <w:pPr>
-        <w:pStyle w:val="Normal"/>
+        <w:rPr>
+          <w:sz w:val="24"/>
+          <w:szCs w:val="24"/>
+        </w:rPr>
+      </w:pPr>
+    </w:p>
+    <w:p>
+      <w:pPr>
+        <w:rPr>
+          <w:sz w:val="24"/>
+          <w:szCs w:val="24"/>
+        </w:rPr>
+      </w:pPr>
+    </w:p>
+    <w:p>
+      <w:pPr>
         <w:jc w:val="center"/>
         <w:rPr>
           <w:sz w:val="24"/>
@@ -1020,23 +907,15 @@
     </w:p>
     <w:p>
       <w:pPr>
-        <w:pStyle w:val="Normal"/>
         <w:jc w:val="center"/>
         <w:rPr>
           <w:sz w:val="24"/>
           <w:szCs w:val="24"/>
         </w:rPr>
       </w:pPr>
-      <w:r>
-        <w:rPr>
-          <w:sz w:val="24"/>
-          <w:szCs w:val="24"/>
-        </w:rPr>
-      </w:r>
-    </w:p>
-    <w:p>
-      <w:pPr>
-        <w:pStyle w:val="Normal"/>
+    </w:p>
+    <w:p>
+      <w:pPr>
         <w:jc w:val="center"/>
         <w:rPr>
           <w:b/>
@@ -1057,7 +936,6 @@
     </w:p>
     <w:p>
       <w:pPr>
-        <w:pStyle w:val="Normal"/>
         <w:jc w:val="center"/>
         <w:rPr>
           <w:sz w:val="24"/>
@@ -1074,55 +952,33 @@
     </w:p>
     <w:p>
       <w:pPr>
-        <w:pStyle w:val="Normal"/>
         <w:jc w:val="center"/>
         <w:rPr>
           <w:sz w:val="24"/>
           <w:szCs w:val="24"/>
         </w:rPr>
       </w:pPr>
-      <w:r>
-        <w:rPr>
-          <w:sz w:val="24"/>
-          <w:szCs w:val="24"/>
-        </w:rPr>
-      </w:r>
-    </w:p>
-    <w:p>
-      <w:pPr>
-        <w:pStyle w:val="Normal"/>
+    </w:p>
+    <w:p>
+      <w:pPr>
         <w:jc w:val="center"/>
         <w:rPr>
           <w:sz w:val="24"/>
           <w:szCs w:val="24"/>
         </w:rPr>
       </w:pPr>
-      <w:r>
-        <w:rPr>
-          <w:sz w:val="24"/>
-          <w:szCs w:val="24"/>
-        </w:rPr>
-      </w:r>
-    </w:p>
-    <w:p>
-      <w:pPr>
-        <w:pStyle w:val="Normal"/>
+    </w:p>
+    <w:p>
+      <w:pPr>
         <w:jc w:val="center"/>
         <w:rPr>
           <w:sz w:val="24"/>
           <w:szCs w:val="24"/>
         </w:rPr>
       </w:pPr>
-      <w:r>
-        <w:rPr>
-          <w:sz w:val="24"/>
-          <w:szCs w:val="24"/>
-        </w:rPr>
-      </w:r>
-    </w:p>
-    <w:p>
-      <w:pPr>
-        <w:pStyle w:val="Normal"/>
+    </w:p>
+    <w:p>
+      <w:pPr>
         <w:jc w:val="center"/>
         <w:rPr>
           <w:b/>
@@ -1138,12 +994,12 @@
           <w:sz w:val="24"/>
           <w:szCs w:val="24"/>
         </w:rPr>
+        <w:lastRenderedPageBreak/>
         <w:t>Q – How do you think the enemies should feel to fight?</w:t>
       </w:r>
     </w:p>
     <w:p>
       <w:pPr>
-        <w:pStyle w:val="Normal"/>
         <w:jc w:val="center"/>
         <w:rPr>
           <w:sz w:val="24"/>
@@ -1155,28 +1011,36 @@
           <w:sz w:val="24"/>
           <w:szCs w:val="24"/>
         </w:rPr>
-        <w:t>A – I think the enemies should feel like a challenge to face in combat but should not be so difficult as to overwhelm the player. I enjoy when I have to spend time planning how I will fight each enemy as thing brings a sense of achievement when I defeat it so they need to be difficult enough that I can do this. This also means that they need to be somewhat predictable as I find it annoying as a player if the enemy behaves in one way but changes once I feel I have worked out how I will defeat it.</w:t>
-      </w:r>
-    </w:p>
-    <w:p>
-      <w:pPr>
-        <w:pStyle w:val="Normal"/>
+        <w:t xml:space="preserve">A – I think the enemies should feel like a challenge to face in combat but should not be so difficult as to overwhelm the player. I enjoy when I have to spend time planning how I will fight each enemy as thing brings a sense of achievement when I defeat it so they need to be difficult enough that I can do this. This also means that they need to be somewhat predictable as I find it annoying as a player if the enemy behaves in one way but changes </w:t>
+      </w:r>
+      <w:proofErr w:type="gramStart"/>
+      <w:r>
+        <w:rPr>
+          <w:sz w:val="24"/>
+          <w:szCs w:val="24"/>
+        </w:rPr>
+        <w:t>once</w:t>
+      </w:r>
+      <w:proofErr w:type="gramEnd"/>
+      <w:r>
+        <w:rPr>
+          <w:sz w:val="24"/>
+          <w:szCs w:val="24"/>
+        </w:rPr>
+        <w:t xml:space="preserve"> I feel I have worked out how I will defeat it.</w:t>
+      </w:r>
+    </w:p>
+    <w:p>
+      <w:pPr>
         <w:jc w:val="center"/>
         <w:rPr>
           <w:sz w:val="24"/>
           <w:szCs w:val="24"/>
         </w:rPr>
       </w:pPr>
-      <w:r>
-        <w:rPr>
-          <w:sz w:val="24"/>
-          <w:szCs w:val="24"/>
-        </w:rPr>
-      </w:r>
-    </w:p>
-    <w:p>
-      <w:pPr>
-        <w:pStyle w:val="Normal"/>
+    </w:p>
+    <w:p>
+      <w:pPr>
         <w:jc w:val="center"/>
         <w:rPr>
           <w:b/>
@@ -1197,7 +1061,6 @@
     </w:p>
     <w:p>
       <w:pPr>
-        <w:pStyle w:val="Normal"/>
         <w:jc w:val="center"/>
         <w:rPr>
           <w:sz w:val="24"/>
@@ -1209,12 +1072,43 @@
           <w:sz w:val="24"/>
           <w:szCs w:val="24"/>
         </w:rPr>
-        <w:t>A – I enjoy when the movement and combat is fast paced but sometimes find as a player that too much speed can become chaotic. You will need to find a balance to make the game engaging but not overwhelming. I often find that games with slow movement speed can make me very bored. Same for combat, if I’m waiting ages for an opening I get tired of the fight. I do enjoy when games give you the choice of pace. Some games use armour weight systems which give s the player the decision how fast they want to play based on the build they intend to use.</w:t>
-      </w:r>
-    </w:p>
-    <w:p>
-      <w:pPr>
-        <w:pStyle w:val="Normal"/>
+        <w:t xml:space="preserve">A – I enjoy when the movement and combat is fast paced but sometimes find as a player that too much speed can become chaotic. You will need to find a balance to make the game engaging but not overwhelming. I often find that games with slow movement speed can make me very bored. Same for combat, if I’m waiting ages for an </w:t>
+      </w:r>
+      <w:proofErr w:type="gramStart"/>
+      <w:r>
+        <w:rPr>
+          <w:sz w:val="24"/>
+          <w:szCs w:val="24"/>
+        </w:rPr>
+        <w:t>opening</w:t>
+      </w:r>
+      <w:proofErr w:type="gramEnd"/>
+      <w:r>
+        <w:rPr>
+          <w:sz w:val="24"/>
+          <w:szCs w:val="24"/>
+        </w:rPr>
+        <w:t xml:space="preserve"> I get tired of the fight. I do enjoy when games give you the choice of pace. Some games use armour weight systems which give </w:t>
+      </w:r>
+      <w:proofErr w:type="spellStart"/>
+      <w:r>
+        <w:rPr>
+          <w:sz w:val="24"/>
+          <w:szCs w:val="24"/>
+        </w:rPr>
+        <w:t>s</w:t>
+      </w:r>
+      <w:proofErr w:type="spellEnd"/>
+      <w:r>
+        <w:rPr>
+          <w:sz w:val="24"/>
+          <w:szCs w:val="24"/>
+        </w:rPr>
+        <w:t xml:space="preserve"> the player the decision how fast they want to play based on the build they intend to use.</w:t>
+      </w:r>
+    </w:p>
+    <w:p>
+      <w:pPr>
         <w:jc w:val="center"/>
         <w:rPr>
           <w:b/>
@@ -1223,26 +1117,26 @@
           <w:szCs w:val="24"/>
         </w:rPr>
       </w:pPr>
-      <w:r>
+    </w:p>
+    <w:p>
+      <w:pPr>
+        <w:jc w:val="center"/>
         <w:rPr>
           <w:b/>
           <w:bCs/>
           <w:sz w:val="24"/>
           <w:szCs w:val="24"/>
         </w:rPr>
-      </w:r>
-    </w:p>
-    <w:p>
-      <w:pPr>
-        <w:pStyle w:val="Normal"/>
-        <w:jc w:val="center"/>
+      </w:pPr>
+      <w:r>
         <w:rPr>
           <w:b/>
           <w:bCs/>
           <w:sz w:val="24"/>
           <w:szCs w:val="24"/>
         </w:rPr>
-      </w:pPr>
+        <w:t>Q</w:t>
+      </w:r>
       <w:r>
         <w:rPr>
           <w:b/>
@@ -1250,12 +1144,11 @@
           <w:sz w:val="24"/>
           <w:szCs w:val="24"/>
         </w:rPr>
-        <w:t>Q – How would you like the interface/HUD to look?</w:t>
-      </w:r>
-    </w:p>
-    <w:p>
-      <w:pPr>
-        <w:pStyle w:val="Normal"/>
+        <w:t xml:space="preserve"> – How would you like the interface/HUD to look?</w:t>
+      </w:r>
+    </w:p>
+    <w:p>
+      <w:pPr>
         <w:jc w:val="center"/>
         <w:rPr>
           <w:sz w:val="24"/>
@@ -1267,28 +1160,36 @@
           <w:sz w:val="24"/>
           <w:szCs w:val="24"/>
         </w:rPr>
-        <w:t>A – I find that a good interface is one that gives the most amount of information without taking too much space on the screen. Same games have so little that I have no idea what is going on and some games have so much I can hardly see the game behind it. Id like the game to have a good balance as is think information is very useful in this style of game.</w:t>
-      </w:r>
-    </w:p>
-    <w:p>
-      <w:pPr>
-        <w:pStyle w:val="Normal"/>
+        <w:t xml:space="preserve">A – I find that a good interface is one that gives the most amount of information without taking too much space on the screen. Same games have so little that I have no idea what is going on and some games have so much I can hardly see the game behind it. </w:t>
+      </w:r>
+      <w:proofErr w:type="spellStart"/>
+      <w:r>
+        <w:rPr>
+          <w:sz w:val="24"/>
+          <w:szCs w:val="24"/>
+        </w:rPr>
+        <w:t>Id</w:t>
+      </w:r>
+      <w:proofErr w:type="spellEnd"/>
+      <w:r>
+        <w:rPr>
+          <w:sz w:val="24"/>
+          <w:szCs w:val="24"/>
+        </w:rPr>
+        <w:t xml:space="preserve"> like the game to have a good balance as is think information is very useful in this style of game.</w:t>
+      </w:r>
+    </w:p>
+    <w:p>
+      <w:pPr>
         <w:jc w:val="center"/>
         <w:rPr>
           <w:sz w:val="24"/>
           <w:szCs w:val="24"/>
         </w:rPr>
       </w:pPr>
-      <w:r>
-        <w:rPr>
-          <w:sz w:val="24"/>
-          <w:szCs w:val="24"/>
-        </w:rPr>
-      </w:r>
-    </w:p>
-    <w:p>
-      <w:pPr>
-        <w:pStyle w:val="Normal"/>
+    </w:p>
+    <w:p>
+      <w:pPr>
         <w:jc w:val="center"/>
         <w:rPr>
           <w:b/>
@@ -1309,7 +1210,6 @@
     </w:p>
     <w:p>
       <w:pPr>
-        <w:pStyle w:val="Normal"/>
         <w:jc w:val="center"/>
         <w:rPr>
           <w:sz w:val="24"/>
@@ -1326,35 +1226,21 @@
     </w:p>
     <w:p>
       <w:pPr>
-        <w:pStyle w:val="Normal"/>
         <w:jc w:val="center"/>
         <w:rPr>
           <w:sz w:val="24"/>
           <w:szCs w:val="24"/>
         </w:rPr>
       </w:pPr>
-      <w:r>
-        <w:rPr>
-          <w:sz w:val="24"/>
-          <w:szCs w:val="24"/>
-        </w:rPr>
-      </w:r>
-    </w:p>
-    <w:p>
-      <w:pPr>
-        <w:pStyle w:val="Normal"/>
+    </w:p>
+    <w:p>
+      <w:pPr>
         <w:jc w:val="center"/>
         <w:rPr>
           <w:sz w:val="24"/>
           <w:szCs w:val="24"/>
         </w:rPr>
       </w:pPr>
-      <w:r>
-        <w:rPr>
-          <w:sz w:val="24"/>
-          <w:szCs w:val="24"/>
-        </w:rPr>
-      </w:r>
     </w:p>
     <w:p>
       <w:pPr>
@@ -1380,39 +1266,24 @@
     </w:p>
     <w:p>
       <w:pPr>
-        <w:pStyle w:val="Normal"/>
         <w:jc w:val="center"/>
         <w:rPr>
           <w:sz w:val="24"/>
           <w:szCs w:val="24"/>
         </w:rPr>
       </w:pPr>
-      <w:r>
-        <w:rPr>
-          <w:sz w:val="24"/>
-          <w:szCs w:val="24"/>
-        </w:rPr>
-      </w:r>
-    </w:p>
-    <w:p>
-      <w:pPr>
-        <w:pStyle w:val="Normal"/>
+    </w:p>
+    <w:p>
+      <w:pPr>
         <w:jc w:val="center"/>
         <w:rPr>
           <w:sz w:val="24"/>
           <w:szCs w:val="24"/>
         </w:rPr>
       </w:pPr>
-      <w:r>
-        <w:rPr>
-          <w:sz w:val="24"/>
-          <w:szCs w:val="24"/>
-        </w:rPr>
-      </w:r>
-    </w:p>
-    <w:p>
-      <w:pPr>
-        <w:pStyle w:val="Normal"/>
+    </w:p>
+    <w:p>
+      <w:pPr>
         <w:jc w:val="center"/>
         <w:rPr>
           <w:sz w:val="24"/>
@@ -1424,40 +1295,65 @@
           <w:sz w:val="24"/>
           <w:szCs w:val="24"/>
         </w:rPr>
-        <w:t>From the client interview I now feel I have a better understanding of the game I am to create. I know where I am to draw inspiration from which gives me the ability to create a for of plan as to the direction I will take the game. The client has requested a good balance between speed and control of the player and wants the combat to feel difficult but manageable. To achieve this I understand I will have to put my game through many stages of testing both on my own and with the client to ensure the feel of the game is right for them. The interview has also given some insight into how the game should look as the client gave details regarding the HUD (Head-Up Display) which will allow me to create an immersive but not overwhelming experience to the end user.</w:t>
-      </w:r>
-    </w:p>
-    <w:p>
-      <w:pPr>
-        <w:pStyle w:val="Normal"/>
+        <w:t xml:space="preserve">From the client interview I now feel I have a better understanding of the game I am to create. I know where I am to draw inspiration from which gives me the ability to create a </w:t>
+      </w:r>
+      <w:proofErr w:type="spellStart"/>
+      <w:r>
+        <w:rPr>
+          <w:sz w:val="24"/>
+          <w:szCs w:val="24"/>
+        </w:rPr>
+        <w:t>for</w:t>
+      </w:r>
+      <w:proofErr w:type="spellEnd"/>
+      <w:r>
+        <w:rPr>
+          <w:sz w:val="24"/>
+          <w:szCs w:val="24"/>
+        </w:rPr>
+        <w:t xml:space="preserve"> of plan as to the direction I will take the game. The client has requested a good balance between speed and control of the player and wants the combat to feel difficult but manageable. To achieve </w:t>
+      </w:r>
+      <w:proofErr w:type="gramStart"/>
+      <w:r>
+        <w:rPr>
+          <w:sz w:val="24"/>
+          <w:szCs w:val="24"/>
+        </w:rPr>
+        <w:t>this</w:t>
+      </w:r>
+      <w:proofErr w:type="gramEnd"/>
+      <w:r>
+        <w:rPr>
+          <w:sz w:val="24"/>
+          <w:szCs w:val="24"/>
+        </w:rPr>
+        <w:t xml:space="preserve"> I understand I will have to put my game through many stages of testing both on my own and with the client to ensure the feel of the game is right for them. The interview has also given some insight into how the game should look as the client gave details regarding the HUD (Head-Up Display) which will allow</w:t>
+      </w:r>
+      <w:r>
+        <w:rPr>
+          <w:sz w:val="24"/>
+          <w:szCs w:val="24"/>
+        </w:rPr>
+        <w:t xml:space="preserve"> me to create an immersive but not overwhelming experience to the end user.</w:t>
+      </w:r>
+    </w:p>
+    <w:p>
+      <w:pPr>
         <w:jc w:val="center"/>
         <w:rPr>
           <w:sz w:val="24"/>
           <w:szCs w:val="24"/>
         </w:rPr>
       </w:pPr>
-      <w:r>
-        <w:rPr>
-          <w:sz w:val="24"/>
-          <w:szCs w:val="24"/>
-        </w:rPr>
-      </w:r>
-    </w:p>
-    <w:p>
-      <w:pPr>
-        <w:pStyle w:val="Normal"/>
+    </w:p>
+    <w:p>
+      <w:pPr>
         <w:jc w:val="center"/>
         <w:rPr>
           <w:sz w:val="24"/>
           <w:szCs w:val="24"/>
         </w:rPr>
       </w:pPr>
-      <w:r>
-        <w:rPr>
-          <w:sz w:val="24"/>
-          <w:szCs w:val="24"/>
-        </w:rPr>
-      </w:r>
     </w:p>
     <w:p>
       <w:pPr>
@@ -1483,23 +1379,15 @@
     </w:p>
     <w:p>
       <w:pPr>
-        <w:pStyle w:val="Normal"/>
         <w:jc w:val="center"/>
         <w:rPr>
           <w:sz w:val="24"/>
           <w:szCs w:val="24"/>
         </w:rPr>
       </w:pPr>
-      <w:r>
-        <w:rPr>
-          <w:sz w:val="24"/>
-          <w:szCs w:val="24"/>
-        </w:rPr>
-      </w:r>
-    </w:p>
-    <w:p>
-      <w:pPr>
-        <w:pStyle w:val="Normal"/>
+    </w:p>
+    <w:p>
+      <w:pPr>
         <w:rPr>
           <w:b/>
           <w:bCs/>
@@ -1754,7 +1642,14 @@
           <w:sz w:val="24"/>
           <w:szCs w:val="24"/>
         </w:rPr>
-        <w:t>The player will be kept constantly in the centre of the screen</w:t>
+        <w:t xml:space="preserve">The </w:t>
+      </w:r>
+      <w:r>
+        <w:rPr>
+          <w:sz w:val="24"/>
+          <w:szCs w:val="24"/>
+        </w:rPr>
+        <w:t>player will be kept constantly in the centre of the screen</w:t>
       </w:r>
     </w:p>
     <w:p>
@@ -2234,6 +2129,7 @@
           <w:sz w:val="24"/>
           <w:szCs w:val="24"/>
         </w:rPr>
+        <w:lastRenderedPageBreak/>
         <w:t>When an enemy’s health is 0, the enemy will die and be removed from the screen</w:t>
       </w:r>
     </w:p>
@@ -2294,7 +2190,14 @@
           <w:sz w:val="24"/>
           <w:szCs w:val="24"/>
         </w:rPr>
-        <w:t>Enemies will have animations that depend on their direction of movement</w:t>
+        <w:t xml:space="preserve">Enemies will have animations that depend on </w:t>
+      </w:r>
+      <w:r>
+        <w:rPr>
+          <w:sz w:val="24"/>
+          <w:szCs w:val="24"/>
+        </w:rPr>
+        <w:t>their direction of movement</w:t>
       </w:r>
     </w:p>
     <w:p>
@@ -2374,7 +2277,14 @@
           <w:sz w:val="24"/>
           <w:szCs w:val="24"/>
         </w:rPr>
-        <w:t>the player will be able to change their settings the player will be able to save the game and exit</w:t>
+        <w:t xml:space="preserve">the player will be able to change their settings the player </w:t>
+      </w:r>
+      <w:r>
+        <w:rPr>
+          <w:sz w:val="24"/>
+          <w:szCs w:val="24"/>
+        </w:rPr>
+        <w:t>will be able to save the game and exit</w:t>
       </w:r>
     </w:p>
     <w:p>
@@ -2419,22 +2329,14 @@
     </w:p>
     <w:p>
       <w:pPr>
-        <w:pStyle w:val="Normal"/>
-        <w:rPr>
-          <w:sz w:val="24"/>
-          <w:szCs w:val="24"/>
-        </w:rPr>
-      </w:pPr>
-      <w:r>
-        <w:rPr>
-          <w:sz w:val="24"/>
-          <w:szCs w:val="24"/>
-        </w:rPr>
-      </w:r>
-    </w:p>
-    <w:p>
-      <w:pPr>
-        <w:pStyle w:val="Normal"/>
+        <w:rPr>
+          <w:sz w:val="24"/>
+          <w:szCs w:val="24"/>
+        </w:rPr>
+      </w:pPr>
+    </w:p>
+    <w:p>
+      <w:pPr>
         <w:rPr>
           <w:sz w:val="24"/>
           <w:szCs w:val="24"/>
@@ -2450,22 +2352,14 @@
     </w:p>
     <w:p>
       <w:pPr>
-        <w:pStyle w:val="Normal"/>
-        <w:rPr>
-          <w:sz w:val="24"/>
-          <w:szCs w:val="24"/>
-        </w:rPr>
-      </w:pPr>
-      <w:r>
-        <w:rPr>
-          <w:sz w:val="24"/>
-          <w:szCs w:val="24"/>
-        </w:rPr>
-      </w:r>
-    </w:p>
-    <w:p>
-      <w:pPr>
-        <w:pStyle w:val="Normal"/>
+        <w:rPr>
+          <w:sz w:val="24"/>
+          <w:szCs w:val="24"/>
+        </w:rPr>
+      </w:pPr>
+    </w:p>
+    <w:p>
+      <w:pPr>
         <w:rPr>
           <w:b/>
           <w:bCs/>
@@ -2665,22 +2559,14 @@
     </w:p>
     <w:p>
       <w:pPr>
-        <w:pStyle w:val="Normal"/>
-        <w:rPr>
-          <w:sz w:val="24"/>
-          <w:szCs w:val="24"/>
-        </w:rPr>
-      </w:pPr>
-      <w:r>
-        <w:rPr>
-          <w:sz w:val="24"/>
-          <w:szCs w:val="24"/>
-        </w:rPr>
-      </w:r>
-    </w:p>
-    <w:p>
-      <w:pPr>
-        <w:pStyle w:val="Normal"/>
+        <w:rPr>
+          <w:sz w:val="24"/>
+          <w:szCs w:val="24"/>
+        </w:rPr>
+      </w:pPr>
+    </w:p>
+    <w:p>
+      <w:pPr>
         <w:rPr>
           <w:sz w:val="24"/>
           <w:szCs w:val="24"/>
@@ -2696,18 +2582,11 @@
     </w:p>
     <w:p>
       <w:pPr>
-        <w:pStyle w:val="Normal"/>
-        <w:rPr>
-          <w:sz w:val="24"/>
-          <w:szCs w:val="24"/>
-        </w:rPr>
-      </w:pPr>
-      <w:r>
-        <w:rPr>
-          <w:sz w:val="24"/>
-          <w:szCs w:val="24"/>
-        </w:rPr>
-      </w:r>
+        <w:rPr>
+          <w:sz w:val="24"/>
+          <w:szCs w:val="24"/>
+        </w:rPr>
+      </w:pPr>
     </w:p>
     <w:p>
       <w:pPr>
@@ -2733,23 +2612,15 @@
     </w:p>
     <w:p>
       <w:pPr>
-        <w:pStyle w:val="Normal"/>
         <w:jc w:val="center"/>
         <w:rPr>
           <w:sz w:val="24"/>
           <w:szCs w:val="24"/>
         </w:rPr>
       </w:pPr>
-      <w:r>
-        <w:rPr>
-          <w:sz w:val="24"/>
-          <w:szCs w:val="24"/>
-        </w:rPr>
-      </w:r>
-    </w:p>
-    <w:p>
-      <w:pPr>
-        <w:pStyle w:val="Normal"/>
+    </w:p>
+    <w:p>
+      <w:pPr>
         <w:jc w:val="center"/>
         <w:rPr>
           <w:b/>
@@ -2770,78 +2641,91 @@
     </w:p>
     <w:p>
       <w:pPr>
-        <w:pStyle w:val="Normal"/>
-        <w:rPr>
-          <w:sz w:val="24"/>
-          <w:szCs w:val="24"/>
-        </w:rPr>
-      </w:pPr>
-      <w:r>
-        <w:rPr>
-          <w:sz w:val="24"/>
-          <w:szCs w:val="24"/>
-        </w:rPr>
+        <w:spacing w:after="0" w:line="240" w:lineRule="auto"/>
+        <w:rPr>
+          <w:sz w:val="24"/>
+          <w:szCs w:val="24"/>
+        </w:rPr>
+      </w:pPr>
+      <w:r>
+        <w:rPr>
+          <w:sz w:val="24"/>
+          <w:szCs w:val="24"/>
+        </w:rPr>
+        <w:t>Class – A blueprint which contains properties and methods for a creatable object. Objects in my game will be created using classes.</w:t>
+      </w:r>
+      <w:r>
+        <w:rPr>
+          <w:sz w:val="24"/>
+          <w:szCs w:val="24"/>
+        </w:rPr>
+        <w:br w:type="page"/>
+      </w:r>
+    </w:p>
+    <w:p>
+      <w:pPr>
+        <w:rPr>
+          <w:sz w:val="24"/>
+          <w:szCs w:val="24"/>
+        </w:rPr>
+      </w:pPr>
+      <w:r>
+        <w:rPr>
+          <w:sz w:val="24"/>
+          <w:szCs w:val="24"/>
+        </w:rPr>
+        <w:lastRenderedPageBreak/>
         <w:t>Node – A node is an individual piece of a graph. Each node in my map grid will have a location and a list of its neighbours.</w:t>
       </w:r>
     </w:p>
     <w:p>
       <w:pPr>
-        <w:pStyle w:val="Normal"/>
-        <w:rPr>
-          <w:sz w:val="24"/>
-          <w:szCs w:val="24"/>
-        </w:rPr>
-      </w:pPr>
-      <w:r>
-        <w:rPr>
-          <w:sz w:val="24"/>
-          <w:szCs w:val="24"/>
-        </w:rPr>
-        <w:t>Grid/Graph – A collection of connected nodes. My map will be represented by a graph of nodes.</w:t>
-      </w:r>
-    </w:p>
-    <w:p>
-      <w:pPr>
-        <w:pStyle w:val="Normal"/>
-        <w:rPr>
-          <w:sz w:val="24"/>
-          <w:szCs w:val="24"/>
-        </w:rPr>
-      </w:pPr>
-      <w:r>
-        <w:rPr>
-          <w:sz w:val="24"/>
-          <w:szCs w:val="24"/>
-        </w:rPr>
-        <w:t xml:space="preserve">Matrix – A matrix is a form of 2D array </w:t>
-      </w:r>
-      <w:r>
-        <w:rPr>
-          <w:sz w:val="24"/>
-          <w:szCs w:val="24"/>
-        </w:rPr>
-        <w:t>which will store information for the camera such as translation, zoom and rotation.</w:t>
-      </w:r>
-    </w:p>
-    <w:p>
-      <w:pPr>
-        <w:pStyle w:val="Normal"/>
+        <w:rPr>
+          <w:sz w:val="24"/>
+          <w:szCs w:val="24"/>
+        </w:rPr>
+      </w:pPr>
+      <w:r>
+        <w:rPr>
+          <w:sz w:val="24"/>
+          <w:szCs w:val="24"/>
+        </w:rPr>
+        <w:t xml:space="preserve">Grid/Graph – A collection of connected nodes. My map will be </w:t>
+      </w:r>
+      <w:r>
+        <w:rPr>
+          <w:sz w:val="24"/>
+          <w:szCs w:val="24"/>
+        </w:rPr>
+        <w:t>represented by a graph of nodes.</w:t>
+      </w:r>
+    </w:p>
+    <w:p>
+      <w:pPr>
+        <w:rPr>
+          <w:sz w:val="24"/>
+          <w:szCs w:val="24"/>
+        </w:rPr>
+      </w:pPr>
+      <w:r>
+        <w:rPr>
+          <w:sz w:val="24"/>
+          <w:szCs w:val="24"/>
+        </w:rPr>
+        <w:t>Matrix – A matrix is a form of 2D array which will store information for the camera such as translation, zoom and rotation.</w:t>
+      </w:r>
+    </w:p>
+    <w:p>
+      <w:pPr>
         <w:jc w:val="center"/>
         <w:rPr>
           <w:sz w:val="24"/>
           <w:szCs w:val="24"/>
         </w:rPr>
       </w:pPr>
-      <w:r>
-        <w:rPr>
-          <w:sz w:val="24"/>
-          <w:szCs w:val="24"/>
-        </w:rPr>
-      </w:r>
-    </w:p>
-    <w:p>
-      <w:pPr>
-        <w:pStyle w:val="Normal"/>
+    </w:p>
+    <w:p>
+      <w:pPr>
         <w:jc w:val="center"/>
         <w:rPr>
           <w:b/>
@@ -2862,7 +2746,6 @@
     </w:p>
     <w:p>
       <w:pPr>
-        <w:pStyle w:val="Normal"/>
         <w:jc w:val="center"/>
         <w:rPr>
           <w:sz w:val="24"/>
@@ -2879,7 +2762,6 @@
     </w:p>
     <w:p>
       <w:pPr>
-        <w:pStyle w:val="Normal"/>
         <w:jc w:val="center"/>
         <w:rPr>
           <w:sz w:val="24"/>
@@ -2891,28 +2773,27 @@
           <w:sz w:val="24"/>
           <w:szCs w:val="24"/>
         </w:rPr>
-        <w:t>A* combines the benefits of multiple alternate algorithms to create a more efficient method of finding a route to a single target. By using a Heuristic function, the A* algorithm focuses its search on nodes which follow in the direction of the target node. However, this method can be inefficient if implemented on its own as any obstacles directly between the target and start node may cause the algorithm to find a sub-optimal path. To account for this, A* also uses a path cost system which ensures that the algorithm also takes into account the total cost of the journey. As well as ensuring that the algorithm finds the optimal route, this can also allow for different terrain types that enemies in my game may avoid unless necessary.</w:t>
-      </w:r>
-    </w:p>
-    <w:p>
-      <w:pPr>
-        <w:pStyle w:val="Normal"/>
+        <w:t>A* combines the benefits of multiple alternate algorithms to create a more efficient method of finding a route to a single target. By using a Heuristic function, the A* algorithm focuses its search on nodes which follow in the direction of the target node. However, this method can be inefficient if implemented on its own as any obstacles directly between the target and start node may cause the algorithm to find a sub-optimal path. To account for this, A* also uses a path cost system which ensures that the a</w:t>
+      </w:r>
+      <w:r>
+        <w:rPr>
+          <w:sz w:val="24"/>
+          <w:szCs w:val="24"/>
+        </w:rPr>
+        <w:t>lgorithm also takes into account the total cost of the journey. As well as ensuring that the algorithm finds the optimal route, this can also allow for different terrain types that enemies in my game may avoid unless necessary.</w:t>
+      </w:r>
+    </w:p>
+    <w:p>
+      <w:pPr>
         <w:jc w:val="center"/>
         <w:rPr>
           <w:sz w:val="24"/>
           <w:szCs w:val="24"/>
         </w:rPr>
       </w:pPr>
-      <w:r>
-        <w:rPr>
-          <w:sz w:val="24"/>
-          <w:szCs w:val="24"/>
-        </w:rPr>
-      </w:r>
-    </w:p>
-    <w:p>
-      <w:pPr>
-        <w:pStyle w:val="Normal"/>
+    </w:p>
+    <w:p>
+      <w:pPr>
         <w:jc w:val="center"/>
         <w:rPr>
           <w:b/>
@@ -2933,7 +2814,6 @@
     </w:p>
     <w:p>
       <w:pPr>
-        <w:pStyle w:val="Normal"/>
         <w:jc w:val="center"/>
         <w:rPr>
           <w:sz w:val="24"/>
@@ -2950,23 +2830,15 @@
     </w:p>
     <w:p>
       <w:pPr>
-        <w:pStyle w:val="Normal"/>
         <w:jc w:val="center"/>
         <w:rPr>
           <w:sz w:val="24"/>
           <w:szCs w:val="24"/>
         </w:rPr>
       </w:pPr>
-      <w:r>
-        <w:rPr>
-          <w:sz w:val="24"/>
-          <w:szCs w:val="24"/>
-        </w:rPr>
-      </w:r>
-    </w:p>
-    <w:p>
-      <w:pPr>
-        <w:pStyle w:val="Normal"/>
+    </w:p>
+    <w:p>
+      <w:pPr>
         <w:rPr>
           <w:sz w:val="24"/>
           <w:szCs w:val="24"/>
@@ -2978,14 +2850,31 @@
           <w:szCs w:val="24"/>
         </w:rPr>
         <w:br/>
+      </w:r>
+      <w:r>
+        <w:rPr>
+          <w:sz w:val="24"/>
+          <w:szCs w:val="24"/>
+        </w:rPr>
         <w:br/>
+      </w:r>
+      <w:r>
+        <w:rPr>
+          <w:sz w:val="24"/>
+          <w:szCs w:val="24"/>
+        </w:rPr>
         <w:br/>
+      </w:r>
+      <w:r>
+        <w:rPr>
+          <w:sz w:val="24"/>
+          <w:szCs w:val="24"/>
+        </w:rPr>
         <w:br/>
       </w:r>
     </w:p>
     <w:p>
       <w:pPr>
-        <w:pStyle w:val="Normal"/>
         <w:jc w:val="center"/>
         <w:rPr>
           <w:sz w:val="24"/>
@@ -3002,18 +2891,11 @@
     </w:p>
     <w:p>
       <w:pPr>
-        <w:pStyle w:val="Normal"/>
         <w:rPr>
           <w:sz w:val="40"/>
           <w:szCs w:val="40"/>
         </w:rPr>
       </w:pPr>
-      <w:r>
-        <w:rPr>
-          <w:sz w:val="40"/>
-          <w:szCs w:val="40"/>
-        </w:rPr>
-      </w:r>
     </w:p>
     <w:p>
       <w:pPr>
@@ -3032,6 +2914,7 @@
           <w:sz w:val="50"/>
           <w:szCs w:val="50"/>
         </w:rPr>
+        <w:lastRenderedPageBreak/>
         <w:t>Design</w:t>
       </w:r>
       <w:bookmarkEnd w:id="19"/>
@@ -3084,7 +2967,6 @@
     <w:p>
       <w:pPr>
         <w:pStyle w:val="Heading1"/>
-        <w:rPr/>
       </w:pPr>
       <w:bookmarkStart w:id="27" w:name="__RefHeading___Toc1051_50594169"/>
       <w:bookmarkStart w:id="28" w:name="_Toc229035145"/>
@@ -3100,294 +2982,262 @@
       <w:bookmarkEnd w:id="28"/>
       <w:bookmarkEnd w:id="29"/>
     </w:p>
-    <w:p>
-      <w:pPr>
-        <w:pStyle w:val="Normal"/>
-        <w:rPr/>
-      </w:pPr>
-      <w:r>
-        <w:rPr/>
-      </w:r>
-    </w:p>
-    <w:p>
-      <w:pPr>
-        <w:pStyle w:val="Normal"/>
-        <w:widowControl/>
-        <w:suppressAutoHyphens w:val="true"/>
-        <w:bidi w:val="0"/>
-        <w:spacing w:lineRule="auto" w:line="276" w:before="0" w:after="160"/>
-        <w:jc w:val="start"/>
-        <w:rPr/>
-      </w:pPr>
-      <w:r>
-        <w:rPr/>
-      </w:r>
-    </w:p>
+    <w:p/>
+    <w:p/>
     <w:sectPr>
-      <w:type w:val="nextPage"/>
       <w:pgSz w:w="11906" w:h="16838"/>
-      <w:pgMar w:left="720" w:right="720" w:gutter="0" w:header="0" w:top="720" w:footer="0" w:bottom="720"/>
-      <w:pgNumType w:fmt="decimal"/>
-      <w:formProt w:val="false"/>
-      <w:textDirection w:val="lrTb"/>
-      <w:docGrid w:type="default" w:linePitch="360" w:charSpace="0"/>
+      <w:pgMar w:top="720" w:right="720" w:bottom="720" w:left="720" w:header="0" w:footer="0" w:gutter="0"/>
+      <w:cols w:space="720"/>
+      <w:formProt w:val="0"/>
+      <w:docGrid w:linePitch="360"/>
     </w:sectPr>
   </w:body>
 </w:document>
 </file>
 
 <file path=word/numbering.xml><?xml version="1.0" encoding="utf-8"?>
-<w:numbering xmlns:w="http://schemas.openxmlformats.org/wordprocessingml/2006/main" xmlns:o="urn:schemas-microsoft-com:office:office" xmlns:r="http://schemas.openxmlformats.org/officeDocument/2006/relationships" xmlns:v="urn:schemas-microsoft-com:vml" xmlns:mc="http://schemas.openxmlformats.org/markup-compatibility/2006" xmlns:w14="http://schemas.microsoft.com/office/word/2010/wordml" mc:Ignorable="w14">
-  <w:abstractNum w:abstractNumId="1">
+<w:numbering xmlns:wpc="http://schemas.microsoft.com/office/word/2010/wordprocessingCanvas" xmlns:cx="http://schemas.microsoft.com/office/drawing/2014/chartex" xmlns:cx1="http://schemas.microsoft.com/office/drawing/2015/9/8/chartex" xmlns:cx2="http://schemas.microsoft.com/office/drawing/2015/10/21/chartex" xmlns:cx3="http://schemas.microsoft.com/office/drawing/2016/5/9/chartex" xmlns:cx4="http://schemas.microsoft.com/office/drawing/2016/5/10/chartex" xmlns:cx5="http://schemas.microsoft.com/office/drawing/2016/5/11/chartex" xmlns:cx6="http://schemas.microsoft.com/office/drawing/2016/5/12/chartex" xmlns:cx7="http://schemas.microsoft.com/office/drawing/2016/5/13/chartex" xmlns:cx8="http://schemas.microsoft.com/office/drawing/2016/5/14/chartex" xmlns:mc="http://schemas.openxmlformats.org/markup-compatibility/2006" xmlns:aink="http://schemas.microsoft.com/office/drawing/2016/ink" xmlns:am3d="http://schemas.microsoft.com/office/drawing/2017/model3d" xmlns:o="urn:schemas-microsoft-com:office:office" xmlns:oel="http://schemas.microsoft.com/office/2019/extlst" xmlns:r="http://schemas.openxmlformats.org/officeDocument/2006/relationships" xmlns:m="http://schemas.openxmlformats.org/officeDocument/2006/math" xmlns:v="urn:schemas-microsoft-com:vml" xmlns:wp14="http://schemas.microsoft.com/office/word/2010/wordprocessingDrawing" xmlns:wp="http://schemas.openxmlformats.org/drawingml/2006/wordprocessingDrawing" xmlns:w10="urn:schemas-microsoft-com:office:word" xmlns:w="http://schemas.openxmlformats.org/wordprocessingml/2006/main" xmlns:w14="http://schemas.microsoft.com/office/word/2010/wordml" xmlns:w15="http://schemas.microsoft.com/office/word/2012/wordml" xmlns:w16cex="http://schemas.microsoft.com/office/word/2018/wordml/cex" xmlns:w16cid="http://schemas.microsoft.com/office/word/2016/wordml/cid" xmlns:w16="http://schemas.microsoft.com/office/word/2018/wordml" xmlns:w16sdtdh="http://schemas.microsoft.com/office/word/2020/wordml/sdtdatahash" xmlns:w16se="http://schemas.microsoft.com/office/word/2015/wordml/symex" xmlns:wpg="http://schemas.microsoft.com/office/word/2010/wordprocessingGroup" xmlns:wpi="http://schemas.microsoft.com/office/word/2010/wordprocessingInk" xmlns:wne="http://schemas.microsoft.com/office/word/2006/wordml" xmlns:wps="http://schemas.microsoft.com/office/word/2010/wordprocessingShape" mc:Ignorable="w14 w15 w16se w16cid w16 w16cex w16sdtdh wp14">
+  <w:abstractNum w:abstractNumId="0" w15:restartNumberingAfterBreak="0">
+    <w:nsid w:val="009B5CF5"/>
+    <w:multiLevelType w:val="multilevel"/>
+    <w:tmpl w:val="0809001F"/>
     <w:lvl w:ilvl="0">
       <w:start w:val="1"/>
       <w:numFmt w:val="decimal"/>
       <w:lvlText w:val="%1."/>
-      <w:lvlJc w:val="start"/>
+      <w:lvlJc w:val="left"/>
       <w:pPr>
         <w:tabs>
           <w:tab w:val="num" w:pos="0"/>
         </w:tabs>
-        <w:ind w:start="360" w:hanging="360"/>
-      </w:pPr>
-      <w:rPr/>
+        <w:ind w:left="360" w:hanging="360"/>
+      </w:pPr>
     </w:lvl>
     <w:lvl w:ilvl="1">
       <w:start w:val="1"/>
       <w:numFmt w:val="decimal"/>
       <w:lvlText w:val="%1.%2."/>
-      <w:lvlJc w:val="start"/>
+      <w:lvlJc w:val="left"/>
       <w:pPr>
         <w:tabs>
           <w:tab w:val="num" w:pos="0"/>
         </w:tabs>
-        <w:ind w:start="792" w:hanging="432"/>
-      </w:pPr>
-      <w:rPr/>
+        <w:ind w:left="792" w:hanging="432"/>
+      </w:pPr>
     </w:lvl>
     <w:lvl w:ilvl="2">
       <w:start w:val="1"/>
       <w:numFmt w:val="decimal"/>
       <w:lvlText w:val="%1.%2.%3."/>
-      <w:lvlJc w:val="start"/>
+      <w:lvlJc w:val="left"/>
       <w:pPr>
         <w:tabs>
           <w:tab w:val="num" w:pos="0"/>
         </w:tabs>
-        <w:ind w:start="1224" w:hanging="504"/>
-      </w:pPr>
-      <w:rPr/>
+        <w:ind w:left="1224" w:hanging="504"/>
+      </w:pPr>
     </w:lvl>
     <w:lvl w:ilvl="3">
       <w:start w:val="1"/>
       <w:numFmt w:val="decimal"/>
       <w:lvlText w:val="%1.%2.%3.%4."/>
-      <w:lvlJc w:val="start"/>
+      <w:lvlJc w:val="left"/>
       <w:pPr>
         <w:tabs>
           <w:tab w:val="num" w:pos="0"/>
         </w:tabs>
-        <w:ind w:start="1728" w:hanging="648"/>
-      </w:pPr>
-      <w:rPr/>
+        <w:ind w:left="1728" w:hanging="648"/>
+      </w:pPr>
     </w:lvl>
     <w:lvl w:ilvl="4">
       <w:start w:val="1"/>
       <w:numFmt w:val="decimal"/>
       <w:lvlText w:val="%1.%2.%3.%4.%5."/>
-      <w:lvlJc w:val="start"/>
+      <w:lvlJc w:val="left"/>
       <w:pPr>
         <w:tabs>
           <w:tab w:val="num" w:pos="0"/>
         </w:tabs>
-        <w:ind w:start="2232" w:hanging="792"/>
-      </w:pPr>
-      <w:rPr/>
+        <w:ind w:left="2232" w:hanging="792"/>
+      </w:pPr>
     </w:lvl>
     <w:lvl w:ilvl="5">
       <w:start w:val="1"/>
       <w:numFmt w:val="decimal"/>
       <w:lvlText w:val="%1.%2.%3.%4.%5.%6."/>
-      <w:lvlJc w:val="start"/>
+      <w:lvlJc w:val="left"/>
       <w:pPr>
         <w:tabs>
           <w:tab w:val="num" w:pos="0"/>
         </w:tabs>
-        <w:ind w:start="2736" w:hanging="936"/>
-      </w:pPr>
-      <w:rPr/>
+        <w:ind w:left="2736" w:hanging="936"/>
+      </w:pPr>
     </w:lvl>
     <w:lvl w:ilvl="6">
       <w:start w:val="1"/>
       <w:numFmt w:val="decimal"/>
       <w:lvlText w:val="%1.%2.%3.%4.%5.%6.%7."/>
-      <w:lvlJc w:val="start"/>
+      <w:lvlJc w:val="left"/>
       <w:pPr>
         <w:tabs>
           <w:tab w:val="num" w:pos="0"/>
         </w:tabs>
-        <w:ind w:start="3240" w:hanging="1080"/>
-      </w:pPr>
-      <w:rPr/>
+        <w:ind w:left="3240" w:hanging="1080"/>
+      </w:pPr>
     </w:lvl>
     <w:lvl w:ilvl="7">
       <w:start w:val="1"/>
       <w:numFmt w:val="decimal"/>
       <w:lvlText w:val="%1.%2.%3.%4.%5.%6.%7.%8."/>
-      <w:lvlJc w:val="start"/>
+      <w:lvlJc w:val="left"/>
       <w:pPr>
         <w:tabs>
           <w:tab w:val="num" w:pos="0"/>
         </w:tabs>
-        <w:ind w:start="3744" w:hanging="1224"/>
-      </w:pPr>
-      <w:rPr/>
+        <w:ind w:left="3744" w:hanging="1224"/>
+      </w:pPr>
     </w:lvl>
     <w:lvl w:ilvl="8">
       <w:start w:val="1"/>
       <w:numFmt w:val="decimal"/>
       <w:lvlText w:val="%1.%2.%3.%4.%5.%6.%7.%8.%9."/>
-      <w:lvlJc w:val="start"/>
+      <w:lvlJc w:val="left"/>
       <w:pPr>
         <w:tabs>
           <w:tab w:val="num" w:pos="0"/>
         </w:tabs>
-        <w:ind w:start="4320" w:hanging="1440"/>
-      </w:pPr>
-      <w:rPr/>
+        <w:ind w:left="4320" w:hanging="1440"/>
+      </w:pPr>
     </w:lvl>
   </w:abstractNum>
-  <w:abstractNum w:abstractNumId="2">
+  <w:abstractNum w:abstractNumId="1" w15:restartNumberingAfterBreak="0">
+    <w:nsid w:val="6DA110EA"/>
+    <w:multiLevelType w:val="multilevel"/>
+    <w:tmpl w:val="0809001F"/>
     <w:lvl w:ilvl="0">
       <w:start w:val="1"/>
       <w:numFmt w:val="decimal"/>
       <w:lvlText w:val="%1."/>
-      <w:lvlJc w:val="start"/>
+      <w:lvlJc w:val="left"/>
       <w:pPr>
         <w:tabs>
           <w:tab w:val="num" w:pos="0"/>
         </w:tabs>
-        <w:ind w:start="360" w:hanging="360"/>
-      </w:pPr>
-      <w:rPr/>
+        <w:ind w:left="360" w:hanging="360"/>
+      </w:pPr>
     </w:lvl>
     <w:lvl w:ilvl="1">
       <w:start w:val="1"/>
       <w:numFmt w:val="decimal"/>
       <w:lvlText w:val="%1.%2."/>
-      <w:lvlJc w:val="start"/>
+      <w:lvlJc w:val="left"/>
       <w:pPr>
         <w:tabs>
           <w:tab w:val="num" w:pos="0"/>
         </w:tabs>
-        <w:ind w:start="792" w:hanging="432"/>
-      </w:pPr>
-      <w:rPr/>
+        <w:ind w:left="792" w:hanging="432"/>
+      </w:pPr>
     </w:lvl>
     <w:lvl w:ilvl="2">
       <w:start w:val="1"/>
       <w:numFmt w:val="decimal"/>
       <w:lvlText w:val="%1.%2.%3."/>
-      <w:lvlJc w:val="start"/>
+      <w:lvlJc w:val="left"/>
       <w:pPr>
         <w:tabs>
           <w:tab w:val="num" w:pos="0"/>
         </w:tabs>
-        <w:ind w:start="1224" w:hanging="504"/>
-      </w:pPr>
-      <w:rPr/>
+        <w:ind w:left="1224" w:hanging="504"/>
+      </w:pPr>
     </w:lvl>
     <w:lvl w:ilvl="3">
       <w:start w:val="1"/>
       <w:numFmt w:val="decimal"/>
       <w:lvlText w:val="%1.%2.%3.%4."/>
-      <w:lvlJc w:val="start"/>
+      <w:lvlJc w:val="left"/>
       <w:pPr>
         <w:tabs>
           <w:tab w:val="num" w:pos="0"/>
         </w:tabs>
-        <w:ind w:start="1728" w:hanging="648"/>
-      </w:pPr>
-      <w:rPr/>
+        <w:ind w:left="1728" w:hanging="648"/>
+      </w:pPr>
     </w:lvl>
     <w:lvl w:ilvl="4">
       <w:start w:val="1"/>
       <w:numFmt w:val="decimal"/>
       <w:lvlText w:val="%1.%2.%3.%4.%5."/>
-      <w:lvlJc w:val="start"/>
+      <w:lvlJc w:val="left"/>
       <w:pPr>
         <w:tabs>
           <w:tab w:val="num" w:pos="0"/>
         </w:tabs>
-        <w:ind w:start="2232" w:hanging="792"/>
-      </w:pPr>
-      <w:rPr/>
+        <w:ind w:left="2232" w:hanging="792"/>
+      </w:pPr>
     </w:lvl>
     <w:lvl w:ilvl="5">
       <w:start w:val="1"/>
       <w:numFmt w:val="decimal"/>
       <w:lvlText w:val="%1.%2.%3.%4.%5.%6."/>
-      <w:lvlJc w:val="start"/>
+      <w:lvlJc w:val="left"/>
       <w:pPr>
         <w:tabs>
           <w:tab w:val="num" w:pos="0"/>
         </w:tabs>
-        <w:ind w:start="2736" w:hanging="936"/>
-      </w:pPr>
-      <w:rPr/>
+        <w:ind w:left="2736" w:hanging="936"/>
+      </w:pPr>
     </w:lvl>
     <w:lvl w:ilvl="6">
       <w:start w:val="1"/>
       <w:numFmt w:val="decimal"/>
       <w:lvlText w:val="%1.%2.%3.%4.%5.%6.%7."/>
-      <w:lvlJc w:val="start"/>
+      <w:lvlJc w:val="left"/>
       <w:pPr>
         <w:tabs>
           <w:tab w:val="num" w:pos="0"/>
         </w:tabs>
-        <w:ind w:start="3240" w:hanging="1080"/>
-      </w:pPr>
-      <w:rPr/>
+        <w:ind w:left="3240" w:hanging="1080"/>
+      </w:pPr>
     </w:lvl>
     <w:lvl w:ilvl="7">
       <w:start w:val="1"/>
       <w:numFmt w:val="decimal"/>
       <w:lvlText w:val="%1.%2.%3.%4.%5.%6.%7.%8."/>
-      <w:lvlJc w:val="start"/>
+      <w:lvlJc w:val="left"/>
       <w:pPr>
         <w:tabs>
           <w:tab w:val="num" w:pos="0"/>
         </w:tabs>
-        <w:ind w:start="3744" w:hanging="1224"/>
-      </w:pPr>
-      <w:rPr/>
+        <w:ind w:left="3744" w:hanging="1224"/>
+      </w:pPr>
     </w:lvl>
     <w:lvl w:ilvl="8">
       <w:start w:val="1"/>
       <w:numFmt w:val="decimal"/>
       <w:lvlText w:val="%1.%2.%3.%4.%5.%6.%7.%8.%9."/>
-      <w:lvlJc w:val="start"/>
+      <w:lvlJc w:val="left"/>
       <w:pPr>
         <w:tabs>
           <w:tab w:val="num" w:pos="0"/>
         </w:tabs>
-        <w:ind w:start="4320" w:hanging="1440"/>
-      </w:pPr>
-      <w:rPr/>
+        <w:ind w:left="4320" w:hanging="1440"/>
+      </w:pPr>
     </w:lvl>
   </w:abstractNum>
-  <w:abstractNum w:abstractNumId="3">
+  <w:abstractNum w:abstractNumId="2" w15:restartNumberingAfterBreak="0">
+    <w:nsid w:val="723647AB"/>
+    <w:multiLevelType w:val="multilevel"/>
+    <w:tmpl w:val="5EC29524"/>
     <w:lvl w:ilvl="0">
       <w:start w:val="1"/>
       <w:numFmt w:val="none"/>
       <w:suff w:val="nothing"/>
       <w:lvlText w:val=""/>
-      <w:lvlJc w:val="start"/>
+      <w:lvlJc w:val="left"/>
       <w:pPr>
         <w:tabs>
           <w:tab w:val="num" w:pos="0"/>
         </w:tabs>
-        <w:ind w:start="0" w:hanging="0"/>
+        <w:ind w:left="0" w:firstLine="0"/>
       </w:pPr>
     </w:lvl>
     <w:lvl w:ilvl="1">
@@ -3395,12 +3245,12 @@
       <w:numFmt w:val="none"/>
       <w:suff w:val="nothing"/>
       <w:lvlText w:val=""/>
-      <w:lvlJc w:val="start"/>
+      <w:lvlJc w:val="left"/>
       <w:pPr>
         <w:tabs>
           <w:tab w:val="num" w:pos="0"/>
         </w:tabs>
-        <w:ind w:start="0" w:hanging="0"/>
+        <w:ind w:left="0" w:firstLine="0"/>
       </w:pPr>
     </w:lvl>
     <w:lvl w:ilvl="2">
@@ -3408,12 +3258,12 @@
       <w:numFmt w:val="none"/>
       <w:suff w:val="nothing"/>
       <w:lvlText w:val=""/>
-      <w:lvlJc w:val="start"/>
+      <w:lvlJc w:val="left"/>
       <w:pPr>
         <w:tabs>
           <w:tab w:val="num" w:pos="0"/>
         </w:tabs>
-        <w:ind w:start="0" w:hanging="0"/>
+        <w:ind w:left="0" w:firstLine="0"/>
       </w:pPr>
     </w:lvl>
     <w:lvl w:ilvl="3">
@@ -3421,12 +3271,12 @@
       <w:numFmt w:val="none"/>
       <w:suff w:val="nothing"/>
       <w:lvlText w:val=""/>
-      <w:lvlJc w:val="start"/>
+      <w:lvlJc w:val="left"/>
       <w:pPr>
         <w:tabs>
           <w:tab w:val="num" w:pos="0"/>
         </w:tabs>
-        <w:ind w:start="0" w:hanging="0"/>
+        <w:ind w:left="0" w:firstLine="0"/>
       </w:pPr>
     </w:lvl>
     <w:lvl w:ilvl="4">
@@ -3434,12 +3284,12 @@
       <w:numFmt w:val="none"/>
       <w:suff w:val="nothing"/>
       <w:lvlText w:val=""/>
-      <w:lvlJc w:val="start"/>
+      <w:lvlJc w:val="left"/>
       <w:pPr>
         <w:tabs>
           <w:tab w:val="num" w:pos="0"/>
         </w:tabs>
-        <w:ind w:start="0" w:hanging="0"/>
+        <w:ind w:left="0" w:firstLine="0"/>
       </w:pPr>
     </w:lvl>
     <w:lvl w:ilvl="5">
@@ -3447,12 +3297,12 @@
       <w:numFmt w:val="none"/>
       <w:suff w:val="nothing"/>
       <w:lvlText w:val=""/>
-      <w:lvlJc w:val="start"/>
+      <w:lvlJc w:val="left"/>
       <w:pPr>
         <w:tabs>
           <w:tab w:val="num" w:pos="0"/>
         </w:tabs>
-        <w:ind w:start="0" w:hanging="0"/>
+        <w:ind w:left="0" w:firstLine="0"/>
       </w:pPr>
     </w:lvl>
     <w:lvl w:ilvl="6">
@@ -3460,12 +3310,12 @@
       <w:numFmt w:val="none"/>
       <w:suff w:val="nothing"/>
       <w:lvlText w:val=""/>
-      <w:lvlJc w:val="start"/>
+      <w:lvlJc w:val="left"/>
       <w:pPr>
         <w:tabs>
           <w:tab w:val="num" w:pos="0"/>
         </w:tabs>
-        <w:ind w:start="0" w:hanging="0"/>
+        <w:ind w:left="0" w:firstLine="0"/>
       </w:pPr>
     </w:lvl>
     <w:lvl w:ilvl="7">
@@ -3473,12 +3323,12 @@
       <w:numFmt w:val="none"/>
       <w:suff w:val="nothing"/>
       <w:lvlText w:val=""/>
-      <w:lvlJc w:val="start"/>
+      <w:lvlJc w:val="left"/>
       <w:pPr>
         <w:tabs>
           <w:tab w:val="num" w:pos="0"/>
         </w:tabs>
-        <w:ind w:start="0" w:hanging="0"/>
+        <w:ind w:left="0" w:firstLine="0"/>
       </w:pPr>
     </w:lvl>
     <w:lvl w:ilvl="8">
@@ -3486,33 +3336,33 @@
       <w:numFmt w:val="none"/>
       <w:suff w:val="nothing"/>
       <w:lvlText w:val=""/>
-      <w:lvlJc w:val="start"/>
+      <w:lvlJc w:val="left"/>
       <w:pPr>
         <w:tabs>
           <w:tab w:val="num" w:pos="0"/>
         </w:tabs>
-        <w:ind w:start="0" w:hanging="0"/>
+        <w:ind w:left="0" w:firstLine="0"/>
       </w:pPr>
     </w:lvl>
   </w:abstractNum>
-  <w:num w:numId="1">
+  <w:num w:numId="1" w16cid:durableId="675813291">
+    <w:abstractNumId w:val="0"/>
+  </w:num>
+  <w:num w:numId="2" w16cid:durableId="1381514721">
     <w:abstractNumId w:val="1"/>
   </w:num>
-  <w:num w:numId="2">
+  <w:num w:numId="3" w16cid:durableId="1623800954">
     <w:abstractNumId w:val="2"/>
-  </w:num>
-  <w:num w:numId="3">
-    <w:abstractNumId w:val="3"/>
   </w:num>
 </w:numbering>
 </file>
 
 <file path=word/styles.xml><?xml version="1.0" encoding="utf-8"?>
-<w:styles xmlns:w="http://schemas.openxmlformats.org/wordprocessingml/2006/main" xmlns:w14="http://schemas.microsoft.com/office/word/2010/wordml" xmlns:mc="http://schemas.openxmlformats.org/markup-compatibility/2006" mc:Ignorable="w14">
+<w:styles xmlns:mc="http://schemas.openxmlformats.org/markup-compatibility/2006" xmlns:r="http://schemas.openxmlformats.org/officeDocument/2006/relationships" xmlns:w="http://schemas.openxmlformats.org/wordprocessingml/2006/main" xmlns:w14="http://schemas.microsoft.com/office/word/2010/wordml" xmlns:w15="http://schemas.microsoft.com/office/word/2012/wordml" xmlns:w16cex="http://schemas.microsoft.com/office/word/2018/wordml/cex" xmlns:w16cid="http://schemas.microsoft.com/office/word/2016/wordml/cid" xmlns:w16="http://schemas.microsoft.com/office/word/2018/wordml" xmlns:w16sdtdh="http://schemas.microsoft.com/office/word/2020/wordml/sdtdatahash" xmlns:w16se="http://schemas.microsoft.com/office/word/2015/wordml/symex" mc:Ignorable="w14 w15 w16se w16cid w16 w16cex w16sdtdh">
   <w:docDefaults>
     <w:rPrDefault>
       <w:rPr>
-        <w:rFonts w:ascii="Aptos" w:hAnsi="Aptos" w:eastAsia="" w:cs="" w:asciiTheme="minorHAnsi" w:cstheme="minorBidi" w:eastAsiaTheme="minorEastAsia" w:hAnsiTheme="minorHAnsi"/>
+        <w:rFonts w:asciiTheme="minorHAnsi" w:eastAsiaTheme="minorEastAsia" w:hAnsiTheme="minorHAnsi" w:cstheme="minorBidi"/>
         <w:sz w:val="21"/>
         <w:szCs w:val="21"/>
         <w:lang w:val="en-GB" w:eastAsia="en-US" w:bidi="ar-SA"/>
@@ -3520,21 +3370,21 @@
     </w:rPrDefault>
     <w:pPrDefault>
       <w:pPr>
-        <w:suppressAutoHyphens w:val="true"/>
+        <w:suppressAutoHyphens/>
       </w:pPr>
     </w:pPrDefault>
   </w:docDefaults>
   <w:latentStyles w:defLockedState="0" w:defUIPriority="99" w:defSemiHidden="0" w:defUnhideWhenUsed="0" w:defQFormat="0" w:count="376">
     <w:lsdException w:name="Normal" w:uiPriority="0" w:qFormat="1"/>
     <w:lsdException w:name="heading 1" w:uiPriority="9" w:qFormat="1"/>
-    <w:lsdException w:name="heading 2" w:uiPriority="9" w:semiHidden="1" w:unhideWhenUsed="1" w:qFormat="1"/>
-    <w:lsdException w:name="heading 3" w:uiPriority="9" w:semiHidden="1" w:unhideWhenUsed="1" w:qFormat="1"/>
-    <w:lsdException w:name="heading 4" w:uiPriority="9" w:semiHidden="1" w:unhideWhenUsed="1" w:qFormat="1"/>
-    <w:lsdException w:name="heading 5" w:uiPriority="9" w:semiHidden="1" w:unhideWhenUsed="1" w:qFormat="1"/>
-    <w:lsdException w:name="heading 6" w:uiPriority="9" w:semiHidden="1" w:unhideWhenUsed="1" w:qFormat="1"/>
-    <w:lsdException w:name="heading 7" w:uiPriority="9" w:semiHidden="1" w:unhideWhenUsed="1" w:qFormat="1"/>
-    <w:lsdException w:name="heading 8" w:uiPriority="9" w:semiHidden="1" w:unhideWhenUsed="1" w:qFormat="1"/>
-    <w:lsdException w:name="heading 9" w:uiPriority="9" w:semiHidden="1" w:unhideWhenUsed="1" w:qFormat="1"/>
+    <w:lsdException w:name="heading 2" w:semiHidden="1" w:uiPriority="9" w:unhideWhenUsed="1" w:qFormat="1"/>
+    <w:lsdException w:name="heading 3" w:semiHidden="1" w:uiPriority="9" w:unhideWhenUsed="1" w:qFormat="1"/>
+    <w:lsdException w:name="heading 4" w:semiHidden="1" w:uiPriority="9" w:unhideWhenUsed="1" w:qFormat="1"/>
+    <w:lsdException w:name="heading 5" w:semiHidden="1" w:uiPriority="9" w:unhideWhenUsed="1" w:qFormat="1"/>
+    <w:lsdException w:name="heading 6" w:semiHidden="1" w:uiPriority="9" w:unhideWhenUsed="1" w:qFormat="1"/>
+    <w:lsdException w:name="heading 7" w:semiHidden="1" w:uiPriority="9" w:unhideWhenUsed="1" w:qFormat="1"/>
+    <w:lsdException w:name="heading 8" w:semiHidden="1" w:uiPriority="9" w:unhideWhenUsed="1" w:qFormat="1"/>
+    <w:lsdException w:name="heading 9" w:semiHidden="1" w:uiPriority="9" w:unhideWhenUsed="1" w:qFormat="1"/>
     <w:lsdException w:name="index 1" w:semiHidden="1" w:unhideWhenUsed="1"/>
     <w:lsdException w:name="index 2" w:semiHidden="1" w:unhideWhenUsed="1"/>
     <w:lsdException w:name="index 3" w:semiHidden="1" w:unhideWhenUsed="1"/>
@@ -3544,22 +3394,22 @@
     <w:lsdException w:name="index 7" w:semiHidden="1" w:unhideWhenUsed="1"/>
     <w:lsdException w:name="index 8" w:semiHidden="1" w:unhideWhenUsed="1"/>
     <w:lsdException w:name="index 9" w:semiHidden="1" w:unhideWhenUsed="1"/>
-    <w:lsdException w:name="toc 1" w:uiPriority="39" w:semiHidden="1" w:unhideWhenUsed="1"/>
-    <w:lsdException w:name="toc 2" w:uiPriority="39" w:semiHidden="1" w:unhideWhenUsed="1"/>
-    <w:lsdException w:name="toc 3" w:uiPriority="39" w:semiHidden="1" w:unhideWhenUsed="1"/>
-    <w:lsdException w:name="toc 4" w:uiPriority="39" w:semiHidden="1" w:unhideWhenUsed="1"/>
-    <w:lsdException w:name="toc 5" w:uiPriority="39" w:semiHidden="1" w:unhideWhenUsed="1"/>
-    <w:lsdException w:name="toc 6" w:uiPriority="39" w:semiHidden="1" w:unhideWhenUsed="1"/>
-    <w:lsdException w:name="toc 7" w:uiPriority="39" w:semiHidden="1" w:unhideWhenUsed="1"/>
-    <w:lsdException w:name="toc 8" w:uiPriority="39" w:semiHidden="1" w:unhideWhenUsed="1"/>
-    <w:lsdException w:name="toc 9" w:uiPriority="39" w:semiHidden="1" w:unhideWhenUsed="1"/>
+    <w:lsdException w:name="toc 1" w:semiHidden="1" w:uiPriority="39" w:unhideWhenUsed="1"/>
+    <w:lsdException w:name="toc 2" w:semiHidden="1" w:uiPriority="39" w:unhideWhenUsed="1"/>
+    <w:lsdException w:name="toc 3" w:semiHidden="1" w:uiPriority="39" w:unhideWhenUsed="1"/>
+    <w:lsdException w:name="toc 4" w:semiHidden="1" w:uiPriority="39" w:unhideWhenUsed="1"/>
+    <w:lsdException w:name="toc 5" w:semiHidden="1" w:uiPriority="39" w:unhideWhenUsed="1"/>
+    <w:lsdException w:name="toc 6" w:semiHidden="1" w:uiPriority="39" w:unhideWhenUsed="1"/>
+    <w:lsdException w:name="toc 7" w:semiHidden="1" w:uiPriority="39" w:unhideWhenUsed="1"/>
+    <w:lsdException w:name="toc 8" w:semiHidden="1" w:uiPriority="39" w:unhideWhenUsed="1"/>
+    <w:lsdException w:name="toc 9" w:semiHidden="1" w:uiPriority="39" w:unhideWhenUsed="1"/>
     <w:lsdException w:name="Normal Indent" w:semiHidden="1" w:unhideWhenUsed="1"/>
     <w:lsdException w:name="footnote text" w:semiHidden="1" w:unhideWhenUsed="1"/>
     <w:lsdException w:name="annotation text" w:semiHidden="1" w:unhideWhenUsed="1"/>
     <w:lsdException w:name="header" w:semiHidden="1" w:unhideWhenUsed="1"/>
     <w:lsdException w:name="footer" w:semiHidden="1" w:unhideWhenUsed="1"/>
     <w:lsdException w:name="index heading" w:semiHidden="1" w:unhideWhenUsed="1"/>
-    <w:lsdException w:name="caption" w:uiPriority="35" w:semiHidden="1" w:unhideWhenUsed="1" w:qFormat="1"/>
+    <w:lsdException w:name="caption" w:semiHidden="1" w:uiPriority="35" w:unhideWhenUsed="1" w:qFormat="1"/>
     <w:lsdException w:name="table of figures" w:semiHidden="1" w:unhideWhenUsed="1"/>
     <w:lsdException w:name="envelope address" w:semiHidden="1" w:unhideWhenUsed="1"/>
     <w:lsdException w:name="envelope return" w:semiHidden="1" w:unhideWhenUsed="1"/>
@@ -3590,7 +3440,7 @@
     <w:lsdException w:name="Title" w:uiPriority="10" w:qFormat="1"/>
     <w:lsdException w:name="Closing" w:semiHidden="1" w:unhideWhenUsed="1"/>
     <w:lsdException w:name="Signature" w:semiHidden="1" w:unhideWhenUsed="1"/>
-    <w:lsdException w:name="Default Paragraph Font" w:uiPriority="1" w:semiHidden="1" w:unhideWhenUsed="1"/>
+    <w:lsdException w:name="Default Paragraph Font" w:semiHidden="1" w:uiPriority="1" w:unhideWhenUsed="1"/>
     <w:lsdException w:name="Body Text" w:semiHidden="1" w:unhideWhenUsed="1"/>
     <w:lsdException w:name="Body Text Indent" w:semiHidden="1" w:unhideWhenUsed="1"/>
     <w:lsdException w:name="List Continue" w:semiHidden="1" w:unhideWhenUsed="1"/>
@@ -3790,8 +3640,8 @@
     <w:lsdException w:name="Subtle Reference" w:uiPriority="31" w:qFormat="1"/>
     <w:lsdException w:name="Intense Reference" w:uiPriority="32" w:qFormat="1"/>
     <w:lsdException w:name="Book Title" w:uiPriority="33" w:qFormat="1"/>
-    <w:lsdException w:name="Bibliography" w:uiPriority="37" w:semiHidden="1" w:unhideWhenUsed="1"/>
-    <w:lsdException w:name="TOC Heading" w:uiPriority="39" w:semiHidden="1" w:unhideWhenUsed="1" w:qFormat="1"/>
+    <w:lsdException w:name="Bibliography" w:semiHidden="1" w:uiPriority="37" w:unhideWhenUsed="1"/>
+    <w:lsdException w:name="TOC Heading" w:semiHidden="1" w:uiPriority="39" w:unhideWhenUsed="1" w:qFormat="1"/>
     <w:lsdException w:name="Plain Table 1" w:uiPriority="41"/>
     <w:lsdException w:name="Plain Table 2" w:uiPriority="42"/>
     <w:lsdException w:name="Plain Table 3" w:uiPriority="43"/>
@@ -3902,25 +3752,13 @@
     <w:lsdException w:name="Unresolved Mention" w:semiHidden="1" w:unhideWhenUsed="1"/>
     <w:lsdException w:name="Smart Link" w:semiHidden="1" w:unhideWhenUsed="1"/>
   </w:latentStyles>
-  <w:style w:type="paragraph" w:styleId="Normal" w:default="1">
+  <w:style w:type="paragraph" w:default="1" w:styleId="Normal">
     <w:name w:val="Normal"/>
     <w:qFormat/>
-    <w:rsid w:val="00b04ce0"/>
+    <w:rsid w:val="00B04CE0"/>
     <w:pPr>
-      <w:widowControl/>
-      <w:suppressAutoHyphens w:val="true"/>
-      <w:bidi w:val="0"/>
-      <w:spacing w:lineRule="auto" w:line="276" w:before="0" w:after="160"/>
-      <w:jc w:val="start"/>
+      <w:spacing w:after="160" w:line="276" w:lineRule="auto"/>
     </w:pPr>
-    <w:rPr>
-      <w:rFonts w:ascii="Aptos" w:hAnsi="Aptos" w:eastAsia="" w:cs="" w:asciiTheme="minorHAnsi" w:cstheme="minorBidi" w:eastAsiaTheme="minorEastAsia" w:hAnsiTheme="minorHAnsi"/>
-      <w:color w:val="auto"/>
-      <w:kern w:val="0"/>
-      <w:sz w:val="21"/>
-      <w:szCs w:val="21"/>
-      <w:lang w:val="en-GB" w:eastAsia="en-US" w:bidi="ar-SA"/>
-    </w:rPr>
   </w:style>
   <w:style w:type="paragraph" w:styleId="Heading1">
     <w:name w:val="heading 1"/>
@@ -3929,17 +3767,17 @@
     <w:link w:val="Heading1Char"/>
     <w:uiPriority w:val="9"/>
     <w:qFormat/>
-    <w:rsid w:val="00b04ce0"/>
+    <w:rsid w:val="00B04CE0"/>
     <w:pPr>
-      <w:keepNext w:val="true"/>
+      <w:keepNext/>
       <w:keepLines/>
-      <w:spacing w:lineRule="auto" w:line="240" w:before="320" w:after="80"/>
+      <w:spacing w:before="320" w:after="80" w:line="240" w:lineRule="auto"/>
       <w:jc w:val="center"/>
       <w:outlineLvl w:val="0"/>
     </w:pPr>
     <w:rPr>
-      <w:rFonts w:ascii="Aptos Display" w:hAnsi="Aptos Display" w:eastAsia="" w:cs="" w:asciiTheme="majorHAnsi" w:cstheme="majorBidi" w:eastAsiaTheme="majorEastAsia" w:hAnsiTheme="majorHAnsi"/>
-      <w:color w:themeColor="accent1" w:themeShade="bf" w:val="B43412"/>
+      <w:rFonts w:asciiTheme="majorHAnsi" w:eastAsiaTheme="majorEastAsia" w:hAnsiTheme="majorHAnsi" w:cstheme="majorBidi"/>
+      <w:color w:val="B43412" w:themeColor="accent1" w:themeShade="BF"/>
       <w:sz w:val="40"/>
       <w:szCs w:val="40"/>
     </w:rPr>
@@ -3952,16 +3790,16 @@
     <w:uiPriority w:val="9"/>
     <w:unhideWhenUsed/>
     <w:qFormat/>
-    <w:rsid w:val="00b04ce0"/>
+    <w:rsid w:val="00B04CE0"/>
     <w:pPr>
-      <w:keepNext w:val="true"/>
+      <w:keepNext/>
       <w:keepLines/>
-      <w:spacing w:lineRule="auto" w:line="240" w:before="160" w:after="40"/>
+      <w:spacing w:before="160" w:after="40" w:line="240" w:lineRule="auto"/>
       <w:jc w:val="center"/>
       <w:outlineLvl w:val="1"/>
     </w:pPr>
     <w:rPr>
-      <w:rFonts w:ascii="Aptos Display" w:hAnsi="Aptos Display" w:eastAsia="" w:cs="" w:asciiTheme="majorHAnsi" w:cstheme="majorBidi" w:eastAsiaTheme="majorEastAsia" w:hAnsiTheme="majorHAnsi"/>
+      <w:rFonts w:asciiTheme="majorHAnsi" w:eastAsiaTheme="majorEastAsia" w:hAnsiTheme="majorHAnsi" w:cstheme="majorBidi"/>
       <w:sz w:val="32"/>
       <w:szCs w:val="32"/>
     </w:rPr>
@@ -3975,15 +3813,15 @@
     <w:semiHidden/>
     <w:unhideWhenUsed/>
     <w:qFormat/>
-    <w:rsid w:val="00b04ce0"/>
+    <w:rsid w:val="00B04CE0"/>
     <w:pPr>
-      <w:keepNext w:val="true"/>
+      <w:keepNext/>
       <w:keepLines/>
-      <w:spacing w:lineRule="auto" w:line="240" w:before="160" w:after="0"/>
+      <w:spacing w:before="160" w:after="0" w:line="240" w:lineRule="auto"/>
       <w:outlineLvl w:val="2"/>
     </w:pPr>
     <w:rPr>
-      <w:rFonts w:ascii="Aptos Display" w:hAnsi="Aptos Display" w:eastAsia="" w:cs="" w:asciiTheme="majorHAnsi" w:cstheme="majorBidi" w:eastAsiaTheme="majorEastAsia" w:hAnsiTheme="majorHAnsi"/>
+      <w:rFonts w:asciiTheme="majorHAnsi" w:eastAsiaTheme="majorEastAsia" w:hAnsiTheme="majorHAnsi" w:cstheme="majorBidi"/>
       <w:sz w:val="32"/>
       <w:szCs w:val="32"/>
     </w:rPr>
@@ -3997,15 +3835,15 @@
     <w:semiHidden/>
     <w:unhideWhenUsed/>
     <w:qFormat/>
-    <w:rsid w:val="00b04ce0"/>
+    <w:rsid w:val="00B04CE0"/>
     <w:pPr>
-      <w:keepNext w:val="true"/>
+      <w:keepNext/>
       <w:keepLines/>
       <w:spacing w:before="80" w:after="0"/>
       <w:outlineLvl w:val="3"/>
     </w:pPr>
     <w:rPr>
-      <w:rFonts w:ascii="Aptos Display" w:hAnsi="Aptos Display" w:eastAsia="" w:cs="" w:asciiTheme="majorHAnsi" w:cstheme="majorBidi" w:eastAsiaTheme="majorEastAsia" w:hAnsiTheme="majorHAnsi"/>
+      <w:rFonts w:asciiTheme="majorHAnsi" w:eastAsiaTheme="majorEastAsia" w:hAnsiTheme="majorHAnsi" w:cstheme="majorBidi"/>
       <w:i/>
       <w:iCs/>
       <w:sz w:val="30"/>
@@ -4021,15 +3859,15 @@
     <w:semiHidden/>
     <w:unhideWhenUsed/>
     <w:qFormat/>
-    <w:rsid w:val="00b04ce0"/>
+    <w:rsid w:val="00B04CE0"/>
     <w:pPr>
-      <w:keepNext w:val="true"/>
+      <w:keepNext/>
       <w:keepLines/>
       <w:spacing w:before="40" w:after="0"/>
       <w:outlineLvl w:val="4"/>
     </w:pPr>
     <w:rPr>
-      <w:rFonts w:ascii="Aptos Display" w:hAnsi="Aptos Display" w:eastAsia="" w:cs="" w:asciiTheme="majorHAnsi" w:cstheme="majorBidi" w:eastAsiaTheme="majorEastAsia" w:hAnsiTheme="majorHAnsi"/>
+      <w:rFonts w:asciiTheme="majorHAnsi" w:eastAsiaTheme="majorEastAsia" w:hAnsiTheme="majorHAnsi" w:cstheme="majorBidi"/>
       <w:sz w:val="28"/>
       <w:szCs w:val="28"/>
     </w:rPr>
@@ -4043,15 +3881,15 @@
     <w:semiHidden/>
     <w:unhideWhenUsed/>
     <w:qFormat/>
-    <w:rsid w:val="00b04ce0"/>
+    <w:rsid w:val="00B04CE0"/>
     <w:pPr>
-      <w:keepNext w:val="true"/>
+      <w:keepNext/>
       <w:keepLines/>
       <w:spacing w:before="40" w:after="0"/>
       <w:outlineLvl w:val="5"/>
     </w:pPr>
     <w:rPr>
-      <w:rFonts w:ascii="Aptos Display" w:hAnsi="Aptos Display" w:eastAsia="" w:cs="" w:asciiTheme="majorHAnsi" w:cstheme="majorBidi" w:eastAsiaTheme="majorEastAsia" w:hAnsiTheme="majorHAnsi"/>
+      <w:rFonts w:asciiTheme="majorHAnsi" w:eastAsiaTheme="majorEastAsia" w:hAnsiTheme="majorHAnsi" w:cstheme="majorBidi"/>
       <w:i/>
       <w:iCs/>
       <w:sz w:val="26"/>
@@ -4067,15 +3905,15 @@
     <w:semiHidden/>
     <w:unhideWhenUsed/>
     <w:qFormat/>
-    <w:rsid w:val="00b04ce0"/>
+    <w:rsid w:val="00B04CE0"/>
     <w:pPr>
-      <w:keepNext w:val="true"/>
+      <w:keepNext/>
       <w:keepLines/>
       <w:spacing w:before="40" w:after="0"/>
       <w:outlineLvl w:val="6"/>
     </w:pPr>
     <w:rPr>
-      <w:rFonts w:ascii="Aptos Display" w:hAnsi="Aptos Display" w:eastAsia="" w:cs="" w:asciiTheme="majorHAnsi" w:cstheme="majorBidi" w:eastAsiaTheme="majorEastAsia" w:hAnsiTheme="majorHAnsi"/>
+      <w:rFonts w:asciiTheme="majorHAnsi" w:eastAsiaTheme="majorEastAsia" w:hAnsiTheme="majorHAnsi" w:cstheme="majorBidi"/>
       <w:sz w:val="24"/>
       <w:szCs w:val="24"/>
     </w:rPr>
@@ -4089,15 +3927,15 @@
     <w:semiHidden/>
     <w:unhideWhenUsed/>
     <w:qFormat/>
-    <w:rsid w:val="00b04ce0"/>
+    <w:rsid w:val="00B04CE0"/>
     <w:pPr>
-      <w:keepNext w:val="true"/>
+      <w:keepNext/>
       <w:keepLines/>
       <w:spacing w:before="40" w:after="0"/>
       <w:outlineLvl w:val="7"/>
     </w:pPr>
     <w:rPr>
-      <w:rFonts w:ascii="Aptos Display" w:hAnsi="Aptos Display" w:eastAsia="" w:cs="" w:asciiTheme="majorHAnsi" w:cstheme="majorBidi" w:eastAsiaTheme="majorEastAsia" w:hAnsiTheme="majorHAnsi"/>
+      <w:rFonts w:asciiTheme="majorHAnsi" w:eastAsiaTheme="majorEastAsia" w:hAnsiTheme="majorHAnsi" w:cstheme="majorBidi"/>
       <w:i/>
       <w:iCs/>
       <w:sz w:val="22"/>
@@ -4113,9 +3951,9 @@
     <w:semiHidden/>
     <w:unhideWhenUsed/>
     <w:qFormat/>
-    <w:rsid w:val="00b04ce0"/>
+    <w:rsid w:val="00B04CE0"/>
     <w:pPr>
-      <w:keepNext w:val="true"/>
+      <w:keepNext/>
       <w:keepLines/>
       <w:spacing w:before="40" w:after="0"/>
       <w:outlineLvl w:val="8"/>
@@ -4127,139 +3965,158 @@
       <w:iCs/>
     </w:rPr>
   </w:style>
-  <w:style w:type="character" w:styleId="DefaultParagraphFont" w:default="1">
+  <w:style w:type="character" w:default="1" w:styleId="DefaultParagraphFont">
     <w:name w:val="Default Paragraph Font"/>
     <w:uiPriority w:val="1"/>
     <w:semiHidden/>
     <w:unhideWhenUsed/>
-    <w:qFormat/>
-    <w:rPr/>
-  </w:style>
-  <w:style w:type="character" w:styleId="Heading1Char" w:customStyle="1">
+  </w:style>
+  <w:style w:type="table" w:default="1" w:styleId="TableNormal">
+    <w:name w:val="Normal Table"/>
+    <w:uiPriority w:val="99"/>
+    <w:semiHidden/>
+    <w:unhideWhenUsed/>
+    <w:tblPr>
+      <w:tblInd w:w="0" w:type="dxa"/>
+      <w:tblCellMar>
+        <w:top w:w="0" w:type="dxa"/>
+        <w:left w:w="108" w:type="dxa"/>
+        <w:bottom w:w="0" w:type="dxa"/>
+        <w:right w:w="108" w:type="dxa"/>
+      </w:tblCellMar>
+    </w:tblPr>
+  </w:style>
+  <w:style w:type="numbering" w:default="1" w:styleId="NoList">
+    <w:name w:val="No List"/>
+    <w:uiPriority w:val="99"/>
+    <w:semiHidden/>
+    <w:unhideWhenUsed/>
+  </w:style>
+  <w:style w:type="character" w:customStyle="1" w:styleId="Heading1Char">
     <w:name w:val="Heading 1 Char"/>
     <w:basedOn w:val="DefaultParagraphFont"/>
     <w:link w:val="Heading1"/>
     <w:uiPriority w:val="9"/>
     <w:qFormat/>
-    <w:rsid w:val="00b04ce0"/>
+    <w:rsid w:val="00B04CE0"/>
     <w:rPr>
-      <w:rFonts w:ascii="Aptos Display" w:hAnsi="Aptos Display" w:eastAsia="" w:cs="" w:asciiTheme="majorHAnsi" w:cstheme="majorBidi" w:eastAsiaTheme="majorEastAsia" w:hAnsiTheme="majorHAnsi"/>
-      <w:color w:themeColor="accent1" w:themeShade="bf" w:val="B43412"/>
+      <w:rFonts w:asciiTheme="majorHAnsi" w:eastAsiaTheme="majorEastAsia" w:hAnsiTheme="majorHAnsi" w:cstheme="majorBidi"/>
+      <w:color w:val="B43412" w:themeColor="accent1" w:themeShade="BF"/>
       <w:sz w:val="40"/>
       <w:szCs w:val="40"/>
     </w:rPr>
   </w:style>
-  <w:style w:type="character" w:styleId="Heading2Char" w:customStyle="1">
+  <w:style w:type="character" w:customStyle="1" w:styleId="Heading2Char">
     <w:name w:val="Heading 2 Char"/>
     <w:basedOn w:val="DefaultParagraphFont"/>
     <w:link w:val="Heading2"/>
     <w:uiPriority w:val="9"/>
     <w:qFormat/>
-    <w:rsid w:val="00b04ce0"/>
+    <w:rsid w:val="00B04CE0"/>
     <w:rPr>
-      <w:rFonts w:ascii="Aptos Display" w:hAnsi="Aptos Display" w:eastAsia="" w:cs="" w:asciiTheme="majorHAnsi" w:cstheme="majorBidi" w:eastAsiaTheme="majorEastAsia" w:hAnsiTheme="majorHAnsi"/>
+      <w:rFonts w:asciiTheme="majorHAnsi" w:eastAsiaTheme="majorEastAsia" w:hAnsiTheme="majorHAnsi" w:cstheme="majorBidi"/>
       <w:sz w:val="32"/>
       <w:szCs w:val="32"/>
     </w:rPr>
   </w:style>
-  <w:style w:type="character" w:styleId="Heading3Char" w:customStyle="1">
+  <w:style w:type="character" w:customStyle="1" w:styleId="Heading3Char">
     <w:name w:val="Heading 3 Char"/>
     <w:basedOn w:val="DefaultParagraphFont"/>
     <w:link w:val="Heading3"/>
     <w:uiPriority w:val="9"/>
     <w:semiHidden/>
     <w:qFormat/>
-    <w:rsid w:val="00b04ce0"/>
+    <w:rsid w:val="00B04CE0"/>
     <w:rPr>
-      <w:rFonts w:ascii="Aptos Display" w:hAnsi="Aptos Display" w:eastAsia="" w:cs="" w:asciiTheme="majorHAnsi" w:cstheme="majorBidi" w:eastAsiaTheme="majorEastAsia" w:hAnsiTheme="majorHAnsi"/>
+      <w:rFonts w:asciiTheme="majorHAnsi" w:eastAsiaTheme="majorEastAsia" w:hAnsiTheme="majorHAnsi" w:cstheme="majorBidi"/>
       <w:sz w:val="32"/>
       <w:szCs w:val="32"/>
     </w:rPr>
   </w:style>
-  <w:style w:type="character" w:styleId="Heading4Char" w:customStyle="1">
+  <w:style w:type="character" w:customStyle="1" w:styleId="Heading4Char">
     <w:name w:val="Heading 4 Char"/>
     <w:basedOn w:val="DefaultParagraphFont"/>
     <w:link w:val="Heading4"/>
     <w:uiPriority w:val="9"/>
     <w:semiHidden/>
     <w:qFormat/>
-    <w:rsid w:val="00b04ce0"/>
+    <w:rsid w:val="00B04CE0"/>
     <w:rPr>
-      <w:rFonts w:ascii="Aptos Display" w:hAnsi="Aptos Display" w:eastAsia="" w:cs="" w:asciiTheme="majorHAnsi" w:cstheme="majorBidi" w:eastAsiaTheme="majorEastAsia" w:hAnsiTheme="majorHAnsi"/>
+      <w:rFonts w:asciiTheme="majorHAnsi" w:eastAsiaTheme="majorEastAsia" w:hAnsiTheme="majorHAnsi" w:cstheme="majorBidi"/>
       <w:i/>
       <w:iCs/>
       <w:sz w:val="30"/>
       <w:szCs w:val="30"/>
     </w:rPr>
   </w:style>
-  <w:style w:type="character" w:styleId="Heading5Char" w:customStyle="1">
+  <w:style w:type="character" w:customStyle="1" w:styleId="Heading5Char">
     <w:name w:val="Heading 5 Char"/>
     <w:basedOn w:val="DefaultParagraphFont"/>
     <w:link w:val="Heading5"/>
     <w:uiPriority w:val="9"/>
     <w:semiHidden/>
     <w:qFormat/>
-    <w:rsid w:val="00b04ce0"/>
+    <w:rsid w:val="00B04CE0"/>
     <w:rPr>
-      <w:rFonts w:ascii="Aptos Display" w:hAnsi="Aptos Display" w:eastAsia="" w:cs="" w:asciiTheme="majorHAnsi" w:cstheme="majorBidi" w:eastAsiaTheme="majorEastAsia" w:hAnsiTheme="majorHAnsi"/>
+      <w:rFonts w:asciiTheme="majorHAnsi" w:eastAsiaTheme="majorEastAsia" w:hAnsiTheme="majorHAnsi" w:cstheme="majorBidi"/>
       <w:sz w:val="28"/>
       <w:szCs w:val="28"/>
     </w:rPr>
   </w:style>
-  <w:style w:type="character" w:styleId="Heading6Char" w:customStyle="1">
+  <w:style w:type="character" w:customStyle="1" w:styleId="Heading6Char">
     <w:name w:val="Heading 6 Char"/>
     <w:basedOn w:val="DefaultParagraphFont"/>
     <w:link w:val="Heading6"/>
     <w:uiPriority w:val="9"/>
     <w:semiHidden/>
     <w:qFormat/>
-    <w:rsid w:val="00b04ce0"/>
+    <w:rsid w:val="00B04CE0"/>
     <w:rPr>
-      <w:rFonts w:ascii="Aptos Display" w:hAnsi="Aptos Display" w:eastAsia="" w:cs="" w:asciiTheme="majorHAnsi" w:cstheme="majorBidi" w:eastAsiaTheme="majorEastAsia" w:hAnsiTheme="majorHAnsi"/>
+      <w:rFonts w:asciiTheme="majorHAnsi" w:eastAsiaTheme="majorEastAsia" w:hAnsiTheme="majorHAnsi" w:cstheme="majorBidi"/>
       <w:i/>
       <w:iCs/>
       <w:sz w:val="26"/>
       <w:szCs w:val="26"/>
     </w:rPr>
   </w:style>
-  <w:style w:type="character" w:styleId="Heading7Char" w:customStyle="1">
+  <w:style w:type="character" w:customStyle="1" w:styleId="Heading7Char">
     <w:name w:val="Heading 7 Char"/>
     <w:basedOn w:val="DefaultParagraphFont"/>
     <w:link w:val="Heading7"/>
     <w:uiPriority w:val="9"/>
     <w:semiHidden/>
     <w:qFormat/>
-    <w:rsid w:val="00b04ce0"/>
+    <w:rsid w:val="00B04CE0"/>
     <w:rPr>
-      <w:rFonts w:ascii="Aptos Display" w:hAnsi="Aptos Display" w:eastAsia="" w:cs="" w:asciiTheme="majorHAnsi" w:cstheme="majorBidi" w:eastAsiaTheme="majorEastAsia" w:hAnsiTheme="majorHAnsi"/>
+      <w:rFonts w:asciiTheme="majorHAnsi" w:eastAsiaTheme="majorEastAsia" w:hAnsiTheme="majorHAnsi" w:cstheme="majorBidi"/>
       <w:sz w:val="24"/>
       <w:szCs w:val="24"/>
     </w:rPr>
   </w:style>
-  <w:style w:type="character" w:styleId="Heading8Char" w:customStyle="1">
+  <w:style w:type="character" w:customStyle="1" w:styleId="Heading8Char">
     <w:name w:val="Heading 8 Char"/>
     <w:basedOn w:val="DefaultParagraphFont"/>
     <w:link w:val="Heading8"/>
     <w:uiPriority w:val="9"/>
     <w:semiHidden/>
     <w:qFormat/>
-    <w:rsid w:val="00b04ce0"/>
+    <w:rsid w:val="00B04CE0"/>
     <w:rPr>
-      <w:rFonts w:ascii="Aptos Display" w:hAnsi="Aptos Display" w:eastAsia="" w:cs="" w:asciiTheme="majorHAnsi" w:cstheme="majorBidi" w:eastAsiaTheme="majorEastAsia" w:hAnsiTheme="majorHAnsi"/>
+      <w:rFonts w:asciiTheme="majorHAnsi" w:eastAsiaTheme="majorEastAsia" w:hAnsiTheme="majorHAnsi" w:cstheme="majorBidi"/>
       <w:i/>
       <w:iCs/>
       <w:sz w:val="22"/>
       <w:szCs w:val="22"/>
     </w:rPr>
   </w:style>
-  <w:style w:type="character" w:styleId="Heading9Char" w:customStyle="1">
+  <w:style w:type="character" w:customStyle="1" w:styleId="Heading9Char">
     <w:name w:val="Heading 9 Char"/>
     <w:basedOn w:val="DefaultParagraphFont"/>
     <w:link w:val="Heading9"/>
     <w:uiPriority w:val="9"/>
     <w:semiHidden/>
     <w:qFormat/>
-    <w:rsid w:val="00b04ce0"/>
+    <w:rsid w:val="00B04CE0"/>
     <w:rPr>
       <w:b/>
       <w:bCs/>
@@ -4267,46 +4124,46 @@
       <w:iCs/>
     </w:rPr>
   </w:style>
-  <w:style w:type="character" w:styleId="TitleChar" w:customStyle="1">
+  <w:style w:type="character" w:customStyle="1" w:styleId="TitleChar">
     <w:name w:val="Title Char"/>
     <w:basedOn w:val="DefaultParagraphFont"/>
     <w:link w:val="Title"/>
     <w:uiPriority w:val="10"/>
     <w:qFormat/>
-    <w:rsid w:val="00b04ce0"/>
+    <w:rsid w:val="00B04CE0"/>
     <w:rPr>
-      <w:rFonts w:ascii="Aptos Display" w:hAnsi="Aptos Display" w:eastAsia="" w:cs="" w:asciiTheme="majorHAnsi" w:cstheme="majorBidi" w:eastAsiaTheme="majorEastAsia" w:hAnsiTheme="majorHAnsi"/>
+      <w:rFonts w:asciiTheme="majorHAnsi" w:eastAsiaTheme="majorEastAsia" w:hAnsiTheme="majorHAnsi" w:cstheme="majorBidi"/>
       <w:caps/>
-      <w:color w:themeColor="text2" w:val="505046"/>
+      <w:color w:val="505046" w:themeColor="text2"/>
       <w:spacing w:val="30"/>
       <w:sz w:val="72"/>
       <w:szCs w:val="72"/>
     </w:rPr>
   </w:style>
-  <w:style w:type="character" w:styleId="SubtitleChar" w:customStyle="1">
+  <w:style w:type="character" w:customStyle="1" w:styleId="SubtitleChar">
     <w:name w:val="Subtitle Char"/>
     <w:basedOn w:val="DefaultParagraphFont"/>
     <w:link w:val="Subtitle"/>
     <w:uiPriority w:val="11"/>
     <w:qFormat/>
-    <w:rsid w:val="00b04ce0"/>
+    <w:rsid w:val="00B04CE0"/>
     <w:rPr>
-      <w:color w:themeColor="text2" w:val="505046"/>
+      <w:color w:val="505046" w:themeColor="text2"/>
       <w:sz w:val="28"/>
       <w:szCs w:val="28"/>
     </w:rPr>
   </w:style>
-  <w:style w:type="character" w:styleId="QuoteChar" w:customStyle="1">
+  <w:style w:type="character" w:customStyle="1" w:styleId="QuoteChar">
     <w:name w:val="Quote Char"/>
     <w:basedOn w:val="DefaultParagraphFont"/>
     <w:link w:val="Quote"/>
     <w:uiPriority w:val="29"/>
     <w:qFormat/>
-    <w:rsid w:val="00b04ce0"/>
+    <w:rsid w:val="00B04CE0"/>
     <w:rPr>
       <w:i/>
       <w:iCs/>
-      <w:color w:themeColor="accent3" w:themeShade="bf" w:val="88361C"/>
+      <w:color w:val="88361C" w:themeColor="accent3" w:themeShade="BF"/>
       <w:sz w:val="24"/>
       <w:szCs w:val="24"/>
     </w:rPr>
@@ -4316,7 +4173,7 @@
     <w:basedOn w:val="DefaultParagraphFont"/>
     <w:uiPriority w:val="21"/>
     <w:qFormat/>
-    <w:rsid w:val="00b04ce0"/>
+    <w:rsid w:val="00B04CE0"/>
     <w:rPr>
       <w:b/>
       <w:bCs/>
@@ -4325,17 +4182,17 @@
       <w:color w:val="auto"/>
     </w:rPr>
   </w:style>
-  <w:style w:type="character" w:styleId="IntenseQuoteChar" w:customStyle="1">
+  <w:style w:type="character" w:customStyle="1" w:styleId="IntenseQuoteChar">
     <w:name w:val="Intense Quote Char"/>
     <w:basedOn w:val="DefaultParagraphFont"/>
     <w:link w:val="IntenseQuote"/>
     <w:uiPriority w:val="30"/>
     <w:qFormat/>
-    <w:rsid w:val="00b04ce0"/>
+    <w:rsid w:val="00B04CE0"/>
     <w:rPr>
-      <w:rFonts w:ascii="Aptos Display" w:hAnsi="Aptos Display" w:eastAsia="" w:cs="" w:asciiTheme="majorHAnsi" w:cstheme="majorBidi" w:eastAsiaTheme="majorEastAsia" w:hAnsiTheme="majorHAnsi"/>
+      <w:rFonts w:asciiTheme="majorHAnsi" w:eastAsiaTheme="majorEastAsia" w:hAnsiTheme="majorHAnsi" w:cstheme="majorBidi"/>
       <w:caps/>
-      <w:color w:themeColor="accent1" w:themeShade="bf" w:val="B43412"/>
+      <w:color w:val="B43412" w:themeColor="accent1" w:themeShade="BF"/>
       <w:sz w:val="28"/>
       <w:szCs w:val="28"/>
     </w:rPr>
@@ -4345,7 +4202,7 @@
     <w:basedOn w:val="DefaultParagraphFont"/>
     <w:uiPriority w:val="32"/>
     <w:qFormat/>
-    <w:rsid w:val="00b04ce0"/>
+    <w:rsid w:val="00B04CE0"/>
     <w:rPr>
       <w:b/>
       <w:bCs/>
@@ -4360,9 +4217,9 @@
     <w:basedOn w:val="DefaultParagraphFont"/>
     <w:uiPriority w:val="99"/>
     <w:unhideWhenUsed/>
-    <w:rsid w:val="00987c10"/>
+    <w:rsid w:val="00987C10"/>
     <w:rPr>
-      <w:color w:themeColor="hyperlink" w:val="CC9900"/>
+      <w:color w:val="CC9900" w:themeColor="hyperlink"/>
       <w:u w:val="single"/>
     </w:rPr>
   </w:style>
@@ -4371,7 +4228,7 @@
     <w:basedOn w:val="DefaultParagraphFont"/>
     <w:uiPriority w:val="22"/>
     <w:qFormat/>
-    <w:rsid w:val="00b04ce0"/>
+    <w:rsid w:val="00B04CE0"/>
     <w:rPr>
       <w:b/>
       <w:bCs/>
@@ -4382,11 +4239,11 @@
     <w:basedOn w:val="DefaultParagraphFont"/>
     <w:uiPriority w:val="20"/>
     <w:qFormat/>
-    <w:rsid w:val="00b04ce0"/>
+    <w:rsid w:val="00B04CE0"/>
     <w:rPr>
       <w:i/>
       <w:iCs/>
-      <w:color w:themeColor="text1" w:val="000000"/>
+      <w:color w:val="000000" w:themeColor="text1"/>
     </w:rPr>
   </w:style>
   <w:style w:type="character" w:styleId="SubtleEmphasis">
@@ -4394,11 +4251,11 @@
     <w:basedOn w:val="DefaultParagraphFont"/>
     <w:uiPriority w:val="19"/>
     <w:qFormat/>
-    <w:rsid w:val="00b04ce0"/>
+    <w:rsid w:val="00B04CE0"/>
     <w:rPr>
       <w:i/>
       <w:iCs/>
-      <w:color w:themeColor="text1" w:themeTint="a6" w:val="595959"/>
+      <w:color w:val="595959" w:themeColor="text1" w:themeTint="A6"/>
     </w:rPr>
   </w:style>
   <w:style w:type="character" w:styleId="SubtleReference">
@@ -4406,10 +4263,10 @@
     <w:basedOn w:val="DefaultParagraphFont"/>
     <w:uiPriority w:val="31"/>
     <w:qFormat/>
-    <w:rsid w:val="00b04ce0"/>
+    <w:rsid w:val="00B04CE0"/>
     <w:rPr>
       <w:smallCaps/>
-      <w:color w:themeColor="text1" w:themeTint="bf" w:val="404040"/>
+      <w:color w:val="404040" w:themeColor="text1" w:themeTint="BF"/>
       <w:spacing w:val="0"/>
       <w:u w:val="single" w:color="7F7F7F" w:themeColor="dark1" w:themeTint="80"/>
     </w:rPr>
@@ -4419,7 +4276,7 @@
     <w:basedOn w:val="DefaultParagraphFont"/>
     <w:uiPriority w:val="33"/>
     <w:qFormat/>
-    <w:rsid w:val="00b04ce0"/>
+    <w:rsid w:val="00B04CE0"/>
     <w:rPr>
       <w:b/>
       <w:bCs/>
@@ -4427,29 +4284,28 @@
       <w:spacing w:val="0"/>
     </w:rPr>
   </w:style>
-  <w:style w:type="character" w:styleId="IndexLink" w:customStyle="1">
+  <w:style w:type="character" w:customStyle="1" w:styleId="IndexLink">
     <w:name w:val="Index Link"/>
     <w:qFormat/>
-    <w:rPr/>
-  </w:style>
-  <w:style w:type="character" w:styleId="Bullets" w:customStyle="1">
+  </w:style>
+  <w:style w:type="character" w:customStyle="1" w:styleId="Bullets">
     <w:name w:val="Bullets"/>
     <w:qFormat/>
     <w:rPr>
-      <w:rFonts w:ascii="OpenSymbol" w:hAnsi="OpenSymbol" w:eastAsia="OpenSymbol" w:cs="OpenSymbol"/>
+      <w:rFonts w:ascii="OpenSymbol" w:eastAsia="OpenSymbol" w:hAnsi="OpenSymbol" w:cs="OpenSymbol"/>
     </w:rPr>
   </w:style>
-  <w:style w:type="paragraph" w:styleId="Heading" w:customStyle="1">
+  <w:style w:type="paragraph" w:customStyle="1" w:styleId="Heading">
     <w:name w:val="Heading"/>
     <w:basedOn w:val="Normal"/>
     <w:next w:val="BodyText"/>
     <w:qFormat/>
     <w:pPr>
-      <w:keepNext w:val="true"/>
+      <w:keepNext/>
       <w:spacing w:before="240" w:after="120"/>
     </w:pPr>
     <w:rPr>
-      <w:rFonts w:ascii="Liberation Sans" w:hAnsi="Liberation Sans" w:eastAsia="Microsoft YaHei" w:cs="Arial"/>
+      <w:rFonts w:ascii="Liberation Sans" w:eastAsia="Microsoft YaHei" w:hAnsi="Liberation Sans" w:cs="Arial"/>
       <w:sz w:val="28"/>
       <w:szCs w:val="28"/>
     </w:rPr>
@@ -4458,14 +4314,12 @@
     <w:name w:val="Body Text"/>
     <w:basedOn w:val="Normal"/>
     <w:pPr>
-      <w:spacing w:before="0" w:after="140"/>
+      <w:spacing w:after="140"/>
     </w:pPr>
-    <w:rPr/>
   </w:style>
   <w:style w:type="paragraph" w:styleId="List">
     <w:name w:val="List"/>
     <w:basedOn w:val="BodyText"/>
-    <w:pPr/>
     <w:rPr>
       <w:rFonts w:cs="Arial"/>
     </w:rPr>
@@ -4478,19 +4332,19 @@
     <w:semiHidden/>
     <w:unhideWhenUsed/>
     <w:qFormat/>
-    <w:rsid w:val="00b04ce0"/>
+    <w:rsid w:val="00B04CE0"/>
     <w:pPr>
-      <w:spacing w:lineRule="auto" w:line="240"/>
+      <w:spacing w:line="240" w:lineRule="auto"/>
     </w:pPr>
     <w:rPr>
       <w:b/>
       <w:bCs/>
-      <w:color w:themeColor="text1" w:themeTint="bf" w:val="404040"/>
+      <w:color w:val="404040" w:themeColor="text1" w:themeTint="BF"/>
       <w:sz w:val="16"/>
       <w:szCs w:val="16"/>
     </w:rPr>
   </w:style>
-  <w:style w:type="paragraph" w:styleId="Index" w:customStyle="1">
+  <w:style w:type="paragraph" w:customStyle="1" w:styleId="Index">
     <w:name w:val="Index"/>
     <w:basedOn w:val="Normal"/>
     <w:qFormat/>
@@ -4508,20 +4362,20 @@
     <w:link w:val="TitleChar"/>
     <w:uiPriority w:val="10"/>
     <w:qFormat/>
-    <w:rsid w:val="00b04ce0"/>
+    <w:rsid w:val="00B04CE0"/>
     <w:pPr>
       <w:pBdr>
         <w:top w:val="single" w:sz="6" w:space="8" w:color="B64926" w:themeColor="accent3"/>
         <w:bottom w:val="single" w:sz="6" w:space="8" w:color="B64926" w:themeColor="accent3"/>
       </w:pBdr>
-      <w:spacing w:lineRule="auto" w:line="240" w:before="0" w:after="400"/>
+      <w:spacing w:after="400" w:line="240" w:lineRule="auto"/>
       <w:contextualSpacing/>
       <w:jc w:val="center"/>
     </w:pPr>
     <w:rPr>
-      <w:rFonts w:ascii="Aptos Display" w:hAnsi="Aptos Display" w:eastAsia="" w:cs="" w:asciiTheme="majorHAnsi" w:cstheme="majorBidi" w:eastAsiaTheme="majorEastAsia" w:hAnsiTheme="majorHAnsi"/>
+      <w:rFonts w:asciiTheme="majorHAnsi" w:eastAsiaTheme="majorEastAsia" w:hAnsiTheme="majorHAnsi" w:cstheme="majorBidi"/>
       <w:caps/>
-      <w:color w:themeColor="text2" w:val="505046"/>
+      <w:color w:val="505046" w:themeColor="text2"/>
       <w:spacing w:val="30"/>
       <w:sz w:val="72"/>
       <w:szCs w:val="72"/>
@@ -4534,12 +4388,12 @@
     <w:link w:val="SubtitleChar"/>
     <w:uiPriority w:val="11"/>
     <w:qFormat/>
-    <w:rsid w:val="00b04ce0"/>
+    <w:rsid w:val="00B04CE0"/>
     <w:pPr>
       <w:jc w:val="center"/>
     </w:pPr>
     <w:rPr>
-      <w:color w:themeColor="text2" w:val="505046"/>
+      <w:color w:val="505046" w:themeColor="text2"/>
       <w:sz w:val="28"/>
       <w:szCs w:val="28"/>
     </w:rPr>
@@ -4551,16 +4405,16 @@
     <w:link w:val="QuoteChar"/>
     <w:uiPriority w:val="29"/>
     <w:qFormat/>
-    <w:rsid w:val="00b04ce0"/>
+    <w:rsid w:val="00B04CE0"/>
     <w:pPr>
-      <w:spacing w:before="160" w:after="160"/>
-      <w:ind w:start="720" w:end="720"/>
+      <w:spacing w:before="160"/>
+      <w:ind w:left="720" w:right="720"/>
       <w:jc w:val="center"/>
     </w:pPr>
     <w:rPr>
       <w:i/>
       <w:iCs/>
-      <w:color w:themeColor="accent3" w:themeShade="bf" w:val="88361C"/>
+      <w:color w:val="88361C" w:themeColor="accent3" w:themeShade="BF"/>
       <w:sz w:val="24"/>
       <w:szCs w:val="24"/>
     </w:rPr>
@@ -4570,13 +4424,11 @@
     <w:basedOn w:val="Normal"/>
     <w:uiPriority w:val="34"/>
     <w:qFormat/>
-    <w:rsid w:val="00987c10"/>
+    <w:rsid w:val="00987C10"/>
     <w:pPr>
-      <w:spacing w:before="0" w:after="160"/>
-      <w:ind w:start="720"/>
+      <w:ind w:left="720"/>
       <w:contextualSpacing/>
     </w:pPr>
-    <w:rPr/>
   </w:style>
   <w:style w:type="paragraph" w:styleId="IntenseQuote">
     <w:name w:val="Intense Quote"/>
@@ -4585,16 +4437,16 @@
     <w:link w:val="IntenseQuoteChar"/>
     <w:uiPriority w:val="30"/>
     <w:qFormat/>
-    <w:rsid w:val="00b04ce0"/>
+    <w:rsid w:val="00B04CE0"/>
     <w:pPr>
-      <w:spacing w:before="160" w:after="160"/>
-      <w:ind w:start="936" w:end="936"/>
+      <w:spacing w:before="160"/>
+      <w:ind w:left="936" w:right="936"/>
       <w:jc w:val="center"/>
     </w:pPr>
     <w:rPr>
-      <w:rFonts w:ascii="Aptos Display" w:hAnsi="Aptos Display" w:eastAsia="" w:cs="" w:asciiTheme="majorHAnsi" w:cstheme="majorBidi" w:eastAsiaTheme="majorEastAsia" w:hAnsiTheme="majorHAnsi"/>
+      <w:rFonts w:asciiTheme="majorHAnsi" w:eastAsiaTheme="majorEastAsia" w:hAnsiTheme="majorHAnsi" w:cstheme="majorBidi"/>
       <w:caps/>
-      <w:color w:themeColor="accent1" w:themeShade="bf" w:val="B43412"/>
+      <w:color w:val="B43412" w:themeColor="accent1" w:themeShade="BF"/>
       <w:sz w:val="28"/>
       <w:szCs w:val="28"/>
     </w:rPr>
@@ -4602,8 +4454,6 @@
   <w:style w:type="paragraph" w:styleId="IndexHeading">
     <w:name w:val="index heading"/>
     <w:basedOn w:val="Heading"/>
-    <w:pPr/>
-    <w:rPr/>
   </w:style>
   <w:style w:type="paragraph" w:styleId="TOCHeading">
     <w:name w:val="TOC Heading"/>
@@ -4612,11 +4462,10 @@
     <w:uiPriority w:val="39"/>
     <w:unhideWhenUsed/>
     <w:qFormat/>
-    <w:rsid w:val="00b04ce0"/>
+    <w:rsid w:val="00B04CE0"/>
     <w:pPr>
       <w:outlineLvl w:val="9"/>
     </w:pPr>
-    <w:rPr/>
   </w:style>
   <w:style w:type="paragraph" w:styleId="TOC1">
     <w:name w:val="toc 1"/>
@@ -4625,11 +4474,10 @@
     <w:autoRedefine/>
     <w:uiPriority w:val="39"/>
     <w:unhideWhenUsed/>
-    <w:rsid w:val="00987c10"/>
+    <w:rsid w:val="00987C10"/>
     <w:pPr>
-      <w:spacing w:before="0" w:after="100"/>
+      <w:spacing w:after="100"/>
     </w:pPr>
-    <w:rPr/>
   </w:style>
   <w:style w:type="paragraph" w:styleId="TOC2">
     <w:name w:val="toc 2"/>
@@ -4638,60 +4486,23 @@
     <w:autoRedefine/>
     <w:uiPriority w:val="39"/>
     <w:unhideWhenUsed/>
-    <w:rsid w:val="00987c10"/>
+    <w:rsid w:val="00987C10"/>
     <w:pPr>
-      <w:spacing w:before="0" w:after="100"/>
-      <w:ind w:start="220"/>
+      <w:spacing w:after="100"/>
+      <w:ind w:left="220"/>
     </w:pPr>
-    <w:rPr/>
   </w:style>
   <w:style w:type="paragraph" w:styleId="NoSpacing">
     <w:name w:val="No Spacing"/>
     <w:uiPriority w:val="1"/>
     <w:qFormat/>
-    <w:rsid w:val="00b04ce0"/>
-    <w:pPr>
-      <w:widowControl/>
-      <w:suppressAutoHyphens w:val="true"/>
-      <w:bidi w:val="0"/>
-      <w:spacing w:before="0" w:after="0"/>
-      <w:jc w:val="start"/>
-    </w:pPr>
-    <w:rPr>
-      <w:rFonts w:ascii="Aptos" w:hAnsi="Aptos" w:eastAsia="" w:cs="" w:asciiTheme="minorHAnsi" w:cstheme="minorBidi" w:eastAsiaTheme="minorEastAsia" w:hAnsiTheme="minorHAnsi"/>
-      <w:color w:val="auto"/>
-      <w:kern w:val="0"/>
-      <w:sz w:val="21"/>
-      <w:szCs w:val="21"/>
-      <w:lang w:val="en-GB" w:eastAsia="en-US" w:bidi="ar-SA"/>
-    </w:rPr>
-  </w:style>
-  <w:style w:type="numbering" w:styleId="NoList" w:default="1">
-    <w:name w:val="No List"/>
-    <w:uiPriority w:val="99"/>
-    <w:semiHidden/>
-    <w:unhideWhenUsed/>
-    <w:qFormat/>
-  </w:style>
-  <w:style w:type="table" w:default="1" w:styleId="TableNormal">
-    <w:name w:val="Normal Table"/>
-    <w:uiPriority w:val="99"/>
-    <w:semiHidden/>
-    <w:unhideWhenUsed/>
-    <w:tblPr>
-      <w:tblCellMar>
-        <w:top w:w="0" w:type="dxa"/>
-        <w:left w:w="108" w:type="dxa"/>
-        <w:bottom w:w="0" w:type="dxa"/>
-        <w:right w:w="108" w:type="dxa"/>
-      </w:tblCellMar>
-    </w:tblPr>
+    <w:rsid w:val="00B04CE0"/>
   </w:style>
 </w:styles>
 </file>
 
 <file path=word/theme/theme1.xml><?xml version="1.0" encoding="utf-8"?>
-<a:theme xmlns:a="http://schemas.openxmlformats.org/drawingml/2006/main" xmlns:r="http://schemas.openxmlformats.org/officeDocument/2006/relationships" name="Office Theme">
+<a:theme xmlns:a="http://schemas.openxmlformats.org/drawingml/2006/main" name="Office Theme">
   <a:themeElements>
     <a:clrScheme name="Red Orange">
       <a:dk1>
@@ -4733,12 +4544,12 @@
     </a:clrScheme>
     <a:fontScheme name="Office">
       <a:majorFont>
-        <a:latin typeface="Aptos Display" panose="02110004020202020204" pitchFamily="0" charset="1"/>
+        <a:latin typeface="Aptos Display" panose="02110004020202020204"/>
         <a:ea typeface=""/>
         <a:cs typeface=""/>
       </a:majorFont>
       <a:minorFont>
-        <a:latin typeface="Aptos" panose="02110004020202020204" pitchFamily="0" charset="1"/>
+        <a:latin typeface="Aptos" panose="02110004020202020204"/>
         <a:ea typeface=""/>
         <a:cs typeface=""/>
       </a:minorFont>
@@ -4770,7 +4581,7 @@
             </a:gs>
           </a:gsLst>
           <a:lin ang="5400000" scaled="0"/>
-          <a:tileRect l="0" t="0" r="0" b="0"/>
+          <a:tileRect/>
         </a:gradFill>
         <a:gradFill>
           <a:gsLst>
@@ -4794,7 +4605,7 @@
             </a:gs>
           </a:gsLst>
           <a:lin ang="5400000" scaled="0"/>
-          <a:tileRect l="0" t="0" r="0" b="0"/>
+          <a:tileRect/>
         </a:gradFill>
       </a:fillStyleLst>
       <a:lnStyleLst>
@@ -4854,11 +4665,13 @@
             </a:gs>
           </a:gsLst>
           <a:lin ang="5400000" scaled="0"/>
-          <a:tileRect l="0" t="0" r="0" b="0"/>
+          <a:tileRect/>
         </a:gradFill>
       </a:bgFillStyleLst>
     </a:fmtScheme>
   </a:themeElements>
+  <a:objectDefaults/>
+  <a:extraClrSchemeLst/>
 </a:theme>
 </file>
 

--- a/Game.docx
+++ b/Game.docx
@@ -1,17 +1,20 @@
 
 <file path=word/document.xml><?xml version="1.0" encoding="utf-8"?>
-<w:document xmlns:wpc="http://schemas.microsoft.com/office/word/2010/wordprocessingCanvas" xmlns:cx="http://schemas.microsoft.com/office/drawing/2014/chartex" xmlns:cx1="http://schemas.microsoft.com/office/drawing/2015/9/8/chartex" xmlns:cx2="http://schemas.microsoft.com/office/drawing/2015/10/21/chartex" xmlns:cx3="http://schemas.microsoft.com/office/drawing/2016/5/9/chartex" xmlns:cx4="http://schemas.microsoft.com/office/drawing/2016/5/10/chartex" xmlns:cx5="http://schemas.microsoft.com/office/drawing/2016/5/11/chartex" xmlns:cx6="http://schemas.microsoft.com/office/drawing/2016/5/12/chartex" xmlns:cx7="http://schemas.microsoft.com/office/drawing/2016/5/13/chartex" xmlns:cx8="http://schemas.microsoft.com/office/drawing/2016/5/14/chartex" xmlns:mc="http://schemas.openxmlformats.org/markup-compatibility/2006" xmlns:aink="http://schemas.microsoft.com/office/drawing/2016/ink" xmlns:am3d="http://schemas.microsoft.com/office/drawing/2017/model3d" xmlns:o="urn:schemas-microsoft-com:office:office" xmlns:oel="http://schemas.microsoft.com/office/2019/extlst" xmlns:r="http://schemas.openxmlformats.org/officeDocument/2006/relationships" xmlns:m="http://schemas.openxmlformats.org/officeDocument/2006/math" xmlns:v="urn:schemas-microsoft-com:vml" xmlns:wp14="http://schemas.microsoft.com/office/word/2010/wordprocessingDrawing" xmlns:wp="http://schemas.openxmlformats.org/drawingml/2006/wordprocessingDrawing" xmlns:w10="urn:schemas-microsoft-com:office:word" xmlns:w="http://schemas.openxmlformats.org/wordprocessingml/2006/main" xmlns:w14="http://schemas.microsoft.com/office/word/2010/wordml" xmlns:w15="http://schemas.microsoft.com/office/word/2012/wordml" xmlns:w16cex="http://schemas.microsoft.com/office/word/2018/wordml/cex" xmlns:w16cid="http://schemas.microsoft.com/office/word/2016/wordml/cid" xmlns:w16="http://schemas.microsoft.com/office/word/2018/wordml" xmlns:w16sdtdh="http://schemas.microsoft.com/office/word/2020/wordml/sdtdatahash" xmlns:w16se="http://schemas.microsoft.com/office/word/2015/wordml/symex" xmlns:wpg="http://schemas.microsoft.com/office/word/2010/wordprocessingGroup" xmlns:wpi="http://schemas.microsoft.com/office/word/2010/wordprocessingInk" xmlns:wne="http://schemas.microsoft.com/office/word/2006/wordml" xmlns:wps="http://schemas.microsoft.com/office/word/2010/wordprocessingShape" mc:Ignorable="w14 w15 w16se w16cid w16 w16cex w16sdtdh wp14">
+<w:document xmlns:o="urn:schemas-microsoft-com:office:office" xmlns:r="http://schemas.openxmlformats.org/officeDocument/2006/relationships" xmlns:v="urn:schemas-microsoft-com:vml" xmlns:w="http://schemas.openxmlformats.org/wordprocessingml/2006/main" xmlns:w10="urn:schemas-microsoft-com:office:word" xmlns:wp="http://schemas.openxmlformats.org/drawingml/2006/wordprocessingDrawing" xmlns:pic="http://schemas.openxmlformats.org/drawingml/2006/picture" xmlns:wps="http://schemas.microsoft.com/office/word/2010/wordprocessingShape" xmlns:wpg="http://schemas.microsoft.com/office/word/2010/wordprocessingGroup" xmlns:mc="http://schemas.openxmlformats.org/markup-compatibility/2006" xmlns:wp14="http://schemas.microsoft.com/office/word/2010/wordprocessingDrawing" xmlns:w14="http://schemas.microsoft.com/office/word/2010/wordml" xmlns:w15="http://schemas.microsoft.com/office/word/2012/wordml" mc:Ignorable="w14 wp14 w15">
   <w:body>
     <w:p>
       <w:pPr>
         <w:pStyle w:val="Title"/>
-      </w:pPr>
-      <w:r>
+        <w:rPr/>
+      </w:pPr>
+      <w:r>
+        <w:rPr/>
         <w:t xml:space="preserve">2D RPG </w:t>
       </w:r>
     </w:p>
     <w:p>
       <w:pPr>
+        <w:pStyle w:val="Normal"/>
         <w:jc w:val="center"/>
         <w:rPr>
           <w:sz w:val="30"/>
@@ -26,32 +29,66 @@
         <w:t>Henry Prestwich</w:t>
       </w:r>
     </w:p>
-    <w:p/>
-    <w:p/>
-    <w:p/>
-    <w:p/>
-    <w:p/>
+    <w:p>
+      <w:pPr>
+        <w:pStyle w:val="Normal"/>
+        <w:rPr/>
+      </w:pPr>
+      <w:r>
+        <w:rPr/>
+      </w:r>
+    </w:p>
+    <w:p>
+      <w:pPr>
+        <w:pStyle w:val="Normal"/>
+        <w:rPr/>
+      </w:pPr>
+      <w:r>
+        <w:rPr/>
+      </w:r>
+    </w:p>
+    <w:p>
+      <w:pPr>
+        <w:pStyle w:val="Normal"/>
+        <w:rPr/>
+      </w:pPr>
+      <w:r>
+        <w:rPr/>
+      </w:r>
+    </w:p>
+    <w:p>
+      <w:pPr>
+        <w:pStyle w:val="Normal"/>
+        <w:rPr/>
+      </w:pPr>
+      <w:r>
+        <w:rPr/>
+      </w:r>
+    </w:p>
+    <w:p>
+      <w:pPr>
+        <w:pStyle w:val="Normal"/>
+        <w:rPr/>
+      </w:pPr>
+      <w:r>
+        <w:rPr/>
+      </w:r>
+    </w:p>
     <w:sdt>
       <w:sdtPr>
-        <w:rPr>
-          <w:rFonts w:asciiTheme="minorHAnsi" w:eastAsiaTheme="minorEastAsia" w:hAnsiTheme="minorHAnsi" w:cstheme="minorBidi"/>
-          <w:color w:val="auto"/>
-          <w:sz w:val="21"/>
-          <w:szCs w:val="21"/>
-        </w:rPr>
-        <w:id w:val="-1209180684"/>
         <w:docPartObj>
           <w:docPartGallery w:val="Table of Contents"/>
-          <w:docPartUnique/>
+          <w:docPartUnique w:val="true"/>
         </w:docPartObj>
       </w:sdtPr>
-      <w:sdtEndPr/>
       <w:sdtContent>
         <w:p>
           <w:pPr>
             <w:pStyle w:val="TOCHeading"/>
+            <w:rPr/>
           </w:pPr>
           <w:r>
+            <w:rPr/>
             <w:t>Table of Contents</w:t>
           </w:r>
         </w:p>
@@ -59,15 +96,10 @@
           <w:pPr>
             <w:pStyle w:val="TOC1"/>
             <w:tabs>
-              <w:tab w:val="right" w:leader="dot" w:pos="10456"/>
+              <w:tab w:val="clear" w:pos="720"/>
+              <w:tab w:val="right" w:pos="10465" w:leader="dot"/>
             </w:tabs>
-            <w:rPr>
-              <w:kern w:val="2"/>
-              <w:sz w:val="24"/>
-              <w:szCs w:val="24"/>
-              <w:lang w:eastAsia="en-GB"/>
-              <w14:ligatures w14:val="standardContextual"/>
-            </w:rPr>
+            <w:rPr/>
           </w:pPr>
           <w:r>
             <w:fldChar w:fldCharType="begin"/>
@@ -82,52 +114,19 @@
           <w:r>
             <w:rPr>
               <w:rStyle w:val="IndexLink"/>
+              <w:webHidden/>
             </w:rPr>
             <w:fldChar w:fldCharType="separate"/>
           </w:r>
-          <w:hyperlink w:anchor="_Toc229035136">
+          <w:hyperlink w:anchor="__RefHeading___Toc1033_50594169" w:tooltip="Analysis">
             <w:r>
               <w:rPr>
                 <w:rStyle w:val="IndexLink"/>
                 <w:webHidden/>
               </w:rPr>
               <w:t>Analysis</w:t>
-            </w:r>
-            <w:r>
-              <w:rPr>
-                <w:webHidden/>
-              </w:rPr>
-              <w:fldChar w:fldCharType="begin"/>
-            </w:r>
-            <w:r>
-              <w:rPr>
-                <w:webHidden/>
-              </w:rPr>
-              <w:instrText>PAGEREF _Toc229035136 \h</w:instrText>
-            </w:r>
-            <w:r>
-              <w:rPr>
-                <w:webHidden/>
-              </w:rPr>
-            </w:r>
-            <w:r>
-              <w:rPr>
-                <w:webHidden/>
-              </w:rPr>
-              <w:fldChar w:fldCharType="separate"/>
-            </w:r>
-            <w:r>
-              <w:rPr>
-                <w:rStyle w:val="IndexLink"/>
-              </w:rPr>
               <w:tab/>
               <w:t>2</w:t>
-            </w:r>
-            <w:r>
-              <w:rPr>
-                <w:webHidden/>
-              </w:rPr>
-              <w:fldChar w:fldCharType="end"/>
             </w:r>
           </w:hyperlink>
         </w:p>
@@ -135,59 +134,20 @@
           <w:pPr>
             <w:pStyle w:val="TOC2"/>
             <w:tabs>
-              <w:tab w:val="right" w:leader="dot" w:pos="10456"/>
+              <w:tab w:val="clear" w:pos="720"/>
+              <w:tab w:val="right" w:pos="10465" w:leader="dot"/>
             </w:tabs>
-            <w:rPr>
-              <w:kern w:val="2"/>
-              <w:sz w:val="24"/>
-              <w:szCs w:val="24"/>
-              <w:lang w:eastAsia="en-GB"/>
-              <w14:ligatures w14:val="standardContextual"/>
-            </w:rPr>
+            <w:rPr/>
           </w:pPr>
-          <w:hyperlink w:anchor="_Toc229035137">
+          <w:hyperlink w:anchor="__RefHeading___Toc1035_50594169" w:tooltip="Project Background">
             <w:r>
               <w:rPr>
                 <w:rStyle w:val="IndexLink"/>
                 <w:webHidden/>
               </w:rPr>
               <w:t>Project Background</w:t>
-            </w:r>
-            <w:r>
-              <w:rPr>
-                <w:webHidden/>
-              </w:rPr>
-              <w:fldChar w:fldCharType="begin"/>
-            </w:r>
-            <w:r>
-              <w:rPr>
-                <w:webHidden/>
-              </w:rPr>
-              <w:instrText>PAGEREF _Toc229035137 \h</w:instrText>
-            </w:r>
-            <w:r>
-              <w:rPr>
-                <w:webHidden/>
-              </w:rPr>
-            </w:r>
-            <w:r>
-              <w:rPr>
-                <w:webHidden/>
-              </w:rPr>
-              <w:fldChar w:fldCharType="separate"/>
-            </w:r>
-            <w:r>
-              <w:rPr>
-                <w:rStyle w:val="IndexLink"/>
-              </w:rPr>
               <w:tab/>
               <w:t>2</w:t>
-            </w:r>
-            <w:r>
-              <w:rPr>
-                <w:webHidden/>
-              </w:rPr>
-              <w:fldChar w:fldCharType="end"/>
             </w:r>
           </w:hyperlink>
         </w:p>
@@ -195,59 +155,20 @@
           <w:pPr>
             <w:pStyle w:val="TOC2"/>
             <w:tabs>
-              <w:tab w:val="right" w:leader="dot" w:pos="10456"/>
+              <w:tab w:val="clear" w:pos="720"/>
+              <w:tab w:val="right" w:pos="10465" w:leader="dot"/>
             </w:tabs>
-            <w:rPr>
-              <w:kern w:val="2"/>
-              <w:sz w:val="24"/>
-              <w:szCs w:val="24"/>
-              <w:lang w:eastAsia="en-GB"/>
-              <w14:ligatures w14:val="standardContextual"/>
-            </w:rPr>
+            <w:rPr/>
           </w:pPr>
-          <w:hyperlink w:anchor="_Toc229035138">
+          <w:hyperlink w:anchor="__RefHeading___Toc1037_50594169" w:tooltip="Client Interview">
             <w:r>
               <w:rPr>
                 <w:rStyle w:val="IndexLink"/>
                 <w:webHidden/>
               </w:rPr>
               <w:t>Client Interview</w:t>
-            </w:r>
-            <w:r>
-              <w:rPr>
-                <w:webHidden/>
-              </w:rPr>
-              <w:fldChar w:fldCharType="begin"/>
-            </w:r>
-            <w:r>
-              <w:rPr>
-                <w:webHidden/>
-              </w:rPr>
-              <w:instrText>PAGEREF _Toc229035138 \h</w:instrText>
-            </w:r>
-            <w:r>
-              <w:rPr>
-                <w:webHidden/>
-              </w:rPr>
-            </w:r>
-            <w:r>
-              <w:rPr>
-                <w:webHidden/>
-              </w:rPr>
-              <w:fldChar w:fldCharType="separate"/>
-            </w:r>
-            <w:r>
-              <w:rPr>
-                <w:rStyle w:val="IndexLink"/>
-              </w:rPr>
               <w:tab/>
               <w:t>2</w:t>
-            </w:r>
-            <w:r>
-              <w:rPr>
-                <w:webHidden/>
-              </w:rPr>
-              <w:fldChar w:fldCharType="end"/>
             </w:r>
           </w:hyperlink>
         </w:p>
@@ -255,59 +176,20 @@
           <w:pPr>
             <w:pStyle w:val="TOC2"/>
             <w:tabs>
-              <w:tab w:val="right" w:leader="dot" w:pos="10456"/>
+              <w:tab w:val="clear" w:pos="720"/>
+              <w:tab w:val="right" w:pos="10465" w:leader="dot"/>
             </w:tabs>
-            <w:rPr>
-              <w:kern w:val="2"/>
-              <w:sz w:val="24"/>
-              <w:szCs w:val="24"/>
-              <w:lang w:eastAsia="en-GB"/>
-              <w14:ligatures w14:val="standardContextual"/>
-            </w:rPr>
+            <w:rPr/>
           </w:pPr>
-          <w:hyperlink w:anchor="_Toc229035139">
+          <w:hyperlink w:anchor="__RefHeading___Toc1039_50594169" w:tooltip="Reflections of Client Interview">
             <w:r>
               <w:rPr>
                 <w:rStyle w:val="IndexLink"/>
                 <w:webHidden/>
               </w:rPr>
               <w:t>Reflections of Client Interview</w:t>
-            </w:r>
-            <w:r>
-              <w:rPr>
-                <w:webHidden/>
-              </w:rPr>
-              <w:fldChar w:fldCharType="begin"/>
-            </w:r>
-            <w:r>
-              <w:rPr>
-                <w:webHidden/>
-              </w:rPr>
-              <w:instrText>PAGEREF _Toc229035139 \h</w:instrText>
-            </w:r>
-            <w:r>
-              <w:rPr>
-                <w:webHidden/>
-              </w:rPr>
-            </w:r>
-            <w:r>
-              <w:rPr>
-                <w:webHidden/>
-              </w:rPr>
-              <w:fldChar w:fldCharType="separate"/>
-            </w:r>
-            <w:r>
-              <w:rPr>
-                <w:rStyle w:val="IndexLink"/>
-              </w:rPr>
               <w:tab/>
               <w:t>3</w:t>
-            </w:r>
-            <w:r>
-              <w:rPr>
-                <w:webHidden/>
-              </w:rPr>
-              <w:fldChar w:fldCharType="end"/>
             </w:r>
           </w:hyperlink>
         </w:p>
@@ -315,59 +197,20 @@
           <w:pPr>
             <w:pStyle w:val="TOC2"/>
             <w:tabs>
-              <w:tab w:val="right" w:leader="dot" w:pos="10456"/>
+              <w:tab w:val="clear" w:pos="720"/>
+              <w:tab w:val="right" w:pos="10465" w:leader="dot"/>
             </w:tabs>
-            <w:rPr>
-              <w:kern w:val="2"/>
-              <w:sz w:val="24"/>
-              <w:szCs w:val="24"/>
-              <w:lang w:eastAsia="en-GB"/>
-              <w14:ligatures w14:val="standardContextual"/>
-            </w:rPr>
+            <w:rPr/>
           </w:pPr>
-          <w:hyperlink w:anchor="_Toc229035140">
+          <w:hyperlink w:anchor="__RefHeading___Toc1041_50594169" w:tooltip="Objectives">
             <w:r>
               <w:rPr>
                 <w:rStyle w:val="IndexLink"/>
                 <w:webHidden/>
               </w:rPr>
               <w:t>Objectives</w:t>
-            </w:r>
-            <w:r>
-              <w:rPr>
-                <w:webHidden/>
-              </w:rPr>
-              <w:fldChar w:fldCharType="begin"/>
-            </w:r>
-            <w:r>
-              <w:rPr>
-                <w:webHidden/>
-              </w:rPr>
-              <w:instrText>PAGEREF _Toc229035140 \h</w:instrText>
-            </w:r>
-            <w:r>
-              <w:rPr>
-                <w:webHidden/>
-              </w:rPr>
-            </w:r>
-            <w:r>
-              <w:rPr>
-                <w:webHidden/>
-              </w:rPr>
-              <w:fldChar w:fldCharType="separate"/>
-            </w:r>
-            <w:r>
-              <w:rPr>
-                <w:rStyle w:val="IndexLink"/>
-              </w:rPr>
               <w:tab/>
-              <w:t>4</w:t>
-            </w:r>
-            <w:r>
-              <w:rPr>
-                <w:webHidden/>
-              </w:rPr>
-              <w:fldChar w:fldCharType="end"/>
+              <w:t>3</w:t>
             </w:r>
           </w:hyperlink>
         </w:p>
@@ -375,59 +218,20 @@
           <w:pPr>
             <w:pStyle w:val="TOC2"/>
             <w:tabs>
-              <w:tab w:val="right" w:leader="dot" w:pos="10456"/>
+              <w:tab w:val="clear" w:pos="720"/>
+              <w:tab w:val="right" w:pos="10465" w:leader="dot"/>
             </w:tabs>
-            <w:rPr>
-              <w:kern w:val="2"/>
-              <w:sz w:val="24"/>
-              <w:szCs w:val="24"/>
-              <w:lang w:eastAsia="en-GB"/>
-              <w14:ligatures w14:val="standardContextual"/>
-            </w:rPr>
+            <w:rPr/>
           </w:pPr>
-          <w:hyperlink w:anchor="_Toc229035141">
+          <w:hyperlink w:anchor="__RefHeading___Toc1043_50594169" w:tooltip="Modelling">
             <w:r>
               <w:rPr>
                 <w:rStyle w:val="IndexLink"/>
                 <w:webHidden/>
               </w:rPr>
               <w:t>Modelling</w:t>
-            </w:r>
-            <w:r>
-              <w:rPr>
-                <w:webHidden/>
-              </w:rPr>
-              <w:fldChar w:fldCharType="begin"/>
-            </w:r>
-            <w:r>
-              <w:rPr>
-                <w:webHidden/>
-              </w:rPr>
-              <w:instrText>PAGEREF _Toc229035141 \h</w:instrText>
-            </w:r>
-            <w:r>
-              <w:rPr>
-                <w:webHidden/>
-              </w:rPr>
-            </w:r>
-            <w:r>
-              <w:rPr>
-                <w:webHidden/>
-              </w:rPr>
-              <w:fldChar w:fldCharType="separate"/>
-            </w:r>
-            <w:r>
-              <w:rPr>
-                <w:rStyle w:val="IndexLink"/>
-              </w:rPr>
               <w:tab/>
               <w:t>5</w:t>
-            </w:r>
-            <w:r>
-              <w:rPr>
-                <w:webHidden/>
-              </w:rPr>
-              <w:fldChar w:fldCharType="end"/>
             </w:r>
           </w:hyperlink>
         </w:p>
@@ -435,59 +239,20 @@
           <w:pPr>
             <w:pStyle w:val="TOC1"/>
             <w:tabs>
-              <w:tab w:val="right" w:leader="dot" w:pos="10456"/>
+              <w:tab w:val="clear" w:pos="720"/>
+              <w:tab w:val="right" w:pos="10465" w:leader="dot"/>
             </w:tabs>
-            <w:rPr>
-              <w:kern w:val="2"/>
-              <w:sz w:val="24"/>
-              <w:szCs w:val="24"/>
-              <w:lang w:eastAsia="en-GB"/>
-              <w14:ligatures w14:val="standardContextual"/>
-            </w:rPr>
+            <w:rPr/>
           </w:pPr>
-          <w:hyperlink w:anchor="_Toc229035142">
+          <w:hyperlink w:anchor="__RefHeading___Toc1045_50594169" w:tooltip="Design">
             <w:r>
               <w:rPr>
                 <w:rStyle w:val="IndexLink"/>
                 <w:webHidden/>
               </w:rPr>
               <w:t>Design</w:t>
-            </w:r>
-            <w:r>
-              <w:rPr>
-                <w:webHidden/>
-              </w:rPr>
-              <w:fldChar w:fldCharType="begin"/>
-            </w:r>
-            <w:r>
-              <w:rPr>
-                <w:webHidden/>
-              </w:rPr>
-              <w:instrText>PAGEREF _Toc229035142 \h</w:instrText>
-            </w:r>
-            <w:r>
-              <w:rPr>
-                <w:webHidden/>
-              </w:rPr>
-            </w:r>
-            <w:r>
-              <w:rPr>
-                <w:webHidden/>
-              </w:rPr>
-              <w:fldChar w:fldCharType="separate"/>
-            </w:r>
-            <w:r>
-              <w:rPr>
-                <w:rStyle w:val="IndexLink"/>
-              </w:rPr>
               <w:tab/>
               <w:t>7</w:t>
-            </w:r>
-            <w:r>
-              <w:rPr>
-                <w:webHidden/>
-              </w:rPr>
-              <w:fldChar w:fldCharType="end"/>
             </w:r>
           </w:hyperlink>
         </w:p>
@@ -495,59 +260,20 @@
           <w:pPr>
             <w:pStyle w:val="TOC1"/>
             <w:tabs>
-              <w:tab w:val="right" w:leader="dot" w:pos="10456"/>
+              <w:tab w:val="clear" w:pos="720"/>
+              <w:tab w:val="right" w:pos="10465" w:leader="dot"/>
             </w:tabs>
-            <w:rPr>
-              <w:kern w:val="2"/>
-              <w:sz w:val="24"/>
-              <w:szCs w:val="24"/>
-              <w:lang w:eastAsia="en-GB"/>
-              <w14:ligatures w14:val="standardContextual"/>
-            </w:rPr>
+            <w:rPr/>
           </w:pPr>
-          <w:hyperlink w:anchor="_Toc229035143">
+          <w:hyperlink w:anchor="__RefHeading___Toc1047_50594169" w:tooltip="Technical solution">
             <w:r>
               <w:rPr>
                 <w:rStyle w:val="IndexLink"/>
                 <w:webHidden/>
               </w:rPr>
               <w:t>Technical solution</w:t>
-            </w:r>
-            <w:r>
-              <w:rPr>
-                <w:webHidden/>
-              </w:rPr>
-              <w:fldChar w:fldCharType="begin"/>
-            </w:r>
-            <w:r>
-              <w:rPr>
-                <w:webHidden/>
-              </w:rPr>
-              <w:instrText>PAGEREF _Toc229035143 \h</w:instrText>
-            </w:r>
-            <w:r>
-              <w:rPr>
-                <w:webHidden/>
-              </w:rPr>
-            </w:r>
-            <w:r>
-              <w:rPr>
-                <w:webHidden/>
-              </w:rPr>
-              <w:fldChar w:fldCharType="separate"/>
-            </w:r>
-            <w:r>
-              <w:rPr>
-                <w:rStyle w:val="IndexLink"/>
-              </w:rPr>
               <w:tab/>
               <w:t>7</w:t>
-            </w:r>
-            <w:r>
-              <w:rPr>
-                <w:webHidden/>
-              </w:rPr>
-              <w:fldChar w:fldCharType="end"/>
             </w:r>
           </w:hyperlink>
         </w:p>
@@ -555,59 +281,20 @@
           <w:pPr>
             <w:pStyle w:val="TOC1"/>
             <w:tabs>
-              <w:tab w:val="right" w:leader="dot" w:pos="10456"/>
+              <w:tab w:val="clear" w:pos="720"/>
+              <w:tab w:val="right" w:pos="10465" w:leader="dot"/>
             </w:tabs>
-            <w:rPr>
-              <w:kern w:val="2"/>
-              <w:sz w:val="24"/>
-              <w:szCs w:val="24"/>
-              <w:lang w:eastAsia="en-GB"/>
-              <w14:ligatures w14:val="standardContextual"/>
-            </w:rPr>
+            <w:rPr/>
           </w:pPr>
-          <w:hyperlink w:anchor="_Toc229035144">
+          <w:hyperlink w:anchor="__RefHeading___Toc1049_50594169" w:tooltip="Testing">
             <w:r>
               <w:rPr>
                 <w:rStyle w:val="IndexLink"/>
                 <w:webHidden/>
               </w:rPr>
               <w:t>Testing</w:t>
-            </w:r>
-            <w:r>
-              <w:rPr>
-                <w:webHidden/>
-              </w:rPr>
-              <w:fldChar w:fldCharType="begin"/>
-            </w:r>
-            <w:r>
-              <w:rPr>
-                <w:webHidden/>
-              </w:rPr>
-              <w:instrText>PAGEREF _Toc229035144 \h</w:instrText>
-            </w:r>
-            <w:r>
-              <w:rPr>
-                <w:webHidden/>
-              </w:rPr>
-            </w:r>
-            <w:r>
-              <w:rPr>
-                <w:webHidden/>
-              </w:rPr>
-              <w:fldChar w:fldCharType="separate"/>
-            </w:r>
-            <w:r>
-              <w:rPr>
-                <w:rStyle w:val="IndexLink"/>
-              </w:rPr>
               <w:tab/>
               <w:t>7</w:t>
-            </w:r>
-            <w:r>
-              <w:rPr>
-                <w:webHidden/>
-              </w:rPr>
-              <w:fldChar w:fldCharType="end"/>
             </w:r>
           </w:hyperlink>
         </w:p>
@@ -615,64 +302,26 @@
           <w:pPr>
             <w:pStyle w:val="TOC1"/>
             <w:tabs>
-              <w:tab w:val="right" w:leader="dot" w:pos="10456"/>
+              <w:tab w:val="clear" w:pos="720"/>
+              <w:tab w:val="right" w:pos="10465" w:leader="dot"/>
             </w:tabs>
-            <w:rPr>
-              <w:kern w:val="2"/>
-              <w:sz w:val="24"/>
-              <w:szCs w:val="24"/>
-              <w:lang w:eastAsia="en-GB"/>
-              <w14:ligatures w14:val="standardContextual"/>
-            </w:rPr>
+            <w:rPr/>
           </w:pPr>
-          <w:hyperlink w:anchor="_Toc229035145">
+          <w:hyperlink w:anchor="__RefHeading___Toc1051_50594169" w:tooltip="Evaluation">
             <w:r>
               <w:rPr>
                 <w:rStyle w:val="IndexLink"/>
                 <w:webHidden/>
               </w:rPr>
               <w:t>Evaluation</w:t>
-            </w:r>
-            <w:r>
-              <w:rPr>
-                <w:webHidden/>
-              </w:rPr>
-              <w:fldChar w:fldCharType="begin"/>
-            </w:r>
-            <w:r>
-              <w:rPr>
-                <w:webHidden/>
-              </w:rPr>
-              <w:instrText>PAGEREF _Toc229035145 \h</w:instrText>
-            </w:r>
-            <w:r>
-              <w:rPr>
-                <w:webHidden/>
-              </w:rPr>
-            </w:r>
-            <w:r>
-              <w:rPr>
-                <w:webHidden/>
-              </w:rPr>
-              <w:fldChar w:fldCharType="separate"/>
-            </w:r>
-            <w:r>
-              <w:rPr>
-                <w:rStyle w:val="IndexLink"/>
-              </w:rPr>
               <w:tab/>
               <w:t>7</w:t>
             </w:r>
-            <w:r>
-              <w:rPr>
-                <w:webHidden/>
-              </w:rPr>
-              <w:fldChar w:fldCharType="end"/>
-            </w:r>
           </w:hyperlink>
-        </w:p>
-        <w:p>
           <w:r>
+            <w:rPr>
+              <w:rStyle w:val="IndexLink"/>
+            </w:rPr>
             <w:fldChar w:fldCharType="end"/>
           </w:r>
         </w:p>
@@ -681,25 +330,102 @@
     <w:p>
       <w:pPr>
         <w:pStyle w:val="Heading1"/>
-      </w:pPr>
+        <w:rPr/>
+      </w:pPr>
+      <w:r>
+        <w:rPr/>
+      </w:r>
     </w:p>
     <w:p>
       <w:pPr>
         <w:pStyle w:val="Heading1"/>
-      </w:pPr>
+        <w:rPr/>
+      </w:pPr>
+      <w:r>
+        <w:rPr/>
+      </w:r>
     </w:p>
     <w:p>
       <w:pPr>
         <w:pStyle w:val="Heading1"/>
-      </w:pPr>
-    </w:p>
-    <w:p/>
-    <w:p/>
-    <w:p/>
-    <w:p/>
-    <w:p/>
-    <w:p/>
-    <w:p/>
+        <w:rPr/>
+      </w:pPr>
+      <w:r>
+        <w:rPr/>
+      </w:r>
+    </w:p>
+    <w:p>
+      <w:pPr>
+        <w:pStyle w:val="Normal"/>
+        <w:rPr/>
+      </w:pPr>
+      <w:r>
+        <w:rPr/>
+      </w:r>
+    </w:p>
+    <w:p>
+      <w:pPr>
+        <w:pStyle w:val="Normal"/>
+        <w:rPr/>
+      </w:pPr>
+      <w:r>
+        <w:rPr/>
+      </w:r>
+    </w:p>
+    <w:p>
+      <w:pPr>
+        <w:pStyle w:val="Normal"/>
+        <w:rPr/>
+      </w:pPr>
+      <w:r>
+        <w:rPr/>
+      </w:r>
+    </w:p>
+    <w:p>
+      <w:pPr>
+        <w:pStyle w:val="Normal"/>
+        <w:rPr/>
+      </w:pPr>
+      <w:r>
+        <w:rPr/>
+      </w:r>
+    </w:p>
+    <w:p>
+      <w:pPr>
+        <w:pStyle w:val="Normal"/>
+        <w:rPr/>
+      </w:pPr>
+      <w:r>
+        <w:rPr/>
+      </w:r>
+    </w:p>
+    <w:p>
+      <w:pPr>
+        <w:pStyle w:val="Normal"/>
+        <w:rPr/>
+      </w:pPr>
+      <w:r>
+        <w:rPr/>
+      </w:r>
+    </w:p>
+    <w:p>
+      <w:pPr>
+        <w:pStyle w:val="Normal"/>
+        <w:rPr/>
+      </w:pPr>
+      <w:r>
+        <w:rPr/>
+      </w:r>
+    </w:p>
+    <w:p>
+      <w:pPr>
+        <w:pStyle w:val="Normal"/>
+        <w:rPr/>
+      </w:pPr>
+      <w:r>
+        <w:rPr/>
+      </w:r>
+    </w:p>
     <w:p>
       <w:pPr>
         <w:pStyle w:val="Heading1"/>
@@ -709,21 +435,28 @@
         </w:rPr>
       </w:pPr>
       <w:bookmarkStart w:id="0" w:name="__RefHeading___Toc1033_50594169"/>
-      <w:bookmarkStart w:id="1" w:name="_Toc229035136"/>
-      <w:bookmarkStart w:id="2" w:name="_Toc222817101"/>
+      <w:bookmarkStart w:id="1" w:name="_Toc222817101"/>
+      <w:bookmarkStart w:id="2" w:name="_Toc229035136"/>
       <w:bookmarkEnd w:id="0"/>
       <w:r>
         <w:rPr>
           <w:sz w:val="50"/>
           <w:szCs w:val="50"/>
         </w:rPr>
-        <w:lastRenderedPageBreak/>
         <w:t>Analysis</w:t>
       </w:r>
       <w:bookmarkEnd w:id="1"/>
       <w:bookmarkEnd w:id="2"/>
     </w:p>
-    <w:p/>
+    <w:p>
+      <w:pPr>
+        <w:pStyle w:val="Normal"/>
+        <w:rPr/>
+      </w:pPr>
+      <w:r>
+        <w:rPr/>
+      </w:r>
+    </w:p>
     <w:p>
       <w:pPr>
         <w:pStyle w:val="Heading2"/>
@@ -733,8 +466,8 @@
         </w:rPr>
       </w:pPr>
       <w:bookmarkStart w:id="3" w:name="__RefHeading___Toc1035_50594169"/>
-      <w:bookmarkStart w:id="4" w:name="_Toc229035137"/>
-      <w:bookmarkStart w:id="5" w:name="_Toc222817102"/>
+      <w:bookmarkStart w:id="4" w:name="_Toc222817102"/>
+      <w:bookmarkStart w:id="5" w:name="_Toc229035137"/>
       <w:bookmarkEnd w:id="3"/>
       <w:r>
         <w:rPr>
@@ -748,22 +481,37 @@
     </w:p>
     <w:p>
       <w:pPr>
-        <w:rPr>
-          <w:sz w:val="24"/>
-          <w:szCs w:val="24"/>
-        </w:rPr>
-      </w:pPr>
-    </w:p>
-    <w:p>
-      <w:pPr>
-        <w:rPr>
-          <w:sz w:val="24"/>
-          <w:szCs w:val="24"/>
-        </w:rPr>
-      </w:pPr>
-    </w:p>
-    <w:p>
-      <w:pPr>
+        <w:pStyle w:val="Normal"/>
+        <w:rPr>
+          <w:sz w:val="24"/>
+          <w:szCs w:val="24"/>
+        </w:rPr>
+      </w:pPr>
+      <w:r>
+        <w:rPr>
+          <w:sz w:val="24"/>
+          <w:szCs w:val="24"/>
+        </w:rPr>
+      </w:r>
+    </w:p>
+    <w:p>
+      <w:pPr>
+        <w:pStyle w:val="Normal"/>
+        <w:rPr>
+          <w:sz w:val="24"/>
+          <w:szCs w:val="24"/>
+        </w:rPr>
+      </w:pPr>
+      <w:r>
+        <w:rPr>
+          <w:sz w:val="24"/>
+          <w:szCs w:val="24"/>
+        </w:rPr>
+      </w:r>
+    </w:p>
+    <w:p>
+      <w:pPr>
+        <w:pStyle w:val="Normal"/>
         <w:jc w:val="center"/>
         <w:rPr>
           <w:sz w:val="24"/>
@@ -775,34 +523,28 @@
           <w:sz w:val="24"/>
           <w:szCs w:val="24"/>
         </w:rPr>
-        <w:t xml:space="preserve">For my project, I aim to create a 2D, top-down RPG game including exploration and combat. The game will </w:t>
-      </w:r>
-      <w:r>
-        <w:rPr>
-          <w:sz w:val="24"/>
-          <w:szCs w:val="24"/>
-        </w:rPr>
-        <w:t>include semi-intelligent enemies which will use a pathfinding algorithm to follow the player and a Finite-State system to make their decisions seem planned. I will make the game somewhat difficult as I want it to be a ‘souls-like’, meaning it is similar to the games from the Dark Souls series. This series contains very difficult enemies which present the player with a great challenge which can be enjoyable and very rewarding. The game will be targeted towards players of this genre as they enjoy this style o</w:t>
-      </w:r>
-      <w:r>
-        <w:rPr>
-          <w:sz w:val="24"/>
-          <w:szCs w:val="24"/>
-        </w:rPr>
-        <w:t>f game.</w:t>
-      </w:r>
-    </w:p>
-    <w:p>
-      <w:pPr>
+        <w:t>For my project, I aim to create a 2D, top-down RPG game including exploration and combat. The game will include semi-intelligent enemies which will use a pathfinding algorithm to follow the player and a Finite-State system to make their decisions seem planned. I will make the game somewhat difficult as I want it to be a ‘souls-like’, meaning it is similar to the games from the Dark Souls series. This series contains very difficult enemies which present the player with a great challenge which can be enjoyable and very rewarding. The game will be targeted towards players of this genre as they enjoy this style of game.</w:t>
+      </w:r>
+    </w:p>
+    <w:p>
+      <w:pPr>
+        <w:pStyle w:val="Normal"/>
         <w:jc w:val="center"/>
         <w:rPr>
           <w:sz w:val="24"/>
           <w:szCs w:val="24"/>
         </w:rPr>
       </w:pPr>
-    </w:p>
-    <w:p>
-      <w:pPr>
+      <w:r>
+        <w:rPr>
+          <w:sz w:val="24"/>
+          <w:szCs w:val="24"/>
+        </w:rPr>
+      </w:r>
+    </w:p>
+    <w:p>
+      <w:pPr>
+        <w:pStyle w:val="Normal"/>
         <w:jc w:val="center"/>
         <w:rPr>
           <w:sz w:val="24"/>
@@ -814,42 +556,40 @@
           <w:sz w:val="24"/>
           <w:szCs w:val="24"/>
         </w:rPr>
-        <w:t xml:space="preserve">I have chosen this as my project as I am interested in game development and would like to expand my knowledge of the techniques used by creating my own game. Through my research for my </w:t>
-      </w:r>
-      <w:proofErr w:type="gramStart"/>
-      <w:r>
-        <w:rPr>
-          <w:sz w:val="24"/>
-          <w:szCs w:val="24"/>
-        </w:rPr>
-        <w:t>NEA</w:t>
-      </w:r>
-      <w:proofErr w:type="gramEnd"/>
-      <w:r>
-        <w:rPr>
-          <w:sz w:val="24"/>
-          <w:szCs w:val="24"/>
-        </w:rPr>
-        <w:t xml:space="preserve"> I will hopefully learn how video games are created by large companies and also pick up some skills which may become useful in my future.</w:t>
-      </w:r>
-    </w:p>
-    <w:p>
-      <w:pPr>
+        <w:t>I have chosen this as my project as I am interested in game development and would like to expand my knowledge of the techniques used by creating my own game. Through my research for my NEA I will hopefully learn how video games are created by large companies and also pick up some skills which may become useful in my future.</w:t>
+      </w:r>
+    </w:p>
+    <w:p>
+      <w:pPr>
+        <w:pStyle w:val="Normal"/>
         <w:jc w:val="center"/>
         <w:rPr>
           <w:sz w:val="24"/>
           <w:szCs w:val="24"/>
         </w:rPr>
       </w:pPr>
-    </w:p>
-    <w:p>
-      <w:pPr>
+      <w:r>
+        <w:rPr>
+          <w:sz w:val="24"/>
+          <w:szCs w:val="24"/>
+        </w:rPr>
+      </w:r>
+    </w:p>
+    <w:p>
+      <w:pPr>
+        <w:pStyle w:val="Normal"/>
         <w:jc w:val="center"/>
         <w:rPr>
           <w:sz w:val="24"/>
           <w:szCs w:val="24"/>
         </w:rPr>
       </w:pPr>
+      <w:r>
+        <w:rPr>
+          <w:sz w:val="24"/>
+          <w:szCs w:val="24"/>
+        </w:rPr>
+      </w:r>
     </w:p>
     <w:p>
       <w:pPr>
@@ -860,8 +600,8 @@
         </w:rPr>
       </w:pPr>
       <w:bookmarkStart w:id="6" w:name="__RefHeading___Toc1037_50594169"/>
-      <w:bookmarkStart w:id="7" w:name="_Toc229035138"/>
-      <w:bookmarkStart w:id="8" w:name="_Toc222817103"/>
+      <w:bookmarkStart w:id="7" w:name="_Toc222817103"/>
+      <w:bookmarkStart w:id="8" w:name="_Toc229035138"/>
       <w:bookmarkEnd w:id="6"/>
       <w:r>
         <w:rPr>
@@ -875,22 +615,37 @@
     </w:p>
     <w:p>
       <w:pPr>
-        <w:rPr>
-          <w:sz w:val="24"/>
-          <w:szCs w:val="24"/>
-        </w:rPr>
-      </w:pPr>
-    </w:p>
-    <w:p>
-      <w:pPr>
-        <w:rPr>
-          <w:sz w:val="24"/>
-          <w:szCs w:val="24"/>
-        </w:rPr>
-      </w:pPr>
-    </w:p>
-    <w:p>
-      <w:pPr>
+        <w:pStyle w:val="Normal"/>
+        <w:rPr>
+          <w:sz w:val="24"/>
+          <w:szCs w:val="24"/>
+        </w:rPr>
+      </w:pPr>
+      <w:r>
+        <w:rPr>
+          <w:sz w:val="24"/>
+          <w:szCs w:val="24"/>
+        </w:rPr>
+      </w:r>
+    </w:p>
+    <w:p>
+      <w:pPr>
+        <w:pStyle w:val="Normal"/>
+        <w:rPr>
+          <w:sz w:val="24"/>
+          <w:szCs w:val="24"/>
+        </w:rPr>
+      </w:pPr>
+      <w:r>
+        <w:rPr>
+          <w:sz w:val="24"/>
+          <w:szCs w:val="24"/>
+        </w:rPr>
+      </w:r>
+    </w:p>
+    <w:p>
+      <w:pPr>
+        <w:pStyle w:val="Normal"/>
         <w:jc w:val="center"/>
         <w:rPr>
           <w:sz w:val="24"/>
@@ -907,15 +662,23 @@
     </w:p>
     <w:p>
       <w:pPr>
+        <w:pStyle w:val="Normal"/>
         <w:jc w:val="center"/>
         <w:rPr>
           <w:sz w:val="24"/>
           <w:szCs w:val="24"/>
         </w:rPr>
       </w:pPr>
-    </w:p>
-    <w:p>
-      <w:pPr>
+      <w:r>
+        <w:rPr>
+          <w:sz w:val="24"/>
+          <w:szCs w:val="24"/>
+        </w:rPr>
+      </w:r>
+    </w:p>
+    <w:p>
+      <w:pPr>
+        <w:pStyle w:val="Normal"/>
         <w:jc w:val="center"/>
         <w:rPr>
           <w:b/>
@@ -936,6 +699,7 @@
     </w:p>
     <w:p>
       <w:pPr>
+        <w:pStyle w:val="Normal"/>
         <w:jc w:val="center"/>
         <w:rPr>
           <w:sz w:val="24"/>
@@ -947,38 +711,60 @@
           <w:sz w:val="24"/>
           <w:szCs w:val="24"/>
         </w:rPr>
-        <w:t>A – I currently play games such as Dark souls and Elden ring which fit well into this genre. I feel as though the game should draw inspiration from these games and the others in the series as they form the basis of ‘souls-like’ games.</w:t>
-      </w:r>
-    </w:p>
-    <w:p>
-      <w:pPr>
+        <w:t xml:space="preserve">A – I currently play games such as Dark souls and Elden ring which fit well into this genre. I feel as though the game should draw inspiration from these games and the others in the series as they form the basis of ‘souls-like’ games. </w:t>
+      </w:r>
+    </w:p>
+    <w:p>
+      <w:pPr>
+        <w:pStyle w:val="Normal"/>
         <w:jc w:val="center"/>
         <w:rPr>
           <w:sz w:val="24"/>
           <w:szCs w:val="24"/>
         </w:rPr>
       </w:pPr>
-    </w:p>
-    <w:p>
-      <w:pPr>
+      <w:r>
+        <w:rPr>
+          <w:sz w:val="24"/>
+          <w:szCs w:val="24"/>
+        </w:rPr>
+      </w:r>
+    </w:p>
+    <w:p>
+      <w:pPr>
+        <w:pStyle w:val="Normal"/>
         <w:jc w:val="center"/>
         <w:rPr>
           <w:sz w:val="24"/>
           <w:szCs w:val="24"/>
         </w:rPr>
       </w:pPr>
-    </w:p>
-    <w:p>
-      <w:pPr>
+      <w:r>
+        <w:rPr>
+          <w:sz w:val="24"/>
+          <w:szCs w:val="24"/>
+        </w:rPr>
+      </w:r>
+    </w:p>
+    <w:p>
+      <w:pPr>
+        <w:pStyle w:val="Normal"/>
         <w:jc w:val="center"/>
         <w:rPr>
           <w:sz w:val="24"/>
           <w:szCs w:val="24"/>
         </w:rPr>
       </w:pPr>
-    </w:p>
-    <w:p>
-      <w:pPr>
+      <w:r>
+        <w:rPr>
+          <w:sz w:val="24"/>
+          <w:szCs w:val="24"/>
+        </w:rPr>
+      </w:r>
+    </w:p>
+    <w:p>
+      <w:pPr>
+        <w:pStyle w:val="Normal"/>
         <w:jc w:val="center"/>
         <w:rPr>
           <w:b/>
@@ -994,12 +780,12 @@
           <w:sz w:val="24"/>
           <w:szCs w:val="24"/>
         </w:rPr>
-        <w:lastRenderedPageBreak/>
         <w:t>Q – How do you think the enemies should feel to fight?</w:t>
       </w:r>
     </w:p>
     <w:p>
       <w:pPr>
+        <w:pStyle w:val="Normal"/>
         <w:jc w:val="center"/>
         <w:rPr>
           <w:sz w:val="24"/>
@@ -1011,36 +797,28 @@
           <w:sz w:val="24"/>
           <w:szCs w:val="24"/>
         </w:rPr>
-        <w:t xml:space="preserve">A – I think the enemies should feel like a challenge to face in combat but should not be so difficult as to overwhelm the player. I enjoy when I have to spend time planning how I will fight each enemy as thing brings a sense of achievement when I defeat it so they need to be difficult enough that I can do this. This also means that they need to be somewhat predictable as I find it annoying as a player if the enemy behaves in one way but changes </w:t>
-      </w:r>
-      <w:proofErr w:type="gramStart"/>
-      <w:r>
-        <w:rPr>
-          <w:sz w:val="24"/>
-          <w:szCs w:val="24"/>
-        </w:rPr>
-        <w:t>once</w:t>
-      </w:r>
-      <w:proofErr w:type="gramEnd"/>
-      <w:r>
-        <w:rPr>
-          <w:sz w:val="24"/>
-          <w:szCs w:val="24"/>
-        </w:rPr>
-        <w:t xml:space="preserve"> I feel I have worked out how I will defeat it.</w:t>
-      </w:r>
-    </w:p>
-    <w:p>
-      <w:pPr>
+        <w:t>A – I think the enemies should feel like a challenge to face in combat but should not be so difficult as to overwhelm the player. I enjoy when I have to spend time planning how I will fight each enemy as thing brings a sense of achievement when I defeat it so they need to be difficult enough that I can do this. This also means that they need to be somewhat predictable as I find it annoying as a player if the enemy behaves in one way but changes once I feel I have worked out how I will defeat it.</w:t>
+      </w:r>
+    </w:p>
+    <w:p>
+      <w:pPr>
+        <w:pStyle w:val="Normal"/>
         <w:jc w:val="center"/>
         <w:rPr>
           <w:sz w:val="24"/>
           <w:szCs w:val="24"/>
         </w:rPr>
       </w:pPr>
-    </w:p>
-    <w:p>
-      <w:pPr>
+      <w:r>
+        <w:rPr>
+          <w:sz w:val="24"/>
+          <w:szCs w:val="24"/>
+        </w:rPr>
+      </w:r>
+    </w:p>
+    <w:p>
+      <w:pPr>
+        <w:pStyle w:val="Normal"/>
         <w:jc w:val="center"/>
         <w:rPr>
           <w:b/>
@@ -1061,6 +839,7 @@
     </w:p>
     <w:p>
       <w:pPr>
+        <w:pStyle w:val="Normal"/>
         <w:jc w:val="center"/>
         <w:rPr>
           <w:sz w:val="24"/>
@@ -1072,43 +851,12 @@
           <w:sz w:val="24"/>
           <w:szCs w:val="24"/>
         </w:rPr>
-        <w:t xml:space="preserve">A – I enjoy when the movement and combat is fast paced but sometimes find as a player that too much speed can become chaotic. You will need to find a balance to make the game engaging but not overwhelming. I often find that games with slow movement speed can make me very bored. Same for combat, if I’m waiting ages for an </w:t>
-      </w:r>
-      <w:proofErr w:type="gramStart"/>
-      <w:r>
-        <w:rPr>
-          <w:sz w:val="24"/>
-          <w:szCs w:val="24"/>
-        </w:rPr>
-        <w:t>opening</w:t>
-      </w:r>
-      <w:proofErr w:type="gramEnd"/>
-      <w:r>
-        <w:rPr>
-          <w:sz w:val="24"/>
-          <w:szCs w:val="24"/>
-        </w:rPr>
-        <w:t xml:space="preserve"> I get tired of the fight. I do enjoy when games give you the choice of pace. Some games use armour weight systems which give </w:t>
-      </w:r>
-      <w:proofErr w:type="spellStart"/>
-      <w:r>
-        <w:rPr>
-          <w:sz w:val="24"/>
-          <w:szCs w:val="24"/>
-        </w:rPr>
-        <w:t>s</w:t>
-      </w:r>
-      <w:proofErr w:type="spellEnd"/>
-      <w:r>
-        <w:rPr>
-          <w:sz w:val="24"/>
-          <w:szCs w:val="24"/>
-        </w:rPr>
-        <w:t xml:space="preserve"> the player the decision how fast they want to play based on the build they intend to use.</w:t>
-      </w:r>
-    </w:p>
-    <w:p>
-      <w:pPr>
+        <w:t>A – I enjoy when the movement and combat is fast paced but sometimes find as a player that too much speed can become chaotic. You will need to find a balance to make the game engaging but not overwhelming. I often find that games with slow movement speed can make me very bored. Same for combat, if I’m waiting ages for an opening I get tired of the fight. I do enjoy when games give you the choice of pace. Some games use armour weight systems which give s the player the decision how fast they want to play based on the build they intend to use.</w:t>
+      </w:r>
+    </w:p>
+    <w:p>
+      <w:pPr>
+        <w:pStyle w:val="Normal"/>
         <w:jc w:val="center"/>
         <w:rPr>
           <w:b/>
@@ -1117,26 +865,26 @@
           <w:szCs w:val="24"/>
         </w:rPr>
       </w:pPr>
-    </w:p>
-    <w:p>
-      <w:pPr>
-        <w:jc w:val="center"/>
+      <w:r>
         <w:rPr>
           <w:b/>
           <w:bCs/>
           <w:sz w:val="24"/>
           <w:szCs w:val="24"/>
         </w:rPr>
-      </w:pPr>
-      <w:r>
+      </w:r>
+    </w:p>
+    <w:p>
+      <w:pPr>
+        <w:pStyle w:val="Normal"/>
+        <w:jc w:val="center"/>
         <w:rPr>
           <w:b/>
           <w:bCs/>
           <w:sz w:val="24"/>
           <w:szCs w:val="24"/>
         </w:rPr>
-        <w:t>Q</w:t>
-      </w:r>
+      </w:pPr>
       <w:r>
         <w:rPr>
           <w:b/>
@@ -1144,11 +892,12 @@
           <w:sz w:val="24"/>
           <w:szCs w:val="24"/>
         </w:rPr>
-        <w:t xml:space="preserve"> – How would you like the interface/HUD to look?</w:t>
-      </w:r>
-    </w:p>
-    <w:p>
-      <w:pPr>
+        <w:t>Q – How would you like the interface/HUD to look?</w:t>
+      </w:r>
+    </w:p>
+    <w:p>
+      <w:pPr>
+        <w:pStyle w:val="Normal"/>
         <w:jc w:val="center"/>
         <w:rPr>
           <w:sz w:val="24"/>
@@ -1160,36 +909,28 @@
           <w:sz w:val="24"/>
           <w:szCs w:val="24"/>
         </w:rPr>
-        <w:t xml:space="preserve">A – I find that a good interface is one that gives the most amount of information without taking too much space on the screen. Same games have so little that I have no idea what is going on and some games have so much I can hardly see the game behind it. </w:t>
-      </w:r>
-      <w:proofErr w:type="spellStart"/>
-      <w:r>
-        <w:rPr>
-          <w:sz w:val="24"/>
-          <w:szCs w:val="24"/>
-        </w:rPr>
-        <w:t>Id</w:t>
-      </w:r>
-      <w:proofErr w:type="spellEnd"/>
-      <w:r>
-        <w:rPr>
-          <w:sz w:val="24"/>
-          <w:szCs w:val="24"/>
-        </w:rPr>
-        <w:t xml:space="preserve"> like the game to have a good balance as is think information is very useful in this style of game.</w:t>
-      </w:r>
-    </w:p>
-    <w:p>
-      <w:pPr>
+        <w:t>A – I find that a good interface is one that gives the most amount of information without taking too much space on the screen. Same games have so little that I have no idea what is going on and some games have so much I can hardly see the game behind it. Id like the game to have a good balance as is think information is very useful in this style of game.</w:t>
+      </w:r>
+    </w:p>
+    <w:p>
+      <w:pPr>
+        <w:pStyle w:val="Normal"/>
         <w:jc w:val="center"/>
         <w:rPr>
           <w:sz w:val="24"/>
           <w:szCs w:val="24"/>
         </w:rPr>
       </w:pPr>
-    </w:p>
-    <w:p>
-      <w:pPr>
+      <w:r>
+        <w:rPr>
+          <w:sz w:val="24"/>
+          <w:szCs w:val="24"/>
+        </w:rPr>
+      </w:r>
+    </w:p>
+    <w:p>
+      <w:pPr>
+        <w:pStyle w:val="Normal"/>
         <w:jc w:val="center"/>
         <w:rPr>
           <w:b/>
@@ -1210,6 +951,7 @@
     </w:p>
     <w:p>
       <w:pPr>
+        <w:pStyle w:val="Normal"/>
         <w:jc w:val="center"/>
         <w:rPr>
           <w:sz w:val="24"/>
@@ -1226,21 +968,35 @@
     </w:p>
     <w:p>
       <w:pPr>
+        <w:pStyle w:val="Normal"/>
         <w:jc w:val="center"/>
         <w:rPr>
           <w:sz w:val="24"/>
           <w:szCs w:val="24"/>
         </w:rPr>
       </w:pPr>
-    </w:p>
-    <w:p>
-      <w:pPr>
+      <w:r>
+        <w:rPr>
+          <w:sz w:val="24"/>
+          <w:szCs w:val="24"/>
+        </w:rPr>
+      </w:r>
+    </w:p>
+    <w:p>
+      <w:pPr>
+        <w:pStyle w:val="Normal"/>
         <w:jc w:val="center"/>
         <w:rPr>
           <w:sz w:val="24"/>
           <w:szCs w:val="24"/>
         </w:rPr>
       </w:pPr>
+      <w:r>
+        <w:rPr>
+          <w:sz w:val="24"/>
+          <w:szCs w:val="24"/>
+        </w:rPr>
+      </w:r>
     </w:p>
     <w:p>
       <w:pPr>
@@ -1251,8 +1007,8 @@
         </w:rPr>
       </w:pPr>
       <w:bookmarkStart w:id="9" w:name="__RefHeading___Toc1039_50594169"/>
-      <w:bookmarkStart w:id="10" w:name="_Toc229035139"/>
-      <w:bookmarkStart w:id="11" w:name="_Toc222817104"/>
+      <w:bookmarkStart w:id="10" w:name="_Toc222817104"/>
+      <w:bookmarkStart w:id="11" w:name="_Toc229035139"/>
       <w:bookmarkEnd w:id="9"/>
       <w:r>
         <w:rPr>
@@ -1266,24 +1022,39 @@
     </w:p>
     <w:p>
       <w:pPr>
+        <w:pStyle w:val="Normal"/>
         <w:jc w:val="center"/>
         <w:rPr>
           <w:sz w:val="24"/>
           <w:szCs w:val="24"/>
         </w:rPr>
       </w:pPr>
-    </w:p>
-    <w:p>
-      <w:pPr>
+      <w:r>
+        <w:rPr>
+          <w:sz w:val="24"/>
+          <w:szCs w:val="24"/>
+        </w:rPr>
+      </w:r>
+    </w:p>
+    <w:p>
+      <w:pPr>
+        <w:pStyle w:val="Normal"/>
         <w:jc w:val="center"/>
         <w:rPr>
           <w:sz w:val="24"/>
           <w:szCs w:val="24"/>
         </w:rPr>
       </w:pPr>
-    </w:p>
-    <w:p>
-      <w:pPr>
+      <w:r>
+        <w:rPr>
+          <w:sz w:val="24"/>
+          <w:szCs w:val="24"/>
+        </w:rPr>
+      </w:r>
+    </w:p>
+    <w:p>
+      <w:pPr>
+        <w:pStyle w:val="Normal"/>
         <w:jc w:val="center"/>
         <w:rPr>
           <w:sz w:val="24"/>
@@ -1295,65 +1066,40 @@
           <w:sz w:val="24"/>
           <w:szCs w:val="24"/>
         </w:rPr>
-        <w:t xml:space="preserve">From the client interview I now feel I have a better understanding of the game I am to create. I know where I am to draw inspiration from which gives me the ability to create a </w:t>
-      </w:r>
-      <w:proofErr w:type="spellStart"/>
-      <w:r>
-        <w:rPr>
-          <w:sz w:val="24"/>
-          <w:szCs w:val="24"/>
-        </w:rPr>
-        <w:t>for</w:t>
-      </w:r>
-      <w:proofErr w:type="spellEnd"/>
-      <w:r>
-        <w:rPr>
-          <w:sz w:val="24"/>
-          <w:szCs w:val="24"/>
-        </w:rPr>
-        <w:t xml:space="preserve"> of plan as to the direction I will take the game. The client has requested a good balance between speed and control of the player and wants the combat to feel difficult but manageable. To achieve </w:t>
-      </w:r>
-      <w:proofErr w:type="gramStart"/>
-      <w:r>
-        <w:rPr>
-          <w:sz w:val="24"/>
-          <w:szCs w:val="24"/>
-        </w:rPr>
-        <w:t>this</w:t>
-      </w:r>
-      <w:proofErr w:type="gramEnd"/>
-      <w:r>
-        <w:rPr>
-          <w:sz w:val="24"/>
-          <w:szCs w:val="24"/>
-        </w:rPr>
-        <w:t xml:space="preserve"> I understand I will have to put my game through many stages of testing both on my own and with the client to ensure the feel of the game is right for them. The interview has also given some insight into how the game should look as the client gave details regarding the HUD (Head-Up Display) which will allow</w:t>
-      </w:r>
-      <w:r>
-        <w:rPr>
-          <w:sz w:val="24"/>
-          <w:szCs w:val="24"/>
-        </w:rPr>
-        <w:t xml:space="preserve"> me to create an immersive but not overwhelming experience to the end user.</w:t>
-      </w:r>
-    </w:p>
-    <w:p>
-      <w:pPr>
+        <w:t>From the client interview I now feel I have a better understanding of the game I am to create. I know where I am to draw inspiration from which gives me the ability to create a for of plan as to the direction I will take the game. The client has requested a good balance between speed and control of the player and wants the combat to feel difficult but manageable. To achieve this I understand I will have to put my game through many stages of testing both on my own and with the client to ensure the feel of the game is right for them. The interview has also given some insight into how the game should look as the client gave details regarding the HUD (Head-Up Display) which will allow me to create an immersive but not overwhelming experience to the end user.</w:t>
+      </w:r>
+    </w:p>
+    <w:p>
+      <w:pPr>
+        <w:pStyle w:val="Normal"/>
         <w:jc w:val="center"/>
         <w:rPr>
           <w:sz w:val="24"/>
           <w:szCs w:val="24"/>
         </w:rPr>
       </w:pPr>
-    </w:p>
-    <w:p>
-      <w:pPr>
+      <w:r>
+        <w:rPr>
+          <w:sz w:val="24"/>
+          <w:szCs w:val="24"/>
+        </w:rPr>
+      </w:r>
+    </w:p>
+    <w:p>
+      <w:pPr>
+        <w:pStyle w:val="Normal"/>
         <w:jc w:val="center"/>
         <w:rPr>
           <w:sz w:val="24"/>
           <w:szCs w:val="24"/>
         </w:rPr>
       </w:pPr>
+      <w:r>
+        <w:rPr>
+          <w:sz w:val="24"/>
+          <w:szCs w:val="24"/>
+        </w:rPr>
+      </w:r>
     </w:p>
     <w:p>
       <w:pPr>
@@ -1364,8 +1110,8 @@
         </w:rPr>
       </w:pPr>
       <w:bookmarkStart w:id="12" w:name="__RefHeading___Toc1041_50594169"/>
-      <w:bookmarkStart w:id="13" w:name="_Toc229035140"/>
-      <w:bookmarkStart w:id="14" w:name="_Toc222817105"/>
+      <w:bookmarkStart w:id="13" w:name="_Toc222817105"/>
+      <w:bookmarkStart w:id="14" w:name="_Toc229035140"/>
       <w:bookmarkEnd w:id="12"/>
       <w:r>
         <w:rPr>
@@ -1379,15 +1125,23 @@
     </w:p>
     <w:p>
       <w:pPr>
+        <w:pStyle w:val="Normal"/>
         <w:jc w:val="center"/>
         <w:rPr>
           <w:sz w:val="24"/>
           <w:szCs w:val="24"/>
         </w:rPr>
       </w:pPr>
-    </w:p>
-    <w:p>
-      <w:pPr>
+      <w:r>
+        <w:rPr>
+          <w:sz w:val="24"/>
+          <w:szCs w:val="24"/>
+        </w:rPr>
+      </w:r>
+    </w:p>
+    <w:p>
+      <w:pPr>
+        <w:pStyle w:val="Normal"/>
         <w:rPr>
           <w:b/>
           <w:bCs/>
@@ -1642,14 +1396,7 @@
           <w:sz w:val="24"/>
           <w:szCs w:val="24"/>
         </w:rPr>
-        <w:t xml:space="preserve">The </w:t>
-      </w:r>
-      <w:r>
-        <w:rPr>
-          <w:sz w:val="24"/>
-          <w:szCs w:val="24"/>
-        </w:rPr>
-        <w:t>player will be kept constantly in the centre of the screen</w:t>
+        <w:t>The player will be kept constantly in the centre of the screen</w:t>
       </w:r>
     </w:p>
     <w:p>
@@ -2129,7 +1876,6 @@
           <w:sz w:val="24"/>
           <w:szCs w:val="24"/>
         </w:rPr>
-        <w:lastRenderedPageBreak/>
         <w:t>When an enemy’s health is 0, the enemy will die and be removed from the screen</w:t>
       </w:r>
     </w:p>
@@ -2190,14 +1936,7 @@
           <w:sz w:val="24"/>
           <w:szCs w:val="24"/>
         </w:rPr>
-        <w:t xml:space="preserve">Enemies will have animations that depend on </w:t>
-      </w:r>
-      <w:r>
-        <w:rPr>
-          <w:sz w:val="24"/>
-          <w:szCs w:val="24"/>
-        </w:rPr>
-        <w:t>their direction of movement</w:t>
+        <w:t>Enemies will have animations that depend on their direction of movement</w:t>
       </w:r>
     </w:p>
     <w:p>
@@ -2277,14 +2016,7 @@
           <w:sz w:val="24"/>
           <w:szCs w:val="24"/>
         </w:rPr>
-        <w:t xml:space="preserve">the player will be able to change their settings the player </w:t>
-      </w:r>
-      <w:r>
-        <w:rPr>
-          <w:sz w:val="24"/>
-          <w:szCs w:val="24"/>
-        </w:rPr>
-        <w:t>will be able to save the game and exit</w:t>
+        <w:t>the player will be able to change their settings the player will be able to save the game and exit</w:t>
       </w:r>
     </w:p>
     <w:p>
@@ -2329,14 +2061,22 @@
     </w:p>
     <w:p>
       <w:pPr>
-        <w:rPr>
-          <w:sz w:val="24"/>
-          <w:szCs w:val="24"/>
-        </w:rPr>
-      </w:pPr>
-    </w:p>
-    <w:p>
-      <w:pPr>
+        <w:pStyle w:val="Normal"/>
+        <w:rPr>
+          <w:sz w:val="24"/>
+          <w:szCs w:val="24"/>
+        </w:rPr>
+      </w:pPr>
+      <w:r>
+        <w:rPr>
+          <w:sz w:val="24"/>
+          <w:szCs w:val="24"/>
+        </w:rPr>
+      </w:r>
+    </w:p>
+    <w:p>
+      <w:pPr>
+        <w:pStyle w:val="Normal"/>
         <w:rPr>
           <w:sz w:val="24"/>
           <w:szCs w:val="24"/>
@@ -2352,14 +2092,22 @@
     </w:p>
     <w:p>
       <w:pPr>
-        <w:rPr>
-          <w:sz w:val="24"/>
-          <w:szCs w:val="24"/>
-        </w:rPr>
-      </w:pPr>
-    </w:p>
-    <w:p>
-      <w:pPr>
+        <w:pStyle w:val="Normal"/>
+        <w:rPr>
+          <w:sz w:val="24"/>
+          <w:szCs w:val="24"/>
+        </w:rPr>
+      </w:pPr>
+      <w:r>
+        <w:rPr>
+          <w:sz w:val="24"/>
+          <w:szCs w:val="24"/>
+        </w:rPr>
+      </w:r>
+    </w:p>
+    <w:p>
+      <w:pPr>
+        <w:pStyle w:val="Normal"/>
         <w:rPr>
           <w:b/>
           <w:bCs/>
@@ -2559,14 +2307,22 @@
     </w:p>
     <w:p>
       <w:pPr>
-        <w:rPr>
-          <w:sz w:val="24"/>
-          <w:szCs w:val="24"/>
-        </w:rPr>
-      </w:pPr>
-    </w:p>
-    <w:p>
-      <w:pPr>
+        <w:pStyle w:val="Normal"/>
+        <w:rPr>
+          <w:sz w:val="24"/>
+          <w:szCs w:val="24"/>
+        </w:rPr>
+      </w:pPr>
+      <w:r>
+        <w:rPr>
+          <w:sz w:val="24"/>
+          <w:szCs w:val="24"/>
+        </w:rPr>
+      </w:r>
+    </w:p>
+    <w:p>
+      <w:pPr>
+        <w:pStyle w:val="Normal"/>
         <w:rPr>
           <w:sz w:val="24"/>
           <w:szCs w:val="24"/>
@@ -2582,11 +2338,18 @@
     </w:p>
     <w:p>
       <w:pPr>
-        <w:rPr>
-          <w:sz w:val="24"/>
-          <w:szCs w:val="24"/>
-        </w:rPr>
-      </w:pPr>
+        <w:pStyle w:val="Normal"/>
+        <w:rPr>
+          <w:sz w:val="24"/>
+          <w:szCs w:val="24"/>
+        </w:rPr>
+      </w:pPr>
+      <w:r>
+        <w:rPr>
+          <w:sz w:val="24"/>
+          <w:szCs w:val="24"/>
+        </w:rPr>
+      </w:r>
     </w:p>
     <w:p>
       <w:pPr>
@@ -2597,8 +2360,8 @@
         </w:rPr>
       </w:pPr>
       <w:bookmarkStart w:id="15" w:name="__RefHeading___Toc1043_50594169"/>
-      <w:bookmarkStart w:id="16" w:name="_Toc229035141"/>
-      <w:bookmarkStart w:id="17" w:name="_Toc222817106"/>
+      <w:bookmarkStart w:id="16" w:name="_Toc222817106"/>
+      <w:bookmarkStart w:id="17" w:name="_Toc229035141"/>
       <w:bookmarkEnd w:id="15"/>
       <w:r>
         <w:rPr>
@@ -2612,15 +2375,23 @@
     </w:p>
     <w:p>
       <w:pPr>
+        <w:pStyle w:val="Normal"/>
         <w:jc w:val="center"/>
         <w:rPr>
           <w:sz w:val="24"/>
           <w:szCs w:val="24"/>
         </w:rPr>
       </w:pPr>
-    </w:p>
-    <w:p>
-      <w:pPr>
+      <w:r>
+        <w:rPr>
+          <w:sz w:val="24"/>
+          <w:szCs w:val="24"/>
+        </w:rPr>
+      </w:r>
+    </w:p>
+    <w:p>
+      <w:pPr>
+        <w:pStyle w:val="Normal"/>
         <w:jc w:val="center"/>
         <w:rPr>
           <w:b/>
@@ -2641,7 +2412,8 @@
     </w:p>
     <w:p>
       <w:pPr>
-        <w:spacing w:after="0" w:line="240" w:lineRule="auto"/>
+        <w:pStyle w:val="Normal"/>
+        <w:spacing w:lineRule="auto" w:line="240" w:before="0" w:after="0"/>
         <w:rPr>
           <w:sz w:val="24"/>
           <w:szCs w:val="24"/>
@@ -2654,78 +2426,69 @@
         </w:rPr>
         <w:t>Class – A blueprint which contains properties and methods for a creatable object. Objects in my game will be created using classes.</w:t>
       </w:r>
-      <w:r>
-        <w:rPr>
-          <w:sz w:val="24"/>
-          <w:szCs w:val="24"/>
-        </w:rPr>
-        <w:br w:type="page"/>
-      </w:r>
-    </w:p>
-    <w:p>
-      <w:pPr>
-        <w:rPr>
-          <w:sz w:val="24"/>
-          <w:szCs w:val="24"/>
-        </w:rPr>
-      </w:pPr>
-      <w:r>
-        <w:rPr>
-          <w:sz w:val="24"/>
-          <w:szCs w:val="24"/>
-        </w:rPr>
-        <w:lastRenderedPageBreak/>
+    </w:p>
+    <w:p>
+      <w:pPr>
+        <w:pStyle w:val="Normal"/>
+        <w:spacing w:lineRule="auto" w:line="240" w:before="0" w:after="0"/>
+        <w:rPr>
+          <w:sz w:val="24"/>
+          <w:szCs w:val="24"/>
+        </w:rPr>
+      </w:pPr>
+      <w:r>
+        <w:rPr>
+          <w:sz w:val="24"/>
+          <w:szCs w:val="24"/>
+        </w:rPr>
         <w:t>Node – A node is an individual piece of a graph. Each node in my map grid will have a location and a list of its neighbours.</w:t>
       </w:r>
     </w:p>
     <w:p>
       <w:pPr>
-        <w:rPr>
-          <w:sz w:val="24"/>
-          <w:szCs w:val="24"/>
-        </w:rPr>
-      </w:pPr>
-      <w:r>
-        <w:rPr>
-          <w:sz w:val="24"/>
-          <w:szCs w:val="24"/>
-        </w:rPr>
-        <w:t xml:space="preserve">Grid/Graph – A collection of connected nodes. My map will be </w:t>
-      </w:r>
-      <w:r>
-        <w:rPr>
-          <w:sz w:val="24"/>
-          <w:szCs w:val="24"/>
-        </w:rPr>
-        <w:t>represented by a graph of nodes.</w:t>
-      </w:r>
-    </w:p>
-    <w:p>
-      <w:pPr>
-        <w:rPr>
-          <w:sz w:val="24"/>
-          <w:szCs w:val="24"/>
-        </w:rPr>
-      </w:pPr>
-      <w:r>
-        <w:rPr>
-          <w:sz w:val="24"/>
-          <w:szCs w:val="24"/>
-        </w:rPr>
+        <w:pStyle w:val="Normal"/>
+        <w:rPr>
+          <w:sz w:val="24"/>
+          <w:szCs w:val="24"/>
+        </w:rPr>
+      </w:pPr>
+      <w:r>
+        <w:rPr>
+          <w:sz w:val="24"/>
+          <w:szCs w:val="24"/>
+        </w:rPr>
+        <w:t>Grid/Graph – A collection of connected nodes. My map will be represented by a graph of nodes.</w:t>
+        <w:br/>
         <w:t>Matrix – A matrix is a form of 2D array which will store information for the camera such as translation, zoom and rotation.</w:t>
-      </w:r>
-    </w:p>
-    <w:p>
-      <w:pPr>
+        <w:br/>
+      </w:r>
+      <w:r>
+        <w:rPr>
+          <w:sz w:val="24"/>
+          <w:szCs w:val="24"/>
+        </w:rPr>
+        <w:t>Camera – The ‘camera’ describes the graphical elements of the game currently displayed within the bounds of the game window. By using matrix multiplication and translation the camera can be centred on the players location.</w:t>
+      </w:r>
+    </w:p>
+    <w:p>
+      <w:pPr>
+        <w:pStyle w:val="Normal"/>
         <w:jc w:val="center"/>
         <w:rPr>
           <w:sz w:val="24"/>
           <w:szCs w:val="24"/>
         </w:rPr>
       </w:pPr>
-    </w:p>
-    <w:p>
-      <w:pPr>
+      <w:r>
+        <w:rPr>
+          <w:sz w:val="24"/>
+          <w:szCs w:val="24"/>
+        </w:rPr>
+      </w:r>
+    </w:p>
+    <w:p>
+      <w:pPr>
+        <w:pStyle w:val="Normal"/>
         <w:jc w:val="center"/>
         <w:rPr>
           <w:b/>
@@ -2746,6 +2509,7 @@
     </w:p>
     <w:p>
       <w:pPr>
+        <w:pStyle w:val="Normal"/>
         <w:jc w:val="center"/>
         <w:rPr>
           <w:sz w:val="24"/>
@@ -2757,11 +2521,12 @@
           <w:sz w:val="24"/>
           <w:szCs w:val="24"/>
         </w:rPr>
-        <w:t>For my game I have chosen to use the A* pathfinding algorithm as this is most likely to be the most efficient pathfinding algorithm for my game. A* is usually the algorithm chosen to be used in Video games.</w:t>
-      </w:r>
-    </w:p>
-    <w:p>
-      <w:pPr>
+        <w:t>For my game I have decided that the A* algorithm will produce the best results for enemy pathfinding.</w:t>
+      </w:r>
+    </w:p>
+    <w:p>
+      <w:pPr>
+        <w:pStyle w:val="Normal"/>
         <w:jc w:val="center"/>
         <w:rPr>
           <w:sz w:val="24"/>
@@ -2773,47 +2538,1868 @@
           <w:sz w:val="24"/>
           <w:szCs w:val="24"/>
         </w:rPr>
-        <w:t>A* combines the benefits of multiple alternate algorithms to create a more efficient method of finding a route to a single target. By using a Heuristic function, the A* algorithm focuses its search on nodes which follow in the direction of the target node. However, this method can be inefficient if implemented on its own as any obstacles directly between the target and start node may cause the algorithm to find a sub-optimal path. To account for this, A* also uses a path cost system which ensures that the a</w:t>
-      </w:r>
-      <w:r>
-        <w:rPr>
-          <w:sz w:val="24"/>
-          <w:szCs w:val="24"/>
-        </w:rPr>
-        <w:t>lgorithm also takes into account the total cost of the journey. As well as ensuring that the algorithm finds the optimal route, this can also allow for different terrain types that enemies in my game may avoid unless necessary.</w:t>
-      </w:r>
-    </w:p>
-    <w:p>
-      <w:pPr>
+        <w:t>The A* will take the player and enemies current location and return a list of nodes representing the optimal path from the enemy to the player.</w:t>
+      </w:r>
+    </w:p>
+    <w:p>
+      <w:pPr>
+        <w:pStyle w:val="Normal"/>
+        <w:rPr>
+          <w:sz w:val="24"/>
+          <w:szCs w:val="24"/>
+        </w:rPr>
+      </w:pPr>
+      <w:r>
+        <w:rPr>
+          <w:sz w:val="24"/>
+          <w:szCs w:val="24"/>
+        </w:rPr>
+      </w:r>
+    </w:p>
+    <w:p>
+      <w:pPr>
+        <w:pStyle w:val="Normal"/>
+        <w:rPr>
+          <w:sz w:val="24"/>
+          <w:szCs w:val="24"/>
+        </w:rPr>
+      </w:pPr>
+      <w:r>
+        <w:rPr>
+          <w:sz w:val="24"/>
+          <w:szCs w:val="24"/>
+        </w:rPr>
+      </w:r>
+    </w:p>
+    <w:p>
+      <w:pPr>
+        <w:pStyle w:val="Normal"/>
         <w:jc w:val="center"/>
         <w:rPr>
           <w:sz w:val="24"/>
           <w:szCs w:val="24"/>
         </w:rPr>
       </w:pPr>
-    </w:p>
-    <w:p>
-      <w:pPr>
+      <w:r>
+        <w:rPr>
+          <w:sz w:val="24"/>
+          <w:szCs w:val="24"/>
+        </w:rPr>
+        <w:br/>
+      </w:r>
+    </w:p>
+    <w:tbl>
+      <w:tblPr>
+        <w:tblW w:w="5000" w:type="pct"/>
         <w:jc w:val="center"/>
-        <w:rPr>
-          <w:b/>
-          <w:bCs/>
-          <w:sz w:val="28"/>
-          <w:szCs w:val="28"/>
-        </w:rPr>
-      </w:pPr>
-      <w:r>
-        <w:rPr>
-          <w:b/>
-          <w:bCs/>
-          <w:sz w:val="28"/>
-          <w:szCs w:val="28"/>
-        </w:rPr>
-        <w:t>Implementation</w:t>
-      </w:r>
-    </w:p>
-    <w:p>
-      <w:pPr>
+        <w:tblInd w:w="0" w:type="dxa"/>
+        <w:tblLayout w:type="fixed"/>
+        <w:tblCellMar>
+          <w:top w:w="55" w:type="dxa"/>
+          <w:start w:w="55" w:type="dxa"/>
+          <w:bottom w:w="55" w:type="dxa"/>
+          <w:end w:w="55" w:type="dxa"/>
+        </w:tblCellMar>
+      </w:tblPr>
+      <w:tblGrid>
+        <w:gridCol w:w="1675"/>
+        <w:gridCol w:w="1779"/>
+        <w:gridCol w:w="1779"/>
+        <w:gridCol w:w="1779"/>
+        <w:gridCol w:w="1779"/>
+        <w:gridCol w:w="1675"/>
+      </w:tblGrid>
+      <w:tr>
+        <w:trPr/>
+        <w:tc>
+          <w:tcPr>
+            <w:tcW w:w="1675" w:type="dxa"/>
+            <w:tcBorders>
+              <w:top w:val="single" w:sz="4" w:space="0" w:color="000000"/>
+              <w:start w:val="single" w:sz="4" w:space="0" w:color="000000"/>
+              <w:bottom w:val="single" w:sz="4" w:space="0" w:color="000000"/>
+            </w:tcBorders>
+            <w:shd w:fill="FF0000" w:val="clear"/>
+          </w:tcPr>
+          <w:p>
+            <w:pPr>
+              <w:pStyle w:val="TableContents"/>
+              <w:spacing w:before="0" w:after="160"/>
+              <w:jc w:val="center"/>
+              <w:rPr>
+                <w:rFonts w:ascii="Liberation Serif" w:hAnsi="Liberation Serif"/>
+                <w:b w:val="false"/>
+                <w:bCs w:val="false"/>
+                <w:i w:val="false"/>
+                <w:iCs w:val="false"/>
+                <w:strike w:val="false"/>
+                <w:dstrike w:val="false"/>
+                <w:outline w:val="false"/>
+                <w:shadow w:val="false"/>
+                <w:color w:val="auto"/>
+                <w:sz w:val="24"/>
+                <w:szCs w:val="24"/>
+                <w:u w:val="none"/>
+              </w:rPr>
+            </w:pPr>
+            <w:r>
+              <w:rPr>
+                <w:rFonts w:ascii="Liberation Serif" w:hAnsi="Liberation Serif"/>
+                <w:b w:val="false"/>
+                <w:bCs w:val="false"/>
+                <w:i w:val="false"/>
+                <w:iCs w:val="false"/>
+                <w:strike w:val="false"/>
+                <w:dstrike w:val="false"/>
+                <w:outline w:val="false"/>
+                <w:shadow w:val="false"/>
+                <w:color w:val="auto"/>
+                <w:sz w:val="24"/>
+                <w:szCs w:val="24"/>
+                <w:u w:val="none"/>
+              </w:rPr>
+              <w:t>Enemy</w:t>
+            </w:r>
+          </w:p>
+        </w:tc>
+        <w:tc>
+          <w:tcPr>
+            <w:tcW w:w="1779" w:type="dxa"/>
+            <w:tcBorders>
+              <w:top w:val="single" w:sz="4" w:space="0" w:color="000000"/>
+              <w:start w:val="single" w:sz="4" w:space="0" w:color="000000"/>
+              <w:bottom w:val="single" w:sz="4" w:space="0" w:color="000000"/>
+            </w:tcBorders>
+            <w:shd w:fill="FFFF00" w:val="clear"/>
+          </w:tcPr>
+          <w:p>
+            <w:pPr>
+              <w:pStyle w:val="TableContents"/>
+              <w:spacing w:before="0" w:after="160"/>
+              <w:jc w:val="center"/>
+              <w:rPr>
+                <w:rFonts w:ascii="Liberation Serif" w:hAnsi="Liberation Serif"/>
+                <w:b w:val="false"/>
+                <w:bCs w:val="false"/>
+                <w:i w:val="false"/>
+                <w:iCs w:val="false"/>
+                <w:strike w:val="false"/>
+                <w:dstrike w:val="false"/>
+                <w:outline w:val="false"/>
+                <w:shadow w:val="false"/>
+                <w:color w:val="auto"/>
+                <w:sz w:val="24"/>
+                <w:szCs w:val="24"/>
+                <w:u w:val="none"/>
+              </w:rPr>
+            </w:pPr>
+            <w:r>
+              <w:rPr>
+                <w:rFonts w:ascii="Liberation Serif" w:hAnsi="Liberation Serif"/>
+                <w:b w:val="false"/>
+                <w:bCs w:val="false"/>
+                <w:i w:val="false"/>
+                <w:iCs w:val="false"/>
+                <w:strike w:val="false"/>
+                <w:dstrike w:val="false"/>
+                <w:outline w:val="false"/>
+                <w:shadow w:val="false"/>
+                <w:color w:val="auto"/>
+                <w:sz w:val="24"/>
+                <w:szCs w:val="24"/>
+                <w:u w:val="none"/>
+              </w:rPr>
+              <w:t xml:space="preserve">1 + </w:t>
+            </w:r>
+            <w:r>
+              <w:rPr>
+                <w:rFonts w:ascii="Liberation Serif" w:hAnsi="Liberation Serif"/>
+                <w:b w:val="false"/>
+                <w:bCs w:val="false"/>
+                <w:i w:val="false"/>
+                <w:iCs w:val="false"/>
+                <w:strike w:val="false"/>
+                <w:dstrike w:val="false"/>
+                <w:outline w:val="false"/>
+                <w:shadow w:val="false"/>
+                <w:color w:val="auto"/>
+                <w:sz w:val="24"/>
+                <w:szCs w:val="24"/>
+                <w:u w:val="none"/>
+              </w:rPr>
+              <w:t>6.4</w:t>
+            </w:r>
+          </w:p>
+        </w:tc>
+        <w:tc>
+          <w:tcPr>
+            <w:tcW w:w="1779" w:type="dxa"/>
+            <w:tcBorders>
+              <w:top w:val="single" w:sz="4" w:space="0" w:color="000000"/>
+              <w:start w:val="single" w:sz="4" w:space="0" w:color="000000"/>
+              <w:bottom w:val="single" w:sz="4" w:space="0" w:color="000000"/>
+            </w:tcBorders>
+          </w:tcPr>
+          <w:p>
+            <w:pPr>
+              <w:pStyle w:val="TableContents"/>
+              <w:spacing w:before="0" w:after="160"/>
+              <w:jc w:val="start"/>
+              <w:rPr>
+                <w:rFonts w:ascii="Liberation Serif" w:hAnsi="Liberation Serif"/>
+                <w:b w:val="false"/>
+                <w:bCs w:val="false"/>
+                <w:i w:val="false"/>
+                <w:iCs w:val="false"/>
+                <w:strike w:val="false"/>
+                <w:dstrike w:val="false"/>
+                <w:outline w:val="false"/>
+                <w:shadow w:val="false"/>
+                <w:color w:val="auto"/>
+                <w:sz w:val="24"/>
+                <w:szCs w:val="24"/>
+                <w:u w:val="none"/>
+              </w:rPr>
+            </w:pPr>
+            <w:r>
+              <w:rPr>
+                <w:rFonts w:ascii="Liberation Serif" w:hAnsi="Liberation Serif"/>
+                <w:b w:val="false"/>
+                <w:bCs w:val="false"/>
+                <w:i w:val="false"/>
+                <w:iCs w:val="false"/>
+                <w:strike w:val="false"/>
+                <w:dstrike w:val="false"/>
+                <w:outline w:val="false"/>
+                <w:shadow w:val="false"/>
+                <w:color w:val="auto"/>
+                <w:sz w:val="24"/>
+                <w:szCs w:val="24"/>
+                <w:u w:val="none"/>
+              </w:rPr>
+            </w:r>
+          </w:p>
+        </w:tc>
+        <w:tc>
+          <w:tcPr>
+            <w:tcW w:w="1779" w:type="dxa"/>
+            <w:tcBorders>
+              <w:top w:val="single" w:sz="4" w:space="0" w:color="000000"/>
+              <w:start w:val="single" w:sz="4" w:space="0" w:color="000000"/>
+              <w:bottom w:val="single" w:sz="4" w:space="0" w:color="000000"/>
+            </w:tcBorders>
+          </w:tcPr>
+          <w:p>
+            <w:pPr>
+              <w:pStyle w:val="TableContents"/>
+              <w:spacing w:before="0" w:after="160"/>
+              <w:jc w:val="start"/>
+              <w:rPr>
+                <w:rFonts w:ascii="Liberation Serif" w:hAnsi="Liberation Serif"/>
+                <w:b w:val="false"/>
+                <w:bCs w:val="false"/>
+                <w:i w:val="false"/>
+                <w:iCs w:val="false"/>
+                <w:strike w:val="false"/>
+                <w:dstrike w:val="false"/>
+                <w:outline w:val="false"/>
+                <w:shadow w:val="false"/>
+                <w:color w:val="auto"/>
+                <w:sz w:val="24"/>
+                <w:szCs w:val="24"/>
+                <w:u w:val="none"/>
+              </w:rPr>
+            </w:pPr>
+            <w:r>
+              <w:rPr>
+                <w:rFonts w:ascii="Liberation Serif" w:hAnsi="Liberation Serif"/>
+                <w:b w:val="false"/>
+                <w:bCs w:val="false"/>
+                <w:i w:val="false"/>
+                <w:iCs w:val="false"/>
+                <w:strike w:val="false"/>
+                <w:dstrike w:val="false"/>
+                <w:outline w:val="false"/>
+                <w:shadow w:val="false"/>
+                <w:color w:val="auto"/>
+                <w:sz w:val="24"/>
+                <w:szCs w:val="24"/>
+                <w:u w:val="none"/>
+              </w:rPr>
+            </w:r>
+          </w:p>
+        </w:tc>
+        <w:tc>
+          <w:tcPr>
+            <w:tcW w:w="1779" w:type="dxa"/>
+            <w:tcBorders>
+              <w:top w:val="single" w:sz="4" w:space="0" w:color="000000"/>
+              <w:start w:val="single" w:sz="4" w:space="0" w:color="000000"/>
+              <w:bottom w:val="single" w:sz="4" w:space="0" w:color="000000"/>
+            </w:tcBorders>
+          </w:tcPr>
+          <w:p>
+            <w:pPr>
+              <w:pStyle w:val="TableContents"/>
+              <w:spacing w:before="0" w:after="160"/>
+              <w:jc w:val="start"/>
+              <w:rPr>
+                <w:rFonts w:ascii="Liberation Serif" w:hAnsi="Liberation Serif"/>
+                <w:b w:val="false"/>
+                <w:bCs w:val="false"/>
+                <w:i w:val="false"/>
+                <w:iCs w:val="false"/>
+                <w:strike w:val="false"/>
+                <w:dstrike w:val="false"/>
+                <w:outline w:val="false"/>
+                <w:shadow w:val="false"/>
+                <w:color w:val="auto"/>
+                <w:sz w:val="24"/>
+                <w:szCs w:val="24"/>
+                <w:u w:val="none"/>
+              </w:rPr>
+            </w:pPr>
+            <w:r>
+              <w:rPr>
+                <w:rFonts w:ascii="Liberation Serif" w:hAnsi="Liberation Serif"/>
+                <w:b w:val="false"/>
+                <w:bCs w:val="false"/>
+                <w:i w:val="false"/>
+                <w:iCs w:val="false"/>
+                <w:strike w:val="false"/>
+                <w:dstrike w:val="false"/>
+                <w:outline w:val="false"/>
+                <w:shadow w:val="false"/>
+                <w:color w:val="auto"/>
+                <w:sz w:val="24"/>
+                <w:szCs w:val="24"/>
+                <w:u w:val="none"/>
+              </w:rPr>
+            </w:r>
+          </w:p>
+        </w:tc>
+        <w:tc>
+          <w:tcPr>
+            <w:tcW w:w="1675" w:type="dxa"/>
+            <w:tcBorders>
+              <w:top w:val="single" w:sz="4" w:space="0" w:color="000000"/>
+              <w:start w:val="single" w:sz="4" w:space="0" w:color="000000"/>
+              <w:bottom w:val="single" w:sz="4" w:space="0" w:color="000000"/>
+              <w:end w:val="single" w:sz="4" w:space="0" w:color="000000"/>
+            </w:tcBorders>
+          </w:tcPr>
+          <w:p>
+            <w:pPr>
+              <w:pStyle w:val="TableContents"/>
+              <w:spacing w:before="0" w:after="160"/>
+              <w:jc w:val="start"/>
+              <w:rPr>
+                <w:rFonts w:ascii="Liberation Serif" w:hAnsi="Liberation Serif"/>
+                <w:b w:val="false"/>
+                <w:bCs w:val="false"/>
+                <w:i w:val="false"/>
+                <w:iCs w:val="false"/>
+                <w:strike w:val="false"/>
+                <w:dstrike w:val="false"/>
+                <w:outline w:val="false"/>
+                <w:shadow w:val="false"/>
+                <w:color w:val="auto"/>
+                <w:sz w:val="24"/>
+                <w:szCs w:val="24"/>
+                <w:u w:val="none"/>
+              </w:rPr>
+            </w:pPr>
+            <w:r>
+              <w:rPr>
+                <w:rFonts w:ascii="Liberation Serif" w:hAnsi="Liberation Serif"/>
+                <w:b w:val="false"/>
+                <w:bCs w:val="false"/>
+                <w:i w:val="false"/>
+                <w:iCs w:val="false"/>
+                <w:strike w:val="false"/>
+                <w:dstrike w:val="false"/>
+                <w:outline w:val="false"/>
+                <w:shadow w:val="false"/>
+                <w:color w:val="auto"/>
+                <w:sz w:val="24"/>
+                <w:szCs w:val="24"/>
+                <w:u w:val="none"/>
+              </w:rPr>
+            </w:r>
+          </w:p>
+        </w:tc>
+      </w:tr>
+      <w:tr>
+        <w:trPr/>
+        <w:tc>
+          <w:tcPr>
+            <w:tcW w:w="1675" w:type="dxa"/>
+            <w:tcBorders>
+              <w:start w:val="single" w:sz="4" w:space="0" w:color="000000"/>
+              <w:bottom w:val="single" w:sz="4" w:space="0" w:color="000000"/>
+            </w:tcBorders>
+            <w:shd w:fill="FFFF00" w:val="clear"/>
+          </w:tcPr>
+          <w:p>
+            <w:pPr>
+              <w:pStyle w:val="TableContents"/>
+              <w:spacing w:before="0" w:after="160"/>
+              <w:jc w:val="center"/>
+              <w:rPr>
+                <w:rFonts w:ascii="Liberation Serif" w:hAnsi="Liberation Serif"/>
+                <w:b w:val="false"/>
+                <w:bCs w:val="false"/>
+                <w:i w:val="false"/>
+                <w:iCs w:val="false"/>
+                <w:strike w:val="false"/>
+                <w:dstrike w:val="false"/>
+                <w:outline w:val="false"/>
+                <w:shadow w:val="false"/>
+                <w:color w:val="000000"/>
+                <w:sz w:val="24"/>
+                <w:szCs w:val="24"/>
+                <w:u w:val="none"/>
+              </w:rPr>
+            </w:pPr>
+            <w:r>
+              <w:rPr>
+                <w:rFonts w:ascii="Liberation Serif" w:hAnsi="Liberation Serif"/>
+                <w:b w:val="false"/>
+                <w:bCs w:val="false"/>
+                <w:i w:val="false"/>
+                <w:iCs w:val="false"/>
+                <w:strike w:val="false"/>
+                <w:dstrike w:val="false"/>
+                <w:outline w:val="false"/>
+                <w:shadow w:val="false"/>
+                <w:color w:val="000000"/>
+                <w:sz w:val="24"/>
+                <w:szCs w:val="24"/>
+                <w:u w:val="none"/>
+              </w:rPr>
+              <w:t>1 + 6.4</w:t>
+            </w:r>
+          </w:p>
+        </w:tc>
+        <w:tc>
+          <w:tcPr>
+            <w:tcW w:w="1779" w:type="dxa"/>
+            <w:tcBorders>
+              <w:start w:val="single" w:sz="4" w:space="0" w:color="000000"/>
+              <w:bottom w:val="single" w:sz="4" w:space="0" w:color="000000"/>
+            </w:tcBorders>
+            <w:shd w:fill="FFFF00" w:val="clear"/>
+          </w:tcPr>
+          <w:p>
+            <w:pPr>
+              <w:pStyle w:val="TableContents"/>
+              <w:spacing w:before="0" w:after="160"/>
+              <w:jc w:val="center"/>
+              <w:rPr>
+                <w:rFonts w:ascii="Liberation Serif" w:hAnsi="Liberation Serif"/>
+                <w:b w:val="false"/>
+                <w:bCs w:val="false"/>
+                <w:i w:val="false"/>
+                <w:iCs w:val="false"/>
+                <w:strike w:val="false"/>
+                <w:dstrike w:val="false"/>
+                <w:outline w:val="false"/>
+                <w:shadow w:val="false"/>
+                <w:color w:val="auto"/>
+                <w:sz w:val="24"/>
+                <w:szCs w:val="24"/>
+                <w:u w:val="none"/>
+              </w:rPr>
+            </w:pPr>
+            <w:r>
+              <w:rPr>
+                <w:rFonts w:ascii="Liberation Serif" w:hAnsi="Liberation Serif"/>
+                <w:b w:val="false"/>
+                <w:bCs w:val="false"/>
+                <w:i w:val="false"/>
+                <w:iCs w:val="false"/>
+                <w:strike w:val="false"/>
+                <w:dstrike w:val="false"/>
+                <w:outline w:val="false"/>
+                <w:shadow w:val="false"/>
+                <w:color w:val="auto"/>
+                <w:sz w:val="24"/>
+                <w:szCs w:val="24"/>
+                <w:u w:val="none"/>
+              </w:rPr>
+              <w:t>1 + 5.7</w:t>
+            </w:r>
+          </w:p>
+        </w:tc>
+        <w:tc>
+          <w:tcPr>
+            <w:tcW w:w="1779" w:type="dxa"/>
+            <w:tcBorders>
+              <w:start w:val="single" w:sz="4" w:space="0" w:color="000000"/>
+              <w:bottom w:val="single" w:sz="4" w:space="0" w:color="000000"/>
+            </w:tcBorders>
+          </w:tcPr>
+          <w:p>
+            <w:pPr>
+              <w:pStyle w:val="TableContents"/>
+              <w:spacing w:before="0" w:after="160"/>
+              <w:jc w:val="start"/>
+              <w:rPr>
+                <w:rFonts w:ascii="Liberation Serif" w:hAnsi="Liberation Serif"/>
+                <w:b w:val="false"/>
+                <w:bCs w:val="false"/>
+                <w:i w:val="false"/>
+                <w:iCs w:val="false"/>
+                <w:strike w:val="false"/>
+                <w:dstrike w:val="false"/>
+                <w:outline w:val="false"/>
+                <w:shadow w:val="false"/>
+                <w:color w:val="auto"/>
+                <w:sz w:val="24"/>
+                <w:szCs w:val="24"/>
+                <w:u w:val="none"/>
+              </w:rPr>
+            </w:pPr>
+            <w:r>
+              <w:rPr>
+                <w:rFonts w:ascii="Liberation Serif" w:hAnsi="Liberation Serif"/>
+                <w:b w:val="false"/>
+                <w:bCs w:val="false"/>
+                <w:i w:val="false"/>
+                <w:iCs w:val="false"/>
+                <w:strike w:val="false"/>
+                <w:dstrike w:val="false"/>
+                <w:outline w:val="false"/>
+                <w:shadow w:val="false"/>
+                <w:color w:val="auto"/>
+                <w:sz w:val="24"/>
+                <w:szCs w:val="24"/>
+                <w:u w:val="none"/>
+              </w:rPr>
+            </w:r>
+          </w:p>
+        </w:tc>
+        <w:tc>
+          <w:tcPr>
+            <w:tcW w:w="1779" w:type="dxa"/>
+            <w:tcBorders>
+              <w:start w:val="single" w:sz="4" w:space="0" w:color="000000"/>
+              <w:bottom w:val="single" w:sz="4" w:space="0" w:color="000000"/>
+            </w:tcBorders>
+          </w:tcPr>
+          <w:p>
+            <w:pPr>
+              <w:pStyle w:val="TableContents"/>
+              <w:spacing w:before="0" w:after="160"/>
+              <w:jc w:val="start"/>
+              <w:rPr>
+                <w:rFonts w:ascii="Liberation Serif" w:hAnsi="Liberation Serif"/>
+                <w:b w:val="false"/>
+                <w:bCs w:val="false"/>
+                <w:i w:val="false"/>
+                <w:iCs w:val="false"/>
+                <w:strike w:val="false"/>
+                <w:dstrike w:val="false"/>
+                <w:outline w:val="false"/>
+                <w:shadow w:val="false"/>
+                <w:color w:val="auto"/>
+                <w:sz w:val="24"/>
+                <w:szCs w:val="24"/>
+                <w:u w:val="none"/>
+              </w:rPr>
+            </w:pPr>
+            <w:r>
+              <w:rPr>
+                <w:rFonts w:ascii="Liberation Serif" w:hAnsi="Liberation Serif"/>
+                <w:b w:val="false"/>
+                <w:bCs w:val="false"/>
+                <w:i w:val="false"/>
+                <w:iCs w:val="false"/>
+                <w:strike w:val="false"/>
+                <w:dstrike w:val="false"/>
+                <w:outline w:val="false"/>
+                <w:shadow w:val="false"/>
+                <w:color w:val="auto"/>
+                <w:sz w:val="24"/>
+                <w:szCs w:val="24"/>
+                <w:u w:val="none"/>
+              </w:rPr>
+            </w:r>
+          </w:p>
+        </w:tc>
+        <w:tc>
+          <w:tcPr>
+            <w:tcW w:w="1779" w:type="dxa"/>
+            <w:tcBorders>
+              <w:start w:val="single" w:sz="4" w:space="0" w:color="000000"/>
+              <w:bottom w:val="single" w:sz="4" w:space="0" w:color="000000"/>
+            </w:tcBorders>
+          </w:tcPr>
+          <w:p>
+            <w:pPr>
+              <w:pStyle w:val="TableContents"/>
+              <w:spacing w:before="0" w:after="160"/>
+              <w:jc w:val="start"/>
+              <w:rPr>
+                <w:rFonts w:ascii="Liberation Serif" w:hAnsi="Liberation Serif"/>
+                <w:b w:val="false"/>
+                <w:bCs w:val="false"/>
+                <w:i w:val="false"/>
+                <w:iCs w:val="false"/>
+                <w:strike w:val="false"/>
+                <w:dstrike w:val="false"/>
+                <w:outline w:val="false"/>
+                <w:shadow w:val="false"/>
+                <w:color w:val="auto"/>
+                <w:sz w:val="24"/>
+                <w:szCs w:val="24"/>
+                <w:u w:val="none"/>
+              </w:rPr>
+            </w:pPr>
+            <w:r>
+              <w:rPr>
+                <w:rFonts w:ascii="Liberation Serif" w:hAnsi="Liberation Serif"/>
+                <w:b w:val="false"/>
+                <w:bCs w:val="false"/>
+                <w:i w:val="false"/>
+                <w:iCs w:val="false"/>
+                <w:strike w:val="false"/>
+                <w:dstrike w:val="false"/>
+                <w:outline w:val="false"/>
+                <w:shadow w:val="false"/>
+                <w:color w:val="auto"/>
+                <w:sz w:val="24"/>
+                <w:szCs w:val="24"/>
+                <w:u w:val="none"/>
+              </w:rPr>
+            </w:r>
+          </w:p>
+        </w:tc>
+        <w:tc>
+          <w:tcPr>
+            <w:tcW w:w="1675" w:type="dxa"/>
+            <w:tcBorders>
+              <w:start w:val="single" w:sz="4" w:space="0" w:color="000000"/>
+              <w:bottom w:val="single" w:sz="4" w:space="0" w:color="000000"/>
+              <w:end w:val="single" w:sz="4" w:space="0" w:color="000000"/>
+            </w:tcBorders>
+          </w:tcPr>
+          <w:p>
+            <w:pPr>
+              <w:pStyle w:val="TableContents"/>
+              <w:spacing w:before="0" w:after="160"/>
+              <w:jc w:val="start"/>
+              <w:rPr>
+                <w:rFonts w:ascii="Liberation Serif" w:hAnsi="Liberation Serif"/>
+                <w:b w:val="false"/>
+                <w:bCs w:val="false"/>
+                <w:i w:val="false"/>
+                <w:iCs w:val="false"/>
+                <w:strike w:val="false"/>
+                <w:dstrike w:val="false"/>
+                <w:outline w:val="false"/>
+                <w:shadow w:val="false"/>
+                <w:color w:val="auto"/>
+                <w:sz w:val="24"/>
+                <w:szCs w:val="24"/>
+                <w:u w:val="none"/>
+              </w:rPr>
+            </w:pPr>
+            <w:r>
+              <w:rPr>
+                <w:rFonts w:ascii="Liberation Serif" w:hAnsi="Liberation Serif"/>
+                <w:b w:val="false"/>
+                <w:bCs w:val="false"/>
+                <w:i w:val="false"/>
+                <w:iCs w:val="false"/>
+                <w:strike w:val="false"/>
+                <w:dstrike w:val="false"/>
+                <w:outline w:val="false"/>
+                <w:shadow w:val="false"/>
+                <w:color w:val="auto"/>
+                <w:sz w:val="24"/>
+                <w:szCs w:val="24"/>
+                <w:u w:val="none"/>
+              </w:rPr>
+            </w:r>
+          </w:p>
+        </w:tc>
+      </w:tr>
+      <w:tr>
+        <w:trPr/>
+        <w:tc>
+          <w:tcPr>
+            <w:tcW w:w="1675" w:type="dxa"/>
+            <w:tcBorders>
+              <w:start w:val="single" w:sz="4" w:space="0" w:color="000000"/>
+              <w:bottom w:val="single" w:sz="4" w:space="0" w:color="000000"/>
+            </w:tcBorders>
+          </w:tcPr>
+          <w:p>
+            <w:pPr>
+              <w:pStyle w:val="TableContents"/>
+              <w:spacing w:before="0" w:after="160"/>
+              <w:jc w:val="start"/>
+              <w:rPr>
+                <w:rFonts w:ascii="Liberation Serif" w:hAnsi="Liberation Serif"/>
+                <w:b w:val="false"/>
+                <w:bCs w:val="false"/>
+                <w:i w:val="false"/>
+                <w:iCs w:val="false"/>
+                <w:strike w:val="false"/>
+                <w:dstrike w:val="false"/>
+                <w:outline w:val="false"/>
+                <w:shadow w:val="false"/>
+                <w:color w:val="auto"/>
+                <w:sz w:val="24"/>
+                <w:szCs w:val="24"/>
+                <w:u w:val="none"/>
+              </w:rPr>
+            </w:pPr>
+            <w:r>
+              <w:rPr>
+                <w:rFonts w:ascii="Liberation Serif" w:hAnsi="Liberation Serif"/>
+                <w:b w:val="false"/>
+                <w:bCs w:val="false"/>
+                <w:i w:val="false"/>
+                <w:iCs w:val="false"/>
+                <w:strike w:val="false"/>
+                <w:dstrike w:val="false"/>
+                <w:outline w:val="false"/>
+                <w:shadow w:val="false"/>
+                <w:color w:val="auto"/>
+                <w:sz w:val="24"/>
+                <w:szCs w:val="24"/>
+                <w:u w:val="none"/>
+              </w:rPr>
+            </w:r>
+          </w:p>
+        </w:tc>
+        <w:tc>
+          <w:tcPr>
+            <w:tcW w:w="1779" w:type="dxa"/>
+            <w:tcBorders>
+              <w:start w:val="single" w:sz="4" w:space="0" w:color="000000"/>
+              <w:bottom w:val="single" w:sz="4" w:space="0" w:color="000000"/>
+            </w:tcBorders>
+          </w:tcPr>
+          <w:p>
+            <w:pPr>
+              <w:pStyle w:val="TableContents"/>
+              <w:spacing w:before="0" w:after="160"/>
+              <w:jc w:val="start"/>
+              <w:rPr>
+                <w:rFonts w:ascii="Liberation Serif" w:hAnsi="Liberation Serif"/>
+                <w:b w:val="false"/>
+                <w:bCs w:val="false"/>
+                <w:i w:val="false"/>
+                <w:iCs w:val="false"/>
+                <w:strike w:val="false"/>
+                <w:dstrike w:val="false"/>
+                <w:outline w:val="false"/>
+                <w:shadow w:val="false"/>
+                <w:color w:val="auto"/>
+                <w:sz w:val="24"/>
+                <w:szCs w:val="24"/>
+                <w:u w:val="none"/>
+              </w:rPr>
+            </w:pPr>
+            <w:r>
+              <w:rPr>
+                <w:rFonts w:ascii="Liberation Serif" w:hAnsi="Liberation Serif"/>
+                <w:b w:val="false"/>
+                <w:bCs w:val="false"/>
+                <w:i w:val="false"/>
+                <w:iCs w:val="false"/>
+                <w:strike w:val="false"/>
+                <w:dstrike w:val="false"/>
+                <w:outline w:val="false"/>
+                <w:shadow w:val="false"/>
+                <w:color w:val="auto"/>
+                <w:sz w:val="24"/>
+                <w:szCs w:val="24"/>
+                <w:u w:val="none"/>
+              </w:rPr>
+            </w:r>
+          </w:p>
+        </w:tc>
+        <w:tc>
+          <w:tcPr>
+            <w:tcW w:w="1779" w:type="dxa"/>
+            <w:tcBorders>
+              <w:start w:val="single" w:sz="4" w:space="0" w:color="000000"/>
+              <w:bottom w:val="single" w:sz="4" w:space="0" w:color="000000"/>
+            </w:tcBorders>
+          </w:tcPr>
+          <w:p>
+            <w:pPr>
+              <w:pStyle w:val="TableContents"/>
+              <w:spacing w:before="0" w:after="160"/>
+              <w:jc w:val="start"/>
+              <w:rPr>
+                <w:rFonts w:ascii="Liberation Serif" w:hAnsi="Liberation Serif"/>
+                <w:b w:val="false"/>
+                <w:bCs w:val="false"/>
+                <w:i w:val="false"/>
+                <w:iCs w:val="false"/>
+                <w:strike w:val="false"/>
+                <w:dstrike w:val="false"/>
+                <w:outline w:val="false"/>
+                <w:shadow w:val="false"/>
+                <w:color w:val="auto"/>
+                <w:sz w:val="24"/>
+                <w:szCs w:val="24"/>
+                <w:u w:val="none"/>
+              </w:rPr>
+            </w:pPr>
+            <w:r>
+              <w:rPr>
+                <w:rFonts w:ascii="Liberation Serif" w:hAnsi="Liberation Serif"/>
+                <w:b w:val="false"/>
+                <w:bCs w:val="false"/>
+                <w:i w:val="false"/>
+                <w:iCs w:val="false"/>
+                <w:strike w:val="false"/>
+                <w:dstrike w:val="false"/>
+                <w:outline w:val="false"/>
+                <w:shadow w:val="false"/>
+                <w:color w:val="auto"/>
+                <w:sz w:val="24"/>
+                <w:szCs w:val="24"/>
+                <w:u w:val="none"/>
+              </w:rPr>
+            </w:r>
+          </w:p>
+        </w:tc>
+        <w:tc>
+          <w:tcPr>
+            <w:tcW w:w="1779" w:type="dxa"/>
+            <w:tcBorders>
+              <w:start w:val="single" w:sz="4" w:space="0" w:color="000000"/>
+              <w:bottom w:val="single" w:sz="4" w:space="0" w:color="000000"/>
+            </w:tcBorders>
+          </w:tcPr>
+          <w:p>
+            <w:pPr>
+              <w:pStyle w:val="TableContents"/>
+              <w:spacing w:before="0" w:after="160"/>
+              <w:jc w:val="start"/>
+              <w:rPr>
+                <w:rFonts w:ascii="Liberation Serif" w:hAnsi="Liberation Serif"/>
+                <w:b w:val="false"/>
+                <w:bCs w:val="false"/>
+                <w:i w:val="false"/>
+                <w:iCs w:val="false"/>
+                <w:strike w:val="false"/>
+                <w:dstrike w:val="false"/>
+                <w:outline w:val="false"/>
+                <w:shadow w:val="false"/>
+                <w:color w:val="auto"/>
+                <w:sz w:val="24"/>
+                <w:szCs w:val="24"/>
+                <w:u w:val="none"/>
+              </w:rPr>
+            </w:pPr>
+            <w:r>
+              <w:rPr>
+                <w:rFonts w:ascii="Liberation Serif" w:hAnsi="Liberation Serif"/>
+                <w:b w:val="false"/>
+                <w:bCs w:val="false"/>
+                <w:i w:val="false"/>
+                <w:iCs w:val="false"/>
+                <w:strike w:val="false"/>
+                <w:dstrike w:val="false"/>
+                <w:outline w:val="false"/>
+                <w:shadow w:val="false"/>
+                <w:color w:val="auto"/>
+                <w:sz w:val="24"/>
+                <w:szCs w:val="24"/>
+                <w:u w:val="none"/>
+              </w:rPr>
+            </w:r>
+          </w:p>
+        </w:tc>
+        <w:tc>
+          <w:tcPr>
+            <w:tcW w:w="1779" w:type="dxa"/>
+            <w:tcBorders>
+              <w:start w:val="single" w:sz="4" w:space="0" w:color="000000"/>
+              <w:bottom w:val="single" w:sz="4" w:space="0" w:color="000000"/>
+            </w:tcBorders>
+          </w:tcPr>
+          <w:p>
+            <w:pPr>
+              <w:pStyle w:val="TableContents"/>
+              <w:spacing w:before="0" w:after="160"/>
+              <w:jc w:val="start"/>
+              <w:rPr>
+                <w:rFonts w:ascii="Liberation Serif" w:hAnsi="Liberation Serif"/>
+                <w:b w:val="false"/>
+                <w:bCs w:val="false"/>
+                <w:i w:val="false"/>
+                <w:iCs w:val="false"/>
+                <w:strike w:val="false"/>
+                <w:dstrike w:val="false"/>
+                <w:outline w:val="false"/>
+                <w:shadow w:val="false"/>
+                <w:color w:val="auto"/>
+                <w:sz w:val="24"/>
+                <w:szCs w:val="24"/>
+                <w:u w:val="none"/>
+              </w:rPr>
+            </w:pPr>
+            <w:r>
+              <w:rPr>
+                <w:rFonts w:ascii="Liberation Serif" w:hAnsi="Liberation Serif"/>
+                <w:b w:val="false"/>
+                <w:bCs w:val="false"/>
+                <w:i w:val="false"/>
+                <w:iCs w:val="false"/>
+                <w:strike w:val="false"/>
+                <w:dstrike w:val="false"/>
+                <w:outline w:val="false"/>
+                <w:shadow w:val="false"/>
+                <w:color w:val="auto"/>
+                <w:sz w:val="24"/>
+                <w:szCs w:val="24"/>
+                <w:u w:val="none"/>
+              </w:rPr>
+            </w:r>
+          </w:p>
+        </w:tc>
+        <w:tc>
+          <w:tcPr>
+            <w:tcW w:w="1675" w:type="dxa"/>
+            <w:tcBorders>
+              <w:start w:val="single" w:sz="4" w:space="0" w:color="000000"/>
+              <w:bottom w:val="single" w:sz="4" w:space="0" w:color="000000"/>
+              <w:end w:val="single" w:sz="4" w:space="0" w:color="000000"/>
+            </w:tcBorders>
+          </w:tcPr>
+          <w:p>
+            <w:pPr>
+              <w:pStyle w:val="TableContents"/>
+              <w:spacing w:before="0" w:after="160"/>
+              <w:jc w:val="start"/>
+              <w:rPr>
+                <w:rFonts w:ascii="Liberation Serif" w:hAnsi="Liberation Serif"/>
+                <w:b w:val="false"/>
+                <w:bCs w:val="false"/>
+                <w:i w:val="false"/>
+                <w:iCs w:val="false"/>
+                <w:strike w:val="false"/>
+                <w:dstrike w:val="false"/>
+                <w:outline w:val="false"/>
+                <w:shadow w:val="false"/>
+                <w:color w:val="auto"/>
+                <w:sz w:val="24"/>
+                <w:szCs w:val="24"/>
+                <w:u w:val="none"/>
+              </w:rPr>
+            </w:pPr>
+            <w:r>
+              <w:rPr>
+                <w:rFonts w:ascii="Liberation Serif" w:hAnsi="Liberation Serif"/>
+                <w:b w:val="false"/>
+                <w:bCs w:val="false"/>
+                <w:i w:val="false"/>
+                <w:iCs w:val="false"/>
+                <w:strike w:val="false"/>
+                <w:dstrike w:val="false"/>
+                <w:outline w:val="false"/>
+                <w:shadow w:val="false"/>
+                <w:color w:val="auto"/>
+                <w:sz w:val="24"/>
+                <w:szCs w:val="24"/>
+                <w:u w:val="none"/>
+              </w:rPr>
+            </w:r>
+          </w:p>
+        </w:tc>
+      </w:tr>
+      <w:tr>
+        <w:trPr/>
+        <w:tc>
+          <w:tcPr>
+            <w:tcW w:w="1675" w:type="dxa"/>
+            <w:tcBorders>
+              <w:start w:val="single" w:sz="4" w:space="0" w:color="000000"/>
+              <w:bottom w:val="single" w:sz="4" w:space="0" w:color="000000"/>
+            </w:tcBorders>
+          </w:tcPr>
+          <w:p>
+            <w:pPr>
+              <w:pStyle w:val="TableContents"/>
+              <w:spacing w:before="0" w:after="160"/>
+              <w:jc w:val="start"/>
+              <w:rPr>
+                <w:rFonts w:ascii="Liberation Serif" w:hAnsi="Liberation Serif"/>
+                <w:b w:val="false"/>
+                <w:bCs w:val="false"/>
+                <w:i w:val="false"/>
+                <w:iCs w:val="false"/>
+                <w:strike w:val="false"/>
+                <w:dstrike w:val="false"/>
+                <w:outline w:val="false"/>
+                <w:shadow w:val="false"/>
+                <w:color w:val="auto"/>
+                <w:sz w:val="24"/>
+                <w:szCs w:val="24"/>
+                <w:u w:val="none"/>
+              </w:rPr>
+            </w:pPr>
+            <w:r>
+              <w:rPr>
+                <w:rFonts w:ascii="Liberation Serif" w:hAnsi="Liberation Serif"/>
+                <w:b w:val="false"/>
+                <w:bCs w:val="false"/>
+                <w:i w:val="false"/>
+                <w:iCs w:val="false"/>
+                <w:strike w:val="false"/>
+                <w:dstrike w:val="false"/>
+                <w:outline w:val="false"/>
+                <w:shadow w:val="false"/>
+                <w:color w:val="auto"/>
+                <w:sz w:val="24"/>
+                <w:szCs w:val="24"/>
+                <w:u w:val="none"/>
+              </w:rPr>
+            </w:r>
+          </w:p>
+        </w:tc>
+        <w:tc>
+          <w:tcPr>
+            <w:tcW w:w="1779" w:type="dxa"/>
+            <w:tcBorders>
+              <w:start w:val="single" w:sz="4" w:space="0" w:color="000000"/>
+              <w:bottom w:val="single" w:sz="4" w:space="0" w:color="000000"/>
+            </w:tcBorders>
+          </w:tcPr>
+          <w:p>
+            <w:pPr>
+              <w:pStyle w:val="TableContents"/>
+              <w:spacing w:before="0" w:after="160"/>
+              <w:jc w:val="start"/>
+              <w:rPr>
+                <w:rFonts w:ascii="Liberation Serif" w:hAnsi="Liberation Serif"/>
+                <w:b w:val="false"/>
+                <w:bCs w:val="false"/>
+                <w:i w:val="false"/>
+                <w:iCs w:val="false"/>
+                <w:strike w:val="false"/>
+                <w:dstrike w:val="false"/>
+                <w:outline w:val="false"/>
+                <w:shadow w:val="false"/>
+                <w:color w:val="auto"/>
+                <w:sz w:val="24"/>
+                <w:szCs w:val="24"/>
+                <w:u w:val="none"/>
+              </w:rPr>
+            </w:pPr>
+            <w:r>
+              <w:rPr>
+                <w:rFonts w:ascii="Liberation Serif" w:hAnsi="Liberation Serif"/>
+                <w:b w:val="false"/>
+                <w:bCs w:val="false"/>
+                <w:i w:val="false"/>
+                <w:iCs w:val="false"/>
+                <w:strike w:val="false"/>
+                <w:dstrike w:val="false"/>
+                <w:outline w:val="false"/>
+                <w:shadow w:val="false"/>
+                <w:color w:val="auto"/>
+                <w:sz w:val="24"/>
+                <w:szCs w:val="24"/>
+                <w:u w:val="none"/>
+              </w:rPr>
+            </w:r>
+          </w:p>
+        </w:tc>
+        <w:tc>
+          <w:tcPr>
+            <w:tcW w:w="1779" w:type="dxa"/>
+            <w:tcBorders>
+              <w:start w:val="single" w:sz="4" w:space="0" w:color="000000"/>
+              <w:bottom w:val="single" w:sz="4" w:space="0" w:color="000000"/>
+            </w:tcBorders>
+          </w:tcPr>
+          <w:p>
+            <w:pPr>
+              <w:pStyle w:val="TableContents"/>
+              <w:spacing w:before="0" w:after="160"/>
+              <w:jc w:val="start"/>
+              <w:rPr>
+                <w:rFonts w:ascii="Liberation Serif" w:hAnsi="Liberation Serif"/>
+                <w:b w:val="false"/>
+                <w:bCs w:val="false"/>
+                <w:i w:val="false"/>
+                <w:iCs w:val="false"/>
+                <w:strike w:val="false"/>
+                <w:dstrike w:val="false"/>
+                <w:outline w:val="false"/>
+                <w:shadow w:val="false"/>
+                <w:color w:val="auto"/>
+                <w:sz w:val="24"/>
+                <w:szCs w:val="24"/>
+                <w:u w:val="none"/>
+              </w:rPr>
+            </w:pPr>
+            <w:r>
+              <w:rPr>
+                <w:rFonts w:ascii="Liberation Serif" w:hAnsi="Liberation Serif"/>
+                <w:b w:val="false"/>
+                <w:bCs w:val="false"/>
+                <w:i w:val="false"/>
+                <w:iCs w:val="false"/>
+                <w:strike w:val="false"/>
+                <w:dstrike w:val="false"/>
+                <w:outline w:val="false"/>
+                <w:shadow w:val="false"/>
+                <w:color w:val="auto"/>
+                <w:sz w:val="24"/>
+                <w:szCs w:val="24"/>
+                <w:u w:val="none"/>
+              </w:rPr>
+            </w:r>
+          </w:p>
+        </w:tc>
+        <w:tc>
+          <w:tcPr>
+            <w:tcW w:w="1779" w:type="dxa"/>
+            <w:tcBorders>
+              <w:start w:val="single" w:sz="4" w:space="0" w:color="000000"/>
+              <w:bottom w:val="single" w:sz="4" w:space="0" w:color="000000"/>
+            </w:tcBorders>
+          </w:tcPr>
+          <w:p>
+            <w:pPr>
+              <w:pStyle w:val="TableContents"/>
+              <w:spacing w:before="0" w:after="160"/>
+              <w:jc w:val="start"/>
+              <w:rPr>
+                <w:rFonts w:ascii="Liberation Serif" w:hAnsi="Liberation Serif"/>
+                <w:b w:val="false"/>
+                <w:bCs w:val="false"/>
+                <w:i w:val="false"/>
+                <w:iCs w:val="false"/>
+                <w:strike w:val="false"/>
+                <w:dstrike w:val="false"/>
+                <w:outline w:val="false"/>
+                <w:shadow w:val="false"/>
+                <w:color w:val="auto"/>
+                <w:sz w:val="24"/>
+                <w:szCs w:val="24"/>
+                <w:u w:val="none"/>
+              </w:rPr>
+            </w:pPr>
+            <w:r>
+              <w:rPr>
+                <w:rFonts w:ascii="Liberation Serif" w:hAnsi="Liberation Serif"/>
+                <w:b w:val="false"/>
+                <w:bCs w:val="false"/>
+                <w:i w:val="false"/>
+                <w:iCs w:val="false"/>
+                <w:strike w:val="false"/>
+                <w:dstrike w:val="false"/>
+                <w:outline w:val="false"/>
+                <w:shadow w:val="false"/>
+                <w:color w:val="auto"/>
+                <w:sz w:val="24"/>
+                <w:szCs w:val="24"/>
+                <w:u w:val="none"/>
+              </w:rPr>
+            </w:r>
+          </w:p>
+        </w:tc>
+        <w:tc>
+          <w:tcPr>
+            <w:tcW w:w="1779" w:type="dxa"/>
+            <w:tcBorders>
+              <w:start w:val="single" w:sz="4" w:space="0" w:color="000000"/>
+              <w:bottom w:val="single" w:sz="4" w:space="0" w:color="000000"/>
+            </w:tcBorders>
+          </w:tcPr>
+          <w:p>
+            <w:pPr>
+              <w:pStyle w:val="TableContents"/>
+              <w:spacing w:before="0" w:after="160"/>
+              <w:jc w:val="start"/>
+              <w:rPr>
+                <w:rFonts w:ascii="Liberation Serif" w:hAnsi="Liberation Serif"/>
+                <w:b w:val="false"/>
+                <w:bCs w:val="false"/>
+                <w:i w:val="false"/>
+                <w:iCs w:val="false"/>
+                <w:strike w:val="false"/>
+                <w:dstrike w:val="false"/>
+                <w:outline w:val="false"/>
+                <w:shadow w:val="false"/>
+                <w:color w:val="auto"/>
+                <w:sz w:val="24"/>
+                <w:szCs w:val="24"/>
+                <w:u w:val="none"/>
+              </w:rPr>
+            </w:pPr>
+            <w:r>
+              <w:rPr>
+                <w:rFonts w:ascii="Liberation Serif" w:hAnsi="Liberation Serif"/>
+                <w:b w:val="false"/>
+                <w:bCs w:val="false"/>
+                <w:i w:val="false"/>
+                <w:iCs w:val="false"/>
+                <w:strike w:val="false"/>
+                <w:dstrike w:val="false"/>
+                <w:outline w:val="false"/>
+                <w:shadow w:val="false"/>
+                <w:color w:val="auto"/>
+                <w:sz w:val="24"/>
+                <w:szCs w:val="24"/>
+                <w:u w:val="none"/>
+              </w:rPr>
+            </w:r>
+          </w:p>
+        </w:tc>
+        <w:tc>
+          <w:tcPr>
+            <w:tcW w:w="1675" w:type="dxa"/>
+            <w:tcBorders>
+              <w:start w:val="single" w:sz="4" w:space="0" w:color="000000"/>
+              <w:bottom w:val="single" w:sz="4" w:space="0" w:color="000000"/>
+              <w:end w:val="single" w:sz="4" w:space="0" w:color="000000"/>
+            </w:tcBorders>
+          </w:tcPr>
+          <w:p>
+            <w:pPr>
+              <w:pStyle w:val="TableContents"/>
+              <w:spacing w:before="0" w:after="160"/>
+              <w:jc w:val="start"/>
+              <w:rPr>
+                <w:rFonts w:ascii="Liberation Serif" w:hAnsi="Liberation Serif"/>
+                <w:b w:val="false"/>
+                <w:bCs w:val="false"/>
+                <w:i w:val="false"/>
+                <w:iCs w:val="false"/>
+                <w:strike w:val="false"/>
+                <w:dstrike w:val="false"/>
+                <w:outline w:val="false"/>
+                <w:shadow w:val="false"/>
+                <w:color w:val="auto"/>
+                <w:sz w:val="24"/>
+                <w:szCs w:val="24"/>
+                <w:u w:val="none"/>
+              </w:rPr>
+            </w:pPr>
+            <w:r>
+              <w:rPr>
+                <w:rFonts w:ascii="Liberation Serif" w:hAnsi="Liberation Serif"/>
+                <w:b w:val="false"/>
+                <w:bCs w:val="false"/>
+                <w:i w:val="false"/>
+                <w:iCs w:val="false"/>
+                <w:strike w:val="false"/>
+                <w:dstrike w:val="false"/>
+                <w:outline w:val="false"/>
+                <w:shadow w:val="false"/>
+                <w:color w:val="auto"/>
+                <w:sz w:val="24"/>
+                <w:szCs w:val="24"/>
+                <w:u w:val="none"/>
+              </w:rPr>
+            </w:r>
+          </w:p>
+        </w:tc>
+      </w:tr>
+      <w:tr>
+        <w:trPr/>
+        <w:tc>
+          <w:tcPr>
+            <w:tcW w:w="1675" w:type="dxa"/>
+            <w:tcBorders>
+              <w:start w:val="single" w:sz="4" w:space="0" w:color="000000"/>
+              <w:bottom w:val="single" w:sz="4" w:space="0" w:color="000000"/>
+            </w:tcBorders>
+          </w:tcPr>
+          <w:p>
+            <w:pPr>
+              <w:pStyle w:val="TableContents"/>
+              <w:spacing w:before="0" w:after="160"/>
+              <w:jc w:val="start"/>
+              <w:rPr>
+                <w:rFonts w:ascii="Liberation Serif" w:hAnsi="Liberation Serif"/>
+                <w:b w:val="false"/>
+                <w:bCs w:val="false"/>
+                <w:i w:val="false"/>
+                <w:iCs w:val="false"/>
+                <w:strike w:val="false"/>
+                <w:dstrike w:val="false"/>
+                <w:outline w:val="false"/>
+                <w:shadow w:val="false"/>
+                <w:color w:val="auto"/>
+                <w:sz w:val="24"/>
+                <w:szCs w:val="24"/>
+                <w:u w:val="none"/>
+              </w:rPr>
+            </w:pPr>
+            <w:r>
+              <w:rPr>
+                <w:rFonts w:ascii="Liberation Serif" w:hAnsi="Liberation Serif"/>
+                <w:b w:val="false"/>
+                <w:bCs w:val="false"/>
+                <w:i w:val="false"/>
+                <w:iCs w:val="false"/>
+                <w:strike w:val="false"/>
+                <w:dstrike w:val="false"/>
+                <w:outline w:val="false"/>
+                <w:shadow w:val="false"/>
+                <w:color w:val="auto"/>
+                <w:sz w:val="24"/>
+                <w:szCs w:val="24"/>
+                <w:u w:val="none"/>
+              </w:rPr>
+            </w:r>
+          </w:p>
+        </w:tc>
+        <w:tc>
+          <w:tcPr>
+            <w:tcW w:w="1779" w:type="dxa"/>
+            <w:tcBorders>
+              <w:start w:val="single" w:sz="4" w:space="0" w:color="000000"/>
+              <w:bottom w:val="single" w:sz="4" w:space="0" w:color="000000"/>
+            </w:tcBorders>
+          </w:tcPr>
+          <w:p>
+            <w:pPr>
+              <w:pStyle w:val="TableContents"/>
+              <w:spacing w:before="0" w:after="160"/>
+              <w:jc w:val="start"/>
+              <w:rPr>
+                <w:rFonts w:ascii="Liberation Serif" w:hAnsi="Liberation Serif"/>
+                <w:b w:val="false"/>
+                <w:bCs w:val="false"/>
+                <w:i w:val="false"/>
+                <w:iCs w:val="false"/>
+                <w:strike w:val="false"/>
+                <w:dstrike w:val="false"/>
+                <w:outline w:val="false"/>
+                <w:shadow w:val="false"/>
+                <w:color w:val="auto"/>
+                <w:sz w:val="24"/>
+                <w:szCs w:val="24"/>
+                <w:u w:val="none"/>
+              </w:rPr>
+            </w:pPr>
+            <w:r>
+              <w:rPr>
+                <w:rFonts w:ascii="Liberation Serif" w:hAnsi="Liberation Serif"/>
+                <w:b w:val="false"/>
+                <w:bCs w:val="false"/>
+                <w:i w:val="false"/>
+                <w:iCs w:val="false"/>
+                <w:strike w:val="false"/>
+                <w:dstrike w:val="false"/>
+                <w:outline w:val="false"/>
+                <w:shadow w:val="false"/>
+                <w:color w:val="auto"/>
+                <w:sz w:val="24"/>
+                <w:szCs w:val="24"/>
+                <w:u w:val="none"/>
+              </w:rPr>
+            </w:r>
+          </w:p>
+        </w:tc>
+        <w:tc>
+          <w:tcPr>
+            <w:tcW w:w="1779" w:type="dxa"/>
+            <w:tcBorders>
+              <w:start w:val="single" w:sz="4" w:space="0" w:color="000000"/>
+              <w:bottom w:val="single" w:sz="4" w:space="0" w:color="000000"/>
+            </w:tcBorders>
+          </w:tcPr>
+          <w:p>
+            <w:pPr>
+              <w:pStyle w:val="TableContents"/>
+              <w:spacing w:before="0" w:after="160"/>
+              <w:jc w:val="start"/>
+              <w:rPr>
+                <w:rFonts w:ascii="Liberation Serif" w:hAnsi="Liberation Serif"/>
+                <w:b w:val="false"/>
+                <w:bCs w:val="false"/>
+                <w:i w:val="false"/>
+                <w:iCs w:val="false"/>
+                <w:strike w:val="false"/>
+                <w:dstrike w:val="false"/>
+                <w:outline w:val="false"/>
+                <w:shadow w:val="false"/>
+                <w:color w:val="auto"/>
+                <w:sz w:val="24"/>
+                <w:szCs w:val="24"/>
+                <w:u w:val="none"/>
+              </w:rPr>
+            </w:pPr>
+            <w:r>
+              <w:rPr>
+                <w:rFonts w:ascii="Liberation Serif" w:hAnsi="Liberation Serif"/>
+                <w:b w:val="false"/>
+                <w:bCs w:val="false"/>
+                <w:i w:val="false"/>
+                <w:iCs w:val="false"/>
+                <w:strike w:val="false"/>
+                <w:dstrike w:val="false"/>
+                <w:outline w:val="false"/>
+                <w:shadow w:val="false"/>
+                <w:color w:val="auto"/>
+                <w:sz w:val="24"/>
+                <w:szCs w:val="24"/>
+                <w:u w:val="none"/>
+              </w:rPr>
+            </w:r>
+          </w:p>
+        </w:tc>
+        <w:tc>
+          <w:tcPr>
+            <w:tcW w:w="1779" w:type="dxa"/>
+            <w:tcBorders>
+              <w:start w:val="single" w:sz="4" w:space="0" w:color="000000"/>
+              <w:bottom w:val="single" w:sz="4" w:space="0" w:color="000000"/>
+            </w:tcBorders>
+          </w:tcPr>
+          <w:p>
+            <w:pPr>
+              <w:pStyle w:val="TableContents"/>
+              <w:spacing w:before="0" w:after="160"/>
+              <w:jc w:val="start"/>
+              <w:rPr>
+                <w:rFonts w:ascii="Liberation Serif" w:hAnsi="Liberation Serif"/>
+                <w:b w:val="false"/>
+                <w:bCs w:val="false"/>
+                <w:i w:val="false"/>
+                <w:iCs w:val="false"/>
+                <w:strike w:val="false"/>
+                <w:dstrike w:val="false"/>
+                <w:outline w:val="false"/>
+                <w:shadow w:val="false"/>
+                <w:color w:val="auto"/>
+                <w:sz w:val="24"/>
+                <w:szCs w:val="24"/>
+                <w:u w:val="none"/>
+              </w:rPr>
+            </w:pPr>
+            <w:r>
+              <w:rPr>
+                <w:rFonts w:ascii="Liberation Serif" w:hAnsi="Liberation Serif"/>
+                <w:b w:val="false"/>
+                <w:bCs w:val="false"/>
+                <w:i w:val="false"/>
+                <w:iCs w:val="false"/>
+                <w:strike w:val="false"/>
+                <w:dstrike w:val="false"/>
+                <w:outline w:val="false"/>
+                <w:shadow w:val="false"/>
+                <w:color w:val="auto"/>
+                <w:sz w:val="24"/>
+                <w:szCs w:val="24"/>
+                <w:u w:val="none"/>
+              </w:rPr>
+            </w:r>
+          </w:p>
+        </w:tc>
+        <w:tc>
+          <w:tcPr>
+            <w:tcW w:w="1779" w:type="dxa"/>
+            <w:tcBorders>
+              <w:start w:val="single" w:sz="4" w:space="0" w:color="000000"/>
+              <w:bottom w:val="single" w:sz="4" w:space="0" w:color="000000"/>
+            </w:tcBorders>
+          </w:tcPr>
+          <w:p>
+            <w:pPr>
+              <w:pStyle w:val="TableContents"/>
+              <w:spacing w:before="0" w:after="160"/>
+              <w:jc w:val="start"/>
+              <w:rPr>
+                <w:rFonts w:ascii="Liberation Serif" w:hAnsi="Liberation Serif"/>
+                <w:b w:val="false"/>
+                <w:bCs w:val="false"/>
+                <w:i w:val="false"/>
+                <w:iCs w:val="false"/>
+                <w:strike w:val="false"/>
+                <w:dstrike w:val="false"/>
+                <w:outline w:val="false"/>
+                <w:shadow w:val="false"/>
+                <w:color w:val="auto"/>
+                <w:sz w:val="24"/>
+                <w:szCs w:val="24"/>
+                <w:u w:val="none"/>
+              </w:rPr>
+            </w:pPr>
+            <w:r>
+              <w:rPr>
+                <w:rFonts w:ascii="Liberation Serif" w:hAnsi="Liberation Serif"/>
+                <w:b w:val="false"/>
+                <w:bCs w:val="false"/>
+                <w:i w:val="false"/>
+                <w:iCs w:val="false"/>
+                <w:strike w:val="false"/>
+                <w:dstrike w:val="false"/>
+                <w:outline w:val="false"/>
+                <w:shadow w:val="false"/>
+                <w:color w:val="auto"/>
+                <w:sz w:val="24"/>
+                <w:szCs w:val="24"/>
+                <w:u w:val="none"/>
+              </w:rPr>
+            </w:r>
+          </w:p>
+        </w:tc>
+        <w:tc>
+          <w:tcPr>
+            <w:tcW w:w="1675" w:type="dxa"/>
+            <w:tcBorders>
+              <w:start w:val="single" w:sz="4" w:space="0" w:color="000000"/>
+              <w:bottom w:val="single" w:sz="4" w:space="0" w:color="000000"/>
+              <w:end w:val="single" w:sz="4" w:space="0" w:color="000000"/>
+            </w:tcBorders>
+          </w:tcPr>
+          <w:p>
+            <w:pPr>
+              <w:pStyle w:val="TableContents"/>
+              <w:spacing w:before="0" w:after="160"/>
+              <w:jc w:val="start"/>
+              <w:rPr>
+                <w:rFonts w:ascii="Liberation Serif" w:hAnsi="Liberation Serif"/>
+                <w:b w:val="false"/>
+                <w:bCs w:val="false"/>
+                <w:i w:val="false"/>
+                <w:iCs w:val="false"/>
+                <w:strike w:val="false"/>
+                <w:dstrike w:val="false"/>
+                <w:outline w:val="false"/>
+                <w:shadow w:val="false"/>
+                <w:color w:val="auto"/>
+                <w:sz w:val="24"/>
+                <w:szCs w:val="24"/>
+                <w:u w:val="none"/>
+              </w:rPr>
+            </w:pPr>
+            <w:r>
+              <w:rPr>
+                <w:rFonts w:ascii="Liberation Serif" w:hAnsi="Liberation Serif"/>
+                <w:b w:val="false"/>
+                <w:bCs w:val="false"/>
+                <w:i w:val="false"/>
+                <w:iCs w:val="false"/>
+                <w:strike w:val="false"/>
+                <w:dstrike w:val="false"/>
+                <w:outline w:val="false"/>
+                <w:shadow w:val="false"/>
+                <w:color w:val="auto"/>
+                <w:sz w:val="24"/>
+                <w:szCs w:val="24"/>
+                <w:u w:val="none"/>
+              </w:rPr>
+            </w:r>
+          </w:p>
+        </w:tc>
+      </w:tr>
+      <w:tr>
+        <w:trPr>
+          <w:trHeight w:val="246" w:hRule="atLeast"/>
+        </w:trPr>
+        <w:tc>
+          <w:tcPr>
+            <w:tcW w:w="1675" w:type="dxa"/>
+            <w:tcBorders>
+              <w:start w:val="single" w:sz="4" w:space="0" w:color="000000"/>
+              <w:bottom w:val="single" w:sz="4" w:space="0" w:color="000000"/>
+            </w:tcBorders>
+          </w:tcPr>
+          <w:p>
+            <w:pPr>
+              <w:pStyle w:val="TableContents"/>
+              <w:spacing w:before="0" w:after="160"/>
+              <w:jc w:val="start"/>
+              <w:rPr>
+                <w:rFonts w:ascii="Liberation Serif" w:hAnsi="Liberation Serif"/>
+                <w:b w:val="false"/>
+                <w:bCs w:val="false"/>
+                <w:i w:val="false"/>
+                <w:iCs w:val="false"/>
+                <w:strike w:val="false"/>
+                <w:dstrike w:val="false"/>
+                <w:outline w:val="false"/>
+                <w:shadow w:val="false"/>
+                <w:color w:val="auto"/>
+                <w:sz w:val="24"/>
+                <w:szCs w:val="24"/>
+                <w:u w:val="none"/>
+              </w:rPr>
+            </w:pPr>
+            <w:r>
+              <w:rPr>
+                <w:rFonts w:ascii="Liberation Serif" w:hAnsi="Liberation Serif"/>
+                <w:b w:val="false"/>
+                <w:bCs w:val="false"/>
+                <w:i w:val="false"/>
+                <w:iCs w:val="false"/>
+                <w:strike w:val="false"/>
+                <w:dstrike w:val="false"/>
+                <w:outline w:val="false"/>
+                <w:shadow w:val="false"/>
+                <w:color w:val="auto"/>
+                <w:sz w:val="24"/>
+                <w:szCs w:val="24"/>
+                <w:u w:val="none"/>
+              </w:rPr>
+            </w:r>
+          </w:p>
+        </w:tc>
+        <w:tc>
+          <w:tcPr>
+            <w:tcW w:w="1779" w:type="dxa"/>
+            <w:tcBorders>
+              <w:start w:val="single" w:sz="4" w:space="0" w:color="000000"/>
+              <w:bottom w:val="single" w:sz="4" w:space="0" w:color="000000"/>
+            </w:tcBorders>
+          </w:tcPr>
+          <w:p>
+            <w:pPr>
+              <w:pStyle w:val="TableContents"/>
+              <w:spacing w:before="0" w:after="160"/>
+              <w:jc w:val="start"/>
+              <w:rPr>
+                <w:rFonts w:ascii="Liberation Serif" w:hAnsi="Liberation Serif"/>
+                <w:b w:val="false"/>
+                <w:bCs w:val="false"/>
+                <w:i w:val="false"/>
+                <w:iCs w:val="false"/>
+                <w:strike w:val="false"/>
+                <w:dstrike w:val="false"/>
+                <w:outline w:val="false"/>
+                <w:shadow w:val="false"/>
+                <w:color w:val="auto"/>
+                <w:sz w:val="24"/>
+                <w:szCs w:val="24"/>
+                <w:u w:val="none"/>
+              </w:rPr>
+            </w:pPr>
+            <w:r>
+              <w:rPr>
+                <w:rFonts w:ascii="Liberation Serif" w:hAnsi="Liberation Serif"/>
+                <w:b w:val="false"/>
+                <w:bCs w:val="false"/>
+                <w:i w:val="false"/>
+                <w:iCs w:val="false"/>
+                <w:strike w:val="false"/>
+                <w:dstrike w:val="false"/>
+                <w:outline w:val="false"/>
+                <w:shadow w:val="false"/>
+                <w:color w:val="auto"/>
+                <w:sz w:val="24"/>
+                <w:szCs w:val="24"/>
+                <w:u w:val="none"/>
+              </w:rPr>
+            </w:r>
+          </w:p>
+        </w:tc>
+        <w:tc>
+          <w:tcPr>
+            <w:tcW w:w="1779" w:type="dxa"/>
+            <w:tcBorders>
+              <w:start w:val="single" w:sz="4" w:space="0" w:color="000000"/>
+              <w:bottom w:val="single" w:sz="4" w:space="0" w:color="000000"/>
+            </w:tcBorders>
+          </w:tcPr>
+          <w:p>
+            <w:pPr>
+              <w:pStyle w:val="TableContents"/>
+              <w:spacing w:before="0" w:after="160"/>
+              <w:jc w:val="start"/>
+              <w:rPr>
+                <w:rFonts w:ascii="Liberation Serif" w:hAnsi="Liberation Serif"/>
+                <w:b w:val="false"/>
+                <w:bCs w:val="false"/>
+                <w:i w:val="false"/>
+                <w:iCs w:val="false"/>
+                <w:strike w:val="false"/>
+                <w:dstrike w:val="false"/>
+                <w:outline w:val="false"/>
+                <w:shadow w:val="false"/>
+                <w:color w:val="auto"/>
+                <w:sz w:val="24"/>
+                <w:szCs w:val="24"/>
+                <w:u w:val="none"/>
+              </w:rPr>
+            </w:pPr>
+            <w:r>
+              <w:rPr>
+                <w:rFonts w:ascii="Liberation Serif" w:hAnsi="Liberation Serif"/>
+                <w:b w:val="false"/>
+                <w:bCs w:val="false"/>
+                <w:i w:val="false"/>
+                <w:iCs w:val="false"/>
+                <w:strike w:val="false"/>
+                <w:dstrike w:val="false"/>
+                <w:outline w:val="false"/>
+                <w:shadow w:val="false"/>
+                <w:color w:val="auto"/>
+                <w:sz w:val="24"/>
+                <w:szCs w:val="24"/>
+                <w:u w:val="none"/>
+              </w:rPr>
+            </w:r>
+          </w:p>
+        </w:tc>
+        <w:tc>
+          <w:tcPr>
+            <w:tcW w:w="1779" w:type="dxa"/>
+            <w:tcBorders>
+              <w:start w:val="single" w:sz="4" w:space="0" w:color="000000"/>
+              <w:bottom w:val="single" w:sz="4" w:space="0" w:color="000000"/>
+            </w:tcBorders>
+          </w:tcPr>
+          <w:p>
+            <w:pPr>
+              <w:pStyle w:val="TableContents"/>
+              <w:spacing w:before="0" w:after="160"/>
+              <w:jc w:val="start"/>
+              <w:rPr>
+                <w:rFonts w:ascii="Liberation Serif" w:hAnsi="Liberation Serif"/>
+                <w:b w:val="false"/>
+                <w:bCs w:val="false"/>
+                <w:i w:val="false"/>
+                <w:iCs w:val="false"/>
+                <w:strike w:val="false"/>
+                <w:dstrike w:val="false"/>
+                <w:outline w:val="false"/>
+                <w:shadow w:val="false"/>
+                <w:color w:val="auto"/>
+                <w:sz w:val="24"/>
+                <w:szCs w:val="24"/>
+                <w:u w:val="none"/>
+              </w:rPr>
+            </w:pPr>
+            <w:r>
+              <w:rPr>
+                <w:rFonts w:ascii="Liberation Serif" w:hAnsi="Liberation Serif"/>
+                <w:b w:val="false"/>
+                <w:bCs w:val="false"/>
+                <w:i w:val="false"/>
+                <w:iCs w:val="false"/>
+                <w:strike w:val="false"/>
+                <w:dstrike w:val="false"/>
+                <w:outline w:val="false"/>
+                <w:shadow w:val="false"/>
+                <w:color w:val="auto"/>
+                <w:sz w:val="24"/>
+                <w:szCs w:val="24"/>
+                <w:u w:val="none"/>
+              </w:rPr>
+            </w:r>
+          </w:p>
+        </w:tc>
+        <w:tc>
+          <w:tcPr>
+            <w:tcW w:w="1779" w:type="dxa"/>
+            <w:tcBorders>
+              <w:start w:val="single" w:sz="4" w:space="0" w:color="000000"/>
+              <w:bottom w:val="single" w:sz="4" w:space="0" w:color="000000"/>
+            </w:tcBorders>
+          </w:tcPr>
+          <w:p>
+            <w:pPr>
+              <w:pStyle w:val="TableContents"/>
+              <w:spacing w:before="0" w:after="160"/>
+              <w:jc w:val="start"/>
+              <w:rPr>
+                <w:rFonts w:ascii="Liberation Serif" w:hAnsi="Liberation Serif"/>
+                <w:b w:val="false"/>
+                <w:bCs w:val="false"/>
+                <w:i w:val="false"/>
+                <w:iCs w:val="false"/>
+                <w:strike w:val="false"/>
+                <w:dstrike w:val="false"/>
+                <w:outline w:val="false"/>
+                <w:shadow w:val="false"/>
+                <w:color w:val="auto"/>
+                <w:sz w:val="24"/>
+                <w:szCs w:val="24"/>
+                <w:u w:val="none"/>
+              </w:rPr>
+            </w:pPr>
+            <w:r>
+              <w:rPr>
+                <w:rFonts w:ascii="Liberation Serif" w:hAnsi="Liberation Serif"/>
+                <w:b w:val="false"/>
+                <w:bCs w:val="false"/>
+                <w:i w:val="false"/>
+                <w:iCs w:val="false"/>
+                <w:strike w:val="false"/>
+                <w:dstrike w:val="false"/>
+                <w:outline w:val="false"/>
+                <w:shadow w:val="false"/>
+                <w:color w:val="auto"/>
+                <w:sz w:val="24"/>
+                <w:szCs w:val="24"/>
+                <w:u w:val="none"/>
+              </w:rPr>
+            </w:r>
+          </w:p>
+        </w:tc>
+        <w:tc>
+          <w:tcPr>
+            <w:tcW w:w="1675" w:type="dxa"/>
+            <w:tcBorders>
+              <w:start w:val="single" w:sz="4" w:space="0" w:color="000000"/>
+              <w:bottom w:val="single" w:sz="4" w:space="0" w:color="000000"/>
+              <w:end w:val="single" w:sz="4" w:space="0" w:color="000000"/>
+            </w:tcBorders>
+          </w:tcPr>
+          <w:p>
+            <w:pPr>
+              <w:pStyle w:val="TableContents"/>
+              <w:spacing w:before="0" w:after="160"/>
+              <w:jc w:val="start"/>
+              <w:rPr>
+                <w:rFonts w:ascii="Liberation Serif" w:hAnsi="Liberation Serif"/>
+                <w:b w:val="false"/>
+                <w:bCs w:val="false"/>
+                <w:i w:val="false"/>
+                <w:iCs w:val="false"/>
+                <w:strike w:val="false"/>
+                <w:dstrike w:val="false"/>
+                <w:outline w:val="false"/>
+                <w:shadow w:val="false"/>
+                <w:color w:val="auto"/>
+                <w:sz w:val="24"/>
+                <w:szCs w:val="24"/>
+                <w:u w:val="none"/>
+              </w:rPr>
+            </w:pPr>
+            <w:r>
+              <w:rPr>
+                <w:rFonts w:ascii="Liberation Serif" w:hAnsi="Liberation Serif"/>
+                <w:b w:val="false"/>
+                <w:bCs w:val="false"/>
+                <w:i w:val="false"/>
+                <w:iCs w:val="false"/>
+                <w:strike w:val="false"/>
+                <w:dstrike w:val="false"/>
+                <w:outline w:val="false"/>
+                <w:shadow w:val="false"/>
+                <w:color w:val="auto"/>
+                <w:sz w:val="24"/>
+                <w:szCs w:val="24"/>
+                <w:u w:val="none"/>
+              </w:rPr>
+              <w:t>Player</w:t>
+            </w:r>
+          </w:p>
+        </w:tc>
+      </w:tr>
+    </w:tbl>
+    <w:p>
+      <w:pPr>
+        <w:pStyle w:val="Normal"/>
         <w:jc w:val="center"/>
         <w:rPr>
           <w:sz w:val="24"/>
@@ -2825,56 +4411,1839 @@
           <w:sz w:val="24"/>
           <w:szCs w:val="24"/>
         </w:rPr>
-        <w:t>A* is relatively simple to implement. It uses a priority queue to decide which node is checked next. It then assigns each node’s neighbours a value based on a total of its current cost and its heuristic value and adds them to the queue.</w:t>
-      </w:r>
-    </w:p>
-    <w:p>
-      <w:pPr>
+        <w:t>First the algorithm considers the enemies position. It then assigns each neighbouring node a value base on the total the cost to reach the node and the potential cost from that node to the end. The potential cost is calculated using Pythagoras’ formula.</w:t>
+      </w:r>
+      <w:r>
+        <w:rPr>
+          <w:sz w:val="24"/>
+          <w:szCs w:val="24"/>
+        </w:rPr>
+        <w:br/>
+        <w:t xml:space="preserve"> </w:t>
+      </w:r>
+    </w:p>
+    <w:tbl>
+      <w:tblPr>
+        <w:tblW w:w="5000" w:type="pct"/>
         <w:jc w:val="center"/>
-        <w:rPr>
-          <w:sz w:val="24"/>
-          <w:szCs w:val="24"/>
-        </w:rPr>
-      </w:pPr>
-    </w:p>
-    <w:p>
-      <w:pPr>
-        <w:rPr>
-          <w:sz w:val="24"/>
-          <w:szCs w:val="24"/>
-        </w:rPr>
-      </w:pPr>
-      <w:r>
-        <w:rPr>
-          <w:sz w:val="24"/>
-          <w:szCs w:val="24"/>
-        </w:rPr>
-        <w:br/>
-      </w:r>
-      <w:r>
-        <w:rPr>
-          <w:sz w:val="24"/>
-          <w:szCs w:val="24"/>
-        </w:rPr>
-        <w:br/>
-      </w:r>
-      <w:r>
-        <w:rPr>
-          <w:sz w:val="24"/>
-          <w:szCs w:val="24"/>
-        </w:rPr>
-        <w:br/>
-      </w:r>
-      <w:r>
-        <w:rPr>
-          <w:sz w:val="24"/>
-          <w:szCs w:val="24"/>
-        </w:rPr>
-        <w:br/>
-      </w:r>
-    </w:p>
-    <w:p>
-      <w:pPr>
+        <w:tblInd w:w="0" w:type="dxa"/>
+        <w:tblLayout w:type="fixed"/>
+        <w:tblCellMar>
+          <w:top w:w="55" w:type="dxa"/>
+          <w:start w:w="55" w:type="dxa"/>
+          <w:bottom w:w="55" w:type="dxa"/>
+          <w:end w:w="55" w:type="dxa"/>
+        </w:tblCellMar>
+      </w:tblPr>
+      <w:tblGrid>
+        <w:gridCol w:w="1675"/>
+        <w:gridCol w:w="1779"/>
+        <w:gridCol w:w="1779"/>
+        <w:gridCol w:w="1779"/>
+        <w:gridCol w:w="1779"/>
+        <w:gridCol w:w="1675"/>
+      </w:tblGrid>
+      <w:tr>
+        <w:trPr/>
+        <w:tc>
+          <w:tcPr>
+            <w:tcW w:w="1675" w:type="dxa"/>
+            <w:tcBorders>
+              <w:top w:val="single" w:sz="4" w:space="0" w:color="000000"/>
+              <w:start w:val="single" w:sz="4" w:space="0" w:color="000000"/>
+              <w:bottom w:val="single" w:sz="4" w:space="0" w:color="000000"/>
+            </w:tcBorders>
+            <w:shd w:fill="FF0000" w:val="clear"/>
+          </w:tcPr>
+          <w:p>
+            <w:pPr>
+              <w:pStyle w:val="TableContents"/>
+              <w:spacing w:before="0" w:after="160"/>
+              <w:jc w:val="center"/>
+              <w:rPr>
+                <w:rFonts w:ascii="Liberation Serif" w:hAnsi="Liberation Serif"/>
+                <w:b w:val="false"/>
+                <w:bCs w:val="false"/>
+                <w:i w:val="false"/>
+                <w:iCs w:val="false"/>
+                <w:strike w:val="false"/>
+                <w:dstrike w:val="false"/>
+                <w:outline w:val="false"/>
+                <w:shadow w:val="false"/>
+                <w:color w:val="auto"/>
+                <w:sz w:val="24"/>
+                <w:szCs w:val="24"/>
+                <w:u w:val="none"/>
+              </w:rPr>
+            </w:pPr>
+            <w:r>
+              <w:rPr>
+                <w:rFonts w:ascii="Liberation Serif" w:hAnsi="Liberation Serif"/>
+                <w:b w:val="false"/>
+                <w:bCs w:val="false"/>
+                <w:i w:val="false"/>
+                <w:iCs w:val="false"/>
+                <w:strike w:val="false"/>
+                <w:dstrike w:val="false"/>
+                <w:outline w:val="false"/>
+                <w:shadow w:val="false"/>
+                <w:color w:val="auto"/>
+                <w:sz w:val="24"/>
+                <w:szCs w:val="24"/>
+                <w:u w:val="none"/>
+              </w:rPr>
+              <w:t>Enemy</w:t>
+            </w:r>
+          </w:p>
+        </w:tc>
+        <w:tc>
+          <w:tcPr>
+            <w:tcW w:w="1779" w:type="dxa"/>
+            <w:tcBorders>
+              <w:top w:val="single" w:sz="4" w:space="0" w:color="000000"/>
+              <w:start w:val="single" w:sz="4" w:space="0" w:color="000000"/>
+              <w:bottom w:val="single" w:sz="4" w:space="0" w:color="000000"/>
+            </w:tcBorders>
+            <w:shd w:fill="FFFF00" w:val="clear"/>
+          </w:tcPr>
+          <w:p>
+            <w:pPr>
+              <w:pStyle w:val="TableContents"/>
+              <w:spacing w:before="0" w:after="160"/>
+              <w:jc w:val="center"/>
+              <w:rPr>
+                <w:rFonts w:ascii="Liberation Serif" w:hAnsi="Liberation Serif"/>
+                <w:b w:val="false"/>
+                <w:bCs w:val="false"/>
+                <w:i w:val="false"/>
+                <w:iCs w:val="false"/>
+                <w:strike w:val="false"/>
+                <w:dstrike w:val="false"/>
+                <w:outline w:val="false"/>
+                <w:shadow w:val="false"/>
+                <w:color w:val="auto"/>
+                <w:sz w:val="24"/>
+                <w:szCs w:val="24"/>
+                <w:u w:val="none"/>
+              </w:rPr>
+            </w:pPr>
+            <w:r>
+              <w:rPr>
+                <w:rFonts w:ascii="Liberation Serif" w:hAnsi="Liberation Serif"/>
+                <w:b w:val="false"/>
+                <w:bCs w:val="false"/>
+                <w:i w:val="false"/>
+                <w:iCs w:val="false"/>
+                <w:strike w:val="false"/>
+                <w:dstrike w:val="false"/>
+                <w:outline w:val="false"/>
+                <w:shadow w:val="false"/>
+                <w:color w:val="auto"/>
+                <w:sz w:val="24"/>
+                <w:szCs w:val="24"/>
+                <w:u w:val="none"/>
+              </w:rPr>
+              <w:t xml:space="preserve">1 + </w:t>
+            </w:r>
+            <w:r>
+              <w:rPr>
+                <w:rFonts w:ascii="Liberation Serif" w:hAnsi="Liberation Serif"/>
+                <w:b w:val="false"/>
+                <w:bCs w:val="false"/>
+                <w:i w:val="false"/>
+                <w:iCs w:val="false"/>
+                <w:strike w:val="false"/>
+                <w:dstrike w:val="false"/>
+                <w:outline w:val="false"/>
+                <w:shadow w:val="false"/>
+                <w:color w:val="auto"/>
+                <w:sz w:val="24"/>
+                <w:szCs w:val="24"/>
+                <w:u w:val="none"/>
+              </w:rPr>
+              <w:t>6.4</w:t>
+            </w:r>
+          </w:p>
+        </w:tc>
+        <w:tc>
+          <w:tcPr>
+            <w:tcW w:w="1779" w:type="dxa"/>
+            <w:tcBorders>
+              <w:top w:val="single" w:sz="4" w:space="0" w:color="000000"/>
+              <w:start w:val="single" w:sz="4" w:space="0" w:color="000000"/>
+              <w:bottom w:val="single" w:sz="4" w:space="0" w:color="000000"/>
+            </w:tcBorders>
+            <w:shd w:fill="FFFF00" w:val="clear"/>
+          </w:tcPr>
+          <w:p>
+            <w:pPr>
+              <w:pStyle w:val="TableContents"/>
+              <w:spacing w:before="0" w:after="160"/>
+              <w:jc w:val="center"/>
+              <w:rPr>
+                <w:rFonts w:ascii="Liberation Serif" w:hAnsi="Liberation Serif"/>
+                <w:b w:val="false"/>
+                <w:bCs w:val="false"/>
+                <w:i w:val="false"/>
+                <w:iCs w:val="false"/>
+                <w:strike w:val="false"/>
+                <w:dstrike w:val="false"/>
+                <w:outline w:val="false"/>
+                <w:shadow w:val="false"/>
+                <w:color w:val="auto"/>
+                <w:sz w:val="24"/>
+                <w:szCs w:val="24"/>
+                <w:u w:val="none"/>
+              </w:rPr>
+            </w:pPr>
+            <w:r>
+              <w:rPr>
+                <w:rFonts w:ascii="Liberation Serif" w:hAnsi="Liberation Serif"/>
+                <w:b w:val="false"/>
+                <w:bCs w:val="false"/>
+                <w:i w:val="false"/>
+                <w:iCs w:val="false"/>
+                <w:strike w:val="false"/>
+                <w:dstrike w:val="false"/>
+                <w:outline w:val="false"/>
+                <w:shadow w:val="false"/>
+                <w:color w:val="auto"/>
+                <w:sz w:val="24"/>
+                <w:szCs w:val="24"/>
+                <w:u w:val="none"/>
+              </w:rPr>
+              <w:t>2 + 5.8</w:t>
+            </w:r>
+          </w:p>
+        </w:tc>
+        <w:tc>
+          <w:tcPr>
+            <w:tcW w:w="1779" w:type="dxa"/>
+            <w:tcBorders>
+              <w:top w:val="single" w:sz="4" w:space="0" w:color="000000"/>
+              <w:start w:val="single" w:sz="4" w:space="0" w:color="000000"/>
+              <w:bottom w:val="single" w:sz="4" w:space="0" w:color="000000"/>
+            </w:tcBorders>
+          </w:tcPr>
+          <w:p>
+            <w:pPr>
+              <w:pStyle w:val="TableContents"/>
+              <w:spacing w:before="0" w:after="160"/>
+              <w:jc w:val="center"/>
+              <w:rPr>
+                <w:rFonts w:ascii="Liberation Serif" w:hAnsi="Liberation Serif"/>
+                <w:b w:val="false"/>
+                <w:bCs w:val="false"/>
+                <w:i w:val="false"/>
+                <w:iCs w:val="false"/>
+                <w:strike w:val="false"/>
+                <w:dstrike w:val="false"/>
+                <w:outline w:val="false"/>
+                <w:shadow w:val="false"/>
+                <w:color w:val="auto"/>
+                <w:sz w:val="24"/>
+                <w:szCs w:val="24"/>
+                <w:u w:val="none"/>
+              </w:rPr>
+            </w:pPr>
+            <w:r>
+              <w:rPr>
+                <w:rFonts w:ascii="Liberation Serif" w:hAnsi="Liberation Serif"/>
+                <w:b w:val="false"/>
+                <w:bCs w:val="false"/>
+                <w:i w:val="false"/>
+                <w:iCs w:val="false"/>
+                <w:strike w:val="false"/>
+                <w:dstrike w:val="false"/>
+                <w:outline w:val="false"/>
+                <w:shadow w:val="false"/>
+                <w:color w:val="auto"/>
+                <w:sz w:val="24"/>
+                <w:szCs w:val="24"/>
+                <w:u w:val="none"/>
+              </w:rPr>
+            </w:r>
+          </w:p>
+        </w:tc>
+        <w:tc>
+          <w:tcPr>
+            <w:tcW w:w="1779" w:type="dxa"/>
+            <w:tcBorders>
+              <w:top w:val="single" w:sz="4" w:space="0" w:color="000000"/>
+              <w:start w:val="single" w:sz="4" w:space="0" w:color="000000"/>
+              <w:bottom w:val="single" w:sz="4" w:space="0" w:color="000000"/>
+            </w:tcBorders>
+          </w:tcPr>
+          <w:p>
+            <w:pPr>
+              <w:pStyle w:val="TableContents"/>
+              <w:spacing w:before="0" w:after="160"/>
+              <w:jc w:val="center"/>
+              <w:rPr>
+                <w:rFonts w:ascii="Liberation Serif" w:hAnsi="Liberation Serif"/>
+                <w:b w:val="false"/>
+                <w:bCs w:val="false"/>
+                <w:i w:val="false"/>
+                <w:iCs w:val="false"/>
+                <w:strike w:val="false"/>
+                <w:dstrike w:val="false"/>
+                <w:outline w:val="false"/>
+                <w:shadow w:val="false"/>
+                <w:color w:val="auto"/>
+                <w:sz w:val="24"/>
+                <w:szCs w:val="24"/>
+                <w:u w:val="none"/>
+              </w:rPr>
+            </w:pPr>
+            <w:r>
+              <w:rPr>
+                <w:rFonts w:ascii="Liberation Serif" w:hAnsi="Liberation Serif"/>
+                <w:b w:val="false"/>
+                <w:bCs w:val="false"/>
+                <w:i w:val="false"/>
+                <w:iCs w:val="false"/>
+                <w:strike w:val="false"/>
+                <w:dstrike w:val="false"/>
+                <w:outline w:val="false"/>
+                <w:shadow w:val="false"/>
+                <w:color w:val="auto"/>
+                <w:sz w:val="24"/>
+                <w:szCs w:val="24"/>
+                <w:u w:val="none"/>
+              </w:rPr>
+            </w:r>
+          </w:p>
+        </w:tc>
+        <w:tc>
+          <w:tcPr>
+            <w:tcW w:w="1675" w:type="dxa"/>
+            <w:tcBorders>
+              <w:top w:val="single" w:sz="4" w:space="0" w:color="000000"/>
+              <w:start w:val="single" w:sz="4" w:space="0" w:color="000000"/>
+              <w:bottom w:val="single" w:sz="4" w:space="0" w:color="000000"/>
+              <w:end w:val="single" w:sz="4" w:space="0" w:color="000000"/>
+            </w:tcBorders>
+          </w:tcPr>
+          <w:p>
+            <w:pPr>
+              <w:pStyle w:val="TableContents"/>
+              <w:spacing w:before="0" w:after="160"/>
+              <w:jc w:val="center"/>
+              <w:rPr>
+                <w:rFonts w:ascii="Liberation Serif" w:hAnsi="Liberation Serif"/>
+                <w:b w:val="false"/>
+                <w:bCs w:val="false"/>
+                <w:i w:val="false"/>
+                <w:iCs w:val="false"/>
+                <w:strike w:val="false"/>
+                <w:dstrike w:val="false"/>
+                <w:outline w:val="false"/>
+                <w:shadow w:val="false"/>
+                <w:color w:val="auto"/>
+                <w:sz w:val="24"/>
+                <w:szCs w:val="24"/>
+                <w:u w:val="none"/>
+              </w:rPr>
+            </w:pPr>
+            <w:r>
+              <w:rPr>
+                <w:rFonts w:ascii="Liberation Serif" w:hAnsi="Liberation Serif"/>
+                <w:b w:val="false"/>
+                <w:bCs w:val="false"/>
+                <w:i w:val="false"/>
+                <w:iCs w:val="false"/>
+                <w:strike w:val="false"/>
+                <w:dstrike w:val="false"/>
+                <w:outline w:val="false"/>
+                <w:shadow w:val="false"/>
+                <w:color w:val="auto"/>
+                <w:sz w:val="24"/>
+                <w:szCs w:val="24"/>
+                <w:u w:val="none"/>
+              </w:rPr>
+            </w:r>
+          </w:p>
+        </w:tc>
+      </w:tr>
+      <w:tr>
+        <w:trPr/>
+        <w:tc>
+          <w:tcPr>
+            <w:tcW w:w="1675" w:type="dxa"/>
+            <w:tcBorders>
+              <w:start w:val="single" w:sz="4" w:space="0" w:color="000000"/>
+              <w:bottom w:val="single" w:sz="4" w:space="0" w:color="000000"/>
+            </w:tcBorders>
+            <w:shd w:fill="FFFF00" w:val="clear"/>
+          </w:tcPr>
+          <w:p>
+            <w:pPr>
+              <w:pStyle w:val="TableContents"/>
+              <w:spacing w:before="0" w:after="160"/>
+              <w:jc w:val="center"/>
+              <w:rPr>
+                <w:rFonts w:ascii="Liberation Serif" w:hAnsi="Liberation Serif"/>
+                <w:b w:val="false"/>
+                <w:bCs w:val="false"/>
+                <w:i w:val="false"/>
+                <w:iCs w:val="false"/>
+                <w:strike w:val="false"/>
+                <w:dstrike w:val="false"/>
+                <w:outline w:val="false"/>
+                <w:shadow w:val="false"/>
+                <w:color w:val="000000"/>
+                <w:sz w:val="24"/>
+                <w:szCs w:val="24"/>
+                <w:u w:val="none"/>
+              </w:rPr>
+            </w:pPr>
+            <w:r>
+              <w:rPr>
+                <w:rFonts w:ascii="Liberation Serif" w:hAnsi="Liberation Serif"/>
+                <w:b w:val="false"/>
+                <w:bCs w:val="false"/>
+                <w:i w:val="false"/>
+                <w:iCs w:val="false"/>
+                <w:strike w:val="false"/>
+                <w:dstrike w:val="false"/>
+                <w:outline w:val="false"/>
+                <w:shadow w:val="false"/>
+                <w:color w:val="000000"/>
+                <w:sz w:val="24"/>
+                <w:szCs w:val="24"/>
+                <w:u w:val="none"/>
+              </w:rPr>
+              <w:t>1 + 6.4</w:t>
+            </w:r>
+          </w:p>
+        </w:tc>
+        <w:tc>
+          <w:tcPr>
+            <w:tcW w:w="1779" w:type="dxa"/>
+            <w:tcBorders>
+              <w:start w:val="single" w:sz="4" w:space="0" w:color="000000"/>
+              <w:bottom w:val="single" w:sz="4" w:space="0" w:color="000000"/>
+            </w:tcBorders>
+            <w:shd w:fill="FF0000" w:val="clear"/>
+          </w:tcPr>
+          <w:p>
+            <w:pPr>
+              <w:pStyle w:val="TableContents"/>
+              <w:spacing w:before="0" w:after="160"/>
+              <w:jc w:val="center"/>
+              <w:rPr>
+                <w:rFonts w:ascii="Liberation Serif" w:hAnsi="Liberation Serif"/>
+                <w:b w:val="false"/>
+                <w:bCs w:val="false"/>
+                <w:i w:val="false"/>
+                <w:iCs w:val="false"/>
+                <w:strike w:val="false"/>
+                <w:dstrike w:val="false"/>
+                <w:outline w:val="false"/>
+                <w:shadow w:val="false"/>
+                <w:color w:val="auto"/>
+                <w:sz w:val="24"/>
+                <w:szCs w:val="24"/>
+                <w:u w:val="none"/>
+              </w:rPr>
+            </w:pPr>
+            <w:r>
+              <w:rPr>
+                <w:rFonts w:ascii="Liberation Serif" w:hAnsi="Liberation Serif"/>
+                <w:b w:val="false"/>
+                <w:bCs w:val="false"/>
+                <w:i w:val="false"/>
+                <w:iCs w:val="false"/>
+                <w:strike w:val="false"/>
+                <w:dstrike w:val="false"/>
+                <w:outline w:val="false"/>
+                <w:shadow w:val="false"/>
+                <w:color w:val="auto"/>
+                <w:sz w:val="24"/>
+                <w:szCs w:val="24"/>
+                <w:u w:val="none"/>
+              </w:rPr>
+              <w:t>1 + 5.7</w:t>
+            </w:r>
+          </w:p>
+        </w:tc>
+        <w:tc>
+          <w:tcPr>
+            <w:tcW w:w="1779" w:type="dxa"/>
+            <w:tcBorders>
+              <w:start w:val="single" w:sz="4" w:space="0" w:color="000000"/>
+              <w:bottom w:val="single" w:sz="4" w:space="0" w:color="000000"/>
+            </w:tcBorders>
+            <w:shd w:fill="FFFF00" w:val="clear"/>
+          </w:tcPr>
+          <w:p>
+            <w:pPr>
+              <w:pStyle w:val="TableContents"/>
+              <w:spacing w:before="0" w:after="160"/>
+              <w:jc w:val="center"/>
+              <w:rPr>
+                <w:rFonts w:ascii="Liberation Serif" w:hAnsi="Liberation Serif"/>
+                <w:b w:val="false"/>
+                <w:bCs w:val="false"/>
+                <w:i w:val="false"/>
+                <w:iCs w:val="false"/>
+                <w:strike w:val="false"/>
+                <w:dstrike w:val="false"/>
+                <w:outline w:val="false"/>
+                <w:shadow w:val="false"/>
+                <w:color w:val="auto"/>
+                <w:sz w:val="24"/>
+                <w:szCs w:val="24"/>
+                <w:u w:val="none"/>
+              </w:rPr>
+            </w:pPr>
+            <w:r>
+              <w:rPr>
+                <w:rFonts w:ascii="Liberation Serif" w:hAnsi="Liberation Serif"/>
+                <w:b w:val="false"/>
+                <w:bCs w:val="false"/>
+                <w:i w:val="false"/>
+                <w:iCs w:val="false"/>
+                <w:strike w:val="false"/>
+                <w:dstrike w:val="false"/>
+                <w:outline w:val="false"/>
+                <w:shadow w:val="false"/>
+                <w:color w:val="auto"/>
+                <w:sz w:val="24"/>
+                <w:szCs w:val="24"/>
+                <w:u w:val="none"/>
+              </w:rPr>
+              <w:t>2 + 5</w:t>
+            </w:r>
+          </w:p>
+        </w:tc>
+        <w:tc>
+          <w:tcPr>
+            <w:tcW w:w="1779" w:type="dxa"/>
+            <w:tcBorders>
+              <w:start w:val="single" w:sz="4" w:space="0" w:color="000000"/>
+              <w:bottom w:val="single" w:sz="4" w:space="0" w:color="000000"/>
+            </w:tcBorders>
+          </w:tcPr>
+          <w:p>
+            <w:pPr>
+              <w:pStyle w:val="TableContents"/>
+              <w:spacing w:before="0" w:after="160"/>
+              <w:jc w:val="center"/>
+              <w:rPr>
+                <w:rFonts w:ascii="Liberation Serif" w:hAnsi="Liberation Serif"/>
+                <w:b w:val="false"/>
+                <w:bCs w:val="false"/>
+                <w:i w:val="false"/>
+                <w:iCs w:val="false"/>
+                <w:strike w:val="false"/>
+                <w:dstrike w:val="false"/>
+                <w:outline w:val="false"/>
+                <w:shadow w:val="false"/>
+                <w:color w:val="auto"/>
+                <w:sz w:val="24"/>
+                <w:szCs w:val="24"/>
+                <w:u w:val="none"/>
+              </w:rPr>
+            </w:pPr>
+            <w:r>
+              <w:rPr>
+                <w:rFonts w:ascii="Liberation Serif" w:hAnsi="Liberation Serif"/>
+                <w:b w:val="false"/>
+                <w:bCs w:val="false"/>
+                <w:i w:val="false"/>
+                <w:iCs w:val="false"/>
+                <w:strike w:val="false"/>
+                <w:dstrike w:val="false"/>
+                <w:outline w:val="false"/>
+                <w:shadow w:val="false"/>
+                <w:color w:val="auto"/>
+                <w:sz w:val="24"/>
+                <w:szCs w:val="24"/>
+                <w:u w:val="none"/>
+              </w:rPr>
+            </w:r>
+          </w:p>
+        </w:tc>
+        <w:tc>
+          <w:tcPr>
+            <w:tcW w:w="1779" w:type="dxa"/>
+            <w:tcBorders>
+              <w:start w:val="single" w:sz="4" w:space="0" w:color="000000"/>
+              <w:bottom w:val="single" w:sz="4" w:space="0" w:color="000000"/>
+            </w:tcBorders>
+          </w:tcPr>
+          <w:p>
+            <w:pPr>
+              <w:pStyle w:val="TableContents"/>
+              <w:spacing w:before="0" w:after="160"/>
+              <w:jc w:val="center"/>
+              <w:rPr>
+                <w:rFonts w:ascii="Liberation Serif" w:hAnsi="Liberation Serif"/>
+                <w:b w:val="false"/>
+                <w:bCs w:val="false"/>
+                <w:i w:val="false"/>
+                <w:iCs w:val="false"/>
+                <w:strike w:val="false"/>
+                <w:dstrike w:val="false"/>
+                <w:outline w:val="false"/>
+                <w:shadow w:val="false"/>
+                <w:color w:val="auto"/>
+                <w:sz w:val="24"/>
+                <w:szCs w:val="24"/>
+                <w:u w:val="none"/>
+              </w:rPr>
+            </w:pPr>
+            <w:r>
+              <w:rPr>
+                <w:rFonts w:ascii="Liberation Serif" w:hAnsi="Liberation Serif"/>
+                <w:b w:val="false"/>
+                <w:bCs w:val="false"/>
+                <w:i w:val="false"/>
+                <w:iCs w:val="false"/>
+                <w:strike w:val="false"/>
+                <w:dstrike w:val="false"/>
+                <w:outline w:val="false"/>
+                <w:shadow w:val="false"/>
+                <w:color w:val="auto"/>
+                <w:sz w:val="24"/>
+                <w:szCs w:val="24"/>
+                <w:u w:val="none"/>
+              </w:rPr>
+            </w:r>
+          </w:p>
+        </w:tc>
+        <w:tc>
+          <w:tcPr>
+            <w:tcW w:w="1675" w:type="dxa"/>
+            <w:tcBorders>
+              <w:start w:val="single" w:sz="4" w:space="0" w:color="000000"/>
+              <w:bottom w:val="single" w:sz="4" w:space="0" w:color="000000"/>
+              <w:end w:val="single" w:sz="4" w:space="0" w:color="000000"/>
+            </w:tcBorders>
+          </w:tcPr>
+          <w:p>
+            <w:pPr>
+              <w:pStyle w:val="TableContents"/>
+              <w:spacing w:before="0" w:after="160"/>
+              <w:jc w:val="center"/>
+              <w:rPr>
+                <w:rFonts w:ascii="Liberation Serif" w:hAnsi="Liberation Serif"/>
+                <w:b w:val="false"/>
+                <w:bCs w:val="false"/>
+                <w:i w:val="false"/>
+                <w:iCs w:val="false"/>
+                <w:strike w:val="false"/>
+                <w:dstrike w:val="false"/>
+                <w:outline w:val="false"/>
+                <w:shadow w:val="false"/>
+                <w:color w:val="auto"/>
+                <w:sz w:val="24"/>
+                <w:szCs w:val="24"/>
+                <w:u w:val="none"/>
+              </w:rPr>
+            </w:pPr>
+            <w:r>
+              <w:rPr>
+                <w:rFonts w:ascii="Liberation Serif" w:hAnsi="Liberation Serif"/>
+                <w:b w:val="false"/>
+                <w:bCs w:val="false"/>
+                <w:i w:val="false"/>
+                <w:iCs w:val="false"/>
+                <w:strike w:val="false"/>
+                <w:dstrike w:val="false"/>
+                <w:outline w:val="false"/>
+                <w:shadow w:val="false"/>
+                <w:color w:val="auto"/>
+                <w:sz w:val="24"/>
+                <w:szCs w:val="24"/>
+                <w:u w:val="none"/>
+              </w:rPr>
+            </w:r>
+          </w:p>
+        </w:tc>
+      </w:tr>
+      <w:tr>
+        <w:trPr/>
+        <w:tc>
+          <w:tcPr>
+            <w:tcW w:w="1675" w:type="dxa"/>
+            <w:tcBorders>
+              <w:start w:val="single" w:sz="4" w:space="0" w:color="000000"/>
+              <w:bottom w:val="single" w:sz="4" w:space="0" w:color="000000"/>
+            </w:tcBorders>
+            <w:shd w:fill="FFFF00" w:val="clear"/>
+          </w:tcPr>
+          <w:p>
+            <w:pPr>
+              <w:pStyle w:val="TableContents"/>
+              <w:spacing w:before="0" w:after="160"/>
+              <w:jc w:val="center"/>
+              <w:rPr>
+                <w:rFonts w:ascii="Liberation Serif" w:hAnsi="Liberation Serif"/>
+                <w:b w:val="false"/>
+                <w:bCs w:val="false"/>
+                <w:i w:val="false"/>
+                <w:iCs w:val="false"/>
+                <w:strike w:val="false"/>
+                <w:dstrike w:val="false"/>
+                <w:outline w:val="false"/>
+                <w:shadow w:val="false"/>
+                <w:color w:val="auto"/>
+                <w:sz w:val="24"/>
+                <w:szCs w:val="24"/>
+                <w:u w:val="none"/>
+              </w:rPr>
+            </w:pPr>
+            <w:r>
+              <w:rPr>
+                <w:rFonts w:ascii="Liberation Serif" w:hAnsi="Liberation Serif"/>
+                <w:b w:val="false"/>
+                <w:bCs w:val="false"/>
+                <w:i w:val="false"/>
+                <w:iCs w:val="false"/>
+                <w:strike w:val="false"/>
+                <w:dstrike w:val="false"/>
+                <w:outline w:val="false"/>
+                <w:shadow w:val="false"/>
+                <w:color w:val="auto"/>
+                <w:sz w:val="24"/>
+                <w:szCs w:val="24"/>
+                <w:u w:val="none"/>
+              </w:rPr>
+              <w:t>2 + 5.8</w:t>
+            </w:r>
+          </w:p>
+        </w:tc>
+        <w:tc>
+          <w:tcPr>
+            <w:tcW w:w="1779" w:type="dxa"/>
+            <w:tcBorders>
+              <w:start w:val="single" w:sz="4" w:space="0" w:color="000000"/>
+              <w:bottom w:val="single" w:sz="4" w:space="0" w:color="000000"/>
+            </w:tcBorders>
+            <w:shd w:fill="FFFF00" w:val="clear"/>
+          </w:tcPr>
+          <w:p>
+            <w:pPr>
+              <w:pStyle w:val="TableContents"/>
+              <w:spacing w:before="0" w:after="160"/>
+              <w:jc w:val="center"/>
+              <w:rPr>
+                <w:rFonts w:ascii="Liberation Serif" w:hAnsi="Liberation Serif"/>
+                <w:b w:val="false"/>
+                <w:bCs w:val="false"/>
+                <w:i w:val="false"/>
+                <w:iCs w:val="false"/>
+                <w:strike w:val="false"/>
+                <w:dstrike w:val="false"/>
+                <w:outline w:val="false"/>
+                <w:shadow w:val="false"/>
+                <w:color w:val="auto"/>
+                <w:sz w:val="24"/>
+                <w:szCs w:val="24"/>
+                <w:u w:val="none"/>
+              </w:rPr>
+            </w:pPr>
+            <w:r>
+              <w:rPr>
+                <w:rFonts w:ascii="Liberation Serif" w:hAnsi="Liberation Serif"/>
+                <w:b w:val="false"/>
+                <w:bCs w:val="false"/>
+                <w:i w:val="false"/>
+                <w:iCs w:val="false"/>
+                <w:strike w:val="false"/>
+                <w:dstrike w:val="false"/>
+                <w:outline w:val="false"/>
+                <w:shadow w:val="false"/>
+                <w:color w:val="auto"/>
+                <w:sz w:val="24"/>
+                <w:szCs w:val="24"/>
+                <w:u w:val="none"/>
+              </w:rPr>
+              <w:t>2 + 5</w:t>
+            </w:r>
+          </w:p>
+        </w:tc>
+        <w:tc>
+          <w:tcPr>
+            <w:tcW w:w="1779" w:type="dxa"/>
+            <w:tcBorders>
+              <w:start w:val="single" w:sz="4" w:space="0" w:color="000000"/>
+              <w:bottom w:val="single" w:sz="4" w:space="0" w:color="000000"/>
+            </w:tcBorders>
+            <w:shd w:fill="FFFF00" w:val="clear"/>
+          </w:tcPr>
+          <w:p>
+            <w:pPr>
+              <w:pStyle w:val="TableContents"/>
+              <w:spacing w:before="0" w:after="160"/>
+              <w:jc w:val="center"/>
+              <w:rPr>
+                <w:rFonts w:ascii="Liberation Serif" w:hAnsi="Liberation Serif"/>
+                <w:b w:val="false"/>
+                <w:bCs w:val="false"/>
+                <w:i w:val="false"/>
+                <w:iCs w:val="false"/>
+                <w:strike w:val="false"/>
+                <w:dstrike w:val="false"/>
+                <w:outline w:val="false"/>
+                <w:shadow w:val="false"/>
+                <w:color w:val="auto"/>
+                <w:sz w:val="24"/>
+                <w:szCs w:val="24"/>
+                <w:u w:val="none"/>
+              </w:rPr>
+            </w:pPr>
+            <w:r>
+              <w:rPr>
+                <w:rFonts w:ascii="Liberation Serif" w:hAnsi="Liberation Serif"/>
+                <w:b w:val="false"/>
+                <w:bCs w:val="false"/>
+                <w:i w:val="false"/>
+                <w:iCs w:val="false"/>
+                <w:strike w:val="false"/>
+                <w:dstrike w:val="false"/>
+                <w:outline w:val="false"/>
+                <w:shadow w:val="false"/>
+                <w:color w:val="auto"/>
+                <w:sz w:val="24"/>
+                <w:szCs w:val="24"/>
+                <w:u w:val="none"/>
+              </w:rPr>
+              <w:t>2 + 4.2</w:t>
+            </w:r>
+          </w:p>
+        </w:tc>
+        <w:tc>
+          <w:tcPr>
+            <w:tcW w:w="1779" w:type="dxa"/>
+            <w:tcBorders>
+              <w:start w:val="single" w:sz="4" w:space="0" w:color="000000"/>
+              <w:bottom w:val="single" w:sz="4" w:space="0" w:color="000000"/>
+            </w:tcBorders>
+          </w:tcPr>
+          <w:p>
+            <w:pPr>
+              <w:pStyle w:val="TableContents"/>
+              <w:spacing w:before="0" w:after="160"/>
+              <w:jc w:val="center"/>
+              <w:rPr>
+                <w:rFonts w:ascii="Liberation Serif" w:hAnsi="Liberation Serif"/>
+                <w:b w:val="false"/>
+                <w:bCs w:val="false"/>
+                <w:i w:val="false"/>
+                <w:iCs w:val="false"/>
+                <w:strike w:val="false"/>
+                <w:dstrike w:val="false"/>
+                <w:outline w:val="false"/>
+                <w:shadow w:val="false"/>
+                <w:color w:val="auto"/>
+                <w:sz w:val="24"/>
+                <w:szCs w:val="24"/>
+                <w:u w:val="none"/>
+              </w:rPr>
+            </w:pPr>
+            <w:r>
+              <w:rPr>
+                <w:rFonts w:ascii="Liberation Serif" w:hAnsi="Liberation Serif"/>
+                <w:b w:val="false"/>
+                <w:bCs w:val="false"/>
+                <w:i w:val="false"/>
+                <w:iCs w:val="false"/>
+                <w:strike w:val="false"/>
+                <w:dstrike w:val="false"/>
+                <w:outline w:val="false"/>
+                <w:shadow w:val="false"/>
+                <w:color w:val="auto"/>
+                <w:sz w:val="24"/>
+                <w:szCs w:val="24"/>
+                <w:u w:val="none"/>
+              </w:rPr>
+            </w:r>
+          </w:p>
+        </w:tc>
+        <w:tc>
+          <w:tcPr>
+            <w:tcW w:w="1779" w:type="dxa"/>
+            <w:tcBorders>
+              <w:start w:val="single" w:sz="4" w:space="0" w:color="000000"/>
+              <w:bottom w:val="single" w:sz="4" w:space="0" w:color="000000"/>
+            </w:tcBorders>
+          </w:tcPr>
+          <w:p>
+            <w:pPr>
+              <w:pStyle w:val="TableContents"/>
+              <w:spacing w:before="0" w:after="160"/>
+              <w:jc w:val="center"/>
+              <w:rPr>
+                <w:rFonts w:ascii="Liberation Serif" w:hAnsi="Liberation Serif"/>
+                <w:b w:val="false"/>
+                <w:bCs w:val="false"/>
+                <w:i w:val="false"/>
+                <w:iCs w:val="false"/>
+                <w:strike w:val="false"/>
+                <w:dstrike w:val="false"/>
+                <w:outline w:val="false"/>
+                <w:shadow w:val="false"/>
+                <w:color w:val="auto"/>
+                <w:sz w:val="24"/>
+                <w:szCs w:val="24"/>
+                <w:u w:val="none"/>
+              </w:rPr>
+            </w:pPr>
+            <w:r>
+              <w:rPr>
+                <w:rFonts w:ascii="Liberation Serif" w:hAnsi="Liberation Serif"/>
+                <w:b w:val="false"/>
+                <w:bCs w:val="false"/>
+                <w:i w:val="false"/>
+                <w:iCs w:val="false"/>
+                <w:strike w:val="false"/>
+                <w:dstrike w:val="false"/>
+                <w:outline w:val="false"/>
+                <w:shadow w:val="false"/>
+                <w:color w:val="auto"/>
+                <w:sz w:val="24"/>
+                <w:szCs w:val="24"/>
+                <w:u w:val="none"/>
+              </w:rPr>
+            </w:r>
+          </w:p>
+        </w:tc>
+        <w:tc>
+          <w:tcPr>
+            <w:tcW w:w="1675" w:type="dxa"/>
+            <w:tcBorders>
+              <w:start w:val="single" w:sz="4" w:space="0" w:color="000000"/>
+              <w:bottom w:val="single" w:sz="4" w:space="0" w:color="000000"/>
+              <w:end w:val="single" w:sz="4" w:space="0" w:color="000000"/>
+            </w:tcBorders>
+          </w:tcPr>
+          <w:p>
+            <w:pPr>
+              <w:pStyle w:val="TableContents"/>
+              <w:spacing w:before="0" w:after="160"/>
+              <w:jc w:val="center"/>
+              <w:rPr>
+                <w:rFonts w:ascii="Liberation Serif" w:hAnsi="Liberation Serif"/>
+                <w:b w:val="false"/>
+                <w:bCs w:val="false"/>
+                <w:i w:val="false"/>
+                <w:iCs w:val="false"/>
+                <w:strike w:val="false"/>
+                <w:dstrike w:val="false"/>
+                <w:outline w:val="false"/>
+                <w:shadow w:val="false"/>
+                <w:color w:val="auto"/>
+                <w:sz w:val="24"/>
+                <w:szCs w:val="24"/>
+                <w:u w:val="none"/>
+              </w:rPr>
+            </w:pPr>
+            <w:r>
+              <w:rPr>
+                <w:rFonts w:ascii="Liberation Serif" w:hAnsi="Liberation Serif"/>
+                <w:b w:val="false"/>
+                <w:bCs w:val="false"/>
+                <w:i w:val="false"/>
+                <w:iCs w:val="false"/>
+                <w:strike w:val="false"/>
+                <w:dstrike w:val="false"/>
+                <w:outline w:val="false"/>
+                <w:shadow w:val="false"/>
+                <w:color w:val="auto"/>
+                <w:sz w:val="24"/>
+                <w:szCs w:val="24"/>
+                <w:u w:val="none"/>
+              </w:rPr>
+            </w:r>
+          </w:p>
+        </w:tc>
+      </w:tr>
+      <w:tr>
+        <w:trPr/>
+        <w:tc>
+          <w:tcPr>
+            <w:tcW w:w="1675" w:type="dxa"/>
+            <w:tcBorders>
+              <w:start w:val="single" w:sz="4" w:space="0" w:color="000000"/>
+              <w:bottom w:val="single" w:sz="4" w:space="0" w:color="000000"/>
+            </w:tcBorders>
+          </w:tcPr>
+          <w:p>
+            <w:pPr>
+              <w:pStyle w:val="TableContents"/>
+              <w:spacing w:before="0" w:after="160"/>
+              <w:jc w:val="center"/>
+              <w:rPr>
+                <w:rFonts w:ascii="Liberation Serif" w:hAnsi="Liberation Serif"/>
+                <w:b w:val="false"/>
+                <w:bCs w:val="false"/>
+                <w:i w:val="false"/>
+                <w:iCs w:val="false"/>
+                <w:strike w:val="false"/>
+                <w:dstrike w:val="false"/>
+                <w:outline w:val="false"/>
+                <w:shadow w:val="false"/>
+                <w:color w:val="auto"/>
+                <w:sz w:val="24"/>
+                <w:szCs w:val="24"/>
+                <w:u w:val="none"/>
+              </w:rPr>
+            </w:pPr>
+            <w:r>
+              <w:rPr>
+                <w:rFonts w:ascii="Liberation Serif" w:hAnsi="Liberation Serif"/>
+                <w:b w:val="false"/>
+                <w:bCs w:val="false"/>
+                <w:i w:val="false"/>
+                <w:iCs w:val="false"/>
+                <w:strike w:val="false"/>
+                <w:dstrike w:val="false"/>
+                <w:outline w:val="false"/>
+                <w:shadow w:val="false"/>
+                <w:color w:val="auto"/>
+                <w:sz w:val="24"/>
+                <w:szCs w:val="24"/>
+                <w:u w:val="none"/>
+              </w:rPr>
+            </w:r>
+          </w:p>
+        </w:tc>
+        <w:tc>
+          <w:tcPr>
+            <w:tcW w:w="1779" w:type="dxa"/>
+            <w:tcBorders>
+              <w:start w:val="single" w:sz="4" w:space="0" w:color="000000"/>
+              <w:bottom w:val="single" w:sz="4" w:space="0" w:color="000000"/>
+            </w:tcBorders>
+          </w:tcPr>
+          <w:p>
+            <w:pPr>
+              <w:pStyle w:val="TableContents"/>
+              <w:spacing w:before="0" w:after="160"/>
+              <w:jc w:val="center"/>
+              <w:rPr>
+                <w:rFonts w:ascii="Liberation Serif" w:hAnsi="Liberation Serif"/>
+                <w:b w:val="false"/>
+                <w:bCs w:val="false"/>
+                <w:i w:val="false"/>
+                <w:iCs w:val="false"/>
+                <w:strike w:val="false"/>
+                <w:dstrike w:val="false"/>
+                <w:outline w:val="false"/>
+                <w:shadow w:val="false"/>
+                <w:color w:val="auto"/>
+                <w:sz w:val="24"/>
+                <w:szCs w:val="24"/>
+                <w:u w:val="none"/>
+              </w:rPr>
+            </w:pPr>
+            <w:r>
+              <w:rPr>
+                <w:rFonts w:ascii="Liberation Serif" w:hAnsi="Liberation Serif"/>
+                <w:b w:val="false"/>
+                <w:bCs w:val="false"/>
+                <w:i w:val="false"/>
+                <w:iCs w:val="false"/>
+                <w:strike w:val="false"/>
+                <w:dstrike w:val="false"/>
+                <w:outline w:val="false"/>
+                <w:shadow w:val="false"/>
+                <w:color w:val="auto"/>
+                <w:sz w:val="24"/>
+                <w:szCs w:val="24"/>
+                <w:u w:val="none"/>
+              </w:rPr>
+            </w:r>
+          </w:p>
+        </w:tc>
+        <w:tc>
+          <w:tcPr>
+            <w:tcW w:w="1779" w:type="dxa"/>
+            <w:tcBorders>
+              <w:start w:val="single" w:sz="4" w:space="0" w:color="000000"/>
+              <w:bottom w:val="single" w:sz="4" w:space="0" w:color="000000"/>
+            </w:tcBorders>
+          </w:tcPr>
+          <w:p>
+            <w:pPr>
+              <w:pStyle w:val="TableContents"/>
+              <w:spacing w:before="0" w:after="160"/>
+              <w:jc w:val="center"/>
+              <w:rPr>
+                <w:rFonts w:ascii="Liberation Serif" w:hAnsi="Liberation Serif"/>
+                <w:b w:val="false"/>
+                <w:bCs w:val="false"/>
+                <w:i w:val="false"/>
+                <w:iCs w:val="false"/>
+                <w:strike w:val="false"/>
+                <w:dstrike w:val="false"/>
+                <w:outline w:val="false"/>
+                <w:shadow w:val="false"/>
+                <w:color w:val="auto"/>
+                <w:sz w:val="24"/>
+                <w:szCs w:val="24"/>
+                <w:u w:val="none"/>
+              </w:rPr>
+            </w:pPr>
+            <w:r>
+              <w:rPr>
+                <w:rFonts w:ascii="Liberation Serif" w:hAnsi="Liberation Serif"/>
+                <w:b w:val="false"/>
+                <w:bCs w:val="false"/>
+                <w:i w:val="false"/>
+                <w:iCs w:val="false"/>
+                <w:strike w:val="false"/>
+                <w:dstrike w:val="false"/>
+                <w:outline w:val="false"/>
+                <w:shadow w:val="false"/>
+                <w:color w:val="auto"/>
+                <w:sz w:val="24"/>
+                <w:szCs w:val="24"/>
+                <w:u w:val="none"/>
+              </w:rPr>
+            </w:r>
+          </w:p>
+        </w:tc>
+        <w:tc>
+          <w:tcPr>
+            <w:tcW w:w="1779" w:type="dxa"/>
+            <w:tcBorders>
+              <w:start w:val="single" w:sz="4" w:space="0" w:color="000000"/>
+              <w:bottom w:val="single" w:sz="4" w:space="0" w:color="000000"/>
+            </w:tcBorders>
+          </w:tcPr>
+          <w:p>
+            <w:pPr>
+              <w:pStyle w:val="TableContents"/>
+              <w:spacing w:before="0" w:after="160"/>
+              <w:jc w:val="center"/>
+              <w:rPr>
+                <w:rFonts w:ascii="Liberation Serif" w:hAnsi="Liberation Serif"/>
+                <w:b w:val="false"/>
+                <w:bCs w:val="false"/>
+                <w:i w:val="false"/>
+                <w:iCs w:val="false"/>
+                <w:strike w:val="false"/>
+                <w:dstrike w:val="false"/>
+                <w:outline w:val="false"/>
+                <w:shadow w:val="false"/>
+                <w:color w:val="auto"/>
+                <w:sz w:val="24"/>
+                <w:szCs w:val="24"/>
+                <w:u w:val="none"/>
+              </w:rPr>
+            </w:pPr>
+            <w:r>
+              <w:rPr>
+                <w:rFonts w:ascii="Liberation Serif" w:hAnsi="Liberation Serif"/>
+                <w:b w:val="false"/>
+                <w:bCs w:val="false"/>
+                <w:i w:val="false"/>
+                <w:iCs w:val="false"/>
+                <w:strike w:val="false"/>
+                <w:dstrike w:val="false"/>
+                <w:outline w:val="false"/>
+                <w:shadow w:val="false"/>
+                <w:color w:val="auto"/>
+                <w:sz w:val="24"/>
+                <w:szCs w:val="24"/>
+                <w:u w:val="none"/>
+              </w:rPr>
+            </w:r>
+          </w:p>
+        </w:tc>
+        <w:tc>
+          <w:tcPr>
+            <w:tcW w:w="1779" w:type="dxa"/>
+            <w:tcBorders>
+              <w:start w:val="single" w:sz="4" w:space="0" w:color="000000"/>
+              <w:bottom w:val="single" w:sz="4" w:space="0" w:color="000000"/>
+            </w:tcBorders>
+          </w:tcPr>
+          <w:p>
+            <w:pPr>
+              <w:pStyle w:val="TableContents"/>
+              <w:spacing w:before="0" w:after="160"/>
+              <w:jc w:val="center"/>
+              <w:rPr>
+                <w:rFonts w:ascii="Liberation Serif" w:hAnsi="Liberation Serif"/>
+                <w:b w:val="false"/>
+                <w:bCs w:val="false"/>
+                <w:i w:val="false"/>
+                <w:iCs w:val="false"/>
+                <w:strike w:val="false"/>
+                <w:dstrike w:val="false"/>
+                <w:outline w:val="false"/>
+                <w:shadow w:val="false"/>
+                <w:color w:val="auto"/>
+                <w:sz w:val="24"/>
+                <w:szCs w:val="24"/>
+                <w:u w:val="none"/>
+              </w:rPr>
+            </w:pPr>
+            <w:r>
+              <w:rPr>
+                <w:rFonts w:ascii="Liberation Serif" w:hAnsi="Liberation Serif"/>
+                <w:b w:val="false"/>
+                <w:bCs w:val="false"/>
+                <w:i w:val="false"/>
+                <w:iCs w:val="false"/>
+                <w:strike w:val="false"/>
+                <w:dstrike w:val="false"/>
+                <w:outline w:val="false"/>
+                <w:shadow w:val="false"/>
+                <w:color w:val="auto"/>
+                <w:sz w:val="24"/>
+                <w:szCs w:val="24"/>
+                <w:u w:val="none"/>
+              </w:rPr>
+            </w:r>
+          </w:p>
+        </w:tc>
+        <w:tc>
+          <w:tcPr>
+            <w:tcW w:w="1675" w:type="dxa"/>
+            <w:tcBorders>
+              <w:start w:val="single" w:sz="4" w:space="0" w:color="000000"/>
+              <w:bottom w:val="single" w:sz="4" w:space="0" w:color="000000"/>
+              <w:end w:val="single" w:sz="4" w:space="0" w:color="000000"/>
+            </w:tcBorders>
+          </w:tcPr>
+          <w:p>
+            <w:pPr>
+              <w:pStyle w:val="TableContents"/>
+              <w:spacing w:before="0" w:after="160"/>
+              <w:jc w:val="center"/>
+              <w:rPr>
+                <w:rFonts w:ascii="Liberation Serif" w:hAnsi="Liberation Serif"/>
+                <w:b w:val="false"/>
+                <w:bCs w:val="false"/>
+                <w:i w:val="false"/>
+                <w:iCs w:val="false"/>
+                <w:strike w:val="false"/>
+                <w:dstrike w:val="false"/>
+                <w:outline w:val="false"/>
+                <w:shadow w:val="false"/>
+                <w:color w:val="auto"/>
+                <w:sz w:val="24"/>
+                <w:szCs w:val="24"/>
+                <w:u w:val="none"/>
+              </w:rPr>
+            </w:pPr>
+            <w:r>
+              <w:rPr>
+                <w:rFonts w:ascii="Liberation Serif" w:hAnsi="Liberation Serif"/>
+                <w:b w:val="false"/>
+                <w:bCs w:val="false"/>
+                <w:i w:val="false"/>
+                <w:iCs w:val="false"/>
+                <w:strike w:val="false"/>
+                <w:dstrike w:val="false"/>
+                <w:outline w:val="false"/>
+                <w:shadow w:val="false"/>
+                <w:color w:val="auto"/>
+                <w:sz w:val="24"/>
+                <w:szCs w:val="24"/>
+                <w:u w:val="none"/>
+              </w:rPr>
+            </w:r>
+          </w:p>
+        </w:tc>
+      </w:tr>
+      <w:tr>
+        <w:trPr/>
+        <w:tc>
+          <w:tcPr>
+            <w:tcW w:w="1675" w:type="dxa"/>
+            <w:tcBorders>
+              <w:start w:val="single" w:sz="4" w:space="0" w:color="000000"/>
+              <w:bottom w:val="single" w:sz="4" w:space="0" w:color="000000"/>
+            </w:tcBorders>
+          </w:tcPr>
+          <w:p>
+            <w:pPr>
+              <w:pStyle w:val="TableContents"/>
+              <w:spacing w:before="0" w:after="160"/>
+              <w:jc w:val="center"/>
+              <w:rPr>
+                <w:rFonts w:ascii="Liberation Serif" w:hAnsi="Liberation Serif"/>
+                <w:b w:val="false"/>
+                <w:bCs w:val="false"/>
+                <w:i w:val="false"/>
+                <w:iCs w:val="false"/>
+                <w:strike w:val="false"/>
+                <w:dstrike w:val="false"/>
+                <w:outline w:val="false"/>
+                <w:shadow w:val="false"/>
+                <w:color w:val="auto"/>
+                <w:sz w:val="24"/>
+                <w:szCs w:val="24"/>
+                <w:u w:val="none"/>
+              </w:rPr>
+            </w:pPr>
+            <w:r>
+              <w:rPr>
+                <w:rFonts w:ascii="Liberation Serif" w:hAnsi="Liberation Serif"/>
+                <w:b w:val="false"/>
+                <w:bCs w:val="false"/>
+                <w:i w:val="false"/>
+                <w:iCs w:val="false"/>
+                <w:strike w:val="false"/>
+                <w:dstrike w:val="false"/>
+                <w:outline w:val="false"/>
+                <w:shadow w:val="false"/>
+                <w:color w:val="auto"/>
+                <w:sz w:val="24"/>
+                <w:szCs w:val="24"/>
+                <w:u w:val="none"/>
+              </w:rPr>
+            </w:r>
+          </w:p>
+        </w:tc>
+        <w:tc>
+          <w:tcPr>
+            <w:tcW w:w="1779" w:type="dxa"/>
+            <w:tcBorders>
+              <w:start w:val="single" w:sz="4" w:space="0" w:color="000000"/>
+              <w:bottom w:val="single" w:sz="4" w:space="0" w:color="000000"/>
+            </w:tcBorders>
+          </w:tcPr>
+          <w:p>
+            <w:pPr>
+              <w:pStyle w:val="TableContents"/>
+              <w:spacing w:before="0" w:after="160"/>
+              <w:jc w:val="center"/>
+              <w:rPr>
+                <w:rFonts w:ascii="Liberation Serif" w:hAnsi="Liberation Serif"/>
+                <w:b w:val="false"/>
+                <w:bCs w:val="false"/>
+                <w:i w:val="false"/>
+                <w:iCs w:val="false"/>
+                <w:strike w:val="false"/>
+                <w:dstrike w:val="false"/>
+                <w:outline w:val="false"/>
+                <w:shadow w:val="false"/>
+                <w:color w:val="auto"/>
+                <w:sz w:val="24"/>
+                <w:szCs w:val="24"/>
+                <w:u w:val="none"/>
+              </w:rPr>
+            </w:pPr>
+            <w:r>
+              <w:rPr>
+                <w:rFonts w:ascii="Liberation Serif" w:hAnsi="Liberation Serif"/>
+                <w:b w:val="false"/>
+                <w:bCs w:val="false"/>
+                <w:i w:val="false"/>
+                <w:iCs w:val="false"/>
+                <w:strike w:val="false"/>
+                <w:dstrike w:val="false"/>
+                <w:outline w:val="false"/>
+                <w:shadow w:val="false"/>
+                <w:color w:val="auto"/>
+                <w:sz w:val="24"/>
+                <w:szCs w:val="24"/>
+                <w:u w:val="none"/>
+              </w:rPr>
+            </w:r>
+          </w:p>
+        </w:tc>
+        <w:tc>
+          <w:tcPr>
+            <w:tcW w:w="1779" w:type="dxa"/>
+            <w:tcBorders>
+              <w:start w:val="single" w:sz="4" w:space="0" w:color="000000"/>
+              <w:bottom w:val="single" w:sz="4" w:space="0" w:color="000000"/>
+            </w:tcBorders>
+          </w:tcPr>
+          <w:p>
+            <w:pPr>
+              <w:pStyle w:val="TableContents"/>
+              <w:spacing w:before="0" w:after="160"/>
+              <w:jc w:val="center"/>
+              <w:rPr>
+                <w:rFonts w:ascii="Liberation Serif" w:hAnsi="Liberation Serif"/>
+                <w:b w:val="false"/>
+                <w:bCs w:val="false"/>
+                <w:i w:val="false"/>
+                <w:iCs w:val="false"/>
+                <w:strike w:val="false"/>
+                <w:dstrike w:val="false"/>
+                <w:outline w:val="false"/>
+                <w:shadow w:val="false"/>
+                <w:color w:val="auto"/>
+                <w:sz w:val="24"/>
+                <w:szCs w:val="24"/>
+                <w:u w:val="none"/>
+              </w:rPr>
+            </w:pPr>
+            <w:r>
+              <w:rPr>
+                <w:rFonts w:ascii="Liberation Serif" w:hAnsi="Liberation Serif"/>
+                <w:b w:val="false"/>
+                <w:bCs w:val="false"/>
+                <w:i w:val="false"/>
+                <w:iCs w:val="false"/>
+                <w:strike w:val="false"/>
+                <w:dstrike w:val="false"/>
+                <w:outline w:val="false"/>
+                <w:shadow w:val="false"/>
+                <w:color w:val="auto"/>
+                <w:sz w:val="24"/>
+                <w:szCs w:val="24"/>
+                <w:u w:val="none"/>
+              </w:rPr>
+            </w:r>
+          </w:p>
+        </w:tc>
+        <w:tc>
+          <w:tcPr>
+            <w:tcW w:w="1779" w:type="dxa"/>
+            <w:tcBorders>
+              <w:start w:val="single" w:sz="4" w:space="0" w:color="000000"/>
+              <w:bottom w:val="single" w:sz="4" w:space="0" w:color="000000"/>
+            </w:tcBorders>
+          </w:tcPr>
+          <w:p>
+            <w:pPr>
+              <w:pStyle w:val="TableContents"/>
+              <w:spacing w:before="0" w:after="160"/>
+              <w:jc w:val="center"/>
+              <w:rPr>
+                <w:rFonts w:ascii="Liberation Serif" w:hAnsi="Liberation Serif"/>
+                <w:b w:val="false"/>
+                <w:bCs w:val="false"/>
+                <w:i w:val="false"/>
+                <w:iCs w:val="false"/>
+                <w:strike w:val="false"/>
+                <w:dstrike w:val="false"/>
+                <w:outline w:val="false"/>
+                <w:shadow w:val="false"/>
+                <w:color w:val="auto"/>
+                <w:sz w:val="24"/>
+                <w:szCs w:val="24"/>
+                <w:u w:val="none"/>
+              </w:rPr>
+            </w:pPr>
+            <w:r>
+              <w:rPr>
+                <w:rFonts w:ascii="Liberation Serif" w:hAnsi="Liberation Serif"/>
+                <w:b w:val="false"/>
+                <w:bCs w:val="false"/>
+                <w:i w:val="false"/>
+                <w:iCs w:val="false"/>
+                <w:strike w:val="false"/>
+                <w:dstrike w:val="false"/>
+                <w:outline w:val="false"/>
+                <w:shadow w:val="false"/>
+                <w:color w:val="auto"/>
+                <w:sz w:val="24"/>
+                <w:szCs w:val="24"/>
+                <w:u w:val="none"/>
+              </w:rPr>
+            </w:r>
+          </w:p>
+        </w:tc>
+        <w:tc>
+          <w:tcPr>
+            <w:tcW w:w="1779" w:type="dxa"/>
+            <w:tcBorders>
+              <w:start w:val="single" w:sz="4" w:space="0" w:color="000000"/>
+              <w:bottom w:val="single" w:sz="4" w:space="0" w:color="000000"/>
+            </w:tcBorders>
+          </w:tcPr>
+          <w:p>
+            <w:pPr>
+              <w:pStyle w:val="TableContents"/>
+              <w:spacing w:before="0" w:after="160"/>
+              <w:jc w:val="center"/>
+              <w:rPr>
+                <w:rFonts w:ascii="Liberation Serif" w:hAnsi="Liberation Serif"/>
+                <w:b w:val="false"/>
+                <w:bCs w:val="false"/>
+                <w:i w:val="false"/>
+                <w:iCs w:val="false"/>
+                <w:strike w:val="false"/>
+                <w:dstrike w:val="false"/>
+                <w:outline w:val="false"/>
+                <w:shadow w:val="false"/>
+                <w:color w:val="auto"/>
+                <w:sz w:val="24"/>
+                <w:szCs w:val="24"/>
+                <w:u w:val="none"/>
+              </w:rPr>
+            </w:pPr>
+            <w:r>
+              <w:rPr>
+                <w:rFonts w:ascii="Liberation Serif" w:hAnsi="Liberation Serif"/>
+                <w:b w:val="false"/>
+                <w:bCs w:val="false"/>
+                <w:i w:val="false"/>
+                <w:iCs w:val="false"/>
+                <w:strike w:val="false"/>
+                <w:dstrike w:val="false"/>
+                <w:outline w:val="false"/>
+                <w:shadow w:val="false"/>
+                <w:color w:val="auto"/>
+                <w:sz w:val="24"/>
+                <w:szCs w:val="24"/>
+                <w:u w:val="none"/>
+              </w:rPr>
+            </w:r>
+          </w:p>
+        </w:tc>
+        <w:tc>
+          <w:tcPr>
+            <w:tcW w:w="1675" w:type="dxa"/>
+            <w:tcBorders>
+              <w:start w:val="single" w:sz="4" w:space="0" w:color="000000"/>
+              <w:bottom w:val="single" w:sz="4" w:space="0" w:color="000000"/>
+              <w:end w:val="single" w:sz="4" w:space="0" w:color="000000"/>
+            </w:tcBorders>
+          </w:tcPr>
+          <w:p>
+            <w:pPr>
+              <w:pStyle w:val="TableContents"/>
+              <w:spacing w:before="0" w:after="160"/>
+              <w:jc w:val="center"/>
+              <w:rPr>
+                <w:rFonts w:ascii="Liberation Serif" w:hAnsi="Liberation Serif"/>
+                <w:b w:val="false"/>
+                <w:bCs w:val="false"/>
+                <w:i w:val="false"/>
+                <w:iCs w:val="false"/>
+                <w:strike w:val="false"/>
+                <w:dstrike w:val="false"/>
+                <w:outline w:val="false"/>
+                <w:shadow w:val="false"/>
+                <w:color w:val="auto"/>
+                <w:sz w:val="24"/>
+                <w:szCs w:val="24"/>
+                <w:u w:val="none"/>
+              </w:rPr>
+            </w:pPr>
+            <w:r>
+              <w:rPr>
+                <w:rFonts w:ascii="Liberation Serif" w:hAnsi="Liberation Serif"/>
+                <w:b w:val="false"/>
+                <w:bCs w:val="false"/>
+                <w:i w:val="false"/>
+                <w:iCs w:val="false"/>
+                <w:strike w:val="false"/>
+                <w:dstrike w:val="false"/>
+                <w:outline w:val="false"/>
+                <w:shadow w:val="false"/>
+                <w:color w:val="auto"/>
+                <w:sz w:val="24"/>
+                <w:szCs w:val="24"/>
+                <w:u w:val="none"/>
+              </w:rPr>
+            </w:r>
+          </w:p>
+        </w:tc>
+      </w:tr>
+      <w:tr>
+        <w:trPr>
+          <w:trHeight w:val="246" w:hRule="atLeast"/>
+        </w:trPr>
+        <w:tc>
+          <w:tcPr>
+            <w:tcW w:w="1675" w:type="dxa"/>
+            <w:tcBorders>
+              <w:start w:val="single" w:sz="4" w:space="0" w:color="000000"/>
+              <w:bottom w:val="single" w:sz="4" w:space="0" w:color="000000"/>
+            </w:tcBorders>
+          </w:tcPr>
+          <w:p>
+            <w:pPr>
+              <w:pStyle w:val="TableContents"/>
+              <w:spacing w:before="0" w:after="160"/>
+              <w:jc w:val="center"/>
+              <w:rPr>
+                <w:rFonts w:ascii="Liberation Serif" w:hAnsi="Liberation Serif"/>
+                <w:b w:val="false"/>
+                <w:bCs w:val="false"/>
+                <w:i w:val="false"/>
+                <w:iCs w:val="false"/>
+                <w:strike w:val="false"/>
+                <w:dstrike w:val="false"/>
+                <w:outline w:val="false"/>
+                <w:shadow w:val="false"/>
+                <w:color w:val="auto"/>
+                <w:sz w:val="24"/>
+                <w:szCs w:val="24"/>
+                <w:u w:val="none"/>
+              </w:rPr>
+            </w:pPr>
+            <w:r>
+              <w:rPr>
+                <w:rFonts w:ascii="Liberation Serif" w:hAnsi="Liberation Serif"/>
+                <w:b w:val="false"/>
+                <w:bCs w:val="false"/>
+                <w:i w:val="false"/>
+                <w:iCs w:val="false"/>
+                <w:strike w:val="false"/>
+                <w:dstrike w:val="false"/>
+                <w:outline w:val="false"/>
+                <w:shadow w:val="false"/>
+                <w:color w:val="auto"/>
+                <w:sz w:val="24"/>
+                <w:szCs w:val="24"/>
+                <w:u w:val="none"/>
+              </w:rPr>
+            </w:r>
+          </w:p>
+        </w:tc>
+        <w:tc>
+          <w:tcPr>
+            <w:tcW w:w="1779" w:type="dxa"/>
+            <w:tcBorders>
+              <w:start w:val="single" w:sz="4" w:space="0" w:color="000000"/>
+              <w:bottom w:val="single" w:sz="4" w:space="0" w:color="000000"/>
+            </w:tcBorders>
+          </w:tcPr>
+          <w:p>
+            <w:pPr>
+              <w:pStyle w:val="TableContents"/>
+              <w:spacing w:before="0" w:after="160"/>
+              <w:jc w:val="center"/>
+              <w:rPr>
+                <w:rFonts w:ascii="Liberation Serif" w:hAnsi="Liberation Serif"/>
+                <w:b w:val="false"/>
+                <w:bCs w:val="false"/>
+                <w:i w:val="false"/>
+                <w:iCs w:val="false"/>
+                <w:strike w:val="false"/>
+                <w:dstrike w:val="false"/>
+                <w:outline w:val="false"/>
+                <w:shadow w:val="false"/>
+                <w:color w:val="auto"/>
+                <w:sz w:val="24"/>
+                <w:szCs w:val="24"/>
+                <w:u w:val="none"/>
+              </w:rPr>
+            </w:pPr>
+            <w:r>
+              <w:rPr>
+                <w:rFonts w:ascii="Liberation Serif" w:hAnsi="Liberation Serif"/>
+                <w:b w:val="false"/>
+                <w:bCs w:val="false"/>
+                <w:i w:val="false"/>
+                <w:iCs w:val="false"/>
+                <w:strike w:val="false"/>
+                <w:dstrike w:val="false"/>
+                <w:outline w:val="false"/>
+                <w:shadow w:val="false"/>
+                <w:color w:val="auto"/>
+                <w:sz w:val="24"/>
+                <w:szCs w:val="24"/>
+                <w:u w:val="none"/>
+              </w:rPr>
+            </w:r>
+          </w:p>
+        </w:tc>
+        <w:tc>
+          <w:tcPr>
+            <w:tcW w:w="1779" w:type="dxa"/>
+            <w:tcBorders>
+              <w:start w:val="single" w:sz="4" w:space="0" w:color="000000"/>
+              <w:bottom w:val="single" w:sz="4" w:space="0" w:color="000000"/>
+            </w:tcBorders>
+          </w:tcPr>
+          <w:p>
+            <w:pPr>
+              <w:pStyle w:val="TableContents"/>
+              <w:spacing w:before="0" w:after="160"/>
+              <w:jc w:val="center"/>
+              <w:rPr>
+                <w:rFonts w:ascii="Liberation Serif" w:hAnsi="Liberation Serif"/>
+                <w:b w:val="false"/>
+                <w:bCs w:val="false"/>
+                <w:i w:val="false"/>
+                <w:iCs w:val="false"/>
+                <w:strike w:val="false"/>
+                <w:dstrike w:val="false"/>
+                <w:outline w:val="false"/>
+                <w:shadow w:val="false"/>
+                <w:color w:val="auto"/>
+                <w:sz w:val="24"/>
+                <w:szCs w:val="24"/>
+                <w:u w:val="none"/>
+              </w:rPr>
+            </w:pPr>
+            <w:r>
+              <w:rPr>
+                <w:rFonts w:ascii="Liberation Serif" w:hAnsi="Liberation Serif"/>
+                <w:b w:val="false"/>
+                <w:bCs w:val="false"/>
+                <w:i w:val="false"/>
+                <w:iCs w:val="false"/>
+                <w:strike w:val="false"/>
+                <w:dstrike w:val="false"/>
+                <w:outline w:val="false"/>
+                <w:shadow w:val="false"/>
+                <w:color w:val="auto"/>
+                <w:sz w:val="24"/>
+                <w:szCs w:val="24"/>
+                <w:u w:val="none"/>
+              </w:rPr>
+            </w:r>
+          </w:p>
+        </w:tc>
+        <w:tc>
+          <w:tcPr>
+            <w:tcW w:w="1779" w:type="dxa"/>
+            <w:tcBorders>
+              <w:start w:val="single" w:sz="4" w:space="0" w:color="000000"/>
+              <w:bottom w:val="single" w:sz="4" w:space="0" w:color="000000"/>
+            </w:tcBorders>
+          </w:tcPr>
+          <w:p>
+            <w:pPr>
+              <w:pStyle w:val="TableContents"/>
+              <w:spacing w:before="0" w:after="160"/>
+              <w:jc w:val="center"/>
+              <w:rPr>
+                <w:rFonts w:ascii="Liberation Serif" w:hAnsi="Liberation Serif"/>
+                <w:b w:val="false"/>
+                <w:bCs w:val="false"/>
+                <w:i w:val="false"/>
+                <w:iCs w:val="false"/>
+                <w:strike w:val="false"/>
+                <w:dstrike w:val="false"/>
+                <w:outline w:val="false"/>
+                <w:shadow w:val="false"/>
+                <w:color w:val="auto"/>
+                <w:sz w:val="24"/>
+                <w:szCs w:val="24"/>
+                <w:u w:val="none"/>
+              </w:rPr>
+            </w:pPr>
+            <w:r>
+              <w:rPr>
+                <w:rFonts w:ascii="Liberation Serif" w:hAnsi="Liberation Serif"/>
+                <w:b w:val="false"/>
+                <w:bCs w:val="false"/>
+                <w:i w:val="false"/>
+                <w:iCs w:val="false"/>
+                <w:strike w:val="false"/>
+                <w:dstrike w:val="false"/>
+                <w:outline w:val="false"/>
+                <w:shadow w:val="false"/>
+                <w:color w:val="auto"/>
+                <w:sz w:val="24"/>
+                <w:szCs w:val="24"/>
+                <w:u w:val="none"/>
+              </w:rPr>
+            </w:r>
+          </w:p>
+        </w:tc>
+        <w:tc>
+          <w:tcPr>
+            <w:tcW w:w="1779" w:type="dxa"/>
+            <w:tcBorders>
+              <w:start w:val="single" w:sz="4" w:space="0" w:color="000000"/>
+              <w:bottom w:val="single" w:sz="4" w:space="0" w:color="000000"/>
+            </w:tcBorders>
+          </w:tcPr>
+          <w:p>
+            <w:pPr>
+              <w:pStyle w:val="TableContents"/>
+              <w:spacing w:before="0" w:after="160"/>
+              <w:jc w:val="center"/>
+              <w:rPr>
+                <w:rFonts w:ascii="Liberation Serif" w:hAnsi="Liberation Serif"/>
+                <w:b w:val="false"/>
+                <w:bCs w:val="false"/>
+                <w:i w:val="false"/>
+                <w:iCs w:val="false"/>
+                <w:strike w:val="false"/>
+                <w:dstrike w:val="false"/>
+                <w:outline w:val="false"/>
+                <w:shadow w:val="false"/>
+                <w:color w:val="auto"/>
+                <w:sz w:val="24"/>
+                <w:szCs w:val="24"/>
+                <w:u w:val="none"/>
+              </w:rPr>
+            </w:pPr>
+            <w:r>
+              <w:rPr>
+                <w:rFonts w:ascii="Liberation Serif" w:hAnsi="Liberation Serif"/>
+                <w:b w:val="false"/>
+                <w:bCs w:val="false"/>
+                <w:i w:val="false"/>
+                <w:iCs w:val="false"/>
+                <w:strike w:val="false"/>
+                <w:dstrike w:val="false"/>
+                <w:outline w:val="false"/>
+                <w:shadow w:val="false"/>
+                <w:color w:val="auto"/>
+                <w:sz w:val="24"/>
+                <w:szCs w:val="24"/>
+                <w:u w:val="none"/>
+              </w:rPr>
+            </w:r>
+          </w:p>
+        </w:tc>
+        <w:tc>
+          <w:tcPr>
+            <w:tcW w:w="1675" w:type="dxa"/>
+            <w:tcBorders>
+              <w:start w:val="single" w:sz="4" w:space="0" w:color="000000"/>
+              <w:bottom w:val="single" w:sz="4" w:space="0" w:color="000000"/>
+              <w:end w:val="single" w:sz="4" w:space="0" w:color="000000"/>
+            </w:tcBorders>
+          </w:tcPr>
+          <w:p>
+            <w:pPr>
+              <w:pStyle w:val="TableContents"/>
+              <w:spacing w:before="0" w:after="160"/>
+              <w:jc w:val="center"/>
+              <w:rPr>
+                <w:rFonts w:ascii="Liberation Serif" w:hAnsi="Liberation Serif"/>
+                <w:b w:val="false"/>
+                <w:bCs w:val="false"/>
+                <w:i w:val="false"/>
+                <w:iCs w:val="false"/>
+                <w:strike w:val="false"/>
+                <w:dstrike w:val="false"/>
+                <w:outline w:val="false"/>
+                <w:shadow w:val="false"/>
+                <w:color w:val="auto"/>
+                <w:sz w:val="24"/>
+                <w:szCs w:val="24"/>
+                <w:u w:val="none"/>
+              </w:rPr>
+            </w:pPr>
+            <w:r>
+              <w:rPr>
+                <w:rFonts w:ascii="Liberation Serif" w:hAnsi="Liberation Serif"/>
+                <w:b w:val="false"/>
+                <w:bCs w:val="false"/>
+                <w:i w:val="false"/>
+                <w:iCs w:val="false"/>
+                <w:strike w:val="false"/>
+                <w:dstrike w:val="false"/>
+                <w:outline w:val="false"/>
+                <w:shadow w:val="false"/>
+                <w:color w:val="auto"/>
+                <w:sz w:val="24"/>
+                <w:szCs w:val="24"/>
+                <w:u w:val="none"/>
+              </w:rPr>
+              <w:t>Player</w:t>
+            </w:r>
+          </w:p>
+        </w:tc>
+      </w:tr>
+    </w:tbl>
+    <w:p>
+      <w:pPr>
+        <w:pStyle w:val="Normal"/>
         <w:jc w:val="center"/>
         <w:rPr>
           <w:sz w:val="24"/>
@@ -2886,16 +6255,1920 @@
           <w:sz w:val="24"/>
           <w:szCs w:val="24"/>
         </w:rPr>
+      </w:r>
+    </w:p>
+    <w:p>
+      <w:pPr>
+        <w:pStyle w:val="Normal"/>
+        <w:jc w:val="center"/>
+        <w:rPr>
+          <w:sz w:val="24"/>
+          <w:szCs w:val="24"/>
+        </w:rPr>
+      </w:pPr>
+      <w:r>
+        <w:rPr>
+          <w:sz w:val="24"/>
+          <w:szCs w:val="24"/>
+        </w:rPr>
+        <w:t>It then considers the next node which has the lowest value and considers the cost to all of its neighbours. It also updates the cost of already checked nodes if the cost through the current node is cheaper.</w:t>
+      </w:r>
+    </w:p>
+    <w:p>
+      <w:pPr>
+        <w:pStyle w:val="Normal"/>
+        <w:jc w:val="center"/>
+        <w:rPr>
+          <w:sz w:val="24"/>
+          <w:szCs w:val="24"/>
+        </w:rPr>
+      </w:pPr>
+      <w:r>
+        <w:rPr>
+          <w:sz w:val="24"/>
+          <w:szCs w:val="24"/>
+        </w:rPr>
         <w:t xml:space="preserve"> </w:t>
       </w:r>
     </w:p>
-    <w:p>
-      <w:pPr>
-        <w:rPr>
-          <w:sz w:val="40"/>
-          <w:szCs w:val="40"/>
-        </w:rPr>
-      </w:pPr>
+    <w:tbl>
+      <w:tblPr>
+        <w:tblW w:w="5000" w:type="pct"/>
+        <w:jc w:val="center"/>
+        <w:tblInd w:w="0" w:type="dxa"/>
+        <w:tblLayout w:type="fixed"/>
+        <w:tblCellMar>
+          <w:top w:w="55" w:type="dxa"/>
+          <w:start w:w="55" w:type="dxa"/>
+          <w:bottom w:w="55" w:type="dxa"/>
+          <w:end w:w="55" w:type="dxa"/>
+        </w:tblCellMar>
+      </w:tblPr>
+      <w:tblGrid>
+        <w:gridCol w:w="1675"/>
+        <w:gridCol w:w="1779"/>
+        <w:gridCol w:w="1779"/>
+        <w:gridCol w:w="1779"/>
+        <w:gridCol w:w="1779"/>
+        <w:gridCol w:w="1675"/>
+      </w:tblGrid>
+      <w:tr>
+        <w:trPr/>
+        <w:tc>
+          <w:tcPr>
+            <w:tcW w:w="1675" w:type="dxa"/>
+            <w:tcBorders>
+              <w:top w:val="single" w:sz="4" w:space="0" w:color="000000"/>
+              <w:start w:val="single" w:sz="4" w:space="0" w:color="000000"/>
+              <w:bottom w:val="single" w:sz="4" w:space="0" w:color="000000"/>
+            </w:tcBorders>
+            <w:shd w:fill="FF0000" w:val="clear"/>
+          </w:tcPr>
+          <w:p>
+            <w:pPr>
+              <w:pStyle w:val="TableContents"/>
+              <w:spacing w:before="0" w:after="160"/>
+              <w:jc w:val="center"/>
+              <w:rPr>
+                <w:rFonts w:ascii="Liberation Serif" w:hAnsi="Liberation Serif"/>
+                <w:b w:val="false"/>
+                <w:bCs w:val="false"/>
+                <w:i w:val="false"/>
+                <w:iCs w:val="false"/>
+                <w:strike w:val="false"/>
+                <w:dstrike w:val="false"/>
+                <w:outline w:val="false"/>
+                <w:shadow w:val="false"/>
+                <w:color w:val="auto"/>
+                <w:sz w:val="24"/>
+                <w:szCs w:val="24"/>
+                <w:u w:val="none"/>
+              </w:rPr>
+            </w:pPr>
+            <w:r>
+              <w:rPr>
+                <w:rFonts w:ascii="Liberation Serif" w:hAnsi="Liberation Serif"/>
+                <w:b w:val="false"/>
+                <w:bCs w:val="false"/>
+                <w:i w:val="false"/>
+                <w:iCs w:val="false"/>
+                <w:strike w:val="false"/>
+                <w:dstrike w:val="false"/>
+                <w:outline w:val="false"/>
+                <w:shadow w:val="false"/>
+                <w:color w:val="auto"/>
+                <w:sz w:val="24"/>
+                <w:szCs w:val="24"/>
+                <w:u w:val="none"/>
+              </w:rPr>
+              <w:t>Enemy</w:t>
+            </w:r>
+          </w:p>
+        </w:tc>
+        <w:tc>
+          <w:tcPr>
+            <w:tcW w:w="1779" w:type="dxa"/>
+            <w:tcBorders>
+              <w:top w:val="single" w:sz="4" w:space="0" w:color="000000"/>
+              <w:start w:val="single" w:sz="4" w:space="0" w:color="000000"/>
+              <w:bottom w:val="single" w:sz="4" w:space="0" w:color="000000"/>
+            </w:tcBorders>
+            <w:shd w:fill="FFFF00" w:val="clear"/>
+          </w:tcPr>
+          <w:p>
+            <w:pPr>
+              <w:pStyle w:val="TableContents"/>
+              <w:spacing w:before="0" w:after="160"/>
+              <w:jc w:val="center"/>
+              <w:rPr>
+                <w:rFonts w:ascii="Liberation Serif" w:hAnsi="Liberation Serif"/>
+                <w:b w:val="false"/>
+                <w:bCs w:val="false"/>
+                <w:i w:val="false"/>
+                <w:iCs w:val="false"/>
+                <w:strike w:val="false"/>
+                <w:dstrike w:val="false"/>
+                <w:outline w:val="false"/>
+                <w:shadow w:val="false"/>
+                <w:color w:val="auto"/>
+                <w:sz w:val="24"/>
+                <w:szCs w:val="24"/>
+                <w:u w:val="none"/>
+              </w:rPr>
+            </w:pPr>
+            <w:r>
+              <w:rPr>
+                <w:rFonts w:ascii="Liberation Serif" w:hAnsi="Liberation Serif"/>
+                <w:b w:val="false"/>
+                <w:bCs w:val="false"/>
+                <w:i w:val="false"/>
+                <w:iCs w:val="false"/>
+                <w:strike w:val="false"/>
+                <w:dstrike w:val="false"/>
+                <w:outline w:val="false"/>
+                <w:shadow w:val="false"/>
+                <w:color w:val="auto"/>
+                <w:sz w:val="24"/>
+                <w:szCs w:val="24"/>
+                <w:u w:val="none"/>
+              </w:rPr>
+              <w:t xml:space="preserve">1 + </w:t>
+            </w:r>
+            <w:r>
+              <w:rPr>
+                <w:rFonts w:ascii="Liberation Serif" w:hAnsi="Liberation Serif"/>
+                <w:b w:val="false"/>
+                <w:bCs w:val="false"/>
+                <w:i w:val="false"/>
+                <w:iCs w:val="false"/>
+                <w:strike w:val="false"/>
+                <w:dstrike w:val="false"/>
+                <w:outline w:val="false"/>
+                <w:shadow w:val="false"/>
+                <w:color w:val="auto"/>
+                <w:sz w:val="24"/>
+                <w:szCs w:val="24"/>
+                <w:u w:val="none"/>
+              </w:rPr>
+              <w:t>6.4</w:t>
+            </w:r>
+          </w:p>
+        </w:tc>
+        <w:tc>
+          <w:tcPr>
+            <w:tcW w:w="1779" w:type="dxa"/>
+            <w:tcBorders>
+              <w:top w:val="single" w:sz="4" w:space="0" w:color="000000"/>
+              <w:start w:val="single" w:sz="4" w:space="0" w:color="000000"/>
+              <w:bottom w:val="single" w:sz="4" w:space="0" w:color="000000"/>
+            </w:tcBorders>
+            <w:shd w:fill="FFFF00" w:val="clear"/>
+          </w:tcPr>
+          <w:p>
+            <w:pPr>
+              <w:pStyle w:val="TableContents"/>
+              <w:spacing w:before="0" w:after="160"/>
+              <w:jc w:val="center"/>
+              <w:rPr>
+                <w:rFonts w:ascii="Liberation Serif" w:hAnsi="Liberation Serif"/>
+                <w:b w:val="false"/>
+                <w:bCs w:val="false"/>
+                <w:i w:val="false"/>
+                <w:iCs w:val="false"/>
+                <w:strike w:val="false"/>
+                <w:dstrike w:val="false"/>
+                <w:outline w:val="false"/>
+                <w:shadow w:val="false"/>
+                <w:color w:val="auto"/>
+                <w:sz w:val="24"/>
+                <w:szCs w:val="24"/>
+                <w:u w:val="none"/>
+              </w:rPr>
+            </w:pPr>
+            <w:r>
+              <w:rPr>
+                <w:rFonts w:ascii="Liberation Serif" w:hAnsi="Liberation Serif"/>
+                <w:b w:val="false"/>
+                <w:bCs w:val="false"/>
+                <w:i w:val="false"/>
+                <w:iCs w:val="false"/>
+                <w:strike w:val="false"/>
+                <w:dstrike w:val="false"/>
+                <w:outline w:val="false"/>
+                <w:shadow w:val="false"/>
+                <w:color w:val="auto"/>
+                <w:sz w:val="24"/>
+                <w:szCs w:val="24"/>
+                <w:u w:val="none"/>
+              </w:rPr>
+              <w:t>2 + 5.8</w:t>
+            </w:r>
+          </w:p>
+        </w:tc>
+        <w:tc>
+          <w:tcPr>
+            <w:tcW w:w="1779" w:type="dxa"/>
+            <w:tcBorders>
+              <w:top w:val="single" w:sz="4" w:space="0" w:color="000000"/>
+              <w:start w:val="single" w:sz="4" w:space="0" w:color="000000"/>
+              <w:bottom w:val="single" w:sz="4" w:space="0" w:color="000000"/>
+            </w:tcBorders>
+          </w:tcPr>
+          <w:p>
+            <w:pPr>
+              <w:pStyle w:val="TableContents"/>
+              <w:spacing w:before="0" w:after="160"/>
+              <w:jc w:val="center"/>
+              <w:rPr>
+                <w:rFonts w:ascii="Liberation Serif" w:hAnsi="Liberation Serif"/>
+                <w:b w:val="false"/>
+                <w:bCs w:val="false"/>
+                <w:i w:val="false"/>
+                <w:iCs w:val="false"/>
+                <w:strike w:val="false"/>
+                <w:dstrike w:val="false"/>
+                <w:outline w:val="false"/>
+                <w:shadow w:val="false"/>
+                <w:color w:val="auto"/>
+                <w:sz w:val="24"/>
+                <w:szCs w:val="24"/>
+                <w:u w:val="none"/>
+              </w:rPr>
+            </w:pPr>
+            <w:r>
+              <w:rPr>
+                <w:rFonts w:ascii="Liberation Serif" w:hAnsi="Liberation Serif"/>
+                <w:b w:val="false"/>
+                <w:bCs w:val="false"/>
+                <w:i w:val="false"/>
+                <w:iCs w:val="false"/>
+                <w:strike w:val="false"/>
+                <w:dstrike w:val="false"/>
+                <w:outline w:val="false"/>
+                <w:shadow w:val="false"/>
+                <w:color w:val="auto"/>
+                <w:sz w:val="24"/>
+                <w:szCs w:val="24"/>
+                <w:u w:val="none"/>
+              </w:rPr>
+            </w:r>
+          </w:p>
+        </w:tc>
+        <w:tc>
+          <w:tcPr>
+            <w:tcW w:w="1779" w:type="dxa"/>
+            <w:tcBorders>
+              <w:top w:val="single" w:sz="4" w:space="0" w:color="000000"/>
+              <w:start w:val="single" w:sz="4" w:space="0" w:color="000000"/>
+              <w:bottom w:val="single" w:sz="4" w:space="0" w:color="000000"/>
+            </w:tcBorders>
+          </w:tcPr>
+          <w:p>
+            <w:pPr>
+              <w:pStyle w:val="TableContents"/>
+              <w:spacing w:before="0" w:after="160"/>
+              <w:jc w:val="center"/>
+              <w:rPr>
+                <w:rFonts w:ascii="Liberation Serif" w:hAnsi="Liberation Serif"/>
+                <w:b w:val="false"/>
+                <w:bCs w:val="false"/>
+                <w:i w:val="false"/>
+                <w:iCs w:val="false"/>
+                <w:strike w:val="false"/>
+                <w:dstrike w:val="false"/>
+                <w:outline w:val="false"/>
+                <w:shadow w:val="false"/>
+                <w:color w:val="auto"/>
+                <w:sz w:val="24"/>
+                <w:szCs w:val="24"/>
+                <w:u w:val="none"/>
+              </w:rPr>
+            </w:pPr>
+            <w:r>
+              <w:rPr>
+                <w:rFonts w:ascii="Liberation Serif" w:hAnsi="Liberation Serif"/>
+                <w:b w:val="false"/>
+                <w:bCs w:val="false"/>
+                <w:i w:val="false"/>
+                <w:iCs w:val="false"/>
+                <w:strike w:val="false"/>
+                <w:dstrike w:val="false"/>
+                <w:outline w:val="false"/>
+                <w:shadow w:val="false"/>
+                <w:color w:val="auto"/>
+                <w:sz w:val="24"/>
+                <w:szCs w:val="24"/>
+                <w:u w:val="none"/>
+              </w:rPr>
+            </w:r>
+          </w:p>
+        </w:tc>
+        <w:tc>
+          <w:tcPr>
+            <w:tcW w:w="1675" w:type="dxa"/>
+            <w:tcBorders>
+              <w:top w:val="single" w:sz="4" w:space="0" w:color="000000"/>
+              <w:start w:val="single" w:sz="4" w:space="0" w:color="000000"/>
+              <w:bottom w:val="single" w:sz="4" w:space="0" w:color="000000"/>
+              <w:end w:val="single" w:sz="4" w:space="0" w:color="000000"/>
+            </w:tcBorders>
+          </w:tcPr>
+          <w:p>
+            <w:pPr>
+              <w:pStyle w:val="TableContents"/>
+              <w:spacing w:before="0" w:after="160"/>
+              <w:jc w:val="center"/>
+              <w:rPr>
+                <w:rFonts w:ascii="Liberation Serif" w:hAnsi="Liberation Serif"/>
+                <w:b w:val="false"/>
+                <w:bCs w:val="false"/>
+                <w:i w:val="false"/>
+                <w:iCs w:val="false"/>
+                <w:strike w:val="false"/>
+                <w:dstrike w:val="false"/>
+                <w:outline w:val="false"/>
+                <w:shadow w:val="false"/>
+                <w:color w:val="auto"/>
+                <w:sz w:val="24"/>
+                <w:szCs w:val="24"/>
+                <w:u w:val="none"/>
+              </w:rPr>
+            </w:pPr>
+            <w:r>
+              <w:rPr>
+                <w:rFonts w:ascii="Liberation Serif" w:hAnsi="Liberation Serif"/>
+                <w:b w:val="false"/>
+                <w:bCs w:val="false"/>
+                <w:i w:val="false"/>
+                <w:iCs w:val="false"/>
+                <w:strike w:val="false"/>
+                <w:dstrike w:val="false"/>
+                <w:outline w:val="false"/>
+                <w:shadow w:val="false"/>
+                <w:color w:val="auto"/>
+                <w:sz w:val="24"/>
+                <w:szCs w:val="24"/>
+                <w:u w:val="none"/>
+              </w:rPr>
+            </w:r>
+          </w:p>
+        </w:tc>
+      </w:tr>
+      <w:tr>
+        <w:trPr/>
+        <w:tc>
+          <w:tcPr>
+            <w:tcW w:w="1675" w:type="dxa"/>
+            <w:tcBorders>
+              <w:start w:val="single" w:sz="4" w:space="0" w:color="000000"/>
+              <w:bottom w:val="single" w:sz="4" w:space="0" w:color="000000"/>
+            </w:tcBorders>
+            <w:shd w:fill="FFFF00" w:val="clear"/>
+          </w:tcPr>
+          <w:p>
+            <w:pPr>
+              <w:pStyle w:val="TableContents"/>
+              <w:spacing w:before="0" w:after="160"/>
+              <w:jc w:val="center"/>
+              <w:rPr>
+                <w:rFonts w:ascii="Liberation Serif" w:hAnsi="Liberation Serif"/>
+                <w:b w:val="false"/>
+                <w:bCs w:val="false"/>
+                <w:i w:val="false"/>
+                <w:iCs w:val="false"/>
+                <w:strike w:val="false"/>
+                <w:dstrike w:val="false"/>
+                <w:outline w:val="false"/>
+                <w:shadow w:val="false"/>
+                <w:color w:val="000000"/>
+                <w:sz w:val="24"/>
+                <w:szCs w:val="24"/>
+                <w:u w:val="none"/>
+              </w:rPr>
+            </w:pPr>
+            <w:r>
+              <w:rPr>
+                <w:rFonts w:ascii="Liberation Serif" w:hAnsi="Liberation Serif"/>
+                <w:b w:val="false"/>
+                <w:bCs w:val="false"/>
+                <w:i w:val="false"/>
+                <w:iCs w:val="false"/>
+                <w:strike w:val="false"/>
+                <w:dstrike w:val="false"/>
+                <w:outline w:val="false"/>
+                <w:shadow w:val="false"/>
+                <w:color w:val="000000"/>
+                <w:sz w:val="24"/>
+                <w:szCs w:val="24"/>
+                <w:u w:val="none"/>
+              </w:rPr>
+              <w:t>1 + 6.4</w:t>
+            </w:r>
+          </w:p>
+        </w:tc>
+        <w:tc>
+          <w:tcPr>
+            <w:tcW w:w="1779" w:type="dxa"/>
+            <w:tcBorders>
+              <w:start w:val="single" w:sz="4" w:space="0" w:color="000000"/>
+              <w:bottom w:val="single" w:sz="4" w:space="0" w:color="000000"/>
+            </w:tcBorders>
+            <w:shd w:fill="FF0000" w:val="clear"/>
+          </w:tcPr>
+          <w:p>
+            <w:pPr>
+              <w:pStyle w:val="TableContents"/>
+              <w:spacing w:before="0" w:after="160"/>
+              <w:jc w:val="center"/>
+              <w:rPr>
+                <w:rFonts w:ascii="Liberation Serif" w:hAnsi="Liberation Serif"/>
+                <w:b w:val="false"/>
+                <w:bCs w:val="false"/>
+                <w:i w:val="false"/>
+                <w:iCs w:val="false"/>
+                <w:strike w:val="false"/>
+                <w:dstrike w:val="false"/>
+                <w:outline w:val="false"/>
+                <w:shadow w:val="false"/>
+                <w:color w:val="auto"/>
+                <w:sz w:val="24"/>
+                <w:szCs w:val="24"/>
+                <w:u w:val="none"/>
+              </w:rPr>
+            </w:pPr>
+            <w:r>
+              <w:rPr>
+                <w:rFonts w:ascii="Liberation Serif" w:hAnsi="Liberation Serif"/>
+                <w:b w:val="false"/>
+                <w:bCs w:val="false"/>
+                <w:i w:val="false"/>
+                <w:iCs w:val="false"/>
+                <w:strike w:val="false"/>
+                <w:dstrike w:val="false"/>
+                <w:outline w:val="false"/>
+                <w:shadow w:val="false"/>
+                <w:color w:val="auto"/>
+                <w:sz w:val="24"/>
+                <w:szCs w:val="24"/>
+                <w:u w:val="none"/>
+              </w:rPr>
+              <w:t>1 + 5.7</w:t>
+            </w:r>
+          </w:p>
+        </w:tc>
+        <w:tc>
+          <w:tcPr>
+            <w:tcW w:w="1779" w:type="dxa"/>
+            <w:tcBorders>
+              <w:start w:val="single" w:sz="4" w:space="0" w:color="000000"/>
+              <w:bottom w:val="single" w:sz="4" w:space="0" w:color="000000"/>
+            </w:tcBorders>
+            <w:shd w:fill="FFFF00" w:val="clear"/>
+          </w:tcPr>
+          <w:p>
+            <w:pPr>
+              <w:pStyle w:val="TableContents"/>
+              <w:spacing w:before="0" w:after="160"/>
+              <w:jc w:val="center"/>
+              <w:rPr>
+                <w:rFonts w:ascii="Liberation Serif" w:hAnsi="Liberation Serif"/>
+                <w:b w:val="false"/>
+                <w:bCs w:val="false"/>
+                <w:i w:val="false"/>
+                <w:iCs w:val="false"/>
+                <w:strike w:val="false"/>
+                <w:dstrike w:val="false"/>
+                <w:outline w:val="false"/>
+                <w:shadow w:val="false"/>
+                <w:color w:val="auto"/>
+                <w:sz w:val="24"/>
+                <w:szCs w:val="24"/>
+                <w:u w:val="none"/>
+              </w:rPr>
+            </w:pPr>
+            <w:r>
+              <w:rPr>
+                <w:rFonts w:ascii="Liberation Serif" w:hAnsi="Liberation Serif"/>
+                <w:b w:val="false"/>
+                <w:bCs w:val="false"/>
+                <w:i w:val="false"/>
+                <w:iCs w:val="false"/>
+                <w:strike w:val="false"/>
+                <w:dstrike w:val="false"/>
+                <w:outline w:val="false"/>
+                <w:shadow w:val="false"/>
+                <w:color w:val="auto"/>
+                <w:sz w:val="24"/>
+                <w:szCs w:val="24"/>
+                <w:u w:val="none"/>
+              </w:rPr>
+              <w:t>2 + 5</w:t>
+            </w:r>
+          </w:p>
+        </w:tc>
+        <w:tc>
+          <w:tcPr>
+            <w:tcW w:w="1779" w:type="dxa"/>
+            <w:tcBorders>
+              <w:start w:val="single" w:sz="4" w:space="0" w:color="000000"/>
+              <w:bottom w:val="single" w:sz="4" w:space="0" w:color="000000"/>
+            </w:tcBorders>
+            <w:shd w:fill="FFFF00" w:val="clear"/>
+          </w:tcPr>
+          <w:p>
+            <w:pPr>
+              <w:pStyle w:val="TableContents"/>
+              <w:spacing w:before="0" w:after="160"/>
+              <w:jc w:val="center"/>
+              <w:rPr>
+                <w:rFonts w:ascii="Liberation Serif" w:hAnsi="Liberation Serif"/>
+                <w:b w:val="false"/>
+                <w:bCs w:val="false"/>
+                <w:i w:val="false"/>
+                <w:iCs w:val="false"/>
+                <w:strike w:val="false"/>
+                <w:dstrike w:val="false"/>
+                <w:outline w:val="false"/>
+                <w:shadow w:val="false"/>
+                <w:color w:val="auto"/>
+                <w:sz w:val="24"/>
+                <w:szCs w:val="24"/>
+                <w:u w:val="none"/>
+              </w:rPr>
+            </w:pPr>
+            <w:r>
+              <w:rPr>
+                <w:rFonts w:ascii="Liberation Serif" w:hAnsi="Liberation Serif"/>
+                <w:b w:val="false"/>
+                <w:bCs w:val="false"/>
+                <w:i w:val="false"/>
+                <w:iCs w:val="false"/>
+                <w:strike w:val="false"/>
+                <w:dstrike w:val="false"/>
+                <w:outline w:val="false"/>
+                <w:shadow w:val="false"/>
+                <w:color w:val="auto"/>
+                <w:sz w:val="24"/>
+                <w:szCs w:val="24"/>
+                <w:u w:val="none"/>
+              </w:rPr>
+              <w:t>3 + 4.5</w:t>
+            </w:r>
+          </w:p>
+        </w:tc>
+        <w:tc>
+          <w:tcPr>
+            <w:tcW w:w="1779" w:type="dxa"/>
+            <w:tcBorders>
+              <w:start w:val="single" w:sz="4" w:space="0" w:color="000000"/>
+              <w:bottom w:val="single" w:sz="4" w:space="0" w:color="000000"/>
+            </w:tcBorders>
+          </w:tcPr>
+          <w:p>
+            <w:pPr>
+              <w:pStyle w:val="TableContents"/>
+              <w:spacing w:before="0" w:after="160"/>
+              <w:jc w:val="center"/>
+              <w:rPr>
+                <w:rFonts w:ascii="Liberation Serif" w:hAnsi="Liberation Serif"/>
+                <w:b w:val="false"/>
+                <w:bCs w:val="false"/>
+                <w:i w:val="false"/>
+                <w:iCs w:val="false"/>
+                <w:strike w:val="false"/>
+                <w:dstrike w:val="false"/>
+                <w:outline w:val="false"/>
+                <w:shadow w:val="false"/>
+                <w:color w:val="auto"/>
+                <w:sz w:val="24"/>
+                <w:szCs w:val="24"/>
+                <w:u w:val="none"/>
+              </w:rPr>
+            </w:pPr>
+            <w:r>
+              <w:rPr>
+                <w:rFonts w:ascii="Liberation Serif" w:hAnsi="Liberation Serif"/>
+                <w:b w:val="false"/>
+                <w:bCs w:val="false"/>
+                <w:i w:val="false"/>
+                <w:iCs w:val="false"/>
+                <w:strike w:val="false"/>
+                <w:dstrike w:val="false"/>
+                <w:outline w:val="false"/>
+                <w:shadow w:val="false"/>
+                <w:color w:val="auto"/>
+                <w:sz w:val="24"/>
+                <w:szCs w:val="24"/>
+                <w:u w:val="none"/>
+              </w:rPr>
+            </w:r>
+          </w:p>
+        </w:tc>
+        <w:tc>
+          <w:tcPr>
+            <w:tcW w:w="1675" w:type="dxa"/>
+            <w:tcBorders>
+              <w:start w:val="single" w:sz="4" w:space="0" w:color="000000"/>
+              <w:bottom w:val="single" w:sz="4" w:space="0" w:color="000000"/>
+              <w:end w:val="single" w:sz="4" w:space="0" w:color="000000"/>
+            </w:tcBorders>
+          </w:tcPr>
+          <w:p>
+            <w:pPr>
+              <w:pStyle w:val="TableContents"/>
+              <w:spacing w:before="0" w:after="160"/>
+              <w:jc w:val="center"/>
+              <w:rPr>
+                <w:rFonts w:ascii="Liberation Serif" w:hAnsi="Liberation Serif"/>
+                <w:b w:val="false"/>
+                <w:bCs w:val="false"/>
+                <w:i w:val="false"/>
+                <w:iCs w:val="false"/>
+                <w:strike w:val="false"/>
+                <w:dstrike w:val="false"/>
+                <w:outline w:val="false"/>
+                <w:shadow w:val="false"/>
+                <w:color w:val="auto"/>
+                <w:sz w:val="24"/>
+                <w:szCs w:val="24"/>
+                <w:u w:val="none"/>
+              </w:rPr>
+            </w:pPr>
+            <w:r>
+              <w:rPr>
+                <w:rFonts w:ascii="Liberation Serif" w:hAnsi="Liberation Serif"/>
+                <w:b w:val="false"/>
+                <w:bCs w:val="false"/>
+                <w:i w:val="false"/>
+                <w:iCs w:val="false"/>
+                <w:strike w:val="false"/>
+                <w:dstrike w:val="false"/>
+                <w:outline w:val="false"/>
+                <w:shadow w:val="false"/>
+                <w:color w:val="auto"/>
+                <w:sz w:val="24"/>
+                <w:szCs w:val="24"/>
+                <w:u w:val="none"/>
+              </w:rPr>
+            </w:r>
+          </w:p>
+        </w:tc>
+      </w:tr>
+      <w:tr>
+        <w:trPr/>
+        <w:tc>
+          <w:tcPr>
+            <w:tcW w:w="1675" w:type="dxa"/>
+            <w:tcBorders>
+              <w:start w:val="single" w:sz="4" w:space="0" w:color="000000"/>
+              <w:bottom w:val="single" w:sz="4" w:space="0" w:color="000000"/>
+            </w:tcBorders>
+            <w:shd w:fill="FFFF00" w:val="clear"/>
+          </w:tcPr>
+          <w:p>
+            <w:pPr>
+              <w:pStyle w:val="TableContents"/>
+              <w:spacing w:before="0" w:after="160"/>
+              <w:jc w:val="center"/>
+              <w:rPr>
+                <w:rFonts w:ascii="Liberation Serif" w:hAnsi="Liberation Serif"/>
+                <w:b w:val="false"/>
+                <w:bCs w:val="false"/>
+                <w:i w:val="false"/>
+                <w:iCs w:val="false"/>
+                <w:strike w:val="false"/>
+                <w:dstrike w:val="false"/>
+                <w:outline w:val="false"/>
+                <w:shadow w:val="false"/>
+                <w:color w:val="auto"/>
+                <w:sz w:val="24"/>
+                <w:szCs w:val="24"/>
+                <w:u w:val="none"/>
+              </w:rPr>
+            </w:pPr>
+            <w:r>
+              <w:rPr>
+                <w:rFonts w:ascii="Liberation Serif" w:hAnsi="Liberation Serif"/>
+                <w:b w:val="false"/>
+                <w:bCs w:val="false"/>
+                <w:i w:val="false"/>
+                <w:iCs w:val="false"/>
+                <w:strike w:val="false"/>
+                <w:dstrike w:val="false"/>
+                <w:outline w:val="false"/>
+                <w:shadow w:val="false"/>
+                <w:color w:val="auto"/>
+                <w:sz w:val="24"/>
+                <w:szCs w:val="24"/>
+                <w:u w:val="none"/>
+              </w:rPr>
+              <w:t>2 + 5.8</w:t>
+            </w:r>
+          </w:p>
+        </w:tc>
+        <w:tc>
+          <w:tcPr>
+            <w:tcW w:w="1779" w:type="dxa"/>
+            <w:tcBorders>
+              <w:start w:val="single" w:sz="4" w:space="0" w:color="000000"/>
+              <w:bottom w:val="single" w:sz="4" w:space="0" w:color="000000"/>
+            </w:tcBorders>
+            <w:shd w:fill="FFFF00" w:val="clear"/>
+          </w:tcPr>
+          <w:p>
+            <w:pPr>
+              <w:pStyle w:val="TableContents"/>
+              <w:spacing w:before="0" w:after="160"/>
+              <w:jc w:val="center"/>
+              <w:rPr>
+                <w:rFonts w:ascii="Liberation Serif" w:hAnsi="Liberation Serif"/>
+                <w:b w:val="false"/>
+                <w:bCs w:val="false"/>
+                <w:i w:val="false"/>
+                <w:iCs w:val="false"/>
+                <w:strike w:val="false"/>
+                <w:dstrike w:val="false"/>
+                <w:outline w:val="false"/>
+                <w:shadow w:val="false"/>
+                <w:color w:val="auto"/>
+                <w:sz w:val="24"/>
+                <w:szCs w:val="24"/>
+                <w:u w:val="none"/>
+              </w:rPr>
+            </w:pPr>
+            <w:r>
+              <w:rPr>
+                <w:rFonts w:ascii="Liberation Serif" w:hAnsi="Liberation Serif"/>
+                <w:b w:val="false"/>
+                <w:bCs w:val="false"/>
+                <w:i w:val="false"/>
+                <w:iCs w:val="false"/>
+                <w:strike w:val="false"/>
+                <w:dstrike w:val="false"/>
+                <w:outline w:val="false"/>
+                <w:shadow w:val="false"/>
+                <w:color w:val="auto"/>
+                <w:sz w:val="24"/>
+                <w:szCs w:val="24"/>
+                <w:u w:val="none"/>
+              </w:rPr>
+              <w:t>2 + 5</w:t>
+            </w:r>
+          </w:p>
+        </w:tc>
+        <w:tc>
+          <w:tcPr>
+            <w:tcW w:w="1779" w:type="dxa"/>
+            <w:tcBorders>
+              <w:start w:val="single" w:sz="4" w:space="0" w:color="000000"/>
+              <w:bottom w:val="single" w:sz="4" w:space="0" w:color="000000"/>
+            </w:tcBorders>
+            <w:shd w:fill="FF0000" w:val="clear"/>
+          </w:tcPr>
+          <w:p>
+            <w:pPr>
+              <w:pStyle w:val="TableContents"/>
+              <w:spacing w:before="0" w:after="160"/>
+              <w:jc w:val="center"/>
+              <w:rPr>
+                <w:rFonts w:ascii="Liberation Serif" w:hAnsi="Liberation Serif"/>
+                <w:b w:val="false"/>
+                <w:bCs w:val="false"/>
+                <w:i w:val="false"/>
+                <w:iCs w:val="false"/>
+                <w:strike w:val="false"/>
+                <w:dstrike w:val="false"/>
+                <w:outline w:val="false"/>
+                <w:shadow w:val="false"/>
+                <w:color w:val="auto"/>
+                <w:sz w:val="24"/>
+                <w:szCs w:val="24"/>
+                <w:u w:val="none"/>
+              </w:rPr>
+            </w:pPr>
+            <w:r>
+              <w:rPr>
+                <w:rFonts w:ascii="Liberation Serif" w:hAnsi="Liberation Serif"/>
+                <w:b w:val="false"/>
+                <w:bCs w:val="false"/>
+                <w:i w:val="false"/>
+                <w:iCs w:val="false"/>
+                <w:strike w:val="false"/>
+                <w:dstrike w:val="false"/>
+                <w:outline w:val="false"/>
+                <w:shadow w:val="false"/>
+                <w:color w:val="auto"/>
+                <w:sz w:val="24"/>
+                <w:szCs w:val="24"/>
+                <w:u w:val="none"/>
+              </w:rPr>
+              <w:t>2 + 4.2</w:t>
+            </w:r>
+          </w:p>
+        </w:tc>
+        <w:tc>
+          <w:tcPr>
+            <w:tcW w:w="1779" w:type="dxa"/>
+            <w:tcBorders>
+              <w:start w:val="single" w:sz="4" w:space="0" w:color="000000"/>
+              <w:bottom w:val="single" w:sz="4" w:space="0" w:color="000000"/>
+            </w:tcBorders>
+            <w:shd w:fill="FFFF00" w:val="clear"/>
+          </w:tcPr>
+          <w:p>
+            <w:pPr>
+              <w:pStyle w:val="TableContents"/>
+              <w:spacing w:before="0" w:after="160"/>
+              <w:jc w:val="center"/>
+              <w:rPr>
+                <w:rFonts w:ascii="Liberation Serif" w:hAnsi="Liberation Serif"/>
+                <w:b w:val="false"/>
+                <w:bCs w:val="false"/>
+                <w:i w:val="false"/>
+                <w:iCs w:val="false"/>
+                <w:strike w:val="false"/>
+                <w:dstrike w:val="false"/>
+                <w:outline w:val="false"/>
+                <w:shadow w:val="false"/>
+                <w:color w:val="auto"/>
+                <w:sz w:val="24"/>
+                <w:szCs w:val="24"/>
+                <w:u w:val="none"/>
+              </w:rPr>
+            </w:pPr>
+            <w:r>
+              <w:rPr>
+                <w:rFonts w:ascii="Liberation Serif" w:hAnsi="Liberation Serif"/>
+                <w:b w:val="false"/>
+                <w:bCs w:val="false"/>
+                <w:i w:val="false"/>
+                <w:iCs w:val="false"/>
+                <w:strike w:val="false"/>
+                <w:dstrike w:val="false"/>
+                <w:outline w:val="false"/>
+                <w:shadow w:val="false"/>
+                <w:color w:val="auto"/>
+                <w:sz w:val="24"/>
+                <w:szCs w:val="24"/>
+                <w:u w:val="none"/>
+              </w:rPr>
+              <w:t>3 + 3.6</w:t>
+            </w:r>
+          </w:p>
+        </w:tc>
+        <w:tc>
+          <w:tcPr>
+            <w:tcW w:w="1779" w:type="dxa"/>
+            <w:tcBorders>
+              <w:start w:val="single" w:sz="4" w:space="0" w:color="000000"/>
+              <w:bottom w:val="single" w:sz="4" w:space="0" w:color="000000"/>
+            </w:tcBorders>
+          </w:tcPr>
+          <w:p>
+            <w:pPr>
+              <w:pStyle w:val="TableContents"/>
+              <w:spacing w:before="0" w:after="160"/>
+              <w:jc w:val="center"/>
+              <w:rPr>
+                <w:rFonts w:ascii="Liberation Serif" w:hAnsi="Liberation Serif"/>
+                <w:b w:val="false"/>
+                <w:bCs w:val="false"/>
+                <w:i w:val="false"/>
+                <w:iCs w:val="false"/>
+                <w:strike w:val="false"/>
+                <w:dstrike w:val="false"/>
+                <w:outline w:val="false"/>
+                <w:shadow w:val="false"/>
+                <w:color w:val="auto"/>
+                <w:sz w:val="24"/>
+                <w:szCs w:val="24"/>
+                <w:u w:val="none"/>
+              </w:rPr>
+            </w:pPr>
+            <w:r>
+              <w:rPr>
+                <w:rFonts w:ascii="Liberation Serif" w:hAnsi="Liberation Serif"/>
+                <w:b w:val="false"/>
+                <w:bCs w:val="false"/>
+                <w:i w:val="false"/>
+                <w:iCs w:val="false"/>
+                <w:strike w:val="false"/>
+                <w:dstrike w:val="false"/>
+                <w:outline w:val="false"/>
+                <w:shadow w:val="false"/>
+                <w:color w:val="auto"/>
+                <w:sz w:val="24"/>
+                <w:szCs w:val="24"/>
+                <w:u w:val="none"/>
+              </w:rPr>
+            </w:r>
+          </w:p>
+        </w:tc>
+        <w:tc>
+          <w:tcPr>
+            <w:tcW w:w="1675" w:type="dxa"/>
+            <w:tcBorders>
+              <w:start w:val="single" w:sz="4" w:space="0" w:color="000000"/>
+              <w:bottom w:val="single" w:sz="4" w:space="0" w:color="000000"/>
+              <w:end w:val="single" w:sz="4" w:space="0" w:color="000000"/>
+            </w:tcBorders>
+          </w:tcPr>
+          <w:p>
+            <w:pPr>
+              <w:pStyle w:val="TableContents"/>
+              <w:spacing w:before="0" w:after="160"/>
+              <w:jc w:val="center"/>
+              <w:rPr>
+                <w:rFonts w:ascii="Liberation Serif" w:hAnsi="Liberation Serif"/>
+                <w:b w:val="false"/>
+                <w:bCs w:val="false"/>
+                <w:i w:val="false"/>
+                <w:iCs w:val="false"/>
+                <w:strike w:val="false"/>
+                <w:dstrike w:val="false"/>
+                <w:outline w:val="false"/>
+                <w:shadow w:val="false"/>
+                <w:color w:val="auto"/>
+                <w:sz w:val="24"/>
+                <w:szCs w:val="24"/>
+                <w:u w:val="none"/>
+              </w:rPr>
+            </w:pPr>
+            <w:r>
+              <w:rPr>
+                <w:rFonts w:ascii="Liberation Serif" w:hAnsi="Liberation Serif"/>
+                <w:b w:val="false"/>
+                <w:bCs w:val="false"/>
+                <w:i w:val="false"/>
+                <w:iCs w:val="false"/>
+                <w:strike w:val="false"/>
+                <w:dstrike w:val="false"/>
+                <w:outline w:val="false"/>
+                <w:shadow w:val="false"/>
+                <w:color w:val="auto"/>
+                <w:sz w:val="24"/>
+                <w:szCs w:val="24"/>
+                <w:u w:val="none"/>
+              </w:rPr>
+            </w:r>
+          </w:p>
+        </w:tc>
+      </w:tr>
+      <w:tr>
+        <w:trPr/>
+        <w:tc>
+          <w:tcPr>
+            <w:tcW w:w="1675" w:type="dxa"/>
+            <w:tcBorders>
+              <w:start w:val="single" w:sz="4" w:space="0" w:color="000000"/>
+              <w:bottom w:val="single" w:sz="4" w:space="0" w:color="000000"/>
+            </w:tcBorders>
+          </w:tcPr>
+          <w:p>
+            <w:pPr>
+              <w:pStyle w:val="TableContents"/>
+              <w:spacing w:before="0" w:after="160"/>
+              <w:jc w:val="center"/>
+              <w:rPr>
+                <w:rFonts w:ascii="Liberation Serif" w:hAnsi="Liberation Serif"/>
+                <w:b w:val="false"/>
+                <w:bCs w:val="false"/>
+                <w:i w:val="false"/>
+                <w:iCs w:val="false"/>
+                <w:strike w:val="false"/>
+                <w:dstrike w:val="false"/>
+                <w:outline w:val="false"/>
+                <w:shadow w:val="false"/>
+                <w:color w:val="auto"/>
+                <w:sz w:val="24"/>
+                <w:szCs w:val="24"/>
+                <w:u w:val="none"/>
+              </w:rPr>
+            </w:pPr>
+            <w:r>
+              <w:rPr>
+                <w:rFonts w:ascii="Liberation Serif" w:hAnsi="Liberation Serif"/>
+                <w:b w:val="false"/>
+                <w:bCs w:val="false"/>
+                <w:i w:val="false"/>
+                <w:iCs w:val="false"/>
+                <w:strike w:val="false"/>
+                <w:dstrike w:val="false"/>
+                <w:outline w:val="false"/>
+                <w:shadow w:val="false"/>
+                <w:color w:val="auto"/>
+                <w:sz w:val="24"/>
+                <w:szCs w:val="24"/>
+                <w:u w:val="none"/>
+              </w:rPr>
+            </w:r>
+          </w:p>
+        </w:tc>
+        <w:tc>
+          <w:tcPr>
+            <w:tcW w:w="1779" w:type="dxa"/>
+            <w:tcBorders>
+              <w:start w:val="single" w:sz="4" w:space="0" w:color="000000"/>
+              <w:bottom w:val="single" w:sz="4" w:space="0" w:color="000000"/>
+            </w:tcBorders>
+            <w:shd w:fill="FFFF00" w:val="clear"/>
+          </w:tcPr>
+          <w:p>
+            <w:pPr>
+              <w:pStyle w:val="TableContents"/>
+              <w:spacing w:before="0" w:after="160"/>
+              <w:jc w:val="center"/>
+              <w:rPr>
+                <w:rFonts w:ascii="Liberation Serif" w:hAnsi="Liberation Serif"/>
+                <w:b w:val="false"/>
+                <w:bCs w:val="false"/>
+                <w:i w:val="false"/>
+                <w:iCs w:val="false"/>
+                <w:strike w:val="false"/>
+                <w:dstrike w:val="false"/>
+                <w:outline w:val="false"/>
+                <w:shadow w:val="false"/>
+                <w:color w:val="auto"/>
+                <w:sz w:val="24"/>
+                <w:szCs w:val="24"/>
+                <w:u w:val="none"/>
+              </w:rPr>
+            </w:pPr>
+            <w:r>
+              <w:rPr>
+                <w:rFonts w:ascii="Liberation Serif" w:hAnsi="Liberation Serif"/>
+                <w:b w:val="false"/>
+                <w:bCs w:val="false"/>
+                <w:i w:val="false"/>
+                <w:iCs w:val="false"/>
+                <w:strike w:val="false"/>
+                <w:dstrike w:val="false"/>
+                <w:outline w:val="false"/>
+                <w:shadow w:val="false"/>
+                <w:color w:val="auto"/>
+                <w:sz w:val="24"/>
+                <w:szCs w:val="24"/>
+                <w:u w:val="none"/>
+              </w:rPr>
+              <w:t>3 + 4.5</w:t>
+            </w:r>
+          </w:p>
+        </w:tc>
+        <w:tc>
+          <w:tcPr>
+            <w:tcW w:w="1779" w:type="dxa"/>
+            <w:tcBorders>
+              <w:start w:val="single" w:sz="4" w:space="0" w:color="000000"/>
+              <w:bottom w:val="single" w:sz="4" w:space="0" w:color="000000"/>
+            </w:tcBorders>
+            <w:shd w:fill="FFFF00" w:val="clear"/>
+          </w:tcPr>
+          <w:p>
+            <w:pPr>
+              <w:pStyle w:val="TableContents"/>
+              <w:spacing w:before="0" w:after="160"/>
+              <w:jc w:val="center"/>
+              <w:rPr>
+                <w:rFonts w:ascii="Liberation Serif" w:hAnsi="Liberation Serif"/>
+                <w:b w:val="false"/>
+                <w:bCs w:val="false"/>
+                <w:i w:val="false"/>
+                <w:iCs w:val="false"/>
+                <w:strike w:val="false"/>
+                <w:dstrike w:val="false"/>
+                <w:outline w:val="false"/>
+                <w:shadow w:val="false"/>
+                <w:color w:val="auto"/>
+                <w:sz w:val="24"/>
+                <w:szCs w:val="24"/>
+                <w:u w:val="none"/>
+              </w:rPr>
+            </w:pPr>
+            <w:r>
+              <w:rPr>
+                <w:rFonts w:ascii="Liberation Serif" w:hAnsi="Liberation Serif"/>
+                <w:b w:val="false"/>
+                <w:bCs w:val="false"/>
+                <w:i w:val="false"/>
+                <w:iCs w:val="false"/>
+                <w:strike w:val="false"/>
+                <w:dstrike w:val="false"/>
+                <w:outline w:val="false"/>
+                <w:shadow w:val="false"/>
+                <w:color w:val="auto"/>
+                <w:sz w:val="24"/>
+                <w:szCs w:val="24"/>
+                <w:u w:val="none"/>
+              </w:rPr>
+              <w:t>3 + 3.6</w:t>
+            </w:r>
+          </w:p>
+        </w:tc>
+        <w:tc>
+          <w:tcPr>
+            <w:tcW w:w="1779" w:type="dxa"/>
+            <w:tcBorders>
+              <w:start w:val="single" w:sz="4" w:space="0" w:color="000000"/>
+              <w:bottom w:val="single" w:sz="4" w:space="0" w:color="000000"/>
+            </w:tcBorders>
+            <w:shd w:fill="FFFF00" w:val="clear"/>
+          </w:tcPr>
+          <w:p>
+            <w:pPr>
+              <w:pStyle w:val="TableContents"/>
+              <w:spacing w:before="0" w:after="160"/>
+              <w:jc w:val="center"/>
+              <w:rPr>
+                <w:rFonts w:ascii="Liberation Serif" w:hAnsi="Liberation Serif"/>
+                <w:b w:val="false"/>
+                <w:bCs w:val="false"/>
+                <w:i w:val="false"/>
+                <w:iCs w:val="false"/>
+                <w:strike w:val="false"/>
+                <w:dstrike w:val="false"/>
+                <w:outline w:val="false"/>
+                <w:shadow w:val="false"/>
+                <w:color w:val="auto"/>
+                <w:sz w:val="24"/>
+                <w:szCs w:val="24"/>
+                <w:u w:val="none"/>
+              </w:rPr>
+            </w:pPr>
+            <w:r>
+              <w:rPr>
+                <w:rFonts w:ascii="Liberation Serif" w:hAnsi="Liberation Serif"/>
+                <w:b w:val="false"/>
+                <w:bCs w:val="false"/>
+                <w:i w:val="false"/>
+                <w:iCs w:val="false"/>
+                <w:strike w:val="false"/>
+                <w:dstrike w:val="false"/>
+                <w:outline w:val="false"/>
+                <w:shadow w:val="false"/>
+                <w:color w:val="auto"/>
+                <w:sz w:val="24"/>
+                <w:szCs w:val="24"/>
+                <w:u w:val="none"/>
+              </w:rPr>
+              <w:t>3 + 2.8</w:t>
+            </w:r>
+          </w:p>
+        </w:tc>
+        <w:tc>
+          <w:tcPr>
+            <w:tcW w:w="1779" w:type="dxa"/>
+            <w:tcBorders>
+              <w:start w:val="single" w:sz="4" w:space="0" w:color="000000"/>
+              <w:bottom w:val="single" w:sz="4" w:space="0" w:color="000000"/>
+            </w:tcBorders>
+          </w:tcPr>
+          <w:p>
+            <w:pPr>
+              <w:pStyle w:val="TableContents"/>
+              <w:spacing w:before="0" w:after="160"/>
+              <w:jc w:val="center"/>
+              <w:rPr>
+                <w:rFonts w:ascii="Liberation Serif" w:hAnsi="Liberation Serif"/>
+                <w:b w:val="false"/>
+                <w:bCs w:val="false"/>
+                <w:i w:val="false"/>
+                <w:iCs w:val="false"/>
+                <w:strike w:val="false"/>
+                <w:dstrike w:val="false"/>
+                <w:outline w:val="false"/>
+                <w:shadow w:val="false"/>
+                <w:color w:val="auto"/>
+                <w:sz w:val="24"/>
+                <w:szCs w:val="24"/>
+                <w:u w:val="none"/>
+              </w:rPr>
+            </w:pPr>
+            <w:r>
+              <w:rPr>
+                <w:rFonts w:ascii="Liberation Serif" w:hAnsi="Liberation Serif"/>
+                <w:b w:val="false"/>
+                <w:bCs w:val="false"/>
+                <w:i w:val="false"/>
+                <w:iCs w:val="false"/>
+                <w:strike w:val="false"/>
+                <w:dstrike w:val="false"/>
+                <w:outline w:val="false"/>
+                <w:shadow w:val="false"/>
+                <w:color w:val="auto"/>
+                <w:sz w:val="24"/>
+                <w:szCs w:val="24"/>
+                <w:u w:val="none"/>
+              </w:rPr>
+            </w:r>
+          </w:p>
+        </w:tc>
+        <w:tc>
+          <w:tcPr>
+            <w:tcW w:w="1675" w:type="dxa"/>
+            <w:tcBorders>
+              <w:start w:val="single" w:sz="4" w:space="0" w:color="000000"/>
+              <w:bottom w:val="single" w:sz="4" w:space="0" w:color="000000"/>
+              <w:end w:val="single" w:sz="4" w:space="0" w:color="000000"/>
+            </w:tcBorders>
+          </w:tcPr>
+          <w:p>
+            <w:pPr>
+              <w:pStyle w:val="TableContents"/>
+              <w:spacing w:before="0" w:after="160"/>
+              <w:jc w:val="center"/>
+              <w:rPr>
+                <w:rFonts w:ascii="Liberation Serif" w:hAnsi="Liberation Serif"/>
+                <w:b w:val="false"/>
+                <w:bCs w:val="false"/>
+                <w:i w:val="false"/>
+                <w:iCs w:val="false"/>
+                <w:strike w:val="false"/>
+                <w:dstrike w:val="false"/>
+                <w:outline w:val="false"/>
+                <w:shadow w:val="false"/>
+                <w:color w:val="auto"/>
+                <w:sz w:val="24"/>
+                <w:szCs w:val="24"/>
+                <w:u w:val="none"/>
+              </w:rPr>
+            </w:pPr>
+            <w:r>
+              <w:rPr>
+                <w:rFonts w:ascii="Liberation Serif" w:hAnsi="Liberation Serif"/>
+                <w:b w:val="false"/>
+                <w:bCs w:val="false"/>
+                <w:i w:val="false"/>
+                <w:iCs w:val="false"/>
+                <w:strike w:val="false"/>
+                <w:dstrike w:val="false"/>
+                <w:outline w:val="false"/>
+                <w:shadow w:val="false"/>
+                <w:color w:val="auto"/>
+                <w:sz w:val="24"/>
+                <w:szCs w:val="24"/>
+                <w:u w:val="none"/>
+              </w:rPr>
+            </w:r>
+          </w:p>
+        </w:tc>
+      </w:tr>
+      <w:tr>
+        <w:trPr/>
+        <w:tc>
+          <w:tcPr>
+            <w:tcW w:w="1675" w:type="dxa"/>
+            <w:tcBorders>
+              <w:start w:val="single" w:sz="4" w:space="0" w:color="000000"/>
+              <w:bottom w:val="single" w:sz="4" w:space="0" w:color="000000"/>
+            </w:tcBorders>
+          </w:tcPr>
+          <w:p>
+            <w:pPr>
+              <w:pStyle w:val="TableContents"/>
+              <w:spacing w:before="0" w:after="160"/>
+              <w:jc w:val="center"/>
+              <w:rPr>
+                <w:rFonts w:ascii="Liberation Serif" w:hAnsi="Liberation Serif"/>
+                <w:b w:val="false"/>
+                <w:bCs w:val="false"/>
+                <w:i w:val="false"/>
+                <w:iCs w:val="false"/>
+                <w:strike w:val="false"/>
+                <w:dstrike w:val="false"/>
+                <w:outline w:val="false"/>
+                <w:shadow w:val="false"/>
+                <w:color w:val="auto"/>
+                <w:sz w:val="24"/>
+                <w:szCs w:val="24"/>
+                <w:u w:val="none"/>
+              </w:rPr>
+            </w:pPr>
+            <w:r>
+              <w:rPr>
+                <w:rFonts w:ascii="Liberation Serif" w:hAnsi="Liberation Serif"/>
+                <w:b w:val="false"/>
+                <w:bCs w:val="false"/>
+                <w:i w:val="false"/>
+                <w:iCs w:val="false"/>
+                <w:strike w:val="false"/>
+                <w:dstrike w:val="false"/>
+                <w:outline w:val="false"/>
+                <w:shadow w:val="false"/>
+                <w:color w:val="auto"/>
+                <w:sz w:val="24"/>
+                <w:szCs w:val="24"/>
+                <w:u w:val="none"/>
+              </w:rPr>
+            </w:r>
+          </w:p>
+        </w:tc>
+        <w:tc>
+          <w:tcPr>
+            <w:tcW w:w="1779" w:type="dxa"/>
+            <w:tcBorders>
+              <w:start w:val="single" w:sz="4" w:space="0" w:color="000000"/>
+              <w:bottom w:val="single" w:sz="4" w:space="0" w:color="000000"/>
+            </w:tcBorders>
+          </w:tcPr>
+          <w:p>
+            <w:pPr>
+              <w:pStyle w:val="TableContents"/>
+              <w:spacing w:before="0" w:after="160"/>
+              <w:jc w:val="center"/>
+              <w:rPr>
+                <w:rFonts w:ascii="Liberation Serif" w:hAnsi="Liberation Serif"/>
+                <w:b w:val="false"/>
+                <w:bCs w:val="false"/>
+                <w:i w:val="false"/>
+                <w:iCs w:val="false"/>
+                <w:strike w:val="false"/>
+                <w:dstrike w:val="false"/>
+                <w:outline w:val="false"/>
+                <w:shadow w:val="false"/>
+                <w:color w:val="auto"/>
+                <w:sz w:val="24"/>
+                <w:szCs w:val="24"/>
+                <w:u w:val="none"/>
+              </w:rPr>
+            </w:pPr>
+            <w:r>
+              <w:rPr>
+                <w:rFonts w:ascii="Liberation Serif" w:hAnsi="Liberation Serif"/>
+                <w:b w:val="false"/>
+                <w:bCs w:val="false"/>
+                <w:i w:val="false"/>
+                <w:iCs w:val="false"/>
+                <w:strike w:val="false"/>
+                <w:dstrike w:val="false"/>
+                <w:outline w:val="false"/>
+                <w:shadow w:val="false"/>
+                <w:color w:val="auto"/>
+                <w:sz w:val="24"/>
+                <w:szCs w:val="24"/>
+                <w:u w:val="none"/>
+              </w:rPr>
+            </w:r>
+          </w:p>
+        </w:tc>
+        <w:tc>
+          <w:tcPr>
+            <w:tcW w:w="1779" w:type="dxa"/>
+            <w:tcBorders>
+              <w:start w:val="single" w:sz="4" w:space="0" w:color="000000"/>
+              <w:bottom w:val="single" w:sz="4" w:space="0" w:color="000000"/>
+            </w:tcBorders>
+          </w:tcPr>
+          <w:p>
+            <w:pPr>
+              <w:pStyle w:val="TableContents"/>
+              <w:spacing w:before="0" w:after="160"/>
+              <w:jc w:val="center"/>
+              <w:rPr>
+                <w:rFonts w:ascii="Liberation Serif" w:hAnsi="Liberation Serif"/>
+                <w:b w:val="false"/>
+                <w:bCs w:val="false"/>
+                <w:i w:val="false"/>
+                <w:iCs w:val="false"/>
+                <w:strike w:val="false"/>
+                <w:dstrike w:val="false"/>
+                <w:outline w:val="false"/>
+                <w:shadow w:val="false"/>
+                <w:color w:val="auto"/>
+                <w:sz w:val="24"/>
+                <w:szCs w:val="24"/>
+                <w:u w:val="none"/>
+              </w:rPr>
+            </w:pPr>
+            <w:r>
+              <w:rPr>
+                <w:rFonts w:ascii="Liberation Serif" w:hAnsi="Liberation Serif"/>
+                <w:b w:val="false"/>
+                <w:bCs w:val="false"/>
+                <w:i w:val="false"/>
+                <w:iCs w:val="false"/>
+                <w:strike w:val="false"/>
+                <w:dstrike w:val="false"/>
+                <w:outline w:val="false"/>
+                <w:shadow w:val="false"/>
+                <w:color w:val="auto"/>
+                <w:sz w:val="24"/>
+                <w:szCs w:val="24"/>
+                <w:u w:val="none"/>
+              </w:rPr>
+            </w:r>
+          </w:p>
+        </w:tc>
+        <w:tc>
+          <w:tcPr>
+            <w:tcW w:w="1779" w:type="dxa"/>
+            <w:tcBorders>
+              <w:start w:val="single" w:sz="4" w:space="0" w:color="000000"/>
+              <w:bottom w:val="single" w:sz="4" w:space="0" w:color="000000"/>
+            </w:tcBorders>
+          </w:tcPr>
+          <w:p>
+            <w:pPr>
+              <w:pStyle w:val="TableContents"/>
+              <w:spacing w:before="0" w:after="160"/>
+              <w:jc w:val="center"/>
+              <w:rPr>
+                <w:rFonts w:ascii="Liberation Serif" w:hAnsi="Liberation Serif"/>
+                <w:b w:val="false"/>
+                <w:bCs w:val="false"/>
+                <w:i w:val="false"/>
+                <w:iCs w:val="false"/>
+                <w:strike w:val="false"/>
+                <w:dstrike w:val="false"/>
+                <w:outline w:val="false"/>
+                <w:shadow w:val="false"/>
+                <w:color w:val="auto"/>
+                <w:sz w:val="24"/>
+                <w:szCs w:val="24"/>
+                <w:u w:val="none"/>
+              </w:rPr>
+            </w:pPr>
+            <w:r>
+              <w:rPr>
+                <w:rFonts w:ascii="Liberation Serif" w:hAnsi="Liberation Serif"/>
+                <w:b w:val="false"/>
+                <w:bCs w:val="false"/>
+                <w:i w:val="false"/>
+                <w:iCs w:val="false"/>
+                <w:strike w:val="false"/>
+                <w:dstrike w:val="false"/>
+                <w:outline w:val="false"/>
+                <w:shadow w:val="false"/>
+                <w:color w:val="auto"/>
+                <w:sz w:val="24"/>
+                <w:szCs w:val="24"/>
+                <w:u w:val="none"/>
+              </w:rPr>
+            </w:r>
+          </w:p>
+        </w:tc>
+        <w:tc>
+          <w:tcPr>
+            <w:tcW w:w="1779" w:type="dxa"/>
+            <w:tcBorders>
+              <w:start w:val="single" w:sz="4" w:space="0" w:color="000000"/>
+              <w:bottom w:val="single" w:sz="4" w:space="0" w:color="000000"/>
+            </w:tcBorders>
+          </w:tcPr>
+          <w:p>
+            <w:pPr>
+              <w:pStyle w:val="TableContents"/>
+              <w:spacing w:before="0" w:after="160"/>
+              <w:jc w:val="center"/>
+              <w:rPr>
+                <w:rFonts w:ascii="Liberation Serif" w:hAnsi="Liberation Serif"/>
+                <w:b w:val="false"/>
+                <w:bCs w:val="false"/>
+                <w:i w:val="false"/>
+                <w:iCs w:val="false"/>
+                <w:strike w:val="false"/>
+                <w:dstrike w:val="false"/>
+                <w:outline w:val="false"/>
+                <w:shadow w:val="false"/>
+                <w:color w:val="auto"/>
+                <w:sz w:val="24"/>
+                <w:szCs w:val="24"/>
+                <w:u w:val="none"/>
+              </w:rPr>
+            </w:pPr>
+            <w:r>
+              <w:rPr>
+                <w:rFonts w:ascii="Liberation Serif" w:hAnsi="Liberation Serif"/>
+                <w:b w:val="false"/>
+                <w:bCs w:val="false"/>
+                <w:i w:val="false"/>
+                <w:iCs w:val="false"/>
+                <w:strike w:val="false"/>
+                <w:dstrike w:val="false"/>
+                <w:outline w:val="false"/>
+                <w:shadow w:val="false"/>
+                <w:color w:val="auto"/>
+                <w:sz w:val="24"/>
+                <w:szCs w:val="24"/>
+                <w:u w:val="none"/>
+              </w:rPr>
+            </w:r>
+          </w:p>
+        </w:tc>
+        <w:tc>
+          <w:tcPr>
+            <w:tcW w:w="1675" w:type="dxa"/>
+            <w:tcBorders>
+              <w:start w:val="single" w:sz="4" w:space="0" w:color="000000"/>
+              <w:bottom w:val="single" w:sz="4" w:space="0" w:color="000000"/>
+              <w:end w:val="single" w:sz="4" w:space="0" w:color="000000"/>
+            </w:tcBorders>
+          </w:tcPr>
+          <w:p>
+            <w:pPr>
+              <w:pStyle w:val="TableContents"/>
+              <w:spacing w:before="0" w:after="160"/>
+              <w:jc w:val="center"/>
+              <w:rPr>
+                <w:rFonts w:ascii="Liberation Serif" w:hAnsi="Liberation Serif"/>
+                <w:b w:val="false"/>
+                <w:bCs w:val="false"/>
+                <w:i w:val="false"/>
+                <w:iCs w:val="false"/>
+                <w:strike w:val="false"/>
+                <w:dstrike w:val="false"/>
+                <w:outline w:val="false"/>
+                <w:shadow w:val="false"/>
+                <w:color w:val="auto"/>
+                <w:sz w:val="24"/>
+                <w:szCs w:val="24"/>
+                <w:u w:val="none"/>
+              </w:rPr>
+            </w:pPr>
+            <w:r>
+              <w:rPr>
+                <w:rFonts w:ascii="Liberation Serif" w:hAnsi="Liberation Serif"/>
+                <w:b w:val="false"/>
+                <w:bCs w:val="false"/>
+                <w:i w:val="false"/>
+                <w:iCs w:val="false"/>
+                <w:strike w:val="false"/>
+                <w:dstrike w:val="false"/>
+                <w:outline w:val="false"/>
+                <w:shadow w:val="false"/>
+                <w:color w:val="auto"/>
+                <w:sz w:val="24"/>
+                <w:szCs w:val="24"/>
+                <w:u w:val="none"/>
+              </w:rPr>
+            </w:r>
+          </w:p>
+        </w:tc>
+      </w:tr>
+      <w:tr>
+        <w:trPr>
+          <w:trHeight w:val="246" w:hRule="atLeast"/>
+        </w:trPr>
+        <w:tc>
+          <w:tcPr>
+            <w:tcW w:w="1675" w:type="dxa"/>
+            <w:tcBorders>
+              <w:start w:val="single" w:sz="4" w:space="0" w:color="000000"/>
+              <w:bottom w:val="single" w:sz="4" w:space="0" w:color="000000"/>
+            </w:tcBorders>
+          </w:tcPr>
+          <w:p>
+            <w:pPr>
+              <w:pStyle w:val="TableContents"/>
+              <w:spacing w:before="0" w:after="160"/>
+              <w:jc w:val="center"/>
+              <w:rPr>
+                <w:rFonts w:ascii="Liberation Serif" w:hAnsi="Liberation Serif"/>
+                <w:b w:val="false"/>
+                <w:bCs w:val="false"/>
+                <w:i w:val="false"/>
+                <w:iCs w:val="false"/>
+                <w:strike w:val="false"/>
+                <w:dstrike w:val="false"/>
+                <w:outline w:val="false"/>
+                <w:shadow w:val="false"/>
+                <w:color w:val="auto"/>
+                <w:sz w:val="24"/>
+                <w:szCs w:val="24"/>
+                <w:u w:val="none"/>
+              </w:rPr>
+            </w:pPr>
+            <w:r>
+              <w:rPr>
+                <w:rFonts w:ascii="Liberation Serif" w:hAnsi="Liberation Serif"/>
+                <w:b w:val="false"/>
+                <w:bCs w:val="false"/>
+                <w:i w:val="false"/>
+                <w:iCs w:val="false"/>
+                <w:strike w:val="false"/>
+                <w:dstrike w:val="false"/>
+                <w:outline w:val="false"/>
+                <w:shadow w:val="false"/>
+                <w:color w:val="auto"/>
+                <w:sz w:val="24"/>
+                <w:szCs w:val="24"/>
+                <w:u w:val="none"/>
+              </w:rPr>
+            </w:r>
+          </w:p>
+        </w:tc>
+        <w:tc>
+          <w:tcPr>
+            <w:tcW w:w="1779" w:type="dxa"/>
+            <w:tcBorders>
+              <w:start w:val="single" w:sz="4" w:space="0" w:color="000000"/>
+              <w:bottom w:val="single" w:sz="4" w:space="0" w:color="000000"/>
+            </w:tcBorders>
+          </w:tcPr>
+          <w:p>
+            <w:pPr>
+              <w:pStyle w:val="TableContents"/>
+              <w:spacing w:before="0" w:after="160"/>
+              <w:jc w:val="center"/>
+              <w:rPr>
+                <w:rFonts w:ascii="Liberation Serif" w:hAnsi="Liberation Serif"/>
+                <w:b w:val="false"/>
+                <w:bCs w:val="false"/>
+                <w:i w:val="false"/>
+                <w:iCs w:val="false"/>
+                <w:strike w:val="false"/>
+                <w:dstrike w:val="false"/>
+                <w:outline w:val="false"/>
+                <w:shadow w:val="false"/>
+                <w:color w:val="auto"/>
+                <w:sz w:val="24"/>
+                <w:szCs w:val="24"/>
+                <w:u w:val="none"/>
+              </w:rPr>
+            </w:pPr>
+            <w:r>
+              <w:rPr>
+                <w:rFonts w:ascii="Liberation Serif" w:hAnsi="Liberation Serif"/>
+                <w:b w:val="false"/>
+                <w:bCs w:val="false"/>
+                <w:i w:val="false"/>
+                <w:iCs w:val="false"/>
+                <w:strike w:val="false"/>
+                <w:dstrike w:val="false"/>
+                <w:outline w:val="false"/>
+                <w:shadow w:val="false"/>
+                <w:color w:val="auto"/>
+                <w:sz w:val="24"/>
+                <w:szCs w:val="24"/>
+                <w:u w:val="none"/>
+              </w:rPr>
+            </w:r>
+          </w:p>
+        </w:tc>
+        <w:tc>
+          <w:tcPr>
+            <w:tcW w:w="1779" w:type="dxa"/>
+            <w:tcBorders>
+              <w:start w:val="single" w:sz="4" w:space="0" w:color="000000"/>
+              <w:bottom w:val="single" w:sz="4" w:space="0" w:color="000000"/>
+            </w:tcBorders>
+          </w:tcPr>
+          <w:p>
+            <w:pPr>
+              <w:pStyle w:val="TableContents"/>
+              <w:spacing w:before="0" w:after="160"/>
+              <w:jc w:val="center"/>
+              <w:rPr>
+                <w:rFonts w:ascii="Liberation Serif" w:hAnsi="Liberation Serif"/>
+                <w:b w:val="false"/>
+                <w:bCs w:val="false"/>
+                <w:i w:val="false"/>
+                <w:iCs w:val="false"/>
+                <w:strike w:val="false"/>
+                <w:dstrike w:val="false"/>
+                <w:outline w:val="false"/>
+                <w:shadow w:val="false"/>
+                <w:color w:val="auto"/>
+                <w:sz w:val="24"/>
+                <w:szCs w:val="24"/>
+                <w:u w:val="none"/>
+              </w:rPr>
+            </w:pPr>
+            <w:r>
+              <w:rPr>
+                <w:rFonts w:ascii="Liberation Serif" w:hAnsi="Liberation Serif"/>
+                <w:b w:val="false"/>
+                <w:bCs w:val="false"/>
+                <w:i w:val="false"/>
+                <w:iCs w:val="false"/>
+                <w:strike w:val="false"/>
+                <w:dstrike w:val="false"/>
+                <w:outline w:val="false"/>
+                <w:shadow w:val="false"/>
+                <w:color w:val="auto"/>
+                <w:sz w:val="24"/>
+                <w:szCs w:val="24"/>
+                <w:u w:val="none"/>
+              </w:rPr>
+            </w:r>
+          </w:p>
+        </w:tc>
+        <w:tc>
+          <w:tcPr>
+            <w:tcW w:w="1779" w:type="dxa"/>
+            <w:tcBorders>
+              <w:start w:val="single" w:sz="4" w:space="0" w:color="000000"/>
+              <w:bottom w:val="single" w:sz="4" w:space="0" w:color="000000"/>
+            </w:tcBorders>
+          </w:tcPr>
+          <w:p>
+            <w:pPr>
+              <w:pStyle w:val="TableContents"/>
+              <w:spacing w:before="0" w:after="160"/>
+              <w:jc w:val="center"/>
+              <w:rPr>
+                <w:rFonts w:ascii="Liberation Serif" w:hAnsi="Liberation Serif"/>
+                <w:b w:val="false"/>
+                <w:bCs w:val="false"/>
+                <w:i w:val="false"/>
+                <w:iCs w:val="false"/>
+                <w:strike w:val="false"/>
+                <w:dstrike w:val="false"/>
+                <w:outline w:val="false"/>
+                <w:shadow w:val="false"/>
+                <w:color w:val="auto"/>
+                <w:sz w:val="24"/>
+                <w:szCs w:val="24"/>
+                <w:u w:val="none"/>
+              </w:rPr>
+            </w:pPr>
+            <w:r>
+              <w:rPr>
+                <w:rFonts w:ascii="Liberation Serif" w:hAnsi="Liberation Serif"/>
+                <w:b w:val="false"/>
+                <w:bCs w:val="false"/>
+                <w:i w:val="false"/>
+                <w:iCs w:val="false"/>
+                <w:strike w:val="false"/>
+                <w:dstrike w:val="false"/>
+                <w:outline w:val="false"/>
+                <w:shadow w:val="false"/>
+                <w:color w:val="auto"/>
+                <w:sz w:val="24"/>
+                <w:szCs w:val="24"/>
+                <w:u w:val="none"/>
+              </w:rPr>
+            </w:r>
+          </w:p>
+        </w:tc>
+        <w:tc>
+          <w:tcPr>
+            <w:tcW w:w="1779" w:type="dxa"/>
+            <w:tcBorders>
+              <w:start w:val="single" w:sz="4" w:space="0" w:color="000000"/>
+              <w:bottom w:val="single" w:sz="4" w:space="0" w:color="000000"/>
+            </w:tcBorders>
+          </w:tcPr>
+          <w:p>
+            <w:pPr>
+              <w:pStyle w:val="TableContents"/>
+              <w:spacing w:before="0" w:after="160"/>
+              <w:jc w:val="center"/>
+              <w:rPr>
+                <w:rFonts w:ascii="Liberation Serif" w:hAnsi="Liberation Serif"/>
+                <w:b w:val="false"/>
+                <w:bCs w:val="false"/>
+                <w:i w:val="false"/>
+                <w:iCs w:val="false"/>
+                <w:strike w:val="false"/>
+                <w:dstrike w:val="false"/>
+                <w:outline w:val="false"/>
+                <w:shadow w:val="false"/>
+                <w:color w:val="auto"/>
+                <w:sz w:val="24"/>
+                <w:szCs w:val="24"/>
+                <w:u w:val="none"/>
+              </w:rPr>
+            </w:pPr>
+            <w:r>
+              <w:rPr>
+                <w:rFonts w:ascii="Liberation Serif" w:hAnsi="Liberation Serif"/>
+                <w:b w:val="false"/>
+                <w:bCs w:val="false"/>
+                <w:i w:val="false"/>
+                <w:iCs w:val="false"/>
+                <w:strike w:val="false"/>
+                <w:dstrike w:val="false"/>
+                <w:outline w:val="false"/>
+                <w:shadow w:val="false"/>
+                <w:color w:val="auto"/>
+                <w:sz w:val="24"/>
+                <w:szCs w:val="24"/>
+                <w:u w:val="none"/>
+              </w:rPr>
+            </w:r>
+          </w:p>
+        </w:tc>
+        <w:tc>
+          <w:tcPr>
+            <w:tcW w:w="1675" w:type="dxa"/>
+            <w:tcBorders>
+              <w:start w:val="single" w:sz="4" w:space="0" w:color="000000"/>
+              <w:bottom w:val="single" w:sz="4" w:space="0" w:color="000000"/>
+              <w:end w:val="single" w:sz="4" w:space="0" w:color="000000"/>
+            </w:tcBorders>
+          </w:tcPr>
+          <w:p>
+            <w:pPr>
+              <w:pStyle w:val="TableContents"/>
+              <w:spacing w:before="0" w:after="160"/>
+              <w:jc w:val="center"/>
+              <w:rPr>
+                <w:rFonts w:ascii="Liberation Serif" w:hAnsi="Liberation Serif"/>
+                <w:b w:val="false"/>
+                <w:bCs w:val="false"/>
+                <w:i w:val="false"/>
+                <w:iCs w:val="false"/>
+                <w:strike w:val="false"/>
+                <w:dstrike w:val="false"/>
+                <w:outline w:val="false"/>
+                <w:shadow w:val="false"/>
+                <w:color w:val="auto"/>
+                <w:sz w:val="24"/>
+                <w:szCs w:val="24"/>
+                <w:u w:val="none"/>
+              </w:rPr>
+            </w:pPr>
+            <w:r>
+              <w:rPr>
+                <w:rFonts w:ascii="Liberation Serif" w:hAnsi="Liberation Serif"/>
+                <w:b w:val="false"/>
+                <w:bCs w:val="false"/>
+                <w:i w:val="false"/>
+                <w:iCs w:val="false"/>
+                <w:strike w:val="false"/>
+                <w:dstrike w:val="false"/>
+                <w:outline w:val="false"/>
+                <w:shadow w:val="false"/>
+                <w:color w:val="auto"/>
+                <w:sz w:val="24"/>
+                <w:szCs w:val="24"/>
+                <w:u w:val="none"/>
+              </w:rPr>
+              <w:t>Player</w:t>
+            </w:r>
+          </w:p>
+        </w:tc>
+      </w:tr>
+    </w:tbl>
+    <w:p>
+      <w:pPr>
+        <w:pStyle w:val="Normal"/>
+        <w:jc w:val="center"/>
+        <w:rPr>
+          <w:sz w:val="24"/>
+          <w:szCs w:val="24"/>
+        </w:rPr>
+      </w:pPr>
+      <w:r>
+        <w:rPr>
+          <w:sz w:val="24"/>
+          <w:szCs w:val="24"/>
+        </w:rPr>
+        <w:t>By considering each node in this way the algorithm will eventually reach the node at which the player is on and have a complete list of nodes which form the optimal route. This algorithm is efficient as it considers the potential cost of a node which reduces the need to check each node and ensures the nodes being checked are in the direction of the target. However, by also considering the current cost to a node it prevents the algorithm, finding a sub-optimal path by heading directly to the target into an obstruction.</w:t>
+      </w:r>
+    </w:p>
+    <w:p>
+      <w:pPr>
+        <w:pStyle w:val="Normal"/>
+        <w:jc w:val="center"/>
+        <w:rPr>
+          <w:sz w:val="24"/>
+          <w:szCs w:val="24"/>
+        </w:rPr>
+      </w:pPr>
+      <w:r>
+        <w:rPr>
+          <w:sz w:val="24"/>
+          <w:szCs w:val="24"/>
+        </w:rPr>
+      </w:r>
+    </w:p>
+    <w:p>
+      <w:pPr>
+        <w:pStyle w:val="Normal"/>
+        <w:jc w:val="center"/>
+        <w:rPr>
+          <w:sz w:val="24"/>
+          <w:szCs w:val="24"/>
+        </w:rPr>
+      </w:pPr>
+      <w:r>
+        <w:rPr>
+          <w:sz w:val="24"/>
+          <w:szCs w:val="24"/>
+        </w:rPr>
+        <w:t>I think this algorithm will be ideal as it will make the enemies movement seem natural and calculated while making the enemies movements predictable enough for the player to enjoy.</w:t>
+      </w:r>
     </w:p>
     <w:p>
       <w:pPr>
@@ -2906,15 +8179,14 @@
         </w:rPr>
       </w:pPr>
       <w:bookmarkStart w:id="18" w:name="__RefHeading___Toc1045_50594169"/>
-      <w:bookmarkStart w:id="19" w:name="_Toc229035142"/>
-      <w:bookmarkStart w:id="20" w:name="_Toc222817107"/>
+      <w:bookmarkStart w:id="19" w:name="_Toc222817107"/>
+      <w:bookmarkStart w:id="20" w:name="_Toc229035142"/>
       <w:bookmarkEnd w:id="18"/>
       <w:r>
         <w:rPr>
           <w:sz w:val="50"/>
           <w:szCs w:val="50"/>
         </w:rPr>
-        <w:lastRenderedPageBreak/>
         <w:t>Design</w:t>
       </w:r>
       <w:bookmarkEnd w:id="19"/>
@@ -2929,8 +8201,8 @@
         </w:rPr>
       </w:pPr>
       <w:bookmarkStart w:id="21" w:name="__RefHeading___Toc1047_50594169"/>
-      <w:bookmarkStart w:id="22" w:name="_Toc229035143"/>
-      <w:bookmarkStart w:id="23" w:name="_Toc222817108"/>
+      <w:bookmarkStart w:id="22" w:name="_Toc222817108"/>
+      <w:bookmarkStart w:id="23" w:name="_Toc229035143"/>
       <w:bookmarkEnd w:id="21"/>
       <w:r>
         <w:rPr>
@@ -2951,8 +8223,8 @@
         </w:rPr>
       </w:pPr>
       <w:bookmarkStart w:id="24" w:name="__RefHeading___Toc1049_50594169"/>
-      <w:bookmarkStart w:id="25" w:name="_Toc229035144"/>
-      <w:bookmarkStart w:id="26" w:name="_Toc222817109"/>
+      <w:bookmarkStart w:id="25" w:name="_Toc222817109"/>
+      <w:bookmarkStart w:id="26" w:name="_Toc229035144"/>
       <w:bookmarkEnd w:id="24"/>
       <w:r>
         <w:rPr>
@@ -2967,10 +8239,11 @@
     <w:p>
       <w:pPr>
         <w:pStyle w:val="Heading1"/>
+        <w:rPr/>
       </w:pPr>
       <w:bookmarkStart w:id="27" w:name="__RefHeading___Toc1051_50594169"/>
-      <w:bookmarkStart w:id="28" w:name="_Toc229035145"/>
-      <w:bookmarkStart w:id="29" w:name="_Toc222817110"/>
+      <w:bookmarkStart w:id="28" w:name="_Toc222817110"/>
+      <w:bookmarkStart w:id="29" w:name="_Toc229035145"/>
       <w:bookmarkEnd w:id="27"/>
       <w:r>
         <w:rPr>
@@ -2982,262 +8255,294 @@
       <w:bookmarkEnd w:id="28"/>
       <w:bookmarkEnd w:id="29"/>
     </w:p>
-    <w:p/>
-    <w:p/>
+    <w:p>
+      <w:pPr>
+        <w:pStyle w:val="Normal"/>
+        <w:rPr/>
+      </w:pPr>
+      <w:r>
+        <w:rPr/>
+      </w:r>
+    </w:p>
+    <w:p>
+      <w:pPr>
+        <w:pStyle w:val="Normal"/>
+        <w:widowControl/>
+        <w:suppressAutoHyphens w:val="true"/>
+        <w:bidi w:val="0"/>
+        <w:spacing w:lineRule="auto" w:line="276" w:before="0" w:after="160"/>
+        <w:jc w:val="start"/>
+        <w:rPr/>
+      </w:pPr>
+      <w:r>
+        <w:rPr/>
+      </w:r>
+    </w:p>
     <w:sectPr>
+      <w:type w:val="nextPage"/>
       <w:pgSz w:w="11906" w:h="16838"/>
-      <w:pgMar w:top="720" w:right="720" w:bottom="720" w:left="720" w:header="0" w:footer="0" w:gutter="0"/>
-      <w:cols w:space="720"/>
-      <w:formProt w:val="0"/>
-      <w:docGrid w:linePitch="360"/>
+      <w:pgMar w:left="720" w:right="720" w:gutter="0" w:header="0" w:top="720" w:footer="0" w:bottom="720"/>
+      <w:pgNumType w:fmt="decimal"/>
+      <w:formProt w:val="false"/>
+      <w:textDirection w:val="lrTb"/>
+      <w:docGrid w:type="default" w:linePitch="360" w:charSpace="0"/>
     </w:sectPr>
   </w:body>
 </w:document>
 </file>
 
 <file path=word/numbering.xml><?xml version="1.0" encoding="utf-8"?>
-<w:numbering xmlns:wpc="http://schemas.microsoft.com/office/word/2010/wordprocessingCanvas" xmlns:cx="http://schemas.microsoft.com/office/drawing/2014/chartex" xmlns:cx1="http://schemas.microsoft.com/office/drawing/2015/9/8/chartex" xmlns:cx2="http://schemas.microsoft.com/office/drawing/2015/10/21/chartex" xmlns:cx3="http://schemas.microsoft.com/office/drawing/2016/5/9/chartex" xmlns:cx4="http://schemas.microsoft.com/office/drawing/2016/5/10/chartex" xmlns:cx5="http://schemas.microsoft.com/office/drawing/2016/5/11/chartex" xmlns:cx6="http://schemas.microsoft.com/office/drawing/2016/5/12/chartex" xmlns:cx7="http://schemas.microsoft.com/office/drawing/2016/5/13/chartex" xmlns:cx8="http://schemas.microsoft.com/office/drawing/2016/5/14/chartex" xmlns:mc="http://schemas.openxmlformats.org/markup-compatibility/2006" xmlns:aink="http://schemas.microsoft.com/office/drawing/2016/ink" xmlns:am3d="http://schemas.microsoft.com/office/drawing/2017/model3d" xmlns:o="urn:schemas-microsoft-com:office:office" xmlns:oel="http://schemas.microsoft.com/office/2019/extlst" xmlns:r="http://schemas.openxmlformats.org/officeDocument/2006/relationships" xmlns:m="http://schemas.openxmlformats.org/officeDocument/2006/math" xmlns:v="urn:schemas-microsoft-com:vml" xmlns:wp14="http://schemas.microsoft.com/office/word/2010/wordprocessingDrawing" xmlns:wp="http://schemas.openxmlformats.org/drawingml/2006/wordprocessingDrawing" xmlns:w10="urn:schemas-microsoft-com:office:word" xmlns:w="http://schemas.openxmlformats.org/wordprocessingml/2006/main" xmlns:w14="http://schemas.microsoft.com/office/word/2010/wordml" xmlns:w15="http://schemas.microsoft.com/office/word/2012/wordml" xmlns:w16cex="http://schemas.microsoft.com/office/word/2018/wordml/cex" xmlns:w16cid="http://schemas.microsoft.com/office/word/2016/wordml/cid" xmlns:w16="http://schemas.microsoft.com/office/word/2018/wordml" xmlns:w16sdtdh="http://schemas.microsoft.com/office/word/2020/wordml/sdtdatahash" xmlns:w16se="http://schemas.microsoft.com/office/word/2015/wordml/symex" xmlns:wpg="http://schemas.microsoft.com/office/word/2010/wordprocessingGroup" xmlns:wpi="http://schemas.microsoft.com/office/word/2010/wordprocessingInk" xmlns:wne="http://schemas.microsoft.com/office/word/2006/wordml" xmlns:wps="http://schemas.microsoft.com/office/word/2010/wordprocessingShape" mc:Ignorable="w14 w15 w16se w16cid w16 w16cex w16sdtdh wp14">
-  <w:abstractNum w:abstractNumId="0" w15:restartNumberingAfterBreak="0">
-    <w:nsid w:val="009B5CF5"/>
-    <w:multiLevelType w:val="multilevel"/>
-    <w:tmpl w:val="0809001F"/>
+<w:numbering xmlns:w="http://schemas.openxmlformats.org/wordprocessingml/2006/main" xmlns:o="urn:schemas-microsoft-com:office:office" xmlns:r="http://schemas.openxmlformats.org/officeDocument/2006/relationships" xmlns:v="urn:schemas-microsoft-com:vml" xmlns:mc="http://schemas.openxmlformats.org/markup-compatibility/2006" xmlns:w14="http://schemas.microsoft.com/office/word/2010/wordml" mc:Ignorable="w14">
+  <w:abstractNum w:abstractNumId="1">
     <w:lvl w:ilvl="0">
       <w:start w:val="1"/>
       <w:numFmt w:val="decimal"/>
       <w:lvlText w:val="%1."/>
-      <w:lvlJc w:val="left"/>
+      <w:lvlJc w:val="start"/>
       <w:pPr>
         <w:tabs>
           <w:tab w:val="num" w:pos="0"/>
         </w:tabs>
-        <w:ind w:left="360" w:hanging="360"/>
-      </w:pPr>
+        <w:ind w:start="360" w:hanging="360"/>
+      </w:pPr>
+      <w:rPr/>
     </w:lvl>
     <w:lvl w:ilvl="1">
       <w:start w:val="1"/>
       <w:numFmt w:val="decimal"/>
       <w:lvlText w:val="%1.%2."/>
-      <w:lvlJc w:val="left"/>
+      <w:lvlJc w:val="start"/>
       <w:pPr>
         <w:tabs>
           <w:tab w:val="num" w:pos="0"/>
         </w:tabs>
-        <w:ind w:left="792" w:hanging="432"/>
-      </w:pPr>
+        <w:ind w:start="792" w:hanging="432"/>
+      </w:pPr>
+      <w:rPr/>
     </w:lvl>
     <w:lvl w:ilvl="2">
       <w:start w:val="1"/>
       <w:numFmt w:val="decimal"/>
       <w:lvlText w:val="%1.%2.%3."/>
-      <w:lvlJc w:val="left"/>
+      <w:lvlJc w:val="start"/>
       <w:pPr>
         <w:tabs>
           <w:tab w:val="num" w:pos="0"/>
         </w:tabs>
-        <w:ind w:left="1224" w:hanging="504"/>
-      </w:pPr>
+        <w:ind w:start="1224" w:hanging="504"/>
+      </w:pPr>
+      <w:rPr/>
     </w:lvl>
     <w:lvl w:ilvl="3">
       <w:start w:val="1"/>
       <w:numFmt w:val="decimal"/>
       <w:lvlText w:val="%1.%2.%3.%4."/>
-      <w:lvlJc w:val="left"/>
+      <w:lvlJc w:val="start"/>
       <w:pPr>
         <w:tabs>
           <w:tab w:val="num" w:pos="0"/>
         </w:tabs>
-        <w:ind w:left="1728" w:hanging="648"/>
-      </w:pPr>
+        <w:ind w:start="1728" w:hanging="648"/>
+      </w:pPr>
+      <w:rPr/>
     </w:lvl>
     <w:lvl w:ilvl="4">
       <w:start w:val="1"/>
       <w:numFmt w:val="decimal"/>
       <w:lvlText w:val="%1.%2.%3.%4.%5."/>
-      <w:lvlJc w:val="left"/>
+      <w:lvlJc w:val="start"/>
       <w:pPr>
         <w:tabs>
           <w:tab w:val="num" w:pos="0"/>
         </w:tabs>
-        <w:ind w:left="2232" w:hanging="792"/>
-      </w:pPr>
+        <w:ind w:start="2232" w:hanging="792"/>
+      </w:pPr>
+      <w:rPr/>
     </w:lvl>
     <w:lvl w:ilvl="5">
       <w:start w:val="1"/>
       <w:numFmt w:val="decimal"/>
       <w:lvlText w:val="%1.%2.%3.%4.%5.%6."/>
-      <w:lvlJc w:val="left"/>
+      <w:lvlJc w:val="start"/>
       <w:pPr>
         <w:tabs>
           <w:tab w:val="num" w:pos="0"/>
         </w:tabs>
-        <w:ind w:left="2736" w:hanging="936"/>
-      </w:pPr>
+        <w:ind w:start="2736" w:hanging="936"/>
+      </w:pPr>
+      <w:rPr/>
     </w:lvl>
     <w:lvl w:ilvl="6">
       <w:start w:val="1"/>
       <w:numFmt w:val="decimal"/>
       <w:lvlText w:val="%1.%2.%3.%4.%5.%6.%7."/>
-      <w:lvlJc w:val="left"/>
+      <w:lvlJc w:val="start"/>
       <w:pPr>
         <w:tabs>
           <w:tab w:val="num" w:pos="0"/>
         </w:tabs>
-        <w:ind w:left="3240" w:hanging="1080"/>
-      </w:pPr>
+        <w:ind w:start="3240" w:hanging="1080"/>
+      </w:pPr>
+      <w:rPr/>
     </w:lvl>
     <w:lvl w:ilvl="7">
       <w:start w:val="1"/>
       <w:numFmt w:val="decimal"/>
       <w:lvlText w:val="%1.%2.%3.%4.%5.%6.%7.%8."/>
-      <w:lvlJc w:val="left"/>
+      <w:lvlJc w:val="start"/>
       <w:pPr>
         <w:tabs>
           <w:tab w:val="num" w:pos="0"/>
         </w:tabs>
-        <w:ind w:left="3744" w:hanging="1224"/>
-      </w:pPr>
+        <w:ind w:start="3744" w:hanging="1224"/>
+      </w:pPr>
+      <w:rPr/>
     </w:lvl>
     <w:lvl w:ilvl="8">
       <w:start w:val="1"/>
       <w:numFmt w:val="decimal"/>
       <w:lvlText w:val="%1.%2.%3.%4.%5.%6.%7.%8.%9."/>
-      <w:lvlJc w:val="left"/>
+      <w:lvlJc w:val="start"/>
       <w:pPr>
         <w:tabs>
           <w:tab w:val="num" w:pos="0"/>
         </w:tabs>
-        <w:ind w:left="4320" w:hanging="1440"/>
-      </w:pPr>
+        <w:ind w:start="4320" w:hanging="1440"/>
+      </w:pPr>
+      <w:rPr/>
     </w:lvl>
   </w:abstractNum>
-  <w:abstractNum w:abstractNumId="1" w15:restartNumberingAfterBreak="0">
-    <w:nsid w:val="6DA110EA"/>
-    <w:multiLevelType w:val="multilevel"/>
-    <w:tmpl w:val="0809001F"/>
+  <w:abstractNum w:abstractNumId="2">
     <w:lvl w:ilvl="0">
       <w:start w:val="1"/>
       <w:numFmt w:val="decimal"/>
       <w:lvlText w:val="%1."/>
-      <w:lvlJc w:val="left"/>
+      <w:lvlJc w:val="start"/>
       <w:pPr>
         <w:tabs>
           <w:tab w:val="num" w:pos="0"/>
         </w:tabs>
-        <w:ind w:left="360" w:hanging="360"/>
-      </w:pPr>
+        <w:ind w:start="360" w:hanging="360"/>
+      </w:pPr>
+      <w:rPr/>
     </w:lvl>
     <w:lvl w:ilvl="1">
       <w:start w:val="1"/>
       <w:numFmt w:val="decimal"/>
       <w:lvlText w:val="%1.%2."/>
-      <w:lvlJc w:val="left"/>
+      <w:lvlJc w:val="start"/>
       <w:pPr>
         <w:tabs>
           <w:tab w:val="num" w:pos="0"/>
         </w:tabs>
-        <w:ind w:left="792" w:hanging="432"/>
-      </w:pPr>
+        <w:ind w:start="792" w:hanging="432"/>
+      </w:pPr>
+      <w:rPr/>
     </w:lvl>
     <w:lvl w:ilvl="2">
       <w:start w:val="1"/>
       <w:numFmt w:val="decimal"/>
       <w:lvlText w:val="%1.%2.%3."/>
-      <w:lvlJc w:val="left"/>
+      <w:lvlJc w:val="start"/>
       <w:pPr>
         <w:tabs>
           <w:tab w:val="num" w:pos="0"/>
         </w:tabs>
-        <w:ind w:left="1224" w:hanging="504"/>
-      </w:pPr>
+        <w:ind w:start="1224" w:hanging="504"/>
+      </w:pPr>
+      <w:rPr/>
     </w:lvl>
     <w:lvl w:ilvl="3">
       <w:start w:val="1"/>
       <w:numFmt w:val="decimal"/>
       <w:lvlText w:val="%1.%2.%3.%4."/>
-      <w:lvlJc w:val="left"/>
+      <w:lvlJc w:val="start"/>
       <w:pPr>
         <w:tabs>
           <w:tab w:val="num" w:pos="0"/>
         </w:tabs>
-        <w:ind w:left="1728" w:hanging="648"/>
-      </w:pPr>
+        <w:ind w:start="1728" w:hanging="648"/>
+      </w:pPr>
+      <w:rPr/>
     </w:lvl>
     <w:lvl w:ilvl="4">
       <w:start w:val="1"/>
       <w:numFmt w:val="decimal"/>
       <w:lvlText w:val="%1.%2.%3.%4.%5."/>
-      <w:lvlJc w:val="left"/>
+      <w:lvlJc w:val="start"/>
       <w:pPr>
         <w:tabs>
           <w:tab w:val="num" w:pos="0"/>
         </w:tabs>
-        <w:ind w:left="2232" w:hanging="792"/>
-      </w:pPr>
+        <w:ind w:start="2232" w:hanging="792"/>
+      </w:pPr>
+      <w:rPr/>
     </w:lvl>
     <w:lvl w:ilvl="5">
       <w:start w:val="1"/>
       <w:numFmt w:val="decimal"/>
       <w:lvlText w:val="%1.%2.%3.%4.%5.%6."/>
-      <w:lvlJc w:val="left"/>
+      <w:lvlJc w:val="start"/>
       <w:pPr>
         <w:tabs>
           <w:tab w:val="num" w:pos="0"/>
         </w:tabs>
-        <w:ind w:left="2736" w:hanging="936"/>
-      </w:pPr>
+        <w:ind w:start="2736" w:hanging="936"/>
+      </w:pPr>
+      <w:rPr/>
     </w:lvl>
     <w:lvl w:ilvl="6">
       <w:start w:val="1"/>
       <w:numFmt w:val="decimal"/>
       <w:lvlText w:val="%1.%2.%3.%4.%5.%6.%7."/>
-      <w:lvlJc w:val="left"/>
+      <w:lvlJc w:val="start"/>
       <w:pPr>
         <w:tabs>
           <w:tab w:val="num" w:pos="0"/>
         </w:tabs>
-        <w:ind w:left="3240" w:hanging="1080"/>
-      </w:pPr>
+        <w:ind w:start="3240" w:hanging="1080"/>
+      </w:pPr>
+      <w:rPr/>
     </w:lvl>
     <w:lvl w:ilvl="7">
       <w:start w:val="1"/>
       <w:numFmt w:val="decimal"/>
       <w:lvlText w:val="%1.%2.%3.%4.%5.%6.%7.%8."/>
-      <w:lvlJc w:val="left"/>
+      <w:lvlJc w:val="start"/>
       <w:pPr>
         <w:tabs>
           <w:tab w:val="num" w:pos="0"/>
         </w:tabs>
-        <w:ind w:left="3744" w:hanging="1224"/>
-      </w:pPr>
+        <w:ind w:start="3744" w:hanging="1224"/>
+      </w:pPr>
+      <w:rPr/>
     </w:lvl>
     <w:lvl w:ilvl="8">
       <w:start w:val="1"/>
       <w:numFmt w:val="decimal"/>
       <w:lvlText w:val="%1.%2.%3.%4.%5.%6.%7.%8.%9."/>
-      <w:lvlJc w:val="left"/>
+      <w:lvlJc w:val="start"/>
       <w:pPr>
         <w:tabs>
           <w:tab w:val="num" w:pos="0"/>
         </w:tabs>
-        <w:ind w:left="4320" w:hanging="1440"/>
-      </w:pPr>
+        <w:ind w:start="4320" w:hanging="1440"/>
+      </w:pPr>
+      <w:rPr/>
     </w:lvl>
   </w:abstractNum>
-  <w:abstractNum w:abstractNumId="2" w15:restartNumberingAfterBreak="0">
-    <w:nsid w:val="723647AB"/>
-    <w:multiLevelType w:val="multilevel"/>
-    <w:tmpl w:val="5EC29524"/>
+  <w:abstractNum w:abstractNumId="3">
     <w:lvl w:ilvl="0">
       <w:start w:val="1"/>
       <w:numFmt w:val="none"/>
       <w:suff w:val="nothing"/>
       <w:lvlText w:val=""/>
-      <w:lvlJc w:val="left"/>
+      <w:lvlJc w:val="start"/>
       <w:pPr>
         <w:tabs>
           <w:tab w:val="num" w:pos="0"/>
         </w:tabs>
-        <w:ind w:left="0" w:firstLine="0"/>
+        <w:ind w:start="0" w:hanging="0"/>
       </w:pPr>
     </w:lvl>
     <w:lvl w:ilvl="1">
@@ -3245,12 +8550,12 @@
       <w:numFmt w:val="none"/>
       <w:suff w:val="nothing"/>
       <w:lvlText w:val=""/>
-      <w:lvlJc w:val="left"/>
+      <w:lvlJc w:val="start"/>
       <w:pPr>
         <w:tabs>
           <w:tab w:val="num" w:pos="0"/>
         </w:tabs>
-        <w:ind w:left="0" w:firstLine="0"/>
+        <w:ind w:start="0" w:hanging="0"/>
       </w:pPr>
     </w:lvl>
     <w:lvl w:ilvl="2">
@@ -3258,12 +8563,12 @@
       <w:numFmt w:val="none"/>
       <w:suff w:val="nothing"/>
       <w:lvlText w:val=""/>
-      <w:lvlJc w:val="left"/>
+      <w:lvlJc w:val="start"/>
       <w:pPr>
         <w:tabs>
           <w:tab w:val="num" w:pos="0"/>
         </w:tabs>
-        <w:ind w:left="0" w:firstLine="0"/>
+        <w:ind w:start="0" w:hanging="0"/>
       </w:pPr>
     </w:lvl>
     <w:lvl w:ilvl="3">
@@ -3271,12 +8576,12 @@
       <w:numFmt w:val="none"/>
       <w:suff w:val="nothing"/>
       <w:lvlText w:val=""/>
-      <w:lvlJc w:val="left"/>
+      <w:lvlJc w:val="start"/>
       <w:pPr>
         <w:tabs>
           <w:tab w:val="num" w:pos="0"/>
         </w:tabs>
-        <w:ind w:left="0" w:firstLine="0"/>
+        <w:ind w:start="0" w:hanging="0"/>
       </w:pPr>
     </w:lvl>
     <w:lvl w:ilvl="4">
@@ -3284,12 +8589,12 @@
       <w:numFmt w:val="none"/>
       <w:suff w:val="nothing"/>
       <w:lvlText w:val=""/>
-      <w:lvlJc w:val="left"/>
+      <w:lvlJc w:val="start"/>
       <w:pPr>
         <w:tabs>
           <w:tab w:val="num" w:pos="0"/>
         </w:tabs>
-        <w:ind w:left="0" w:firstLine="0"/>
+        <w:ind w:start="0" w:hanging="0"/>
       </w:pPr>
     </w:lvl>
     <w:lvl w:ilvl="5">
@@ -3297,12 +8602,12 @@
       <w:numFmt w:val="none"/>
       <w:suff w:val="nothing"/>
       <w:lvlText w:val=""/>
-      <w:lvlJc w:val="left"/>
+      <w:lvlJc w:val="start"/>
       <w:pPr>
         <w:tabs>
           <w:tab w:val="num" w:pos="0"/>
         </w:tabs>
-        <w:ind w:left="0" w:firstLine="0"/>
+        <w:ind w:start="0" w:hanging="0"/>
       </w:pPr>
     </w:lvl>
     <w:lvl w:ilvl="6">
@@ -3310,12 +8615,12 @@
       <w:numFmt w:val="none"/>
       <w:suff w:val="nothing"/>
       <w:lvlText w:val=""/>
-      <w:lvlJc w:val="left"/>
+      <w:lvlJc w:val="start"/>
       <w:pPr>
         <w:tabs>
           <w:tab w:val="num" w:pos="0"/>
         </w:tabs>
-        <w:ind w:left="0" w:firstLine="0"/>
+        <w:ind w:start="0" w:hanging="0"/>
       </w:pPr>
     </w:lvl>
     <w:lvl w:ilvl="7">
@@ -3323,12 +8628,12 @@
       <w:numFmt w:val="none"/>
       <w:suff w:val="nothing"/>
       <w:lvlText w:val=""/>
-      <w:lvlJc w:val="left"/>
+      <w:lvlJc w:val="start"/>
       <w:pPr>
         <w:tabs>
           <w:tab w:val="num" w:pos="0"/>
         </w:tabs>
-        <w:ind w:left="0" w:firstLine="0"/>
+        <w:ind w:start="0" w:hanging="0"/>
       </w:pPr>
     </w:lvl>
     <w:lvl w:ilvl="8">
@@ -3336,33 +8641,33 @@
       <w:numFmt w:val="none"/>
       <w:suff w:val="nothing"/>
       <w:lvlText w:val=""/>
-      <w:lvlJc w:val="left"/>
+      <w:lvlJc w:val="start"/>
       <w:pPr>
         <w:tabs>
           <w:tab w:val="num" w:pos="0"/>
         </w:tabs>
-        <w:ind w:left="0" w:firstLine="0"/>
+        <w:ind w:start="0" w:hanging="0"/>
       </w:pPr>
     </w:lvl>
   </w:abstractNum>
-  <w:num w:numId="1" w16cid:durableId="675813291">
-    <w:abstractNumId w:val="0"/>
-  </w:num>
-  <w:num w:numId="2" w16cid:durableId="1381514721">
+  <w:num w:numId="1">
     <w:abstractNumId w:val="1"/>
   </w:num>
-  <w:num w:numId="3" w16cid:durableId="1623800954">
+  <w:num w:numId="2">
     <w:abstractNumId w:val="2"/>
+  </w:num>
+  <w:num w:numId="3">
+    <w:abstractNumId w:val="3"/>
   </w:num>
 </w:numbering>
 </file>
 
 <file path=word/styles.xml><?xml version="1.0" encoding="utf-8"?>
-<w:styles xmlns:mc="http://schemas.openxmlformats.org/markup-compatibility/2006" xmlns:r="http://schemas.openxmlformats.org/officeDocument/2006/relationships" xmlns:w="http://schemas.openxmlformats.org/wordprocessingml/2006/main" xmlns:w14="http://schemas.microsoft.com/office/word/2010/wordml" xmlns:w15="http://schemas.microsoft.com/office/word/2012/wordml" xmlns:w16cex="http://schemas.microsoft.com/office/word/2018/wordml/cex" xmlns:w16cid="http://schemas.microsoft.com/office/word/2016/wordml/cid" xmlns:w16="http://schemas.microsoft.com/office/word/2018/wordml" xmlns:w16sdtdh="http://schemas.microsoft.com/office/word/2020/wordml/sdtdatahash" xmlns:w16se="http://schemas.microsoft.com/office/word/2015/wordml/symex" mc:Ignorable="w14 w15 w16se w16cid w16 w16cex w16sdtdh">
+<w:styles xmlns:w="http://schemas.openxmlformats.org/wordprocessingml/2006/main" xmlns:w14="http://schemas.microsoft.com/office/word/2010/wordml" xmlns:mc="http://schemas.openxmlformats.org/markup-compatibility/2006" mc:Ignorable="w14">
   <w:docDefaults>
     <w:rPrDefault>
       <w:rPr>
-        <w:rFonts w:asciiTheme="minorHAnsi" w:eastAsiaTheme="minorEastAsia" w:hAnsiTheme="minorHAnsi" w:cstheme="minorBidi"/>
+        <w:rFonts w:ascii="Aptos" w:hAnsi="Aptos" w:eastAsia="" w:cs="" w:asciiTheme="minorHAnsi" w:cstheme="minorBidi" w:eastAsiaTheme="minorEastAsia" w:hAnsiTheme="minorHAnsi"/>
         <w:sz w:val="21"/>
         <w:szCs w:val="21"/>
         <w:lang w:val="en-GB" w:eastAsia="en-US" w:bidi="ar-SA"/>
@@ -3370,21 +8675,21 @@
     </w:rPrDefault>
     <w:pPrDefault>
       <w:pPr>
-        <w:suppressAutoHyphens/>
+        <w:suppressAutoHyphens w:val="true"/>
       </w:pPr>
     </w:pPrDefault>
   </w:docDefaults>
   <w:latentStyles w:defLockedState="0" w:defUIPriority="99" w:defSemiHidden="0" w:defUnhideWhenUsed="0" w:defQFormat="0" w:count="376">
     <w:lsdException w:name="Normal" w:uiPriority="0" w:qFormat="1"/>
     <w:lsdException w:name="heading 1" w:uiPriority="9" w:qFormat="1"/>
-    <w:lsdException w:name="heading 2" w:semiHidden="1" w:uiPriority="9" w:unhideWhenUsed="1" w:qFormat="1"/>
-    <w:lsdException w:name="heading 3" w:semiHidden="1" w:uiPriority="9" w:unhideWhenUsed="1" w:qFormat="1"/>
-    <w:lsdException w:name="heading 4" w:semiHidden="1" w:uiPriority="9" w:unhideWhenUsed="1" w:qFormat="1"/>
-    <w:lsdException w:name="heading 5" w:semiHidden="1" w:uiPriority="9" w:unhideWhenUsed="1" w:qFormat="1"/>
-    <w:lsdException w:name="heading 6" w:semiHidden="1" w:uiPriority="9" w:unhideWhenUsed="1" w:qFormat="1"/>
-    <w:lsdException w:name="heading 7" w:semiHidden="1" w:uiPriority="9" w:unhideWhenUsed="1" w:qFormat="1"/>
-    <w:lsdException w:name="heading 8" w:semiHidden="1" w:uiPriority="9" w:unhideWhenUsed="1" w:qFormat="1"/>
-    <w:lsdException w:name="heading 9" w:semiHidden="1" w:uiPriority="9" w:unhideWhenUsed="1" w:qFormat="1"/>
+    <w:lsdException w:name="heading 2" w:uiPriority="9" w:semiHidden="1" w:unhideWhenUsed="1" w:qFormat="1"/>
+    <w:lsdException w:name="heading 3" w:uiPriority="9" w:semiHidden="1" w:unhideWhenUsed="1" w:qFormat="1"/>
+    <w:lsdException w:name="heading 4" w:uiPriority="9" w:semiHidden="1" w:unhideWhenUsed="1" w:qFormat="1"/>
+    <w:lsdException w:name="heading 5" w:uiPriority="9" w:semiHidden="1" w:unhideWhenUsed="1" w:qFormat="1"/>
+    <w:lsdException w:name="heading 6" w:uiPriority="9" w:semiHidden="1" w:unhideWhenUsed="1" w:qFormat="1"/>
+    <w:lsdException w:name="heading 7" w:uiPriority="9" w:semiHidden="1" w:unhideWhenUsed="1" w:qFormat="1"/>
+    <w:lsdException w:name="heading 8" w:uiPriority="9" w:semiHidden="1" w:unhideWhenUsed="1" w:qFormat="1"/>
+    <w:lsdException w:name="heading 9" w:uiPriority="9" w:semiHidden="1" w:unhideWhenUsed="1" w:qFormat="1"/>
     <w:lsdException w:name="index 1" w:semiHidden="1" w:unhideWhenUsed="1"/>
     <w:lsdException w:name="index 2" w:semiHidden="1" w:unhideWhenUsed="1"/>
     <w:lsdException w:name="index 3" w:semiHidden="1" w:unhideWhenUsed="1"/>
@@ -3394,22 +8699,22 @@
     <w:lsdException w:name="index 7" w:semiHidden="1" w:unhideWhenUsed="1"/>
     <w:lsdException w:name="index 8" w:semiHidden="1" w:unhideWhenUsed="1"/>
     <w:lsdException w:name="index 9" w:semiHidden="1" w:unhideWhenUsed="1"/>
-    <w:lsdException w:name="toc 1" w:semiHidden="1" w:uiPriority="39" w:unhideWhenUsed="1"/>
-    <w:lsdException w:name="toc 2" w:semiHidden="1" w:uiPriority="39" w:unhideWhenUsed="1"/>
-    <w:lsdException w:name="toc 3" w:semiHidden="1" w:uiPriority="39" w:unhideWhenUsed="1"/>
-    <w:lsdException w:name="toc 4" w:semiHidden="1" w:uiPriority="39" w:unhideWhenUsed="1"/>
-    <w:lsdException w:name="toc 5" w:semiHidden="1" w:uiPriority="39" w:unhideWhenUsed="1"/>
-    <w:lsdException w:name="toc 6" w:semiHidden="1" w:uiPriority="39" w:unhideWhenUsed="1"/>
-    <w:lsdException w:name="toc 7" w:semiHidden="1" w:uiPriority="39" w:unhideWhenUsed="1"/>
-    <w:lsdException w:name="toc 8" w:semiHidden="1" w:uiPriority="39" w:unhideWhenUsed="1"/>
-    <w:lsdException w:name="toc 9" w:semiHidden="1" w:uiPriority="39" w:unhideWhenUsed="1"/>
+    <w:lsdException w:name="toc 1" w:uiPriority="39" w:semiHidden="1" w:unhideWhenUsed="1"/>
+    <w:lsdException w:name="toc 2" w:uiPriority="39" w:semiHidden="1" w:unhideWhenUsed="1"/>
+    <w:lsdException w:name="toc 3" w:uiPriority="39" w:semiHidden="1" w:unhideWhenUsed="1"/>
+    <w:lsdException w:name="toc 4" w:uiPriority="39" w:semiHidden="1" w:unhideWhenUsed="1"/>
+    <w:lsdException w:name="toc 5" w:uiPriority="39" w:semiHidden="1" w:unhideWhenUsed="1"/>
+    <w:lsdException w:name="toc 6" w:uiPriority="39" w:semiHidden="1" w:unhideWhenUsed="1"/>
+    <w:lsdException w:name="toc 7" w:uiPriority="39" w:semiHidden="1" w:unhideWhenUsed="1"/>
+    <w:lsdException w:name="toc 8" w:uiPriority="39" w:semiHidden="1" w:unhideWhenUsed="1"/>
+    <w:lsdException w:name="toc 9" w:uiPriority="39" w:semiHidden="1" w:unhideWhenUsed="1"/>
     <w:lsdException w:name="Normal Indent" w:semiHidden="1" w:unhideWhenUsed="1"/>
     <w:lsdException w:name="footnote text" w:semiHidden="1" w:unhideWhenUsed="1"/>
     <w:lsdException w:name="annotation text" w:semiHidden="1" w:unhideWhenUsed="1"/>
     <w:lsdException w:name="header" w:semiHidden="1" w:unhideWhenUsed="1"/>
     <w:lsdException w:name="footer" w:semiHidden="1" w:unhideWhenUsed="1"/>
     <w:lsdException w:name="index heading" w:semiHidden="1" w:unhideWhenUsed="1"/>
-    <w:lsdException w:name="caption" w:semiHidden="1" w:uiPriority="35" w:unhideWhenUsed="1" w:qFormat="1"/>
+    <w:lsdException w:name="caption" w:uiPriority="35" w:semiHidden="1" w:unhideWhenUsed="1" w:qFormat="1"/>
     <w:lsdException w:name="table of figures" w:semiHidden="1" w:unhideWhenUsed="1"/>
     <w:lsdException w:name="envelope address" w:semiHidden="1" w:unhideWhenUsed="1"/>
     <w:lsdException w:name="envelope return" w:semiHidden="1" w:unhideWhenUsed="1"/>
@@ -3440,7 +8745,7 @@
     <w:lsdException w:name="Title" w:uiPriority="10" w:qFormat="1"/>
     <w:lsdException w:name="Closing" w:semiHidden="1" w:unhideWhenUsed="1"/>
     <w:lsdException w:name="Signature" w:semiHidden="1" w:unhideWhenUsed="1"/>
-    <w:lsdException w:name="Default Paragraph Font" w:semiHidden="1" w:uiPriority="1" w:unhideWhenUsed="1"/>
+    <w:lsdException w:name="Default Paragraph Font" w:uiPriority="1" w:semiHidden="1" w:unhideWhenUsed="1"/>
     <w:lsdException w:name="Body Text" w:semiHidden="1" w:unhideWhenUsed="1"/>
     <w:lsdException w:name="Body Text Indent" w:semiHidden="1" w:unhideWhenUsed="1"/>
     <w:lsdException w:name="List Continue" w:semiHidden="1" w:unhideWhenUsed="1"/>
@@ -3640,8 +8945,8 @@
     <w:lsdException w:name="Subtle Reference" w:uiPriority="31" w:qFormat="1"/>
     <w:lsdException w:name="Intense Reference" w:uiPriority="32" w:qFormat="1"/>
     <w:lsdException w:name="Book Title" w:uiPriority="33" w:qFormat="1"/>
-    <w:lsdException w:name="Bibliography" w:semiHidden="1" w:uiPriority="37" w:unhideWhenUsed="1"/>
-    <w:lsdException w:name="TOC Heading" w:semiHidden="1" w:uiPriority="39" w:unhideWhenUsed="1" w:qFormat="1"/>
+    <w:lsdException w:name="Bibliography" w:uiPriority="37" w:semiHidden="1" w:unhideWhenUsed="1"/>
+    <w:lsdException w:name="TOC Heading" w:uiPriority="39" w:semiHidden="1" w:unhideWhenUsed="1" w:qFormat="1"/>
     <w:lsdException w:name="Plain Table 1" w:uiPriority="41"/>
     <w:lsdException w:name="Plain Table 2" w:uiPriority="42"/>
     <w:lsdException w:name="Plain Table 3" w:uiPriority="43"/>
@@ -3752,13 +9057,25 @@
     <w:lsdException w:name="Unresolved Mention" w:semiHidden="1" w:unhideWhenUsed="1"/>
     <w:lsdException w:name="Smart Link" w:semiHidden="1" w:unhideWhenUsed="1"/>
   </w:latentStyles>
-  <w:style w:type="paragraph" w:default="1" w:styleId="Normal">
+  <w:style w:type="paragraph" w:styleId="Normal" w:default="1">
     <w:name w:val="Normal"/>
     <w:qFormat/>
-    <w:rsid w:val="00B04CE0"/>
+    <w:rsid w:val="00b04ce0"/>
     <w:pPr>
-      <w:spacing w:after="160" w:line="276" w:lineRule="auto"/>
+      <w:widowControl/>
+      <w:suppressAutoHyphens w:val="true"/>
+      <w:bidi w:val="0"/>
+      <w:spacing w:lineRule="auto" w:line="276" w:before="0" w:after="160"/>
+      <w:jc w:val="start"/>
     </w:pPr>
+    <w:rPr>
+      <w:rFonts w:ascii="Aptos" w:hAnsi="Aptos" w:eastAsia="" w:cs="" w:asciiTheme="minorHAnsi" w:cstheme="minorBidi" w:eastAsiaTheme="minorEastAsia" w:hAnsiTheme="minorHAnsi"/>
+      <w:color w:val="auto"/>
+      <w:kern w:val="0"/>
+      <w:sz w:val="21"/>
+      <w:szCs w:val="21"/>
+      <w:lang w:val="en-GB" w:eastAsia="en-US" w:bidi="ar-SA"/>
+    </w:rPr>
   </w:style>
   <w:style w:type="paragraph" w:styleId="Heading1">
     <w:name w:val="heading 1"/>
@@ -3767,17 +9084,17 @@
     <w:link w:val="Heading1Char"/>
     <w:uiPriority w:val="9"/>
     <w:qFormat/>
-    <w:rsid w:val="00B04CE0"/>
+    <w:rsid w:val="00b04ce0"/>
     <w:pPr>
-      <w:keepNext/>
+      <w:keepNext w:val="true"/>
       <w:keepLines/>
-      <w:spacing w:before="320" w:after="80" w:line="240" w:lineRule="auto"/>
+      <w:spacing w:lineRule="auto" w:line="240" w:before="320" w:after="80"/>
       <w:jc w:val="center"/>
       <w:outlineLvl w:val="0"/>
     </w:pPr>
     <w:rPr>
-      <w:rFonts w:asciiTheme="majorHAnsi" w:eastAsiaTheme="majorEastAsia" w:hAnsiTheme="majorHAnsi" w:cstheme="majorBidi"/>
-      <w:color w:val="B43412" w:themeColor="accent1" w:themeShade="BF"/>
+      <w:rFonts w:ascii="Aptos Display" w:hAnsi="Aptos Display" w:eastAsia="" w:cs="" w:asciiTheme="majorHAnsi" w:cstheme="majorBidi" w:eastAsiaTheme="majorEastAsia" w:hAnsiTheme="majorHAnsi"/>
+      <w:color w:themeColor="accent1" w:themeShade="bf" w:val="B43412"/>
       <w:sz w:val="40"/>
       <w:szCs w:val="40"/>
     </w:rPr>
@@ -3790,16 +9107,16 @@
     <w:uiPriority w:val="9"/>
     <w:unhideWhenUsed/>
     <w:qFormat/>
-    <w:rsid w:val="00B04CE0"/>
+    <w:rsid w:val="00b04ce0"/>
     <w:pPr>
-      <w:keepNext/>
+      <w:keepNext w:val="true"/>
       <w:keepLines/>
-      <w:spacing w:before="160" w:after="40" w:line="240" w:lineRule="auto"/>
+      <w:spacing w:lineRule="auto" w:line="240" w:before="160" w:after="40"/>
       <w:jc w:val="center"/>
       <w:outlineLvl w:val="1"/>
     </w:pPr>
     <w:rPr>
-      <w:rFonts w:asciiTheme="majorHAnsi" w:eastAsiaTheme="majorEastAsia" w:hAnsiTheme="majorHAnsi" w:cstheme="majorBidi"/>
+      <w:rFonts w:ascii="Aptos Display" w:hAnsi="Aptos Display" w:eastAsia="" w:cs="" w:asciiTheme="majorHAnsi" w:cstheme="majorBidi" w:eastAsiaTheme="majorEastAsia" w:hAnsiTheme="majorHAnsi"/>
       <w:sz w:val="32"/>
       <w:szCs w:val="32"/>
     </w:rPr>
@@ -3813,15 +9130,15 @@
     <w:semiHidden/>
     <w:unhideWhenUsed/>
     <w:qFormat/>
-    <w:rsid w:val="00B04CE0"/>
+    <w:rsid w:val="00b04ce0"/>
     <w:pPr>
-      <w:keepNext/>
+      <w:keepNext w:val="true"/>
       <w:keepLines/>
-      <w:spacing w:before="160" w:after="0" w:line="240" w:lineRule="auto"/>
+      <w:spacing w:lineRule="auto" w:line="240" w:before="160" w:after="0"/>
       <w:outlineLvl w:val="2"/>
     </w:pPr>
     <w:rPr>
-      <w:rFonts w:asciiTheme="majorHAnsi" w:eastAsiaTheme="majorEastAsia" w:hAnsiTheme="majorHAnsi" w:cstheme="majorBidi"/>
+      <w:rFonts w:ascii="Aptos Display" w:hAnsi="Aptos Display" w:eastAsia="" w:cs="" w:asciiTheme="majorHAnsi" w:cstheme="majorBidi" w:eastAsiaTheme="majorEastAsia" w:hAnsiTheme="majorHAnsi"/>
       <w:sz w:val="32"/>
       <w:szCs w:val="32"/>
     </w:rPr>
@@ -3835,15 +9152,15 @@
     <w:semiHidden/>
     <w:unhideWhenUsed/>
     <w:qFormat/>
-    <w:rsid w:val="00B04CE0"/>
+    <w:rsid w:val="00b04ce0"/>
     <w:pPr>
-      <w:keepNext/>
+      <w:keepNext w:val="true"/>
       <w:keepLines/>
       <w:spacing w:before="80" w:after="0"/>
       <w:outlineLvl w:val="3"/>
     </w:pPr>
     <w:rPr>
-      <w:rFonts w:asciiTheme="majorHAnsi" w:eastAsiaTheme="majorEastAsia" w:hAnsiTheme="majorHAnsi" w:cstheme="majorBidi"/>
+      <w:rFonts w:ascii="Aptos Display" w:hAnsi="Aptos Display" w:eastAsia="" w:cs="" w:asciiTheme="majorHAnsi" w:cstheme="majorBidi" w:eastAsiaTheme="majorEastAsia" w:hAnsiTheme="majorHAnsi"/>
       <w:i/>
       <w:iCs/>
       <w:sz w:val="30"/>
@@ -3859,15 +9176,15 @@
     <w:semiHidden/>
     <w:unhideWhenUsed/>
     <w:qFormat/>
-    <w:rsid w:val="00B04CE0"/>
+    <w:rsid w:val="00b04ce0"/>
     <w:pPr>
-      <w:keepNext/>
+      <w:keepNext w:val="true"/>
       <w:keepLines/>
       <w:spacing w:before="40" w:after="0"/>
       <w:outlineLvl w:val="4"/>
     </w:pPr>
     <w:rPr>
-      <w:rFonts w:asciiTheme="majorHAnsi" w:eastAsiaTheme="majorEastAsia" w:hAnsiTheme="majorHAnsi" w:cstheme="majorBidi"/>
+      <w:rFonts w:ascii="Aptos Display" w:hAnsi="Aptos Display" w:eastAsia="" w:cs="" w:asciiTheme="majorHAnsi" w:cstheme="majorBidi" w:eastAsiaTheme="majorEastAsia" w:hAnsiTheme="majorHAnsi"/>
       <w:sz w:val="28"/>
       <w:szCs w:val="28"/>
     </w:rPr>
@@ -3881,15 +9198,15 @@
     <w:semiHidden/>
     <w:unhideWhenUsed/>
     <w:qFormat/>
-    <w:rsid w:val="00B04CE0"/>
+    <w:rsid w:val="00b04ce0"/>
     <w:pPr>
-      <w:keepNext/>
+      <w:keepNext w:val="true"/>
       <w:keepLines/>
       <w:spacing w:before="40" w:after="0"/>
       <w:outlineLvl w:val="5"/>
     </w:pPr>
     <w:rPr>
-      <w:rFonts w:asciiTheme="majorHAnsi" w:eastAsiaTheme="majorEastAsia" w:hAnsiTheme="majorHAnsi" w:cstheme="majorBidi"/>
+      <w:rFonts w:ascii="Aptos Display" w:hAnsi="Aptos Display" w:eastAsia="" w:cs="" w:asciiTheme="majorHAnsi" w:cstheme="majorBidi" w:eastAsiaTheme="majorEastAsia" w:hAnsiTheme="majorHAnsi"/>
       <w:i/>
       <w:iCs/>
       <w:sz w:val="26"/>
@@ -3905,15 +9222,15 @@
     <w:semiHidden/>
     <w:unhideWhenUsed/>
     <w:qFormat/>
-    <w:rsid w:val="00B04CE0"/>
+    <w:rsid w:val="00b04ce0"/>
     <w:pPr>
-      <w:keepNext/>
+      <w:keepNext w:val="true"/>
       <w:keepLines/>
       <w:spacing w:before="40" w:after="0"/>
       <w:outlineLvl w:val="6"/>
     </w:pPr>
     <w:rPr>
-      <w:rFonts w:asciiTheme="majorHAnsi" w:eastAsiaTheme="majorEastAsia" w:hAnsiTheme="majorHAnsi" w:cstheme="majorBidi"/>
+      <w:rFonts w:ascii="Aptos Display" w:hAnsi="Aptos Display" w:eastAsia="" w:cs="" w:asciiTheme="majorHAnsi" w:cstheme="majorBidi" w:eastAsiaTheme="majorEastAsia" w:hAnsiTheme="majorHAnsi"/>
       <w:sz w:val="24"/>
       <w:szCs w:val="24"/>
     </w:rPr>
@@ -3927,15 +9244,15 @@
     <w:semiHidden/>
     <w:unhideWhenUsed/>
     <w:qFormat/>
-    <w:rsid w:val="00B04CE0"/>
+    <w:rsid w:val="00b04ce0"/>
     <w:pPr>
-      <w:keepNext/>
+      <w:keepNext w:val="true"/>
       <w:keepLines/>
       <w:spacing w:before="40" w:after="0"/>
       <w:outlineLvl w:val="7"/>
     </w:pPr>
     <w:rPr>
-      <w:rFonts w:asciiTheme="majorHAnsi" w:eastAsiaTheme="majorEastAsia" w:hAnsiTheme="majorHAnsi" w:cstheme="majorBidi"/>
+      <w:rFonts w:ascii="Aptos Display" w:hAnsi="Aptos Display" w:eastAsia="" w:cs="" w:asciiTheme="majorHAnsi" w:cstheme="majorBidi" w:eastAsiaTheme="majorEastAsia" w:hAnsiTheme="majorHAnsi"/>
       <w:i/>
       <w:iCs/>
       <w:sz w:val="22"/>
@@ -3951,9 +9268,9 @@
     <w:semiHidden/>
     <w:unhideWhenUsed/>
     <w:qFormat/>
-    <w:rsid w:val="00B04CE0"/>
+    <w:rsid w:val="00b04ce0"/>
     <w:pPr>
-      <w:keepNext/>
+      <w:keepNext w:val="true"/>
       <w:keepLines/>
       <w:spacing w:before="40" w:after="0"/>
       <w:outlineLvl w:val="8"/>
@@ -3965,158 +9282,139 @@
       <w:iCs/>
     </w:rPr>
   </w:style>
-  <w:style w:type="character" w:default="1" w:styleId="DefaultParagraphFont">
+  <w:style w:type="character" w:styleId="DefaultParagraphFont" w:default="1">
     <w:name w:val="Default Paragraph Font"/>
     <w:uiPriority w:val="1"/>
     <w:semiHidden/>
     <w:unhideWhenUsed/>
+    <w:qFormat/>
+    <w:rPr/>
   </w:style>
-  <w:style w:type="table" w:default="1" w:styleId="TableNormal">
-    <w:name w:val="Normal Table"/>
-    <w:uiPriority w:val="99"/>
-    <w:semiHidden/>
-    <w:unhideWhenUsed/>
-    <w:tblPr>
-      <w:tblInd w:w="0" w:type="dxa"/>
-      <w:tblCellMar>
-        <w:top w:w="0" w:type="dxa"/>
-        <w:left w:w="108" w:type="dxa"/>
-        <w:bottom w:w="0" w:type="dxa"/>
-        <w:right w:w="108" w:type="dxa"/>
-      </w:tblCellMar>
-    </w:tblPr>
-  </w:style>
-  <w:style w:type="numbering" w:default="1" w:styleId="NoList">
-    <w:name w:val="No List"/>
-    <w:uiPriority w:val="99"/>
-    <w:semiHidden/>
-    <w:unhideWhenUsed/>
-  </w:style>
-  <w:style w:type="character" w:customStyle="1" w:styleId="Heading1Char">
+  <w:style w:type="character" w:styleId="Heading1Char" w:customStyle="1">
     <w:name w:val="Heading 1 Char"/>
     <w:basedOn w:val="DefaultParagraphFont"/>
     <w:link w:val="Heading1"/>
     <w:uiPriority w:val="9"/>
     <w:qFormat/>
-    <w:rsid w:val="00B04CE0"/>
+    <w:rsid w:val="00b04ce0"/>
     <w:rPr>
-      <w:rFonts w:asciiTheme="majorHAnsi" w:eastAsiaTheme="majorEastAsia" w:hAnsiTheme="majorHAnsi" w:cstheme="majorBidi"/>
-      <w:color w:val="B43412" w:themeColor="accent1" w:themeShade="BF"/>
+      <w:rFonts w:ascii="Aptos Display" w:hAnsi="Aptos Display" w:eastAsia="" w:cs="" w:asciiTheme="majorHAnsi" w:cstheme="majorBidi" w:eastAsiaTheme="majorEastAsia" w:hAnsiTheme="majorHAnsi"/>
+      <w:color w:themeColor="accent1" w:themeShade="bf" w:val="B43412"/>
       <w:sz w:val="40"/>
       <w:szCs w:val="40"/>
     </w:rPr>
   </w:style>
-  <w:style w:type="character" w:customStyle="1" w:styleId="Heading2Char">
+  <w:style w:type="character" w:styleId="Heading2Char" w:customStyle="1">
     <w:name w:val="Heading 2 Char"/>
     <w:basedOn w:val="DefaultParagraphFont"/>
     <w:link w:val="Heading2"/>
     <w:uiPriority w:val="9"/>
     <w:qFormat/>
-    <w:rsid w:val="00B04CE0"/>
+    <w:rsid w:val="00b04ce0"/>
     <w:rPr>
-      <w:rFonts w:asciiTheme="majorHAnsi" w:eastAsiaTheme="majorEastAsia" w:hAnsiTheme="majorHAnsi" w:cstheme="majorBidi"/>
+      <w:rFonts w:ascii="Aptos Display" w:hAnsi="Aptos Display" w:eastAsia="" w:cs="" w:asciiTheme="majorHAnsi" w:cstheme="majorBidi" w:eastAsiaTheme="majorEastAsia" w:hAnsiTheme="majorHAnsi"/>
       <w:sz w:val="32"/>
       <w:szCs w:val="32"/>
     </w:rPr>
   </w:style>
-  <w:style w:type="character" w:customStyle="1" w:styleId="Heading3Char">
+  <w:style w:type="character" w:styleId="Heading3Char" w:customStyle="1">
     <w:name w:val="Heading 3 Char"/>
     <w:basedOn w:val="DefaultParagraphFont"/>
     <w:link w:val="Heading3"/>
     <w:uiPriority w:val="9"/>
     <w:semiHidden/>
     <w:qFormat/>
-    <w:rsid w:val="00B04CE0"/>
+    <w:rsid w:val="00b04ce0"/>
     <w:rPr>
-      <w:rFonts w:asciiTheme="majorHAnsi" w:eastAsiaTheme="majorEastAsia" w:hAnsiTheme="majorHAnsi" w:cstheme="majorBidi"/>
+      <w:rFonts w:ascii="Aptos Display" w:hAnsi="Aptos Display" w:eastAsia="" w:cs="" w:asciiTheme="majorHAnsi" w:cstheme="majorBidi" w:eastAsiaTheme="majorEastAsia" w:hAnsiTheme="majorHAnsi"/>
       <w:sz w:val="32"/>
       <w:szCs w:val="32"/>
     </w:rPr>
   </w:style>
-  <w:style w:type="character" w:customStyle="1" w:styleId="Heading4Char">
+  <w:style w:type="character" w:styleId="Heading4Char" w:customStyle="1">
     <w:name w:val="Heading 4 Char"/>
     <w:basedOn w:val="DefaultParagraphFont"/>
     <w:link w:val="Heading4"/>
     <w:uiPriority w:val="9"/>
     <w:semiHidden/>
     <w:qFormat/>
-    <w:rsid w:val="00B04CE0"/>
+    <w:rsid w:val="00b04ce0"/>
     <w:rPr>
-      <w:rFonts w:asciiTheme="majorHAnsi" w:eastAsiaTheme="majorEastAsia" w:hAnsiTheme="majorHAnsi" w:cstheme="majorBidi"/>
+      <w:rFonts w:ascii="Aptos Display" w:hAnsi="Aptos Display" w:eastAsia="" w:cs="" w:asciiTheme="majorHAnsi" w:cstheme="majorBidi" w:eastAsiaTheme="majorEastAsia" w:hAnsiTheme="majorHAnsi"/>
       <w:i/>
       <w:iCs/>
       <w:sz w:val="30"/>
       <w:szCs w:val="30"/>
     </w:rPr>
   </w:style>
-  <w:style w:type="character" w:customStyle="1" w:styleId="Heading5Char">
+  <w:style w:type="character" w:styleId="Heading5Char" w:customStyle="1">
     <w:name w:val="Heading 5 Char"/>
     <w:basedOn w:val="DefaultParagraphFont"/>
     <w:link w:val="Heading5"/>
     <w:uiPriority w:val="9"/>
     <w:semiHidden/>
     <w:qFormat/>
-    <w:rsid w:val="00B04CE0"/>
+    <w:rsid w:val="00b04ce0"/>
     <w:rPr>
-      <w:rFonts w:asciiTheme="majorHAnsi" w:eastAsiaTheme="majorEastAsia" w:hAnsiTheme="majorHAnsi" w:cstheme="majorBidi"/>
+      <w:rFonts w:ascii="Aptos Display" w:hAnsi="Aptos Display" w:eastAsia="" w:cs="" w:asciiTheme="majorHAnsi" w:cstheme="majorBidi" w:eastAsiaTheme="majorEastAsia" w:hAnsiTheme="majorHAnsi"/>
       <w:sz w:val="28"/>
       <w:szCs w:val="28"/>
     </w:rPr>
   </w:style>
-  <w:style w:type="character" w:customStyle="1" w:styleId="Heading6Char">
+  <w:style w:type="character" w:styleId="Heading6Char" w:customStyle="1">
     <w:name w:val="Heading 6 Char"/>
     <w:basedOn w:val="DefaultParagraphFont"/>
     <w:link w:val="Heading6"/>
     <w:uiPriority w:val="9"/>
     <w:semiHidden/>
     <w:qFormat/>
-    <w:rsid w:val="00B04CE0"/>
+    <w:rsid w:val="00b04ce0"/>
     <w:rPr>
-      <w:rFonts w:asciiTheme="majorHAnsi" w:eastAsiaTheme="majorEastAsia" w:hAnsiTheme="majorHAnsi" w:cstheme="majorBidi"/>
+      <w:rFonts w:ascii="Aptos Display" w:hAnsi="Aptos Display" w:eastAsia="" w:cs="" w:asciiTheme="majorHAnsi" w:cstheme="majorBidi" w:eastAsiaTheme="majorEastAsia" w:hAnsiTheme="majorHAnsi"/>
       <w:i/>
       <w:iCs/>
       <w:sz w:val="26"/>
       <w:szCs w:val="26"/>
     </w:rPr>
   </w:style>
-  <w:style w:type="character" w:customStyle="1" w:styleId="Heading7Char">
+  <w:style w:type="character" w:styleId="Heading7Char" w:customStyle="1">
     <w:name w:val="Heading 7 Char"/>
     <w:basedOn w:val="DefaultParagraphFont"/>
     <w:link w:val="Heading7"/>
     <w:uiPriority w:val="9"/>
     <w:semiHidden/>
     <w:qFormat/>
-    <w:rsid w:val="00B04CE0"/>
+    <w:rsid w:val="00b04ce0"/>
     <w:rPr>
-      <w:rFonts w:asciiTheme="majorHAnsi" w:eastAsiaTheme="majorEastAsia" w:hAnsiTheme="majorHAnsi" w:cstheme="majorBidi"/>
+      <w:rFonts w:ascii="Aptos Display" w:hAnsi="Aptos Display" w:eastAsia="" w:cs="" w:asciiTheme="majorHAnsi" w:cstheme="majorBidi" w:eastAsiaTheme="majorEastAsia" w:hAnsiTheme="majorHAnsi"/>
       <w:sz w:val="24"/>
       <w:szCs w:val="24"/>
     </w:rPr>
   </w:style>
-  <w:style w:type="character" w:customStyle="1" w:styleId="Heading8Char">
+  <w:style w:type="character" w:styleId="Heading8Char" w:customStyle="1">
     <w:name w:val="Heading 8 Char"/>
     <w:basedOn w:val="DefaultParagraphFont"/>
     <w:link w:val="Heading8"/>
     <w:uiPriority w:val="9"/>
     <w:semiHidden/>
     <w:qFormat/>
-    <w:rsid w:val="00B04CE0"/>
+    <w:rsid w:val="00b04ce0"/>
     <w:rPr>
-      <w:rFonts w:asciiTheme="majorHAnsi" w:eastAsiaTheme="majorEastAsia" w:hAnsiTheme="majorHAnsi" w:cstheme="majorBidi"/>
+      <w:rFonts w:ascii="Aptos Display" w:hAnsi="Aptos Display" w:eastAsia="" w:cs="" w:asciiTheme="majorHAnsi" w:cstheme="majorBidi" w:eastAsiaTheme="majorEastAsia" w:hAnsiTheme="majorHAnsi"/>
       <w:i/>
       <w:iCs/>
       <w:sz w:val="22"/>
       <w:szCs w:val="22"/>
     </w:rPr>
   </w:style>
-  <w:style w:type="character" w:customStyle="1" w:styleId="Heading9Char">
+  <w:style w:type="character" w:styleId="Heading9Char" w:customStyle="1">
     <w:name w:val="Heading 9 Char"/>
     <w:basedOn w:val="DefaultParagraphFont"/>
     <w:link w:val="Heading9"/>
     <w:uiPriority w:val="9"/>
     <w:semiHidden/>
     <w:qFormat/>
-    <w:rsid w:val="00B04CE0"/>
+    <w:rsid w:val="00b04ce0"/>
     <w:rPr>
       <w:b/>
       <w:bCs/>
@@ -4124,46 +9422,46 @@
       <w:iCs/>
     </w:rPr>
   </w:style>
-  <w:style w:type="character" w:customStyle="1" w:styleId="TitleChar">
+  <w:style w:type="character" w:styleId="TitleChar" w:customStyle="1">
     <w:name w:val="Title Char"/>
     <w:basedOn w:val="DefaultParagraphFont"/>
     <w:link w:val="Title"/>
     <w:uiPriority w:val="10"/>
     <w:qFormat/>
-    <w:rsid w:val="00B04CE0"/>
+    <w:rsid w:val="00b04ce0"/>
     <w:rPr>
-      <w:rFonts w:asciiTheme="majorHAnsi" w:eastAsiaTheme="majorEastAsia" w:hAnsiTheme="majorHAnsi" w:cstheme="majorBidi"/>
+      <w:rFonts w:ascii="Aptos Display" w:hAnsi="Aptos Display" w:eastAsia="" w:cs="" w:asciiTheme="majorHAnsi" w:cstheme="majorBidi" w:eastAsiaTheme="majorEastAsia" w:hAnsiTheme="majorHAnsi"/>
       <w:caps/>
-      <w:color w:val="505046" w:themeColor="text2"/>
+      <w:color w:themeColor="text2" w:val="505046"/>
       <w:spacing w:val="30"/>
       <w:sz w:val="72"/>
       <w:szCs w:val="72"/>
     </w:rPr>
   </w:style>
-  <w:style w:type="character" w:customStyle="1" w:styleId="SubtitleChar">
+  <w:style w:type="character" w:styleId="SubtitleChar" w:customStyle="1">
     <w:name w:val="Subtitle Char"/>
     <w:basedOn w:val="DefaultParagraphFont"/>
     <w:link w:val="Subtitle"/>
     <w:uiPriority w:val="11"/>
     <w:qFormat/>
-    <w:rsid w:val="00B04CE0"/>
+    <w:rsid w:val="00b04ce0"/>
     <w:rPr>
-      <w:color w:val="505046" w:themeColor="text2"/>
+      <w:color w:themeColor="text2" w:val="505046"/>
       <w:sz w:val="28"/>
       <w:szCs w:val="28"/>
     </w:rPr>
   </w:style>
-  <w:style w:type="character" w:customStyle="1" w:styleId="QuoteChar">
+  <w:style w:type="character" w:styleId="QuoteChar" w:customStyle="1">
     <w:name w:val="Quote Char"/>
     <w:basedOn w:val="DefaultParagraphFont"/>
     <w:link w:val="Quote"/>
     <w:uiPriority w:val="29"/>
     <w:qFormat/>
-    <w:rsid w:val="00B04CE0"/>
+    <w:rsid w:val="00b04ce0"/>
     <w:rPr>
       <w:i/>
       <w:iCs/>
-      <w:color w:val="88361C" w:themeColor="accent3" w:themeShade="BF"/>
+      <w:color w:themeColor="accent3" w:themeShade="bf" w:val="88361C"/>
       <w:sz w:val="24"/>
       <w:szCs w:val="24"/>
     </w:rPr>
@@ -4173,7 +9471,7 @@
     <w:basedOn w:val="DefaultParagraphFont"/>
     <w:uiPriority w:val="21"/>
     <w:qFormat/>
-    <w:rsid w:val="00B04CE0"/>
+    <w:rsid w:val="00b04ce0"/>
     <w:rPr>
       <w:b/>
       <w:bCs/>
@@ -4182,17 +9480,17 @@
       <w:color w:val="auto"/>
     </w:rPr>
   </w:style>
-  <w:style w:type="character" w:customStyle="1" w:styleId="IntenseQuoteChar">
+  <w:style w:type="character" w:styleId="IntenseQuoteChar" w:customStyle="1">
     <w:name w:val="Intense Quote Char"/>
     <w:basedOn w:val="DefaultParagraphFont"/>
     <w:link w:val="IntenseQuote"/>
     <w:uiPriority w:val="30"/>
     <w:qFormat/>
-    <w:rsid w:val="00B04CE0"/>
+    <w:rsid w:val="00b04ce0"/>
     <w:rPr>
-      <w:rFonts w:asciiTheme="majorHAnsi" w:eastAsiaTheme="majorEastAsia" w:hAnsiTheme="majorHAnsi" w:cstheme="majorBidi"/>
+      <w:rFonts w:ascii="Aptos Display" w:hAnsi="Aptos Display" w:eastAsia="" w:cs="" w:asciiTheme="majorHAnsi" w:cstheme="majorBidi" w:eastAsiaTheme="majorEastAsia" w:hAnsiTheme="majorHAnsi"/>
       <w:caps/>
-      <w:color w:val="B43412" w:themeColor="accent1" w:themeShade="BF"/>
+      <w:color w:themeColor="accent1" w:themeShade="bf" w:val="B43412"/>
       <w:sz w:val="28"/>
       <w:szCs w:val="28"/>
     </w:rPr>
@@ -4202,7 +9500,7 @@
     <w:basedOn w:val="DefaultParagraphFont"/>
     <w:uiPriority w:val="32"/>
     <w:qFormat/>
-    <w:rsid w:val="00B04CE0"/>
+    <w:rsid w:val="00b04ce0"/>
     <w:rPr>
       <w:b/>
       <w:bCs/>
@@ -4217,9 +9515,9 @@
     <w:basedOn w:val="DefaultParagraphFont"/>
     <w:uiPriority w:val="99"/>
     <w:unhideWhenUsed/>
-    <w:rsid w:val="00987C10"/>
+    <w:rsid w:val="00987c10"/>
     <w:rPr>
-      <w:color w:val="CC9900" w:themeColor="hyperlink"/>
+      <w:color w:themeColor="hyperlink" w:val="CC9900"/>
       <w:u w:val="single"/>
     </w:rPr>
   </w:style>
@@ -4228,7 +9526,7 @@
     <w:basedOn w:val="DefaultParagraphFont"/>
     <w:uiPriority w:val="22"/>
     <w:qFormat/>
-    <w:rsid w:val="00B04CE0"/>
+    <w:rsid w:val="00b04ce0"/>
     <w:rPr>
       <w:b/>
       <w:bCs/>
@@ -4239,11 +9537,11 @@
     <w:basedOn w:val="DefaultParagraphFont"/>
     <w:uiPriority w:val="20"/>
     <w:qFormat/>
-    <w:rsid w:val="00B04CE0"/>
+    <w:rsid w:val="00b04ce0"/>
     <w:rPr>
       <w:i/>
       <w:iCs/>
-      <w:color w:val="000000" w:themeColor="text1"/>
+      <w:color w:themeColor="text1" w:val="000000"/>
     </w:rPr>
   </w:style>
   <w:style w:type="character" w:styleId="SubtleEmphasis">
@@ -4251,11 +9549,11 @@
     <w:basedOn w:val="DefaultParagraphFont"/>
     <w:uiPriority w:val="19"/>
     <w:qFormat/>
-    <w:rsid w:val="00B04CE0"/>
+    <w:rsid w:val="00b04ce0"/>
     <w:rPr>
       <w:i/>
       <w:iCs/>
-      <w:color w:val="595959" w:themeColor="text1" w:themeTint="A6"/>
+      <w:color w:themeColor="text1" w:themeTint="a6" w:val="595959"/>
     </w:rPr>
   </w:style>
   <w:style w:type="character" w:styleId="SubtleReference">
@@ -4263,10 +9561,10 @@
     <w:basedOn w:val="DefaultParagraphFont"/>
     <w:uiPriority w:val="31"/>
     <w:qFormat/>
-    <w:rsid w:val="00B04CE0"/>
+    <w:rsid w:val="00b04ce0"/>
     <w:rPr>
       <w:smallCaps/>
-      <w:color w:val="404040" w:themeColor="text1" w:themeTint="BF"/>
+      <w:color w:themeColor="text1" w:themeTint="bf" w:val="404040"/>
       <w:spacing w:val="0"/>
       <w:u w:val="single" w:color="7F7F7F" w:themeColor="dark1" w:themeTint="80"/>
     </w:rPr>
@@ -4276,7 +9574,7 @@
     <w:basedOn w:val="DefaultParagraphFont"/>
     <w:uiPriority w:val="33"/>
     <w:qFormat/>
-    <w:rsid w:val="00B04CE0"/>
+    <w:rsid w:val="00b04ce0"/>
     <w:rPr>
       <w:b/>
       <w:bCs/>
@@ -4284,28 +9582,34 @@
       <w:spacing w:val="0"/>
     </w:rPr>
   </w:style>
-  <w:style w:type="character" w:customStyle="1" w:styleId="IndexLink">
+  <w:style w:type="character" w:styleId="IndexLink" w:customStyle="1">
     <w:name w:val="Index Link"/>
     <w:qFormat/>
+    <w:rPr/>
   </w:style>
-  <w:style w:type="character" w:customStyle="1" w:styleId="Bullets">
-    <w:name w:val="Bullets"/>
+  <w:style w:type="character" w:styleId="Bulletsuser" w:customStyle="1">
+    <w:name w:val="Bullets (user)"/>
     <w:qFormat/>
     <w:rPr>
-      <w:rFonts w:ascii="OpenSymbol" w:eastAsia="OpenSymbol" w:hAnsi="OpenSymbol" w:cs="OpenSymbol"/>
+      <w:rFonts w:ascii="OpenSymbol" w:hAnsi="OpenSymbol" w:eastAsia="OpenSymbol" w:cs="OpenSymbol"/>
     </w:rPr>
   </w:style>
-  <w:style w:type="paragraph" w:customStyle="1" w:styleId="Heading">
+  <w:style w:type="character" w:styleId="NumberingSymbols">
+    <w:name w:val="Numbering Symbols"/>
+    <w:qFormat/>
+    <w:rPr/>
+  </w:style>
+  <w:style w:type="paragraph" w:styleId="Heading" w:customStyle="1">
     <w:name w:val="Heading"/>
     <w:basedOn w:val="Normal"/>
     <w:next w:val="BodyText"/>
     <w:qFormat/>
     <w:pPr>
-      <w:keepNext/>
+      <w:keepNext w:val="true"/>
       <w:spacing w:before="240" w:after="120"/>
     </w:pPr>
     <w:rPr>
-      <w:rFonts w:ascii="Liberation Sans" w:eastAsia="Microsoft YaHei" w:hAnsi="Liberation Sans" w:cs="Arial"/>
+      <w:rFonts w:ascii="Liberation Sans" w:hAnsi="Liberation Sans" w:eastAsia="Microsoft YaHei" w:cs="Arial"/>
       <w:sz w:val="28"/>
       <w:szCs w:val="28"/>
     </w:rPr>
@@ -4314,12 +9618,14 @@
     <w:name w:val="Body Text"/>
     <w:basedOn w:val="Normal"/>
     <w:pPr>
-      <w:spacing w:after="140"/>
+      <w:spacing w:before="0" w:after="140"/>
     </w:pPr>
+    <w:rPr/>
   </w:style>
   <w:style w:type="paragraph" w:styleId="List">
     <w:name w:val="List"/>
     <w:basedOn w:val="BodyText"/>
+    <w:pPr/>
     <w:rPr>
       <w:rFonts w:cs="Arial"/>
     </w:rPr>
@@ -4332,19 +9638,19 @@
     <w:semiHidden/>
     <w:unhideWhenUsed/>
     <w:qFormat/>
-    <w:rsid w:val="00B04CE0"/>
+    <w:rsid w:val="00b04ce0"/>
     <w:pPr>
-      <w:spacing w:line="240" w:lineRule="auto"/>
+      <w:spacing w:lineRule="auto" w:line="240"/>
     </w:pPr>
     <w:rPr>
       <w:b/>
       <w:bCs/>
-      <w:color w:val="404040" w:themeColor="text1" w:themeTint="BF"/>
+      <w:color w:themeColor="text1" w:themeTint="bf" w:val="404040"/>
       <w:sz w:val="16"/>
       <w:szCs w:val="16"/>
     </w:rPr>
   </w:style>
-  <w:style w:type="paragraph" w:customStyle="1" w:styleId="Index">
+  <w:style w:type="paragraph" w:styleId="Index" w:customStyle="1">
     <w:name w:val="Index"/>
     <w:basedOn w:val="Normal"/>
     <w:qFormat/>
@@ -4362,20 +9668,20 @@
     <w:link w:val="TitleChar"/>
     <w:uiPriority w:val="10"/>
     <w:qFormat/>
-    <w:rsid w:val="00B04CE0"/>
+    <w:rsid w:val="00b04ce0"/>
     <w:pPr>
       <w:pBdr>
         <w:top w:val="single" w:sz="6" w:space="8" w:color="B64926" w:themeColor="accent3"/>
         <w:bottom w:val="single" w:sz="6" w:space="8" w:color="B64926" w:themeColor="accent3"/>
       </w:pBdr>
-      <w:spacing w:after="400" w:line="240" w:lineRule="auto"/>
+      <w:spacing w:lineRule="auto" w:line="240" w:before="0" w:after="400"/>
       <w:contextualSpacing/>
       <w:jc w:val="center"/>
     </w:pPr>
     <w:rPr>
-      <w:rFonts w:asciiTheme="majorHAnsi" w:eastAsiaTheme="majorEastAsia" w:hAnsiTheme="majorHAnsi" w:cstheme="majorBidi"/>
+      <w:rFonts w:ascii="Aptos Display" w:hAnsi="Aptos Display" w:eastAsia="" w:cs="" w:asciiTheme="majorHAnsi" w:cstheme="majorBidi" w:eastAsiaTheme="majorEastAsia" w:hAnsiTheme="majorHAnsi"/>
       <w:caps/>
-      <w:color w:val="505046" w:themeColor="text2"/>
+      <w:color w:themeColor="text2" w:val="505046"/>
       <w:spacing w:val="30"/>
       <w:sz w:val="72"/>
       <w:szCs w:val="72"/>
@@ -4388,12 +9694,12 @@
     <w:link w:val="SubtitleChar"/>
     <w:uiPriority w:val="11"/>
     <w:qFormat/>
-    <w:rsid w:val="00B04CE0"/>
+    <w:rsid w:val="00b04ce0"/>
     <w:pPr>
       <w:jc w:val="center"/>
     </w:pPr>
     <w:rPr>
-      <w:color w:val="505046" w:themeColor="text2"/>
+      <w:color w:themeColor="text2" w:val="505046"/>
       <w:sz w:val="28"/>
       <w:szCs w:val="28"/>
     </w:rPr>
@@ -4405,16 +9711,16 @@
     <w:link w:val="QuoteChar"/>
     <w:uiPriority w:val="29"/>
     <w:qFormat/>
-    <w:rsid w:val="00B04CE0"/>
+    <w:rsid w:val="00b04ce0"/>
     <w:pPr>
-      <w:spacing w:before="160"/>
-      <w:ind w:left="720" w:right="720"/>
+      <w:spacing w:before="160" w:after="160"/>
+      <w:ind w:start="720" w:end="720"/>
       <w:jc w:val="center"/>
     </w:pPr>
     <w:rPr>
       <w:i/>
       <w:iCs/>
-      <w:color w:val="88361C" w:themeColor="accent3" w:themeShade="BF"/>
+      <w:color w:themeColor="accent3" w:themeShade="bf" w:val="88361C"/>
       <w:sz w:val="24"/>
       <w:szCs w:val="24"/>
     </w:rPr>
@@ -4424,11 +9730,13 @@
     <w:basedOn w:val="Normal"/>
     <w:uiPriority w:val="34"/>
     <w:qFormat/>
-    <w:rsid w:val="00987C10"/>
+    <w:rsid w:val="00987c10"/>
     <w:pPr>
-      <w:ind w:left="720"/>
+      <w:spacing w:before="0" w:after="160"/>
+      <w:ind w:start="720"/>
       <w:contextualSpacing/>
     </w:pPr>
+    <w:rPr/>
   </w:style>
   <w:style w:type="paragraph" w:styleId="IntenseQuote">
     <w:name w:val="Intense Quote"/>
@@ -4437,16 +9745,16 @@
     <w:link w:val="IntenseQuoteChar"/>
     <w:uiPriority w:val="30"/>
     <w:qFormat/>
-    <w:rsid w:val="00B04CE0"/>
+    <w:rsid w:val="00b04ce0"/>
     <w:pPr>
-      <w:spacing w:before="160"/>
-      <w:ind w:left="936" w:right="936"/>
+      <w:spacing w:before="160" w:after="160"/>
+      <w:ind w:start="936" w:end="936"/>
       <w:jc w:val="center"/>
     </w:pPr>
     <w:rPr>
-      <w:rFonts w:asciiTheme="majorHAnsi" w:eastAsiaTheme="majorEastAsia" w:hAnsiTheme="majorHAnsi" w:cstheme="majorBidi"/>
+      <w:rFonts w:ascii="Aptos Display" w:hAnsi="Aptos Display" w:eastAsia="" w:cs="" w:asciiTheme="majorHAnsi" w:cstheme="majorBidi" w:eastAsiaTheme="majorEastAsia" w:hAnsiTheme="majorHAnsi"/>
       <w:caps/>
-      <w:color w:val="B43412" w:themeColor="accent1" w:themeShade="BF"/>
+      <w:color w:themeColor="accent1" w:themeShade="bf" w:val="B43412"/>
       <w:sz w:val="28"/>
       <w:szCs w:val="28"/>
     </w:rPr>
@@ -4454,6 +9762,8 @@
   <w:style w:type="paragraph" w:styleId="IndexHeading">
     <w:name w:val="index heading"/>
     <w:basedOn w:val="Heading"/>
+    <w:pPr/>
+    <w:rPr/>
   </w:style>
   <w:style w:type="paragraph" w:styleId="TOCHeading">
     <w:name w:val="TOC Heading"/>
@@ -4462,10 +9772,11 @@
     <w:uiPriority w:val="39"/>
     <w:unhideWhenUsed/>
     <w:qFormat/>
-    <w:rsid w:val="00B04CE0"/>
+    <w:rsid w:val="00b04ce0"/>
     <w:pPr>
       <w:outlineLvl w:val="9"/>
     </w:pPr>
+    <w:rPr/>
   </w:style>
   <w:style w:type="paragraph" w:styleId="TOC1">
     <w:name w:val="toc 1"/>
@@ -4474,10 +9785,11 @@
     <w:autoRedefine/>
     <w:uiPriority w:val="39"/>
     <w:unhideWhenUsed/>
-    <w:rsid w:val="00987C10"/>
+    <w:rsid w:val="00987c10"/>
     <w:pPr>
-      <w:spacing w:after="100"/>
+      <w:spacing w:before="0" w:after="100"/>
     </w:pPr>
+    <w:rPr/>
   </w:style>
   <w:style w:type="paragraph" w:styleId="TOC2">
     <w:name w:val="toc 2"/>
@@ -4486,23 +9798,92 @@
     <w:autoRedefine/>
     <w:uiPriority w:val="39"/>
     <w:unhideWhenUsed/>
-    <w:rsid w:val="00987C10"/>
+    <w:rsid w:val="00987c10"/>
     <w:pPr>
-      <w:spacing w:after="100"/>
-      <w:ind w:left="220"/>
+      <w:spacing w:before="0" w:after="100"/>
+      <w:ind w:start="220"/>
     </w:pPr>
+    <w:rPr/>
   </w:style>
   <w:style w:type="paragraph" w:styleId="NoSpacing">
     <w:name w:val="No Spacing"/>
     <w:uiPriority w:val="1"/>
     <w:qFormat/>
-    <w:rsid w:val="00B04CE0"/>
+    <w:rsid w:val="00b04ce0"/>
+    <w:pPr>
+      <w:widowControl/>
+      <w:suppressAutoHyphens w:val="true"/>
+      <w:bidi w:val="0"/>
+      <w:spacing w:before="0" w:after="0"/>
+      <w:jc w:val="start"/>
+    </w:pPr>
+    <w:rPr>
+      <w:rFonts w:ascii="Aptos" w:hAnsi="Aptos" w:eastAsia="" w:cs="" w:asciiTheme="minorHAnsi" w:cstheme="minorBidi" w:eastAsiaTheme="minorEastAsia" w:hAnsiTheme="minorHAnsi"/>
+      <w:color w:val="auto"/>
+      <w:kern w:val="0"/>
+      <w:sz w:val="21"/>
+      <w:szCs w:val="21"/>
+      <w:lang w:val="en-GB" w:eastAsia="en-US" w:bidi="ar-SA"/>
+    </w:rPr>
+  </w:style>
+  <w:style w:type="paragraph" w:styleId="TableContents">
+    <w:name w:val="Table Contents"/>
+    <w:basedOn w:val="Normal"/>
+    <w:qFormat/>
+    <w:pPr>
+      <w:widowControl w:val="false"/>
+      <w:suppressLineNumbers/>
+    </w:pPr>
+    <w:rPr/>
+  </w:style>
+  <w:style w:type="paragraph" w:styleId="HeaderandFooter">
+    <w:name w:val="Header and Footer"/>
+    <w:basedOn w:val="Normal"/>
+    <w:qFormat/>
+    <w:pPr>
+      <w:suppressLineNumbers/>
+      <w:tabs>
+        <w:tab w:val="clear" w:pos="720"/>
+        <w:tab w:val="center" w:pos="5233" w:leader="none"/>
+        <w:tab w:val="right" w:pos="10466" w:leader="none"/>
+      </w:tabs>
+    </w:pPr>
+    <w:rPr/>
+  </w:style>
+  <w:style w:type="paragraph" w:styleId="Header">
+    <w:name w:val="header"/>
+    <w:basedOn w:val="HeaderandFooter"/>
+    <w:pPr>
+      <w:suppressLineNumbers/>
+    </w:pPr>
+    <w:rPr/>
+  </w:style>
+  <w:style w:type="numbering" w:styleId="NoList" w:default="1">
+    <w:name w:val="No List"/>
+    <w:uiPriority w:val="99"/>
+    <w:semiHidden/>
+    <w:unhideWhenUsed/>
+    <w:qFormat/>
+  </w:style>
+  <w:style w:type="table" w:default="1" w:styleId="TableNormal">
+    <w:name w:val="Normal Table"/>
+    <w:uiPriority w:val="99"/>
+    <w:semiHidden/>
+    <w:unhideWhenUsed/>
+    <w:tblPr>
+      <w:tblCellMar>
+        <w:top w:w="0" w:type="dxa"/>
+        <w:left w:w="108" w:type="dxa"/>
+        <w:bottom w:w="0" w:type="dxa"/>
+        <w:right w:w="108" w:type="dxa"/>
+      </w:tblCellMar>
+    </w:tblPr>
   </w:style>
 </w:styles>
 </file>
 
 <file path=word/theme/theme1.xml><?xml version="1.0" encoding="utf-8"?>
-<a:theme xmlns:a="http://schemas.openxmlformats.org/drawingml/2006/main" name="Office Theme">
+<a:theme xmlns:a="http://schemas.openxmlformats.org/drawingml/2006/main" xmlns:r="http://schemas.openxmlformats.org/officeDocument/2006/relationships" name="Office Theme">
   <a:themeElements>
     <a:clrScheme name="Red Orange">
       <a:dk1>
@@ -4544,12 +9925,12 @@
     </a:clrScheme>
     <a:fontScheme name="Office">
       <a:majorFont>
-        <a:latin typeface="Aptos Display" panose="02110004020202020204"/>
+        <a:latin typeface="Aptos Display" panose="02110004020202020204" pitchFamily="0" charset="1"/>
         <a:ea typeface=""/>
         <a:cs typeface=""/>
       </a:majorFont>
       <a:minorFont>
-        <a:latin typeface="Aptos" panose="02110004020202020204"/>
+        <a:latin typeface="Aptos" panose="02110004020202020204" pitchFamily="0" charset="1"/>
         <a:ea typeface=""/>
         <a:cs typeface=""/>
       </a:minorFont>
@@ -4581,7 +9962,7 @@
             </a:gs>
           </a:gsLst>
           <a:lin ang="5400000" scaled="0"/>
-          <a:tileRect/>
+          <a:tileRect l="0" t="0" r="0" b="0"/>
         </a:gradFill>
         <a:gradFill>
           <a:gsLst>
@@ -4605,7 +9986,7 @@
             </a:gs>
           </a:gsLst>
           <a:lin ang="5400000" scaled="0"/>
-          <a:tileRect/>
+          <a:tileRect l="0" t="0" r="0" b="0"/>
         </a:gradFill>
       </a:fillStyleLst>
       <a:lnStyleLst>
@@ -4665,13 +10046,11 @@
             </a:gs>
           </a:gsLst>
           <a:lin ang="5400000" scaled="0"/>
-          <a:tileRect/>
+          <a:tileRect l="0" t="0" r="0" b="0"/>
         </a:gradFill>
       </a:bgFillStyleLst>
     </a:fmtScheme>
   </a:themeElements>
-  <a:objectDefaults/>
-  <a:extraClrSchemeLst/>
 </a:theme>
 </file>
 
